--- a/docs/CardioKB_System_Design.docx
+++ b/docs/CardioKB_System_Design.docx
@@ -9,7 +9,7 @@
         <w:jc w:val="center"/>
       </w:pPr>
       <w:r>
-        <w:t>CardioKB: System Design Document</w:t>
+        <w:t>CardioKB: System Design &amp; Work Division</w:t>
       </w:r>
     </w:p>
     <w:p>
@@ -21,7 +21,7 @@
           <w:color w:val="646464"/>
           <w:sz w:val="28"/>
         </w:rPr>
-        <w:t>Biomedical Knowledge Graph for Disease Research and Precision Medicine</w:t>
+        <w:t>A planning document for collaborators building a biomedical knowledge graph for hypothesis generation and precision medicine</w:t>
       </w:r>
     </w:p>
     <w:p>
@@ -29,11 +29,11 @@
         <w:jc w:val="center"/>
       </w:pPr>
       <w:r>
-        <w:t>Version 1.0  |  March 2026</w:t>
+        <w:t>Version 2.0  |  March 2026</w:t>
       </w:r>
       <w:r>
         <w:br/>
-        <w:t>12-Week Rotation Project (January - April 2026)</w:t>
+        <w:t>12-Week Rotation Project (January – April 2026)</w:t>
       </w:r>
     </w:p>
     <w:p>
@@ -55,7 +55,7 @@
         <w:spacing w:after="40"/>
       </w:pPr>
       <w:r>
-        <w:t>1. Executive Summary</w:t>
+        <w:t>1. What This Document Is For</w:t>
       </w:r>
     </w:p>
     <w:p>
@@ -63,7 +63,7 @@
         <w:spacing w:after="40"/>
       </w:pPr>
       <w:r>
-        <w:t>2. System Overview</w:t>
+        <w:t>2. What Is Built and Working</w:t>
       </w:r>
     </w:p>
     <w:p>
@@ -71,7 +71,7 @@
         <w:spacing w:after="40"/>
       </w:pPr>
       <w:r>
-        <w:t>3. Architecture</w:t>
+        <w:t xml:space="preserve">   2.1. Data Pipeline (36 Sources)</w:t>
       </w:r>
     </w:p>
     <w:p>
@@ -79,7 +79,7 @@
         <w:spacing w:after="40"/>
       </w:pPr>
       <w:r>
-        <w:t xml:space="preserve">   3.1. High-Level Architecture</w:t>
+        <w:t xml:space="preserve">   2.2. AI Agents</w:t>
       </w:r>
     </w:p>
     <w:p>
@@ -87,7 +87,7 @@
         <w:spacing w:after="40"/>
       </w:pPr>
       <w:r>
-        <w:t xml:space="preserve">   3.2. Component Diagram</w:t>
+        <w:t xml:space="preserve">   2.3. Web Interface</w:t>
       </w:r>
     </w:p>
     <w:p>
@@ -95,7 +95,7 @@
         <w:spacing w:after="40"/>
       </w:pPr>
       <w:r>
-        <w:t xml:space="preserve">   3.3. Data Flow</w:t>
+        <w:t xml:space="preserve">   2.4. Post-Processing &amp; Scoring</w:t>
       </w:r>
     </w:p>
     <w:p>
@@ -103,7 +103,7 @@
         <w:spacing w:after="40"/>
       </w:pPr>
       <w:r>
-        <w:t>4. Data Layer</w:t>
+        <w:t>3. What Is Planned or Partially Implemented</w:t>
       </w:r>
     </w:p>
     <w:p>
@@ -111,7 +111,7 @@
         <w:spacing w:after="40"/>
       </w:pPr>
       <w:r>
-        <w:t xml:space="preserve">   4.1. Data Sources (36 Parsers)</w:t>
+        <w:t>4. What Is Explicitly Out of Scope</w:t>
       </w:r>
     </w:p>
     <w:p>
@@ -119,7 +119,7 @@
         <w:spacing w:after="40"/>
       </w:pPr>
       <w:r>
-        <w:t xml:space="preserve">   4.2. Parser Framework</w:t>
+        <w:t>5. Proposed Work Division: Agent Layer vs. Data Layer</w:t>
       </w:r>
     </w:p>
     <w:p>
@@ -127,7 +127,7 @@
         <w:spacing w:after="40"/>
       </w:pPr>
       <w:r>
-        <w:t xml:space="preserve">   4.3. Ontology Configuration System</w:t>
+        <w:t xml:space="preserve">   5.1. Data/Parser Layer</w:t>
       </w:r>
     </w:p>
     <w:p>
@@ -135,7 +135,7 @@
         <w:spacing w:after="40"/>
       </w:pPr>
       <w:r>
-        <w:t xml:space="preserve">   4.4. ID Mapping &amp; Cross-Reference Resolution</w:t>
+        <w:t xml:space="preserve">   5.2. Agent/Orchestration Layer</w:t>
       </w:r>
     </w:p>
     <w:p>
@@ -143,7 +143,7 @@
         <w:spacing w:after="40"/>
       </w:pPr>
       <w:r>
-        <w:t>5. Storage Layer: Neo4j Knowledge Graph</w:t>
+        <w:t xml:space="preserve">   5.3. ML/Analysis Layer</w:t>
       </w:r>
     </w:p>
     <w:p>
@@ -151,7 +151,7 @@
         <w:spacing w:after="40"/>
       </w:pPr>
       <w:r>
-        <w:t xml:space="preserve">   5.1. Graph Schema</w:t>
+        <w:t xml:space="preserve">   5.4. Interface Layer</w:t>
       </w:r>
     </w:p>
     <w:p>
@@ -159,7 +159,7 @@
         <w:spacing w:after="40"/>
       </w:pPr>
       <w:r>
-        <w:t xml:space="preserve">   5.2. Node Types</w:t>
+        <w:t xml:space="preserve">   5.5. Dependency Map</w:t>
       </w:r>
     </w:p>
     <w:p>
@@ -167,7 +167,7 @@
         <w:spacing w:after="40"/>
       </w:pPr>
       <w:r>
-        <w:t xml:space="preserve">   5.3. Relationship Types</w:t>
+        <w:t>6. Schema Decisions &amp; Edge Merge Recommendations</w:t>
       </w:r>
     </w:p>
     <w:p>
@@ -175,7 +175,7 @@
         <w:spacing w:after="40"/>
       </w:pPr>
       <w:r>
-        <w:t xml:space="preserve">   5.4. Loading Strategy</w:t>
+        <w:t xml:space="preserve">   6.1. Current Schema Overview</w:t>
       </w:r>
     </w:p>
     <w:p>
@@ -183,7 +183,7 @@
         <w:spacing w:after="40"/>
       </w:pPr>
       <w:r>
-        <w:t xml:space="preserve">   5.5. Indexing &amp; Performance</w:t>
+        <w:t xml:space="preserve">   6.2. Edges That Should Be Merged</w:t>
       </w:r>
     </w:p>
     <w:p>
@@ -191,7 +191,7 @@
         <w:spacing w:after="40"/>
       </w:pPr>
       <w:r>
-        <w:t>6. Application Layer</w:t>
+        <w:t xml:space="preserve">   6.3. Edges That Should Stay Separate</w:t>
       </w:r>
     </w:p>
     <w:p>
@@ -199,7 +199,7 @@
         <w:spacing w:after="40"/>
       </w:pPr>
       <w:r>
-        <w:t xml:space="preserve">   6.1. Pipeline Orchestrator</w:t>
+        <w:t xml:space="preserve">   6.4. Naming Convention Cleanup</w:t>
       </w:r>
     </w:p>
     <w:p>
@@ -207,7 +207,7 @@
         <w:spacing w:after="40"/>
       </w:pPr>
       <w:r>
-        <w:t xml:space="preserve">   6.2. Flask Web API</w:t>
+        <w:t>7. Knowledge Graph to ML: Hypothesis Generation Pipeline</w:t>
       </w:r>
     </w:p>
     <w:p>
@@ -215,7 +215,7 @@
         <w:spacing w:after="40"/>
       </w:pPr>
       <w:r>
-        <w:t xml:space="preserve">   6.3. Web Dashboard</w:t>
+        <w:t xml:space="preserve">   7.1. Current State (Working)</w:t>
       </w:r>
     </w:p>
     <w:p>
@@ -223,7 +223,7 @@
         <w:spacing w:after="40"/>
       </w:pPr>
       <w:r>
-        <w:t>7. AI Agent Layer</w:t>
+        <w:t xml:space="preserve">   7.2. Planned: Embedding-Based Approaches</w:t>
       </w:r>
     </w:p>
     <w:p>
@@ -231,7 +231,7 @@
         <w:spacing w:after="40"/>
       </w:pPr>
       <w:r>
-        <w:t xml:space="preserve">   7.1. DatabaseAgent (Autonomous Parser Generation)</w:t>
+        <w:t xml:space="preserve">   7.3. Planned: Feature Engineering for Classifiers</w:t>
       </w:r>
     </w:p>
     <w:p>
@@ -239,7 +239,7 @@
         <w:spacing w:after="40"/>
       </w:pPr>
       <w:r>
-        <w:t xml:space="preserve">   7.2. DiseaseQueryAgent (On-Demand Enrichment)</w:t>
+        <w:t xml:space="preserve">   7.4. Integration Points</w:t>
       </w:r>
     </w:p>
     <w:p>
@@ -247,63 +247,7 @@
         <w:spacing w:after="40"/>
       </w:pPr>
       <w:r>
-        <w:t>8. Disease Scoping &amp; Filtering</w:t>
-      </w:r>
-    </w:p>
-    <w:p>
-      <w:pPr>
-        <w:spacing w:after="40"/>
-      </w:pPr>
-      <w:r>
-        <w:t>9. Post-Processing</w:t>
-      </w:r>
-    </w:p>
-    <w:p>
-      <w:pPr>
-        <w:spacing w:after="40"/>
-      </w:pPr>
-      <w:r>
-        <w:t xml:space="preserve">   9.1. Disease-Specificity Scoring</w:t>
-      </w:r>
-    </w:p>
-    <w:p>
-      <w:pPr>
-        <w:spacing w:after="40"/>
-      </w:pPr>
-      <w:r>
-        <w:t xml:space="preserve">   9.2. ID Mapping Validation &amp; Gap Repair</w:t>
-      </w:r>
-    </w:p>
-    <w:p>
-      <w:pPr>
-        <w:spacing w:after="40"/>
-      </w:pPr>
-      <w:r>
-        <w:t>10. Deployment &amp; Operations</w:t>
-      </w:r>
-    </w:p>
-    <w:p>
-      <w:pPr>
-        <w:spacing w:after="40"/>
-      </w:pPr>
-      <w:r>
-        <w:t>11. Security Considerations</w:t>
-      </w:r>
-    </w:p>
-    <w:p>
-      <w:pPr>
-        <w:spacing w:after="40"/>
-      </w:pPr>
-      <w:r>
-        <w:t>12. Current Statistics</w:t>
-      </w:r>
-    </w:p>
-    <w:p>
-      <w:pPr>
-        <w:spacing w:after="40"/>
-      </w:pPr>
-      <w:r>
-        <w:t>13. Limitations &amp; Future Work</w:t>
+        <w:t>8. Current Stats (Snapshot)</w:t>
       </w:r>
     </w:p>
     <w:p>
@@ -317,22 +261,22 @@
       </w:pPr>
       <w:r>
         <w:lastRenderedPageBreak/>
-        <w:t>1. Executive Summary</w:t>
-      </w:r>
-    </w:p>
-    <w:p>
-      <w:r>
-        <w:t>CardioKB is a general-purpose biomedical knowledge graph that integrates 36 heterogeneous data sources into a unified Neo4j graph database. While initially scoped to cardiovascular disease, the system is disease-agnostic by design — most parsers ingest data spanning all human diseases, genes, drugs, pathways, and phenotypes. The knowledge graph currently contains 5.47 million nodes and 44.5 million relationships across 20 node types and 43 relationship types.</w:t>
-      </w:r>
-    </w:p>
-    <w:p>
-      <w:r>
-        <w:t>The system features two AI-powered agents: a DatabaseAgent that autonomously generates new data source parsers from just a name and URL using the Claude API, and a DiseaseQueryAgent that enriches the graph for any disease on demand by fetching gene-disease associations and clinical trials. A web dashboard provides interactive graph visualization, Cypher querying, and AI-driven disease exploration.</w:t>
-      </w:r>
-    </w:p>
-    <w:p>
-      <w:r>
-        <w:t>The architecture is adapted from AlzKB (Alzheimer's Knowledge Base) but replaces the original RDF/Memgraph pipeline with direct Cypher-based Neo4j loading, adds 28 additional data sources, and introduces AI-assisted parser generation and disease enrichment capabilities.</w:t>
+        <w:t>1. What This Document Is For</w:t>
+      </w:r>
+    </w:p>
+    <w:p>
+      <w:r>
+        <w:t>This is a planning document, not a technical specification. Its purpose is to help collaborators understand what exists, what remains to be built, and how to divide the work. Use it to decide who owns what and to identify dependencies between pieces.</w:t>
+      </w:r>
+    </w:p>
+    <w:p>
+      <w:r>
+        <w:t>CardioKB is a disease-agnostic biomedical knowledge graph currently scoped to cardiovascular disease through a modular filter. It integrates 36 data sources into Neo4j with ~4.9M nodes and ~26.3M relationships. Two Claude-powered AI agents handle on-demand data ingestion. A link prediction notebook demonstrates that the graph is ML-ready. The system is adapted from AlzKB (Alzheimer's Knowledge Base) but replaces the RDF pipeline with direct Cypher loading, adds 28+ sources, and introduces AI-assisted parser generation.</w:t>
+      </w:r>
+    </w:p>
+    <w:p>
+      <w:r>
+        <w:br w:type="page"/>
       </w:r>
     </w:p>
     <w:p>
@@ -340,7 +284,13 @@
         <w:pStyle w:val="Heading1"/>
       </w:pPr>
       <w:r>
-        <w:t>2. System Overview</w:t>
+        <w:lastRenderedPageBreak/>
+        <w:t>2. What Is Built and Working</w:t>
+      </w:r>
+    </w:p>
+    <w:p>
+      <w:r>
+        <w:t>Everything in this section is tested, runs end-to-end, and produces correct output. These are not aspirational — they work today.</w:t>
       </w:r>
     </w:p>
     <w:p>
@@ -348,1076 +298,17 @@
         <w:pStyle w:val="Heading2"/>
       </w:pPr>
       <w:r>
-        <w:t>Technology Stack</w:t>
-      </w:r>
-    </w:p>
-    <w:tbl>
-      <w:tblPr>
-        <w:tblStyle w:val="LightGrid-Accent1"/>
-        <w:tblW w:w="0" w:type="auto"/>
-        <w:tblLook w:val="04A0" w:firstRow="1" w:lastRow="0" w:firstColumn="1" w:lastColumn="0" w:noHBand="0" w:noVBand="1"/>
-      </w:tblPr>
-      <w:tblGrid>
-        <w:gridCol w:w="4320"/>
-        <w:gridCol w:w="4320"/>
-      </w:tblGrid>
-      <w:tr>
-        <w:trPr>
-          <w:cnfStyle w:val="100000000000" w:firstRow="1" w:lastRow="0" w:firstColumn="0" w:lastColumn="0" w:oddVBand="0" w:evenVBand="0" w:oddHBand="0" w:evenHBand="0" w:firstRowFirstColumn="0" w:firstRowLastColumn="0" w:lastRowFirstColumn="0" w:lastRowLastColumn="0"/>
-        </w:trPr>
-        <w:tc>
-          <w:tcPr>
-            <w:cnfStyle w:val="001000000000" w:firstRow="0" w:lastRow="0" w:firstColumn="1" w:lastColumn="0" w:oddVBand="0" w:evenVBand="0" w:oddHBand="0" w:evenHBand="0" w:firstRowFirstColumn="0" w:firstRowLastColumn="0" w:lastRowFirstColumn="0" w:lastRowLastColumn="0"/>
-            <w:tcW w:w="4320" w:type="dxa"/>
-          </w:tcPr>
-          <w:p>
-            <w:r>
-              <w:t>Component</w:t>
-            </w:r>
-          </w:p>
-        </w:tc>
-        <w:tc>
-          <w:tcPr>
-            <w:tcW w:w="4320" w:type="dxa"/>
-          </w:tcPr>
-          <w:p>
-            <w:pPr>
-              <w:cnfStyle w:val="100000000000" w:firstRow="1" w:lastRow="0" w:firstColumn="0" w:lastColumn="0" w:oddVBand="0" w:evenVBand="0" w:oddHBand="0" w:evenHBand="0" w:firstRowFirstColumn="0" w:firstRowLastColumn="0" w:lastRowFirstColumn="0" w:lastRowLastColumn="0"/>
-            </w:pPr>
-            <w:r>
-              <w:t>Technology</w:t>
-            </w:r>
-          </w:p>
-        </w:tc>
-      </w:tr>
-      <w:tr>
-        <w:trPr>
-          <w:cnfStyle w:val="000000100000" w:firstRow="0" w:lastRow="0" w:firstColumn="0" w:lastColumn="0" w:oddVBand="0" w:evenVBand="0" w:oddHBand="1" w:evenHBand="0" w:firstRowFirstColumn="0" w:firstRowLastColumn="0" w:lastRowFirstColumn="0" w:lastRowLastColumn="0"/>
-        </w:trPr>
-        <w:tc>
-          <w:tcPr>
-            <w:cnfStyle w:val="001000000000" w:firstRow="0" w:lastRow="0" w:firstColumn="1" w:lastColumn="0" w:oddVBand="0" w:evenVBand="0" w:oddHBand="0" w:evenHBand="0" w:firstRowFirstColumn="0" w:firstRowLastColumn="0" w:lastRowFirstColumn="0" w:lastRowLastColumn="0"/>
-            <w:tcW w:w="4320" w:type="dxa"/>
-          </w:tcPr>
-          <w:p>
-            <w:r>
-              <w:t>Language</w:t>
-            </w:r>
-          </w:p>
-        </w:tc>
-        <w:tc>
-          <w:tcPr>
-            <w:tcW w:w="4320" w:type="dxa"/>
-          </w:tcPr>
-          <w:p>
-            <w:pPr>
-              <w:cnfStyle w:val="000000100000" w:firstRow="0" w:lastRow="0" w:firstColumn="0" w:lastColumn="0" w:oddVBand="0" w:evenVBand="0" w:oddHBand="1" w:evenHBand="0" w:firstRowFirstColumn="0" w:firstRowLastColumn="0" w:lastRowFirstColumn="0" w:lastRowLastColumn="0"/>
-            </w:pPr>
-            <w:r>
-              <w:t>Python 3.11 (conda environment: cardiokb)</w:t>
-            </w:r>
-          </w:p>
-        </w:tc>
-      </w:tr>
-      <w:tr>
-        <w:trPr>
-          <w:cnfStyle w:val="000000010000" w:firstRow="0" w:lastRow="0" w:firstColumn="0" w:lastColumn="0" w:oddVBand="0" w:evenVBand="0" w:oddHBand="0" w:evenHBand="1" w:firstRowFirstColumn="0" w:firstRowLastColumn="0" w:lastRowFirstColumn="0" w:lastRowLastColumn="0"/>
-        </w:trPr>
-        <w:tc>
-          <w:tcPr>
-            <w:cnfStyle w:val="001000000000" w:firstRow="0" w:lastRow="0" w:firstColumn="1" w:lastColumn="0" w:oddVBand="0" w:evenVBand="0" w:oddHBand="0" w:evenHBand="0" w:firstRowFirstColumn="0" w:firstRowLastColumn="0" w:lastRowFirstColumn="0" w:lastRowLastColumn="0"/>
-            <w:tcW w:w="4320" w:type="dxa"/>
-          </w:tcPr>
-          <w:p>
-            <w:r>
-              <w:t>Graph Database</w:t>
-            </w:r>
-          </w:p>
-        </w:tc>
-        <w:tc>
-          <w:tcPr>
-            <w:tcW w:w="4320" w:type="dxa"/>
-          </w:tcPr>
-          <w:p>
-            <w:pPr>
-              <w:cnfStyle w:val="000000010000" w:firstRow="0" w:lastRow="0" w:firstColumn="0" w:lastColumn="0" w:oddVBand="0" w:evenVBand="0" w:oddHBand="0" w:evenHBand="1" w:firstRowFirstColumn="0" w:firstRowLastColumn="0" w:lastRowFirstColumn="0" w:lastRowLastColumn="0"/>
-            </w:pPr>
-            <w:r>
-              <w:t>Neo4j (Bolt protocol)</w:t>
-            </w:r>
-          </w:p>
-        </w:tc>
-      </w:tr>
-      <w:tr>
-        <w:trPr>
-          <w:cnfStyle w:val="000000100000" w:firstRow="0" w:lastRow="0" w:firstColumn="0" w:lastColumn="0" w:oddVBand="0" w:evenVBand="0" w:oddHBand="1" w:evenHBand="0" w:firstRowFirstColumn="0" w:firstRowLastColumn="0" w:lastRowFirstColumn="0" w:lastRowLastColumn="0"/>
-        </w:trPr>
-        <w:tc>
-          <w:tcPr>
-            <w:cnfStyle w:val="001000000000" w:firstRow="0" w:lastRow="0" w:firstColumn="1" w:lastColumn="0" w:oddVBand="0" w:evenVBand="0" w:oddHBand="0" w:evenHBand="0" w:firstRowFirstColumn="0" w:firstRowLastColumn="0" w:lastRowFirstColumn="0" w:lastRowLastColumn="0"/>
-            <w:tcW w:w="4320" w:type="dxa"/>
-          </w:tcPr>
-          <w:p>
-            <w:r>
-              <w:t>Web Framework</w:t>
-            </w:r>
-          </w:p>
-        </w:tc>
-        <w:tc>
-          <w:tcPr>
-            <w:tcW w:w="4320" w:type="dxa"/>
-          </w:tcPr>
-          <w:p>
-            <w:pPr>
-              <w:cnfStyle w:val="000000100000" w:firstRow="0" w:lastRow="0" w:firstColumn="0" w:lastColumn="0" w:oddVBand="0" w:evenVBand="0" w:oddHBand="1" w:evenHBand="0" w:firstRowFirstColumn="0" w:firstRowLastColumn="0" w:lastRowFirstColumn="0" w:lastRowLastColumn="0"/>
-            </w:pPr>
-            <w:r>
-              <w:t>Flask (port 5050)</w:t>
-            </w:r>
-          </w:p>
-        </w:tc>
-      </w:tr>
-      <w:tr>
-        <w:trPr>
-          <w:cnfStyle w:val="000000010000" w:firstRow="0" w:lastRow="0" w:firstColumn="0" w:lastColumn="0" w:oddVBand="0" w:evenVBand="0" w:oddHBand="0" w:evenHBand="1" w:firstRowFirstColumn="0" w:firstRowLastColumn="0" w:lastRowFirstColumn="0" w:lastRowLastColumn="0"/>
-        </w:trPr>
-        <w:tc>
-          <w:tcPr>
-            <w:cnfStyle w:val="001000000000" w:firstRow="0" w:lastRow="0" w:firstColumn="1" w:lastColumn="0" w:oddVBand="0" w:evenVBand="0" w:oddHBand="0" w:evenHBand="0" w:firstRowFirstColumn="0" w:firstRowLastColumn="0" w:lastRowFirstColumn="0" w:lastRowLastColumn="0"/>
-            <w:tcW w:w="4320" w:type="dxa"/>
-          </w:tcPr>
-          <w:p>
-            <w:r>
-              <w:t>AI/LLM</w:t>
-            </w:r>
-          </w:p>
-        </w:tc>
-        <w:tc>
-          <w:tcPr>
-            <w:tcW w:w="4320" w:type="dxa"/>
-          </w:tcPr>
-          <w:p>
-            <w:pPr>
-              <w:cnfStyle w:val="000000010000" w:firstRow="0" w:lastRow="0" w:firstColumn="0" w:lastColumn="0" w:oddVBand="0" w:evenVBand="0" w:oddHBand="0" w:evenHBand="1" w:firstRowFirstColumn="0" w:firstRowLastColumn="0" w:lastRowFirstColumn="0" w:lastRowLastColumn="0"/>
-            </w:pPr>
-            <w:r>
-              <w:t>Claude API (Anthropic) — Haiku 4.5 for agent tasks</w:t>
-            </w:r>
-          </w:p>
-        </w:tc>
-      </w:tr>
-      <w:tr>
-        <w:trPr>
-          <w:cnfStyle w:val="000000100000" w:firstRow="0" w:lastRow="0" w:firstColumn="0" w:lastColumn="0" w:oddVBand="0" w:evenVBand="0" w:oddHBand="1" w:evenHBand="0" w:firstRowFirstColumn="0" w:firstRowLastColumn="0" w:lastRowFirstColumn="0" w:lastRowLastColumn="0"/>
-        </w:trPr>
-        <w:tc>
-          <w:tcPr>
-            <w:cnfStyle w:val="001000000000" w:firstRow="0" w:lastRow="0" w:firstColumn="1" w:lastColumn="0" w:oddVBand="0" w:evenVBand="0" w:oddHBand="0" w:evenHBand="0" w:firstRowFirstColumn="0" w:firstRowLastColumn="0" w:lastRowFirstColumn="0" w:lastRowLastColumn="0"/>
-            <w:tcW w:w="4320" w:type="dxa"/>
-          </w:tcPr>
-          <w:p>
-            <w:r>
-              <w:t>Frontend</w:t>
-            </w:r>
-          </w:p>
-        </w:tc>
-        <w:tc>
-          <w:tcPr>
-            <w:tcW w:w="4320" w:type="dxa"/>
-          </w:tcPr>
-          <w:p>
-            <w:pPr>
-              <w:cnfStyle w:val="000000100000" w:firstRow="0" w:lastRow="0" w:firstColumn="0" w:lastColumn="0" w:oddVBand="0" w:evenVBand="0" w:oddHBand="1" w:evenHBand="0" w:firstRowFirstColumn="0" w:firstRowLastColumn="0" w:lastRowFirstColumn="0" w:lastRowLastColumn="0"/>
-            </w:pPr>
-            <w:r>
-              <w:t>HTML/CSS/JS with vis.js (graph visualization)</w:t>
-            </w:r>
-          </w:p>
-        </w:tc>
-      </w:tr>
-      <w:tr>
-        <w:trPr>
-          <w:cnfStyle w:val="000000010000" w:firstRow="0" w:lastRow="0" w:firstColumn="0" w:lastColumn="0" w:oddVBand="0" w:evenVBand="0" w:oddHBand="0" w:evenHBand="1" w:firstRowFirstColumn="0" w:firstRowLastColumn="0" w:lastRowFirstColumn="0" w:lastRowLastColumn="0"/>
-        </w:trPr>
-        <w:tc>
-          <w:tcPr>
-            <w:cnfStyle w:val="001000000000" w:firstRow="0" w:lastRow="0" w:firstColumn="1" w:lastColumn="0" w:oddVBand="0" w:evenVBand="0" w:oddHBand="0" w:evenHBand="0" w:firstRowFirstColumn="0" w:firstRowLastColumn="0" w:lastRowFirstColumn="0" w:lastRowLastColumn="0"/>
-            <w:tcW w:w="4320" w:type="dxa"/>
-          </w:tcPr>
-          <w:p>
-            <w:r>
-              <w:t>Key Libraries</w:t>
-            </w:r>
-          </w:p>
-        </w:tc>
-        <w:tc>
-          <w:tcPr>
-            <w:tcW w:w="4320" w:type="dxa"/>
-          </w:tcPr>
-          <w:p>
-            <w:pPr>
-              <w:cnfStyle w:val="000000010000" w:firstRow="0" w:lastRow="0" w:firstColumn="0" w:lastColumn="0" w:oddVBand="0" w:evenVBand="0" w:oddHBand="0" w:evenHBand="1" w:firstRowFirstColumn="0" w:firstRowLastColumn="0" w:lastRowFirstColumn="0" w:lastRowLastColumn="0"/>
-            </w:pPr>
-            <w:r>
-              <w:t>pandas, numpy, requests, neo4j, obonet, lxml, scipy</w:t>
-            </w:r>
-          </w:p>
-        </w:tc>
-      </w:tr>
-      <w:tr>
-        <w:trPr>
-          <w:cnfStyle w:val="000000100000" w:firstRow="0" w:lastRow="0" w:firstColumn="0" w:lastColumn="0" w:oddVBand="0" w:evenVBand="0" w:oddHBand="1" w:evenHBand="0" w:firstRowFirstColumn="0" w:firstRowLastColumn="0" w:lastRowFirstColumn="0" w:lastRowLastColumn="0"/>
-        </w:trPr>
-        <w:tc>
-          <w:tcPr>
-            <w:cnfStyle w:val="001000000000" w:firstRow="0" w:lastRow="0" w:firstColumn="1" w:lastColumn="0" w:oddVBand="0" w:evenVBand="0" w:oddHBand="0" w:evenHBand="0" w:firstRowFirstColumn="0" w:firstRowLastColumn="0" w:lastRowFirstColumn="0" w:lastRowLastColumn="0"/>
-            <w:tcW w:w="4320" w:type="dxa"/>
-          </w:tcPr>
-          <w:p>
-            <w:r>
-              <w:t>Testing</w:t>
-            </w:r>
-          </w:p>
-        </w:tc>
-        <w:tc>
-          <w:tcPr>
-            <w:tcW w:w="4320" w:type="dxa"/>
-          </w:tcPr>
-          <w:p>
-            <w:pPr>
-              <w:cnfStyle w:val="000000100000" w:firstRow="0" w:lastRow="0" w:firstColumn="0" w:lastColumn="0" w:oddVBand="0" w:evenVBand="0" w:oddHBand="1" w:evenHBand="0" w:firstRowFirstColumn="0" w:firstRowLastColumn="0" w:lastRowFirstColumn="0" w:lastRowLastColumn="0"/>
-            </w:pPr>
-            <w:r>
-              <w:t>pytest</w:t>
-            </w:r>
-          </w:p>
-        </w:tc>
-      </w:tr>
-      <w:tr>
-        <w:trPr>
-          <w:cnfStyle w:val="000000010000" w:firstRow="0" w:lastRow="0" w:firstColumn="0" w:lastColumn="0" w:oddVBand="0" w:evenVBand="0" w:oddHBand="0" w:evenHBand="1" w:firstRowFirstColumn="0" w:firstRowLastColumn="0" w:lastRowFirstColumn="0" w:lastRowLastColumn="0"/>
-        </w:trPr>
-        <w:tc>
-          <w:tcPr>
-            <w:cnfStyle w:val="001000000000" w:firstRow="0" w:lastRow="0" w:firstColumn="1" w:lastColumn="0" w:oddVBand="0" w:evenVBand="0" w:oddHBand="0" w:evenHBand="0" w:firstRowFirstColumn="0" w:firstRowLastColumn="0" w:lastRowFirstColumn="0" w:lastRowLastColumn="0"/>
-            <w:tcW w:w="4320" w:type="dxa"/>
-          </w:tcPr>
-          <w:p>
-            <w:r>
-              <w:t>Version Control</w:t>
-            </w:r>
-          </w:p>
-        </w:tc>
-        <w:tc>
-          <w:tcPr>
-            <w:tcW w:w="4320" w:type="dxa"/>
-          </w:tcPr>
-          <w:p>
-            <w:pPr>
-              <w:cnfStyle w:val="000000010000" w:firstRow="0" w:lastRow="0" w:firstColumn="0" w:lastColumn="0" w:oddVBand="0" w:evenVBand="0" w:oddHBand="0" w:evenHBand="1" w:firstRowFirstColumn="0" w:firstRowLastColumn="0" w:lastRowFirstColumn="0" w:lastRowLastColumn="0"/>
-            </w:pPr>
-            <w:r>
-              <w:t>Git (GitHub)</w:t>
-            </w:r>
-          </w:p>
-        </w:tc>
-      </w:tr>
-    </w:tbl>
-    <w:p/>
-    <w:p>
-      <w:pPr>
-        <w:pStyle w:val="Heading2"/>
-      </w:pPr>
-      <w:r>
-        <w:t>Design Principles</w:t>
-      </w:r>
-    </w:p>
-    <w:p>
-      <w:r>
-        <w:rPr>
-          <w:b/>
-        </w:rPr>
-        <w:t xml:space="preserve">Declarative schema mapping: </w:t>
-      </w:r>
-      <w:r>
-        <w:t>All data-to-graph mappings are defined in ontology_configs.py, not hardcoded in loader logic. Adding a new edge type is a config change, not a code change.</w:t>
-      </w:r>
-    </w:p>
-    <w:p>
-      <w:r>
-        <w:rPr>
-          <w:b/>
-        </w:rPr>
-        <w:lastRenderedPageBreak/>
-        <w:t xml:space="preserve">Provenance tracking: </w:t>
-      </w:r>
-      <w:r>
-        <w:t>Every relationship carries a source property identifying the originating database (28 unique source labels), enabling multi-source evidence aggregation and conflict resolution.</w:t>
-      </w:r>
-    </w:p>
-    <w:p>
-      <w:r>
-        <w:rPr>
-          <w:b/>
-        </w:rPr>
-        <w:t xml:space="preserve">Idempotent loading: </w:t>
-      </w:r>
-      <w:r>
-        <w:t>All node and relationship creation uses MERGE (not CREATE), making the pipeline safe to re-run without creating duplicates.</w:t>
-      </w:r>
-    </w:p>
-    <w:p>
-      <w:r>
-        <w:rPr>
-          <w:b/>
-        </w:rPr>
-        <w:t xml:space="preserve">Graceful degradation: </w:t>
-      </w:r>
-      <w:r>
-        <w:t>Credential-gated parsers (OMIM, DisGeNET, DrugBank, AOP-DB) are automatically skipped when credentials are missing. The pipeline completes with whatever sources are available.</w:t>
-      </w:r>
-    </w:p>
-    <w:p>
-      <w:r>
-        <w:rPr>
-          <w:b/>
-        </w:rPr>
-        <w:t xml:space="preserve">Disease-agnostic core: </w:t>
-      </w:r>
-      <w:r>
-        <w:t>Only 3 of 36 parsers accept a disease filter parameter. The remaining 33 ingest complete datasets regardless of disease scope.</w:t>
-      </w:r>
-    </w:p>
-    <w:p>
-      <w:pPr>
-        <w:pStyle w:val="Heading1"/>
-      </w:pPr>
-      <w:r>
-        <w:t>3. Architecture</w:t>
-      </w:r>
-    </w:p>
-    <w:p>
-      <w:pPr>
-        <w:pStyle w:val="Heading2"/>
-      </w:pPr>
-      <w:r>
-        <w:t>3.1. High-Level Architecture</w:t>
-      </w:r>
-    </w:p>
-    <w:p>
-      <w:r>
-        <w:t>CardioKB follows a four-layer architecture: Data Layer (parsers + raw sources), Storage Layer (Neo4j graph + TSV archive), Application Layer (pipeline orchestrator + Flask API + web dashboard), and AI Agent Layer (DatabaseAgent + DiseaseQueryAgent).</w:t>
-      </w:r>
-    </w:p>
-    <w:p>
-      <w:r>
-        <w:t>The system operates in two primary modes: (1) Batch pipeline mode, where the full pipeline downloads, parses, and loads all 36 sources end-to-end, and (2) Interactive mode, where users query and enrich the graph through the web interface.</w:t>
-      </w:r>
-    </w:p>
-    <w:p>
-      <w:pPr>
-        <w:pStyle w:val="Heading2"/>
-      </w:pPr>
-      <w:r>
-        <w:t>3.2. Component Diagram</w:t>
-      </w:r>
-    </w:p>
-    <w:p>
-      <w:pPr>
-        <w:pStyle w:val="ListBullet"/>
-      </w:pPr>
-      <w:r>
-        <w:t>src/main.py — Pipeline orchestrator (CardioKBPipeline class)</w:t>
-      </w:r>
-    </w:p>
-    <w:p>
-      <w:pPr>
-        <w:pStyle w:val="ListBullet"/>
-      </w:pPr>
-      <w:r>
-        <w:t>src/parsers/ — 36 data source parsers (inherit BaseParser)</w:t>
-      </w:r>
-    </w:p>
-    <w:p>
-      <w:pPr>
-        <w:pStyle w:val="ListBullet"/>
-      </w:pPr>
-      <w:r>
-        <w:t>src/parsers/hetionet_components/ — 14 Hetionet-derived component parsers</w:t>
-      </w:r>
-    </w:p>
-    <w:p>
-      <w:pPr>
-        <w:pStyle w:val="ListBullet"/>
-      </w:pPr>
-      <w:r>
-        <w:t>src/ontology_configs.py — 85 declarative Neo4j schema mappings</w:t>
-      </w:r>
-    </w:p>
-    <w:p>
-      <w:pPr>
-        <w:pStyle w:val="ListBullet"/>
-      </w:pPr>
-      <w:r>
-        <w:t>src/neo4j_loader.py — Cypher-based batch loader (UNWIND + MERGE)</w:t>
-      </w:r>
-    </w:p>
-    <w:p>
-      <w:pPr>
-        <w:pStyle w:val="ListBullet"/>
-      </w:pPr>
-      <w:r>
-        <w:t>src/id_mapping.py — Cross-reference resolution and gap repair</w:t>
-      </w:r>
-    </w:p>
-    <w:p>
-      <w:pPr>
-        <w:pStyle w:val="ListBullet"/>
-      </w:pPr>
-      <w:r>
-        <w:t>src/api.py — Flask web API with SSE streaming</w:t>
-      </w:r>
-    </w:p>
-    <w:p>
-      <w:pPr>
-        <w:pStyle w:val="ListBullet"/>
-      </w:pPr>
-      <w:r>
-        <w:t>src/database_agent.py — AI-powered autonomous parser generator</w:t>
-      </w:r>
-    </w:p>
-    <w:p>
-      <w:pPr>
-        <w:pStyle w:val="ListBullet"/>
-      </w:pPr>
-      <w:r>
-        <w:t>src/disease_agent.py — AI-powered on-demand disease enrichment</w:t>
-      </w:r>
-    </w:p>
-    <w:p>
-      <w:pPr>
-        <w:pStyle w:val="ListBullet"/>
-      </w:pPr>
-      <w:r>
-        <w:t>src/agent.py — Base agent (Claude API + DisGeNET standardization)</w:t>
-      </w:r>
-    </w:p>
-    <w:p>
-      <w:pPr>
-        <w:pStyle w:val="ListBullet"/>
-      </w:pPr>
-      <w:r>
-        <w:t>src/orchestrator.py — Pipeline health check with Neo4j-based status detection</w:t>
-      </w:r>
-    </w:p>
-    <w:p>
-      <w:pPr>
-        <w:pStyle w:val="ListBullet"/>
-      </w:pPr>
-      <w:r>
-        <w:t>src/utils.py — Shared utilities (disease term loading, search patterns)</w:t>
-      </w:r>
-    </w:p>
-    <w:p>
-      <w:pPr>
-        <w:pStyle w:val="ListBullet"/>
-      </w:pPr>
-      <w:r>
-        <w:t>scripts/compute_specificity.py — Post-load disease-specificity scoring</w:t>
-      </w:r>
-    </w:p>
-    <w:p>
-      <w:pPr>
-        <w:pStyle w:val="ListBullet"/>
-      </w:pPr>
-      <w:r>
-        <w:t>interface/index.html — Web dashboard (Explore, Query, Build KG, Extract)</w:t>
-      </w:r>
-    </w:p>
-    <w:p>
-      <w:pPr>
-        <w:pStyle w:val="Heading2"/>
-      </w:pPr>
-      <w:r>
-        <w:t>3.3. Data Flow</w:t>
-      </w:r>
-    </w:p>
-    <w:p>
-      <w:r>
-        <w:t>The batch pipeline executes four sequential steps:</w:t>
-      </w:r>
-    </w:p>
-    <w:p>
-      <w:r>
-        <w:rPr>
-          <w:b/>
-        </w:rPr>
-        <w:lastRenderedPageBreak/>
-        <w:t xml:space="preserve">Step 1: Data Retrieval &amp; Parsing. </w:t>
-      </w:r>
-      <w:r>
-        <w:t>Each of the 36 parsers downloads its source data (or reads from cache if --skip-download is set), parses it into pandas DataFrames keyed by entity type (e.g., "genes", "gene_disease_associations"), and returns a Dict[str, DataFrame].</w:t>
-      </w:r>
-    </w:p>
-    <w:p>
-      <w:r>
-        <w:rPr>
-          <w:b/>
-        </w:rPr>
-        <w:t xml:space="preserve">Step 2: TSV Export. </w:t>
-      </w:r>
-      <w:r>
-        <w:t>All parsed DataFrames are exported to data/processed/&lt;source&gt;/ as tab-separated files, creating a reproducible snapshot of each pipeline run.</w:t>
-      </w:r>
-    </w:p>
-    <w:p>
-      <w:r>
-        <w:rPr>
-          <w:b/>
-        </w:rPr>
-        <w:t xml:space="preserve">Step 3: Neo4j Loading. </w:t>
-      </w:r>
-      <w:r>
-        <w:t>The Neo4jLoader iterates through 85 ontology configs in two passes — Pass 1 loads nodes (MERGE by primary key), Pass 2 loads relationships (MATCH subject + object, MERGE edge). Post-load ID mapping validation checks all relationship match rates and creates missing nodes for low-match configs (gap repair).</w:t>
-      </w:r>
-    </w:p>
-    <w:p>
-      <w:r>
-        <w:t>Step 4: Post-Processing. Computes disease-specificity scores (specificityScore property) for all 4.92M nodes in batches of 50K, tags CVD-relevant Disease nodes, and stores computation metadata.</w:t>
-      </w:r>
-    </w:p>
-    <w:p>
-      <w:pPr>
-        <w:pStyle w:val="Heading1"/>
-      </w:pPr>
-      <w:r>
-        <w:t>4. Data Layer</w:t>
-      </w:r>
-    </w:p>
-    <w:p>
-      <w:pPr>
-        <w:pStyle w:val="Heading2"/>
-      </w:pPr>
-      <w:r>
-        <w:t>4.1. Data Sources (36 Parsers)</w:t>
-      </w:r>
-    </w:p>
-    <w:p>
-      <w:r>
-        <w:t>CardioKB integrates 36 biomedical data sources organized in three phases:</w:t>
-      </w:r>
-    </w:p>
-    <w:p>
-      <w:pPr>
-        <w:pStyle w:val="Heading3"/>
-      </w:pPr>
-      <w:r>
-        <w:t>Phase 1: Core Parsers (8 sources)</w:t>
-      </w:r>
-    </w:p>
-    <w:tbl>
-      <w:tblPr>
-        <w:tblStyle w:val="LightGrid-Accent1"/>
-        <w:tblW w:w="0" w:type="auto"/>
-        <w:tblLook w:val="04A0" w:firstRow="1" w:lastRow="0" w:firstColumn="1" w:lastColumn="0" w:noHBand="0" w:noVBand="1"/>
-      </w:tblPr>
-      <w:tblGrid>
-        <w:gridCol w:w="2160"/>
-        <w:gridCol w:w="2160"/>
-        <w:gridCol w:w="2160"/>
-        <w:gridCol w:w="2160"/>
-      </w:tblGrid>
-      <w:tr>
-        <w:trPr>
-          <w:cnfStyle w:val="100000000000" w:firstRow="1" w:lastRow="0" w:firstColumn="0" w:lastColumn="0" w:oddVBand="0" w:evenVBand="0" w:oddHBand="0" w:evenHBand="0" w:firstRowFirstColumn="0" w:firstRowLastColumn="0" w:lastRowFirstColumn="0" w:lastRowLastColumn="0"/>
-        </w:trPr>
-        <w:tc>
-          <w:tcPr>
-            <w:cnfStyle w:val="001000000000" w:firstRow="0" w:lastRow="0" w:firstColumn="1" w:lastColumn="0" w:oddVBand="0" w:evenVBand="0" w:oddHBand="0" w:evenHBand="0" w:firstRowFirstColumn="0" w:firstRowLastColumn="0" w:lastRowFirstColumn="0" w:lastRowLastColumn="0"/>
-            <w:tcW w:w="2160" w:type="dxa"/>
-          </w:tcPr>
-          <w:p>
-            <w:r>
-              <w:t>#</w:t>
-            </w:r>
-          </w:p>
-        </w:tc>
-        <w:tc>
-          <w:tcPr>
-            <w:tcW w:w="2160" w:type="dxa"/>
-          </w:tcPr>
-          <w:p>
-            <w:pPr>
-              <w:cnfStyle w:val="100000000000" w:firstRow="1" w:lastRow="0" w:firstColumn="0" w:lastColumn="0" w:oddVBand="0" w:evenVBand="0" w:oddHBand="0" w:evenHBand="0" w:firstRowFirstColumn="0" w:firstRowLastColumn="0" w:lastRowFirstColumn="0" w:lastRowLastColumn="0"/>
-            </w:pPr>
-            <w:r>
-              <w:t>Source</w:t>
-            </w:r>
-          </w:p>
-        </w:tc>
-        <w:tc>
-          <w:tcPr>
-            <w:tcW w:w="2160" w:type="dxa"/>
-          </w:tcPr>
-          <w:p>
-            <w:pPr>
-              <w:cnfStyle w:val="100000000000" w:firstRow="1" w:lastRow="0" w:firstColumn="0" w:lastColumn="0" w:oddVBand="0" w:evenVBand="0" w:oddHBand="0" w:evenHBand="0" w:firstRowFirstColumn="0" w:firstRowLastColumn="0" w:lastRowFirstColumn="0" w:lastRowLastColumn="0"/>
-            </w:pPr>
-            <w:r>
-              <w:t>Access</w:t>
-            </w:r>
-          </w:p>
-        </w:tc>
-        <w:tc>
-          <w:tcPr>
-            <w:tcW w:w="2160" w:type="dxa"/>
-          </w:tcPr>
-          <w:p>
-            <w:pPr>
-              <w:cnfStyle w:val="100000000000" w:firstRow="1" w:lastRow="0" w:firstColumn="0" w:lastColumn="0" w:oddVBand="0" w:evenVBand="0" w:oddHBand="0" w:evenHBand="0" w:firstRowFirstColumn="0" w:firstRowLastColumn="0" w:lastRowFirstColumn="0" w:lastRowLastColumn="0"/>
-            </w:pPr>
-            <w:r>
-              <w:t>Key Data</w:t>
-            </w:r>
-          </w:p>
-        </w:tc>
-      </w:tr>
-      <w:tr>
-        <w:trPr>
-          <w:cnfStyle w:val="000000100000" w:firstRow="0" w:lastRow="0" w:firstColumn="0" w:lastColumn="0" w:oddVBand="0" w:evenVBand="0" w:oddHBand="1" w:evenHBand="0" w:firstRowFirstColumn="0" w:firstRowLastColumn="0" w:lastRowFirstColumn="0" w:lastRowLastColumn="0"/>
-        </w:trPr>
-        <w:tc>
-          <w:tcPr>
-            <w:cnfStyle w:val="001000000000" w:firstRow="0" w:lastRow="0" w:firstColumn="1" w:lastColumn="0" w:oddVBand="0" w:evenVBand="0" w:oddHBand="0" w:evenHBand="0" w:firstRowFirstColumn="0" w:firstRowLastColumn="0" w:lastRowFirstColumn="0" w:lastRowLastColumn="0"/>
-            <w:tcW w:w="2160" w:type="dxa"/>
-          </w:tcPr>
-          <w:p>
-            <w:r>
-              <w:t>1</w:t>
-            </w:r>
-          </w:p>
-        </w:tc>
-        <w:tc>
-          <w:tcPr>
-            <w:tcW w:w="2160" w:type="dxa"/>
-          </w:tcPr>
-          <w:p>
-            <w:pPr>
-              <w:cnfStyle w:val="000000100000" w:firstRow="0" w:lastRow="0" w:firstColumn="0" w:lastColumn="0" w:oddVBand="0" w:evenVBand="0" w:oddHBand="1" w:evenHBand="0" w:firstRowFirstColumn="0" w:firstRowLastColumn="0" w:lastRowFirstColumn="0" w:lastRowLastColumn="0"/>
-            </w:pPr>
-            <w:r>
-              <w:t>ClinicalTrials.gov</w:t>
-            </w:r>
-          </w:p>
-        </w:tc>
-        <w:tc>
-          <w:tcPr>
-            <w:tcW w:w="2160" w:type="dxa"/>
-          </w:tcPr>
-          <w:p>
-            <w:pPr>
-              <w:cnfStyle w:val="000000100000" w:firstRow="0" w:lastRow="0" w:firstColumn="0" w:lastColumn="0" w:oddVBand="0" w:evenVBand="0" w:oddHBand="1" w:evenHBand="0" w:firstRowFirstColumn="0" w:firstRowLastColumn="0" w:lastRowFirstColumn="0" w:lastRowLastColumn="0"/>
-            </w:pPr>
-            <w:r>
-              <w:t>Public API v2</w:t>
-            </w:r>
-          </w:p>
-        </w:tc>
-        <w:tc>
-          <w:tcPr>
-            <w:tcW w:w="2160" w:type="dxa"/>
-          </w:tcPr>
-          <w:p>
-            <w:r>
-              <w:t>82K trials, 18.8K edges</w:t>
-            </w:r>
-          </w:p>
-        </w:tc>
-      </w:tr>
-      <w:tr>
-        <w:trPr>
-          <w:cnfStyle w:val="000000010000" w:firstRow="0" w:lastRow="0" w:firstColumn="0" w:lastColumn="0" w:oddVBand="0" w:evenVBand="0" w:oddHBand="0" w:evenHBand="1" w:firstRowFirstColumn="0" w:firstRowLastColumn="0" w:lastRowFirstColumn="0" w:lastRowLastColumn="0"/>
-        </w:trPr>
-        <w:tc>
-          <w:tcPr>
-            <w:cnfStyle w:val="001000000000" w:firstRow="0" w:lastRow="0" w:firstColumn="1" w:lastColumn="0" w:oddVBand="0" w:evenVBand="0" w:oddHBand="0" w:evenHBand="0" w:firstRowFirstColumn="0" w:firstRowLastColumn="0" w:lastRowFirstColumn="0" w:lastRowLastColumn="0"/>
-            <w:tcW w:w="2160" w:type="dxa"/>
-          </w:tcPr>
-          <w:p>
-            <w:r>
-              <w:t>2</w:t>
-            </w:r>
-          </w:p>
-        </w:tc>
-        <w:tc>
-          <w:tcPr>
-            <w:tcW w:w="2160" w:type="dxa"/>
-          </w:tcPr>
-          <w:p>
-            <w:pPr>
-              <w:cnfStyle w:val="000000010000" w:firstRow="0" w:lastRow="0" w:firstColumn="0" w:lastColumn="0" w:oddVBand="0" w:evenVBand="0" w:oddHBand="0" w:evenHBand="1" w:firstRowFirstColumn="0" w:firstRowLastColumn="0" w:lastRowFirstColumn="0" w:lastRowLastColumn="0"/>
-            </w:pPr>
-            <w:r>
-              <w:t>ClinPGx (PharmGKB successor)</w:t>
-            </w:r>
-          </w:p>
-        </w:tc>
-        <w:tc>
-          <w:tcPr>
-            <w:tcW w:w="2160" w:type="dxa"/>
-          </w:tcPr>
-          <w:p>
-            <w:pPr>
-              <w:cnfStyle w:val="000000010000" w:firstRow="0" w:lastRow="0" w:firstColumn="0" w:lastColumn="0" w:oddVBand="0" w:evenVBand="0" w:oddHBand="0" w:evenHBand="1" w:firstRowFirstColumn="0" w:firstRowLastColumn="0" w:lastRowFirstColumn="0" w:lastRowLastColumn="0"/>
-            </w:pPr>
-            <w:r>
-              <w:t>Public API</w:t>
-            </w:r>
-          </w:p>
-        </w:tc>
-        <w:tc>
-          <w:tcPr>
-            <w:tcW w:w="2160" w:type="dxa"/>
-          </w:tcPr>
-          <w:p>
-            <w:pPr>
-              <w:cnfStyle w:val="000000010000" w:firstRow="0" w:lastRow="0" w:firstColumn="0" w:lastColumn="0" w:oddVBand="0" w:evenVBand="0" w:oddHBand="0" w:evenHBand="1" w:firstRowFirstColumn="0" w:firstRowLastColumn="0" w:lastRowFirstColumn="0" w:lastRowLastColumn="0"/>
-            </w:pPr>
-            <w:r>
-              <w:t>Pharmacogenomics: 2,299 edges</w:t>
-            </w:r>
-          </w:p>
-        </w:tc>
-      </w:tr>
-      <w:tr>
-        <w:trPr>
-          <w:cnfStyle w:val="000000100000" w:firstRow="0" w:lastRow="0" w:firstColumn="0" w:lastColumn="0" w:oddVBand="0" w:evenVBand="0" w:oddHBand="1" w:evenHBand="0" w:firstRowFirstColumn="0" w:firstRowLastColumn="0" w:lastRowFirstColumn="0" w:lastRowLastColumn="0"/>
-        </w:trPr>
-        <w:tc>
-          <w:tcPr>
-            <w:cnfStyle w:val="001000000000" w:firstRow="0" w:lastRow="0" w:firstColumn="1" w:lastColumn="0" w:oddVBand="0" w:evenVBand="0" w:oddHBand="0" w:evenHBand="0" w:firstRowFirstColumn="0" w:firstRowLastColumn="0" w:lastRowFirstColumn="0" w:lastRowLastColumn="0"/>
-            <w:tcW w:w="2160" w:type="dxa"/>
-          </w:tcPr>
-          <w:p>
-            <w:r>
-              <w:t>3</w:t>
-            </w:r>
-          </w:p>
-        </w:tc>
-        <w:tc>
-          <w:tcPr>
-            <w:tcW w:w="2160" w:type="dxa"/>
-          </w:tcPr>
-          <w:p>
-            <w:pPr>
-              <w:cnfStyle w:val="000000100000" w:firstRow="0" w:lastRow="0" w:firstColumn="0" w:lastColumn="0" w:oddVBand="0" w:evenVBand="0" w:oddHBand="1" w:evenHBand="0" w:firstRowFirstColumn="0" w:firstRowLastColumn="0" w:lastRowFirstColumn="0" w:lastRowLastColumn="0"/>
-            </w:pPr>
-            <w:r>
-              <w:t>NCBI Gene</w:t>
-            </w:r>
-          </w:p>
-        </w:tc>
-        <w:tc>
-          <w:tcPr>
-            <w:tcW w:w="2160" w:type="dxa"/>
-          </w:tcPr>
-          <w:p>
-            <w:pPr>
-              <w:cnfStyle w:val="000000100000" w:firstRow="0" w:lastRow="0" w:firstColumn="0" w:lastColumn="0" w:oddVBand="0" w:evenVBand="0" w:oddHBand="1" w:evenHBand="0" w:firstRowFirstColumn="0" w:firstRowLastColumn="0" w:lastRowFirstColumn="0" w:lastRowLastColumn="0"/>
-            </w:pPr>
-            <w:r>
-              <w:t>Public FTP</w:t>
-            </w:r>
-          </w:p>
-        </w:tc>
-        <w:tc>
-          <w:tcPr>
-            <w:tcW w:w="2160" w:type="dxa"/>
-          </w:tcPr>
-          <w:p>
-            <w:r>
-              <w:t>194,726 genes</w:t>
-            </w:r>
-          </w:p>
-        </w:tc>
-      </w:tr>
-      <w:tr>
-        <w:trPr>
-          <w:cnfStyle w:val="000000010000" w:firstRow="0" w:lastRow="0" w:firstColumn="0" w:lastColumn="0" w:oddVBand="0" w:evenVBand="0" w:oddHBand="0" w:evenHBand="1" w:firstRowFirstColumn="0" w:firstRowLastColumn="0" w:lastRowFirstColumn="0" w:lastRowLastColumn="0"/>
-        </w:trPr>
-        <w:tc>
-          <w:tcPr>
-            <w:cnfStyle w:val="001000000000" w:firstRow="0" w:lastRow="0" w:firstColumn="1" w:lastColumn="0" w:oddVBand="0" w:evenVBand="0" w:oddHBand="0" w:evenHBand="0" w:firstRowFirstColumn="0" w:firstRowLastColumn="0" w:lastRowFirstColumn="0" w:lastRowLastColumn="0"/>
-            <w:tcW w:w="2160" w:type="dxa"/>
-          </w:tcPr>
-          <w:p>
-            <w:r>
-              <w:t>4</w:t>
-            </w:r>
-          </w:p>
-        </w:tc>
-        <w:tc>
-          <w:tcPr>
-            <w:tcW w:w="2160" w:type="dxa"/>
-          </w:tcPr>
-          <w:p>
-            <w:pPr>
-              <w:cnfStyle w:val="000000010000" w:firstRow="0" w:lastRow="0" w:firstColumn="0" w:lastColumn="0" w:oddVBand="0" w:evenVBand="0" w:oddHBand="0" w:evenHBand="1" w:firstRowFirstColumn="0" w:firstRowLastColumn="0" w:lastRowFirstColumn="0" w:lastRowLastColumn="0"/>
-            </w:pPr>
-            <w:r>
-              <w:t>DoRothEA (OmniPath)</w:t>
-            </w:r>
-          </w:p>
-        </w:tc>
-        <w:tc>
-          <w:tcPr>
-            <w:tcW w:w="2160" w:type="dxa"/>
-          </w:tcPr>
-          <w:p>
-            <w:pPr>
-              <w:cnfStyle w:val="000000010000" w:firstRow="0" w:lastRow="0" w:firstColumn="0" w:lastColumn="0" w:oddVBand="0" w:evenVBand="0" w:oddHBand="0" w:evenHBand="1" w:firstRowFirstColumn="0" w:firstRowLastColumn="0" w:lastRowFirstColumn="0" w:lastRowLastColumn="0"/>
-            </w:pPr>
-            <w:r>
-              <w:t>Public API</w:t>
-            </w:r>
-          </w:p>
-        </w:tc>
-        <w:tc>
-          <w:tcPr>
-            <w:tcW w:w="2160" w:type="dxa"/>
-          </w:tcPr>
-          <w:p>
-            <w:pPr>
-              <w:cnfStyle w:val="000000010000" w:firstRow="0" w:lastRow="0" w:firstColumn="0" w:lastColumn="0" w:oddVBand="0" w:evenVBand="0" w:oddHBand="0" w:evenHBand="1" w:firstRowFirstColumn="0" w:firstRowLastColumn="0" w:lastRowFirstColumn="0" w:lastRowLastColumn="0"/>
-            </w:pPr>
-            <w:r>
-              <w:t>15K TF-gene interactions</w:t>
-            </w:r>
-          </w:p>
-        </w:tc>
-      </w:tr>
-      <w:tr>
-        <w:trPr>
-          <w:cnfStyle w:val="000000100000" w:firstRow="0" w:lastRow="0" w:firstColumn="0" w:lastColumn="0" w:oddVBand="0" w:evenVBand="0" w:oddHBand="1" w:evenHBand="0" w:firstRowFirstColumn="0" w:firstRowLastColumn="0" w:lastRowFirstColumn="0" w:lastRowLastColumn="0"/>
-        </w:trPr>
-        <w:tc>
-          <w:tcPr>
-            <w:cnfStyle w:val="001000000000" w:firstRow="0" w:lastRow="0" w:firstColumn="1" w:lastColumn="0" w:oddVBand="0" w:evenVBand="0" w:oddHBand="0" w:evenHBand="0" w:firstRowFirstColumn="0" w:firstRowLastColumn="0" w:lastRowFirstColumn="0" w:lastRowLastColumn="0"/>
-            <w:tcW w:w="2160" w:type="dxa"/>
-          </w:tcPr>
-          <w:p>
-            <w:r>
-              <w:t>5</w:t>
-            </w:r>
-          </w:p>
-        </w:tc>
-        <w:tc>
-          <w:tcPr>
-            <w:tcW w:w="2160" w:type="dxa"/>
-          </w:tcPr>
-          <w:p>
-            <w:pPr>
-              <w:cnfStyle w:val="000000100000" w:firstRow="0" w:lastRow="0" w:firstColumn="0" w:lastColumn="0" w:oddVBand="0" w:evenVBand="0" w:oddHBand="1" w:evenHBand="0" w:firstRowFirstColumn="0" w:firstRowLastColumn="0" w:lastRowFirstColumn="0" w:lastRowLastColumn="0"/>
-            </w:pPr>
-            <w:r>
-              <w:t>OMIM</w:t>
-            </w:r>
-          </w:p>
-        </w:tc>
-        <w:tc>
-          <w:tcPr>
-            <w:tcW w:w="2160" w:type="dxa"/>
-          </w:tcPr>
-          <w:p>
-            <w:pPr>
-              <w:cnfStyle w:val="000000100000" w:firstRow="0" w:lastRow="0" w:firstColumn="0" w:lastColumn="0" w:oddVBand="0" w:evenVBand="0" w:oddHBand="1" w:evenHBand="0" w:firstRowFirstColumn="0" w:firstRowLastColumn="0" w:lastRowFirstColumn="0" w:lastRowLastColumn="0"/>
-            </w:pPr>
-            <w:r>
-              <w:t>API key</w:t>
-            </w:r>
-          </w:p>
-        </w:tc>
-        <w:tc>
-          <w:tcPr>
-            <w:tcW w:w="2160" w:type="dxa"/>
-          </w:tcPr>
-          <w:p>
-            <w:pPr>
-              <w:cnfStyle w:val="000000100000" w:firstRow="0" w:lastRow="0" w:firstColumn="0" w:lastColumn="0" w:oddVBand="0" w:evenVBand="0" w:oddHBand="1" w:evenHBand="0" w:firstRowFirstColumn="0" w:firstRowLastColumn="0" w:lastRowFirstColumn="0" w:lastRowLastColumn="0"/>
-            </w:pPr>
-            <w:r>
-              <w:t>7,354 gene-disease edges</w:t>
-            </w:r>
-          </w:p>
-        </w:tc>
-      </w:tr>
-      <w:tr>
-        <w:trPr>
-          <w:cnfStyle w:val="000000010000" w:firstRow="0" w:lastRow="0" w:firstColumn="0" w:lastColumn="0" w:oddVBand="0" w:evenVBand="0" w:oddHBand="0" w:evenHBand="1" w:firstRowFirstColumn="0" w:firstRowLastColumn="0" w:lastRowFirstColumn="0" w:lastRowLastColumn="0"/>
-        </w:trPr>
-        <w:tc>
-          <w:tcPr>
-            <w:cnfStyle w:val="001000000000" w:firstRow="0" w:lastRow="0" w:firstColumn="1" w:lastColumn="0" w:oddVBand="0" w:evenVBand="0" w:oddHBand="0" w:evenHBand="0" w:firstRowFirstColumn="0" w:firstRowLastColumn="0" w:lastRowFirstColumn="0" w:lastRowLastColumn="0"/>
-            <w:tcW w:w="2160" w:type="dxa"/>
-          </w:tcPr>
-          <w:p>
-            <w:r>
-              <w:t>6</w:t>
-            </w:r>
-          </w:p>
-        </w:tc>
-        <w:tc>
-          <w:tcPr>
-            <w:tcW w:w="2160" w:type="dxa"/>
-          </w:tcPr>
-          <w:p>
-            <w:pPr>
-              <w:cnfStyle w:val="000000010000" w:firstRow="0" w:lastRow="0" w:firstColumn="0" w:lastColumn="0" w:oddVBand="0" w:evenVBand="0" w:oddHBand="0" w:evenHBand="1" w:firstRowFirstColumn="0" w:firstRowLastColumn="0" w:lastRowFirstColumn="0" w:lastRowLastColumn="0"/>
-            </w:pPr>
-            <w:r>
-              <w:t>DisGeNET</w:t>
-            </w:r>
-          </w:p>
-        </w:tc>
-        <w:tc>
-          <w:tcPr>
-            <w:tcW w:w="2160" w:type="dxa"/>
-          </w:tcPr>
-          <w:p>
-            <w:pPr>
-              <w:cnfStyle w:val="000000010000" w:firstRow="0" w:lastRow="0" w:firstColumn="0" w:lastColumn="0" w:oddVBand="0" w:evenVBand="0" w:oddHBand="0" w:evenHBand="1" w:firstRowFirstColumn="0" w:firstRowLastColumn="0" w:lastRowFirstColumn="0" w:lastRowLastColumn="0"/>
-            </w:pPr>
-            <w:r>
-              <w:t>API key</w:t>
-            </w:r>
-          </w:p>
-        </w:tc>
-        <w:tc>
-          <w:tcPr>
-            <w:tcW w:w="2160" w:type="dxa"/>
-          </w:tcPr>
-          <w:p>
-            <w:pPr>
-              <w:cnfStyle w:val="000000010000" w:firstRow="0" w:lastRow="0" w:firstColumn="0" w:lastColumn="0" w:oddVBand="0" w:evenVBand="0" w:oddHBand="0" w:evenHBand="1" w:firstRowFirstColumn="0" w:firstRowLastColumn="0" w:lastRowFirstColumn="0" w:lastRowLastColumn="0"/>
-            </w:pPr>
-            <w:r>
-              <w:t>23,704 gene-disease edges</w:t>
-            </w:r>
-          </w:p>
-        </w:tc>
-      </w:tr>
-      <w:tr>
-        <w:trPr>
-          <w:cnfStyle w:val="000000100000" w:firstRow="0" w:lastRow="0" w:firstColumn="0" w:lastColumn="0" w:oddVBand="0" w:evenVBand="0" w:oddHBand="1" w:evenHBand="0" w:firstRowFirstColumn="0" w:firstRowLastColumn="0" w:lastRowFirstColumn="0" w:lastRowLastColumn="0"/>
-        </w:trPr>
-        <w:tc>
-          <w:tcPr>
-            <w:cnfStyle w:val="001000000000" w:firstRow="0" w:lastRow="0" w:firstColumn="1" w:lastColumn="0" w:oddVBand="0" w:evenVBand="0" w:oddHBand="0" w:evenHBand="0" w:firstRowFirstColumn="0" w:firstRowLastColumn="0" w:lastRowFirstColumn="0" w:lastRowLastColumn="0"/>
-            <w:tcW w:w="2160" w:type="dxa"/>
-          </w:tcPr>
-          <w:p>
-            <w:r>
-              <w:t>7</w:t>
-            </w:r>
-          </w:p>
-        </w:tc>
-        <w:tc>
-          <w:tcPr>
-            <w:tcW w:w="2160" w:type="dxa"/>
-          </w:tcPr>
-          <w:p>
-            <w:pPr>
-              <w:cnfStyle w:val="000000100000" w:firstRow="0" w:lastRow="0" w:firstColumn="0" w:lastColumn="0" w:oddVBand="0" w:evenVBand="0" w:oddHBand="1" w:evenHBand="0" w:firstRowFirstColumn="0" w:firstRowLastColumn="0" w:lastRowFirstColumn="0" w:lastRowLastColumn="0"/>
-            </w:pPr>
-            <w:r>
-              <w:t>DrugBank</w:t>
-            </w:r>
-          </w:p>
-        </w:tc>
-        <w:tc>
-          <w:tcPr>
-            <w:tcW w:w="2160" w:type="dxa"/>
-          </w:tcPr>
-          <w:p>
-            <w:pPr>
-              <w:cnfStyle w:val="000000100000" w:firstRow="0" w:lastRow="0" w:firstColumn="0" w:lastColumn="0" w:oddVBand="0" w:evenVBand="0" w:oddHBand="1" w:evenHBand="0" w:firstRowFirstColumn="0" w:firstRowLastColumn="0" w:lastRowFirstColumn="0" w:lastRowLastColumn="0"/>
-            </w:pPr>
-            <w:r>
-              <w:t>XML file</w:t>
-            </w:r>
-          </w:p>
-        </w:tc>
-        <w:tc>
-          <w:tcPr>
-            <w:tcW w:w="2160" w:type="dxa"/>
-          </w:tcPr>
-          <w:p>
-            <w:r>
-              <w:t>41,566 drugs, 19,085 drug-gene edges</w:t>
-            </w:r>
-          </w:p>
-        </w:tc>
-      </w:tr>
-      <w:tr>
-        <w:trPr>
-          <w:cnfStyle w:val="000000010000" w:firstRow="0" w:lastRow="0" w:firstColumn="0" w:lastColumn="0" w:oddVBand="0" w:evenVBand="0" w:oddHBand="0" w:evenHBand="1" w:firstRowFirstColumn="0" w:firstRowLastColumn="0" w:lastRowFirstColumn="0" w:lastRowLastColumn="0"/>
-        </w:trPr>
-        <w:tc>
-          <w:tcPr>
-            <w:cnfStyle w:val="001000000000" w:firstRow="0" w:lastRow="0" w:firstColumn="1" w:lastColumn="0" w:oddVBand="0" w:evenVBand="0" w:oddHBand="0" w:evenHBand="0" w:firstRowFirstColumn="0" w:firstRowLastColumn="0" w:lastRowFirstColumn="0" w:lastRowLastColumn="0"/>
-            <w:tcW w:w="2160" w:type="dxa"/>
-          </w:tcPr>
-          <w:p>
-            <w:r>
-              <w:t>8</w:t>
-            </w:r>
-          </w:p>
-        </w:tc>
-        <w:tc>
-          <w:tcPr>
-            <w:tcW w:w="2160" w:type="dxa"/>
-          </w:tcPr>
-          <w:p>
-            <w:pPr>
-              <w:cnfStyle w:val="000000010000" w:firstRow="0" w:lastRow="0" w:firstColumn="0" w:lastColumn="0" w:oddVBand="0" w:evenVBand="0" w:oddHBand="0" w:evenHBand="1" w:firstRowFirstColumn="0" w:firstRowLastColumn="0" w:lastRowFirstColumn="0" w:lastRowLastColumn="0"/>
-            </w:pPr>
-            <w:r>
-              <w:t>AOP-DB</w:t>
-            </w:r>
-          </w:p>
-        </w:tc>
-        <w:tc>
-          <w:tcPr>
-            <w:tcW w:w="2160" w:type="dxa"/>
-          </w:tcPr>
-          <w:p>
-            <w:pPr>
-              <w:cnfStyle w:val="000000010000" w:firstRow="0" w:lastRow="0" w:firstColumn="0" w:lastColumn="0" w:oddVBand="0" w:evenVBand="0" w:oddHBand="0" w:evenHBand="1" w:firstRowFirstColumn="0" w:firstRowLastColumn="0" w:lastRowFirstColumn="0" w:lastRowLastColumn="0"/>
-            </w:pPr>
-            <w:r>
-              <w:t>SQL dump</w:t>
-            </w:r>
-          </w:p>
-        </w:tc>
-        <w:tc>
-          <w:tcPr>
-            <w:tcW w:w="2160" w:type="dxa"/>
-          </w:tcPr>
-          <w:p>
-            <w:r>
-              <w:t>18,502 gene-pathway edges (each direction)</w:t>
-            </w:r>
-          </w:p>
-        </w:tc>
-      </w:tr>
-    </w:tbl>
-    <w:p/>
-    <w:p>
-      <w:pPr>
-        <w:pStyle w:val="Heading3"/>
-      </w:pPr>
-      <w:r>
-        <w:t>Phase 2: Hetionet Component Parsers (21 sources)</w:t>
+        <w:t>2.1. Data Pipeline (36 Sources)</w:t>
+      </w:r>
+    </w:p>
+    <w:p>
+      <w:r>
+        <w:t>The full batch pipeline (python src/main.py) downloads, parses, exports TSVs, and loads into Neo4j in a single run. All 36 parsers inherit from BaseParser and produce Dict[str, DataFrame]. 85 ontology configs in src/ontology_configs.py declaratively map those DataFrames to Neo4j nodes and relationships. The loader uses MERGE for idempotent loading. Every relationship carries a source property for provenance.</w:t>
+      </w:r>
+    </w:p>
+    <w:p>
+      <w:r>
+        <w:t>Phase 1 — Core Parsers (8):</w:t>
       </w:r>
     </w:p>
     <w:tbl>
@@ -1442,7 +333,7 @@
           </w:tcPr>
           <w:p>
             <w:r>
-              <w:t>#</w:t>
+              <w:t>Source</w:t>
             </w:r>
           </w:p>
         </w:tc>
@@ -1455,7 +346,7 @@
               <w:cnfStyle w:val="100000000000" w:firstRow="1" w:lastRow="0" w:firstColumn="0" w:lastColumn="0" w:oddVBand="0" w:evenVBand="0" w:oddHBand="0" w:evenHBand="0" w:firstRowFirstColumn="0" w:firstRowLastColumn="0" w:lastRowFirstColumn="0" w:lastRowLastColumn="0"/>
             </w:pPr>
             <w:r>
-              <w:t>Source</w:t>
+              <w:t>What It Provides</w:t>
             </w:r>
           </w:p>
         </w:tc>
@@ -1468,7 +359,7 @@
               <w:cnfStyle w:val="100000000000" w:firstRow="1" w:lastRow="0" w:firstColumn="0" w:lastColumn="0" w:oddVBand="0" w:evenVBand="0" w:oddHBand="0" w:evenHBand="0" w:firstRowFirstColumn="0" w:firstRowLastColumn="0" w:lastRowFirstColumn="0" w:lastRowLastColumn="0"/>
             </w:pPr>
             <w:r>
-              <w:t>Key Data</w:t>
+              <w:t>Notable Details</w:t>
             </w:r>
           </w:p>
         </w:tc>
@@ -1484,7 +375,7 @@
           </w:tcPr>
           <w:p>
             <w:r>
-              <w:t>9</w:t>
+              <w:t>ClinicalTrials.gov</w:t>
             </w:r>
           </w:p>
         </w:tc>
@@ -1497,7 +388,7 @@
               <w:cnfStyle w:val="000000100000" w:firstRow="0" w:lastRow="0" w:firstColumn="0" w:lastColumn="0" w:oddVBand="0" w:evenVBand="0" w:oddHBand="1" w:evenHBand="0" w:firstRowFirstColumn="0" w:firstRowLastColumn="0" w:lastRowFirstColumn="0" w:lastRowLastColumn="0"/>
             </w:pPr>
             <w:r>
-              <w:t>Disease Ontology</w:t>
+              <w:t>82K trials, 674 condition + 18K intervention edges</w:t>
             </w:r>
           </w:p>
         </w:tc>
@@ -1510,7 +401,7 @@
               <w:cnfStyle w:val="000000100000" w:firstRow="0" w:lastRow="0" w:firstColumn="0" w:lastColumn="0" w:oddVBand="0" w:evenVBand="0" w:oddHBand="1" w:evenHBand="0" w:firstRowFirstColumn="0" w:firstRowLastColumn="0" w:lastRowFirstColumn="0" w:lastRowLastColumn="0"/>
             </w:pPr>
             <w:r>
-              <w:t>44K disease nodes</w:t>
+              <w:t>API v2, JSON caching per disease term</w:t>
             </w:r>
           </w:p>
         </w:tc>
@@ -1526,7 +417,7 @@
           </w:tcPr>
           <w:p>
             <w:r>
-              <w:t>10</w:t>
+              <w:t>ClinPGx (PharmGKB successor)</w:t>
             </w:r>
           </w:p>
         </w:tc>
@@ -1539,7 +430,7 @@
               <w:cnfStyle w:val="000000010000" w:firstRow="0" w:lastRow="0" w:firstColumn="0" w:lastColumn="0" w:oddVBand="0" w:evenVBand="0" w:oddHBand="0" w:evenHBand="1" w:firstRowFirstColumn="0" w:firstRowLastColumn="0" w:lastRowFirstColumn="0" w:lastRowLastColumn="0"/>
             </w:pPr>
             <w:r>
-              <w:t>Gene Ontology</w:t>
+              <w:t>1.1K variant, 506 + 360 + 304 pgx edges</w:t>
             </w:r>
           </w:p>
         </w:tc>
@@ -1552,7 +443,7 @@
               <w:cnfStyle w:val="000000010000" w:firstRow="0" w:lastRow="0" w:firstColumn="0" w:lastColumn="0" w:oddVBand="0" w:evenVBand="0" w:oddHBand="0" w:evenHBand="1" w:firstRowFirstColumn="0" w:firstRowLastColumn="0" w:lastRowFirstColumn="0" w:lastRowLastColumn="0"/>
             </w:pPr>
             <w:r>
-              <w:t>323K annotation edges</w:t>
+              <w:t>Public REST API, drug labels + clinical annotations</w:t>
             </w:r>
           </w:p>
         </w:tc>
@@ -1568,7 +459,7 @@
           </w:tcPr>
           <w:p>
             <w:r>
-              <w:t>11</w:t>
+              <w:t>NCBI Gene</w:t>
             </w:r>
           </w:p>
         </w:tc>
@@ -1581,7 +472,7 @@
               <w:cnfStyle w:val="000000100000" w:firstRow="0" w:lastRow="0" w:firstColumn="0" w:lastColumn="0" w:oddVBand="0" w:evenVBand="0" w:oddHBand="1" w:evenHBand="0" w:firstRowFirstColumn="0" w:firstRowLastColumn="0" w:lastRowFirstColumn="0" w:lastRowLastColumn="0"/>
             </w:pPr>
             <w:r>
-              <w:t>Uberon (anatomy)</w:t>
+              <w:t>194K gene nodes</w:t>
             </w:r>
           </w:p>
         </w:tc>
@@ -1594,7 +485,7 @@
               <w:cnfStyle w:val="000000100000" w:firstRow="0" w:lastRow="0" w:firstColumn="0" w:lastColumn="0" w:oddVBand="0" w:evenVBand="0" w:oddHBand="1" w:evenHBand="0" w:firstRowFirstColumn="0" w:firstRowLastColumn="0" w:lastRowFirstColumn="0" w:lastRowLastColumn="0"/>
             </w:pPr>
             <w:r>
-              <w:t>15K anatomy nodes</w:t>
+              <w:t>Public FTP, gene metadata only (no edges)</w:t>
             </w:r>
           </w:p>
         </w:tc>
@@ -1610,8 +501,7 @@
           </w:tcPr>
           <w:p>
             <w:r>
-              <w:lastRenderedPageBreak/>
-              <w:t>12</w:t>
+              <w:t>DoRothEA (OmniPath)</w:t>
             </w:r>
           </w:p>
         </w:tc>
@@ -1624,7 +514,7 @@
               <w:cnfStyle w:val="000000010000" w:firstRow="0" w:lastRow="0" w:firstColumn="0" w:lastColumn="0" w:oddVBand="0" w:evenVBand="0" w:oddHBand="0" w:evenHBand="1" w:firstRowFirstColumn="0" w:firstRowLastColumn="0" w:lastRowFirstColumn="0" w:lastRowLastColumn="0"/>
             </w:pPr>
             <w:r>
-              <w:t>MeSH (symptoms)</w:t>
+              <w:t>15K TF-gene interactions</w:t>
             </w:r>
           </w:p>
         </w:tc>
@@ -1637,7 +527,7 @@
               <w:cnfStyle w:val="000000010000" w:firstRow="0" w:lastRow="0" w:firstColumn="0" w:lastColumn="0" w:oddVBand="0" w:evenVBand="0" w:oddHBand="0" w:evenHBand="1" w:firstRowFirstColumn="0" w:firstRowLastColumn="0" w:lastRowFirstColumn="0" w:lastRowLastColumn="0"/>
             </w:pPr>
             <w:r>
-              <w:t>966 symptom nodes</w:t>
+              <w:t>morScore + confidence (A–D) properties on edges</w:t>
             </w:r>
           </w:p>
         </w:tc>
@@ -1653,7 +543,7 @@
           </w:tcPr>
           <w:p>
             <w:r>
-              <w:t>13</w:t>
+              <w:t>OMIM</w:t>
             </w:r>
           </w:p>
         </w:tc>
@@ -1666,7 +556,7 @@
               <w:cnfStyle w:val="000000100000" w:firstRow="0" w:lastRow="0" w:firstColumn="0" w:lastColumn="0" w:oddVBand="0" w:evenVBand="0" w:oddHBand="1" w:evenHBand="0" w:firstRowFirstColumn="0" w:firstRowLastColumn="0" w:lastRowFirstColumn="0" w:lastRowLastColumn="0"/>
             </w:pPr>
             <w:r>
-              <w:t>SIDER (side effects)</w:t>
+              <w:t>7.3K gene-disease edges</w:t>
             </w:r>
           </w:p>
         </w:tc>
@@ -1679,7 +569,7 @@
               <w:cnfStyle w:val="000000100000" w:firstRow="0" w:lastRow="0" w:firstColumn="0" w:lastColumn="0" w:oddVBand="0" w:evenVBand="0" w:oddHBand="1" w:evenHBand="0" w:firstRowFirstColumn="0" w:firstRowLastColumn="0" w:lastRowFirstColumn="0" w:lastRowLastColumn="0"/>
             </w:pPr>
             <w:r>
-              <w:t>149K side effect edges</w:t>
+              <w:t>Requires OMIM_API_KEY</w:t>
             </w:r>
           </w:p>
         </w:tc>
@@ -1695,7 +585,7 @@
           </w:tcPr>
           <w:p>
             <w:r>
-              <w:t>14</w:t>
+              <w:t>DisGeNET</w:t>
             </w:r>
           </w:p>
         </w:tc>
@@ -1708,7 +598,7 @@
               <w:cnfStyle w:val="000000010000" w:firstRow="0" w:lastRow="0" w:firstColumn="0" w:lastColumn="0" w:oddVBand="0" w:evenVBand="0" w:oddHBand="0" w:evenHBand="1" w:firstRowFirstColumn="0" w:firstRowLastColumn="0" w:lastRowFirstColumn="0" w:lastRowLastColumn="0"/>
             </w:pPr>
             <w:r>
-              <w:t>LINCS L1000</w:t>
+              <w:t>20K gene-disease edges</w:t>
             </w:r>
           </w:p>
         </w:tc>
@@ -1721,7 +611,7 @@
               <w:cnfStyle w:val="000000010000" w:firstRow="0" w:lastRow="0" w:firstColumn="0" w:lastColumn="0" w:oddVBand="0" w:evenVBand="0" w:oddHBand="0" w:evenHBand="1" w:firstRowFirstColumn="0" w:firstRowLastColumn="0" w:lastRowFirstColumn="0" w:lastRowLastColumn="0"/>
             </w:pPr>
             <w:r>
-              <w:t>357K expression edges</w:t>
+              <w:t>Requires DISGENET_API_KEY, CVD-filtered</w:t>
             </w:r>
           </w:p>
         </w:tc>
@@ -1737,7 +627,7 @@
           </w:tcPr>
           <w:p>
             <w:r>
-              <w:t>15</w:t>
+              <w:t>DrugBank</w:t>
             </w:r>
           </w:p>
         </w:tc>
@@ -1750,7 +640,7 @@
               <w:cnfStyle w:val="000000100000" w:firstRow="0" w:lastRow="0" w:firstColumn="0" w:lastColumn="0" w:oddVBand="0" w:evenVBand="0" w:oddHBand="1" w:evenHBand="0" w:firstRowFirstColumn="0" w:firstRowLastColumn="0" w:lastRowFirstColumn="0" w:lastRowLastColumn="0"/>
             </w:pPr>
             <w:r>
-              <w:t>MEDLINE</w:t>
+              <w:t>41K drugs, 19K drug-target edges</w:t>
             </w:r>
           </w:p>
         </w:tc>
@@ -1763,7 +653,7 @@
               <w:cnfStyle w:val="000000100000" w:firstRow="0" w:lastRow="0" w:firstColumn="0" w:lastColumn="0" w:oddVBand="0" w:evenVBand="0" w:oddHBand="1" w:evenHBand="0" w:firstRowFirstColumn="0" w:firstRowLastColumn="0" w:lastRowFirstColumn="0" w:lastRowLastColumn="0"/>
             </w:pPr>
             <w:r>
-              <w:t>7.2K literature cooccurrence edges</w:t>
+              <w:t>Streaming XML parser for 1.8GB file</w:t>
             </w:r>
           </w:p>
         </w:tc>
@@ -1779,7 +669,7 @@
           </w:tcPr>
           <w:p>
             <w:r>
-              <w:t>16</w:t>
+              <w:t>AOP-DB</w:t>
             </w:r>
           </w:p>
         </w:tc>
@@ -1792,7 +682,7 @@
               <w:cnfStyle w:val="000000010000" w:firstRow="0" w:lastRow="0" w:firstColumn="0" w:lastColumn="0" w:oddVBand="0" w:evenVBand="0" w:oddHBand="0" w:evenHBand="1" w:firstRowFirstColumn="0" w:firstRowLastColumn="0" w:lastRowFirstColumn="0" w:lastRowLastColumn="0"/>
             </w:pPr>
             <w:r>
-              <w:t>DrugCentral</w:t>
+              <w:t>18.5K gene-pathway edges (bidirectional)</w:t>
             </w:r>
           </w:p>
         </w:tc>
@@ -1805,553 +695,7 @@
               <w:cnfStyle w:val="000000010000" w:firstRow="0" w:lastRow="0" w:firstColumn="0" w:lastColumn="0" w:oddVBand="0" w:evenVBand="0" w:oddHBand="0" w:evenHBand="1" w:firstRowFirstColumn="0" w:firstRowLastColumn="0" w:lastRowFirstColumn="0" w:lastRowLastColumn="0"/>
             </w:pPr>
             <w:r>
-              <w:t>40K drug-disease/pharmacologic edges</w:t>
-            </w:r>
-          </w:p>
-        </w:tc>
-      </w:tr>
-      <w:tr>
-        <w:trPr>
-          <w:cnfStyle w:val="000000100000" w:firstRow="0" w:lastRow="0" w:firstColumn="0" w:lastColumn="0" w:oddVBand="0" w:evenVBand="0" w:oddHBand="1" w:evenHBand="0" w:firstRowFirstColumn="0" w:firstRowLastColumn="0" w:lastRowFirstColumn="0" w:lastRowLastColumn="0"/>
-        </w:trPr>
-        <w:tc>
-          <w:tcPr>
-            <w:cnfStyle w:val="001000000000" w:firstRow="0" w:lastRow="0" w:firstColumn="1" w:lastColumn="0" w:oddVBand="0" w:evenVBand="0" w:oddHBand="0" w:evenHBand="0" w:firstRowFirstColumn="0" w:firstRowLastColumn="0" w:lastRowFirstColumn="0" w:lastRowLastColumn="0"/>
-            <w:tcW w:w="2880" w:type="dxa"/>
-          </w:tcPr>
-          <w:p>
-            <w:r>
-              <w:t>17</w:t>
-            </w:r>
-          </w:p>
-        </w:tc>
-        <w:tc>
-          <w:tcPr>
-            <w:tcW w:w="2880" w:type="dxa"/>
-          </w:tcPr>
-          <w:p>
-            <w:pPr>
-              <w:cnfStyle w:val="000000100000" w:firstRow="0" w:lastRow="0" w:firstColumn="0" w:lastColumn="0" w:oddVBand="0" w:evenVBand="0" w:oddHBand="1" w:evenHBand="0" w:firstRowFirstColumn="0" w:firstRowLastColumn="0" w:lastRowFirstColumn="0" w:lastRowLastColumn="0"/>
-            </w:pPr>
-            <w:r>
-              <w:t>GWAS Catalog</w:t>
-            </w:r>
-          </w:p>
-        </w:tc>
-        <w:tc>
-          <w:tcPr>
-            <w:tcW w:w="2880" w:type="dxa"/>
-          </w:tcPr>
-          <w:p>
-            <w:pPr>
-              <w:cnfStyle w:val="000000100000" w:firstRow="0" w:lastRow="0" w:firstColumn="0" w:lastColumn="0" w:oddVBand="0" w:evenVBand="0" w:oddHBand="1" w:evenHBand="0" w:firstRowFirstColumn="0" w:firstRowLastColumn="0" w:lastRowFirstColumn="0" w:lastRowLastColumn="0"/>
-            </w:pPr>
-            <w:r>
-              <w:t>45K gene-disease associations</w:t>
-            </w:r>
-          </w:p>
-        </w:tc>
-      </w:tr>
-      <w:tr>
-        <w:trPr>
-          <w:cnfStyle w:val="000000010000" w:firstRow="0" w:lastRow="0" w:firstColumn="0" w:lastColumn="0" w:oddVBand="0" w:evenVBand="0" w:oddHBand="0" w:evenHBand="1" w:firstRowFirstColumn="0" w:firstRowLastColumn="0" w:lastRowFirstColumn="0" w:lastRowLastColumn="0"/>
-        </w:trPr>
-        <w:tc>
-          <w:tcPr>
-            <w:cnfStyle w:val="001000000000" w:firstRow="0" w:lastRow="0" w:firstColumn="1" w:lastColumn="0" w:oddVBand="0" w:evenVBand="0" w:oddHBand="0" w:evenHBand="0" w:firstRowFirstColumn="0" w:firstRowLastColumn="0" w:lastRowFirstColumn="0" w:lastRowLastColumn="0"/>
-            <w:tcW w:w="2880" w:type="dxa"/>
-          </w:tcPr>
-          <w:p>
-            <w:r>
-              <w:t>18</w:t>
-            </w:r>
-          </w:p>
-        </w:tc>
-        <w:tc>
-          <w:tcPr>
-            <w:tcW w:w="2880" w:type="dxa"/>
-          </w:tcPr>
-          <w:p>
-            <w:pPr>
-              <w:cnfStyle w:val="000000010000" w:firstRow="0" w:lastRow="0" w:firstColumn="0" w:lastColumn="0" w:oddVBand="0" w:evenVBand="0" w:oddHBand="0" w:evenHBand="1" w:firstRowFirstColumn="0" w:firstRowLastColumn="0" w:lastRowFirstColumn="0" w:lastRowLastColumn="0"/>
-            </w:pPr>
-            <w:r>
-              <w:t>BindingDB</w:t>
-            </w:r>
-          </w:p>
-        </w:tc>
-        <w:tc>
-          <w:tcPr>
-            <w:tcW w:w="2880" w:type="dxa"/>
-          </w:tcPr>
-          <w:p>
-            <w:pPr>
-              <w:cnfStyle w:val="000000010000" w:firstRow="0" w:lastRow="0" w:firstColumn="0" w:lastColumn="0" w:oddVBand="0" w:evenVBand="0" w:oddHBand="0" w:evenHBand="1" w:firstRowFirstColumn="0" w:firstRowLastColumn="0" w:lastRowFirstColumn="0" w:lastRowLastColumn="0"/>
-            </w:pPr>
-            <w:r>
-              <w:t>26K drug-gene binding edges</w:t>
-            </w:r>
-          </w:p>
-        </w:tc>
-      </w:tr>
-      <w:tr>
-        <w:trPr>
-          <w:cnfStyle w:val="000000100000" w:firstRow="0" w:lastRow="0" w:firstColumn="0" w:lastColumn="0" w:oddVBand="0" w:evenVBand="0" w:oddHBand="1" w:evenHBand="0" w:firstRowFirstColumn="0" w:firstRowLastColumn="0" w:lastRowFirstColumn="0" w:lastRowLastColumn="0"/>
-        </w:trPr>
-        <w:tc>
-          <w:tcPr>
-            <w:cnfStyle w:val="001000000000" w:firstRow="0" w:lastRow="0" w:firstColumn="1" w:lastColumn="0" w:oddVBand="0" w:evenVBand="0" w:oddHBand="0" w:evenHBand="0" w:firstRowFirstColumn="0" w:firstRowLastColumn="0" w:lastRowFirstColumn="0" w:lastRowLastColumn="0"/>
-            <w:tcW w:w="2880" w:type="dxa"/>
-          </w:tcPr>
-          <w:p>
-            <w:r>
-              <w:t>19</w:t>
-            </w:r>
-          </w:p>
-        </w:tc>
-        <w:tc>
-          <w:tcPr>
-            <w:tcW w:w="2880" w:type="dxa"/>
-          </w:tcPr>
-          <w:p>
-            <w:pPr>
-              <w:cnfStyle w:val="000000100000" w:firstRow="0" w:lastRow="0" w:firstColumn="0" w:lastColumn="0" w:oddVBand="0" w:evenVBand="0" w:oddHBand="1" w:evenHBand="0" w:firstRowFirstColumn="0" w:firstRowLastColumn="0" w:lastRowFirstColumn="0" w:lastRowLastColumn="0"/>
-            </w:pPr>
-            <w:r>
-              <w:t>PubTator Central</w:t>
-            </w:r>
-          </w:p>
-        </w:tc>
-        <w:tc>
-          <w:tcPr>
-            <w:tcW w:w="2880" w:type="dxa"/>
-          </w:tcPr>
-          <w:p>
-            <w:pPr>
-              <w:cnfStyle w:val="000000100000" w:firstRow="0" w:lastRow="0" w:firstColumn="0" w:lastColumn="0" w:oddVBand="0" w:evenVBand="0" w:oddHBand="1" w:evenHBand="0" w:firstRowFirstColumn="0" w:firstRowLastColumn="0" w:lastRowFirstColumn="0" w:lastRowLastColumn="0"/>
-            </w:pPr>
-            <w:r>
-              <w:t>17M literature-mined edges</w:t>
-            </w:r>
-          </w:p>
-        </w:tc>
-      </w:tr>
-      <w:tr>
-        <w:trPr>
-          <w:cnfStyle w:val="000000010000" w:firstRow="0" w:lastRow="0" w:firstColumn="0" w:lastColumn="0" w:oddVBand="0" w:evenVBand="0" w:oddHBand="0" w:evenHBand="1" w:firstRowFirstColumn="0" w:firstRowLastColumn="0" w:lastRowFirstColumn="0" w:lastRowLastColumn="0"/>
-        </w:trPr>
-        <w:tc>
-          <w:tcPr>
-            <w:cnfStyle w:val="001000000000" w:firstRow="0" w:lastRow="0" w:firstColumn="1" w:lastColumn="0" w:oddVBand="0" w:evenVBand="0" w:oddHBand="0" w:evenHBand="0" w:firstRowFirstColumn="0" w:firstRowLastColumn="0" w:lastRowFirstColumn="0" w:lastRowLastColumn="0"/>
-            <w:tcW w:w="2880" w:type="dxa"/>
-          </w:tcPr>
-          <w:p>
-            <w:r>
-              <w:t>20</w:t>
-            </w:r>
-          </w:p>
-        </w:tc>
-        <w:tc>
-          <w:tcPr>
-            <w:tcW w:w="2880" w:type="dxa"/>
-          </w:tcPr>
-          <w:p>
-            <w:pPr>
-              <w:cnfStyle w:val="000000010000" w:firstRow="0" w:lastRow="0" w:firstColumn="0" w:lastColumn="0" w:oddVBand="0" w:evenVBand="0" w:oddHBand="0" w:evenHBand="1" w:firstRowFirstColumn="0" w:firstRowLastColumn="0" w:lastRowFirstColumn="0" w:lastRowLastColumn="0"/>
-            </w:pPr>
-            <w:r>
-              <w:t>CTD</w:t>
-            </w:r>
-          </w:p>
-        </w:tc>
-        <w:tc>
-          <w:tcPr>
-            <w:tcW w:w="2880" w:type="dxa"/>
-          </w:tcPr>
-          <w:p>
-            <w:pPr>
-              <w:cnfStyle w:val="000000010000" w:firstRow="0" w:lastRow="0" w:firstColumn="0" w:lastColumn="0" w:oddVBand="0" w:evenVBand="0" w:oddHBand="0" w:evenHBand="1" w:firstRowFirstColumn="0" w:firstRowLastColumn="0" w:lastRowFirstColumn="0" w:lastRowLastColumn="0"/>
-            </w:pPr>
-            <w:r>
-              <w:t>432K chemical-gene expression edges</w:t>
-            </w:r>
-          </w:p>
-        </w:tc>
-      </w:tr>
-      <w:tr>
-        <w:trPr>
-          <w:cnfStyle w:val="000000100000" w:firstRow="0" w:lastRow="0" w:firstColumn="0" w:lastColumn="0" w:oddVBand="0" w:evenVBand="0" w:oddHBand="1" w:evenHBand="0" w:firstRowFirstColumn="0" w:firstRowLastColumn="0" w:lastRowFirstColumn="0" w:lastRowLastColumn="0"/>
-        </w:trPr>
-        <w:tc>
-          <w:tcPr>
-            <w:cnfStyle w:val="001000000000" w:firstRow="0" w:lastRow="0" w:firstColumn="1" w:lastColumn="0" w:oddVBand="0" w:evenVBand="0" w:oddHBand="0" w:evenHBand="0" w:firstRowFirstColumn="0" w:firstRowLastColumn="0" w:lastRowFirstColumn="0" w:lastRowLastColumn="0"/>
-            <w:tcW w:w="2880" w:type="dxa"/>
-          </w:tcPr>
-          <w:p>
-            <w:r>
-              <w:t>21</w:t>
-            </w:r>
-          </w:p>
-        </w:tc>
-        <w:tc>
-          <w:tcPr>
-            <w:tcW w:w="2880" w:type="dxa"/>
-          </w:tcPr>
-          <w:p>
-            <w:pPr>
-              <w:cnfStyle w:val="000000100000" w:firstRow="0" w:lastRow="0" w:firstColumn="0" w:lastColumn="0" w:oddVBand="0" w:evenVBand="0" w:oddHBand="1" w:evenHBand="0" w:firstRowFirstColumn="0" w:firstRowLastColumn="0" w:lastRowFirstColumn="0" w:lastRowLastColumn="0"/>
-            </w:pPr>
-            <w:r>
-              <w:t>Bgee</w:t>
-            </w:r>
-          </w:p>
-        </w:tc>
-        <w:tc>
-          <w:tcPr>
-            <w:tcW w:w="2880" w:type="dxa"/>
-          </w:tcPr>
-          <w:p>
-            <w:pPr>
-              <w:cnfStyle w:val="000000100000" w:firstRow="0" w:lastRow="0" w:firstColumn="0" w:lastColumn="0" w:oddVBand="0" w:evenVBand="0" w:oddHBand="1" w:evenHBand="0" w:firstRowFirstColumn="0" w:firstRowLastColumn="0" w:lastRowFirstColumn="0" w:lastRowLastColumn="0"/>
-            </w:pPr>
-            <w:r>
-              <w:t>7.2M tissue expression edges</w:t>
-            </w:r>
-          </w:p>
-        </w:tc>
-      </w:tr>
-      <w:tr>
-        <w:trPr>
-          <w:cnfStyle w:val="000000010000" w:firstRow="0" w:lastRow="0" w:firstColumn="0" w:lastColumn="0" w:oddVBand="0" w:evenVBand="0" w:oddHBand="0" w:evenHBand="1" w:firstRowFirstColumn="0" w:firstRowLastColumn="0" w:lastRowFirstColumn="0" w:lastRowLastColumn="0"/>
-        </w:trPr>
-        <w:tc>
-          <w:tcPr>
-            <w:cnfStyle w:val="001000000000" w:firstRow="0" w:lastRow="0" w:firstColumn="1" w:lastColumn="0" w:oddVBand="0" w:evenVBand="0" w:oddHBand="0" w:evenHBand="0" w:firstRowFirstColumn="0" w:firstRowLastColumn="0" w:lastRowFirstColumn="0" w:lastRowLastColumn="0"/>
-            <w:tcW w:w="2880" w:type="dxa"/>
-          </w:tcPr>
-          <w:p>
-            <w:r>
-              <w:t>22</w:t>
-            </w:r>
-          </w:p>
-        </w:tc>
-        <w:tc>
-          <w:tcPr>
-            <w:tcW w:w="2880" w:type="dxa"/>
-          </w:tcPr>
-          <w:p>
-            <w:pPr>
-              <w:cnfStyle w:val="000000010000" w:firstRow="0" w:lastRow="0" w:firstColumn="0" w:lastColumn="0" w:oddVBand="0" w:evenVBand="0" w:oddHBand="0" w:evenHBand="1" w:firstRowFirstColumn="0" w:firstRowLastColumn="0" w:lastRowFirstColumn="0" w:lastRowLastColumn="0"/>
-            </w:pPr>
-            <w:r>
-              <w:t>Hetionet (precomputed)</w:t>
-            </w:r>
-          </w:p>
-        </w:tc>
-        <w:tc>
-          <w:tcPr>
-            <w:tcW w:w="2880" w:type="dxa"/>
-          </w:tcPr>
-          <w:p>
-            <w:pPr>
-              <w:cnfStyle w:val="000000010000" w:firstRow="0" w:lastRow="0" w:firstColumn="0" w:lastColumn="0" w:oddVBand="0" w:evenVBand="0" w:oddHBand="0" w:evenHBand="1" w:firstRowFirstColumn="0" w:firstRowLastColumn="0" w:lastRowFirstColumn="0" w:lastRowLastColumn="0"/>
-            </w:pPr>
-            <w:r>
-              <w:t>337K gene interaction + side effect edges</w:t>
-            </w:r>
-          </w:p>
-        </w:tc>
-      </w:tr>
-      <w:tr>
-        <w:trPr>
-          <w:cnfStyle w:val="000000100000" w:firstRow="0" w:lastRow="0" w:firstColumn="0" w:lastColumn="0" w:oddVBand="0" w:evenVBand="0" w:oddHBand="1" w:evenHBand="0" w:firstRowFirstColumn="0" w:firstRowLastColumn="0" w:lastRowFirstColumn="0" w:lastRowLastColumn="0"/>
-        </w:trPr>
-        <w:tc>
-          <w:tcPr>
-            <w:cnfStyle w:val="001000000000" w:firstRow="0" w:lastRow="0" w:firstColumn="1" w:lastColumn="0" w:oddVBand="0" w:evenVBand="0" w:oddHBand="0" w:evenHBand="0" w:firstRowFirstColumn="0" w:firstRowLastColumn="0" w:lastRowFirstColumn="0" w:lastRowLastColumn="0"/>
-            <w:tcW w:w="2880" w:type="dxa"/>
-          </w:tcPr>
-          <w:p>
-            <w:r>
-              <w:t>23</w:t>
-            </w:r>
-          </w:p>
-        </w:tc>
-        <w:tc>
-          <w:tcPr>
-            <w:tcW w:w="2880" w:type="dxa"/>
-          </w:tcPr>
-          <w:p>
-            <w:pPr>
-              <w:cnfStyle w:val="000000100000" w:firstRow="0" w:lastRow="0" w:firstColumn="0" w:lastColumn="0" w:oddVBand="0" w:evenVBand="0" w:oddHBand="1" w:evenHBand="0" w:firstRowFirstColumn="0" w:firstRowLastColumn="0" w:lastRowFirstColumn="0" w:lastRowLastColumn="0"/>
-            </w:pPr>
-            <w:r>
-              <w:t>Jensen Lab DISEASES</w:t>
-            </w:r>
-          </w:p>
-        </w:tc>
-        <w:tc>
-          <w:tcPr>
-            <w:tcW w:w="2880" w:type="dxa"/>
-          </w:tcPr>
-          <w:p>
-            <w:pPr>
-              <w:cnfStyle w:val="000000100000" w:firstRow="0" w:lastRow="0" w:firstColumn="0" w:lastColumn="0" w:oddVBand="0" w:evenVBand="0" w:oddHBand="1" w:evenHBand="0" w:firstRowFirstColumn="0" w:firstRowLastColumn="0" w:lastRowFirstColumn="0" w:lastRowLastColumn="0"/>
-            </w:pPr>
-            <w:r>
-              <w:t>21K gene-disease edges</w:t>
-            </w:r>
-          </w:p>
-        </w:tc>
-      </w:tr>
-      <w:tr>
-        <w:trPr>
-          <w:cnfStyle w:val="000000010000" w:firstRow="0" w:lastRow="0" w:firstColumn="0" w:lastColumn="0" w:oddVBand="0" w:evenVBand="0" w:oddHBand="0" w:evenHBand="1" w:firstRowFirstColumn="0" w:firstRowLastColumn="0" w:lastRowFirstColumn="0" w:lastRowLastColumn="0"/>
-        </w:trPr>
-        <w:tc>
-          <w:tcPr>
-            <w:cnfStyle w:val="001000000000" w:firstRow="0" w:lastRow="0" w:firstColumn="1" w:lastColumn="0" w:oddVBand="0" w:evenVBand="0" w:oddHBand="0" w:evenHBand="0" w:firstRowFirstColumn="0" w:firstRowLastColumn="0" w:lastRowFirstColumn="0" w:lastRowLastColumn="0"/>
-            <w:tcW w:w="2880" w:type="dxa"/>
-          </w:tcPr>
-          <w:p>
-            <w:r>
-              <w:t>24</w:t>
-            </w:r>
-          </w:p>
-        </w:tc>
-        <w:tc>
-          <w:tcPr>
-            <w:tcW w:w="2880" w:type="dxa"/>
-          </w:tcPr>
-          <w:p>
-            <w:pPr>
-              <w:cnfStyle w:val="000000010000" w:firstRow="0" w:lastRow="0" w:firstColumn="0" w:lastColumn="0" w:oddVBand="0" w:evenVBand="0" w:oddHBand="0" w:evenHBand="1" w:firstRowFirstColumn="0" w:firstRowLastColumn="0" w:lastRowFirstColumn="0" w:lastRowLastColumn="0"/>
-            </w:pPr>
-            <w:r>
-              <w:t>Jensen Lab TISSUES</w:t>
-            </w:r>
-          </w:p>
-        </w:tc>
-        <w:tc>
-          <w:tcPr>
-            <w:tcW w:w="2880" w:type="dxa"/>
-          </w:tcPr>
-          <w:p>
-            <w:pPr>
-              <w:cnfStyle w:val="000000010000" w:firstRow="0" w:lastRow="0" w:firstColumn="0" w:lastColumn="0" w:oddVBand="0" w:evenVBand="0" w:oddHBand="0" w:evenHBand="1" w:firstRowFirstColumn="0" w:firstRowLastColumn="0" w:lastRowFirstColumn="0" w:lastRowLastColumn="0"/>
-            </w:pPr>
-            <w:r>
-              <w:t>982K gene-tissue edges</w:t>
-            </w:r>
-          </w:p>
-        </w:tc>
-      </w:tr>
-      <w:tr>
-        <w:trPr>
-          <w:cnfStyle w:val="000000100000" w:firstRow="0" w:lastRow="0" w:firstColumn="0" w:lastColumn="0" w:oddVBand="0" w:evenVBand="0" w:oddHBand="1" w:evenHBand="0" w:firstRowFirstColumn="0" w:firstRowLastColumn="0" w:lastRowFirstColumn="0" w:lastRowLastColumn="0"/>
-        </w:trPr>
-        <w:tc>
-          <w:tcPr>
-            <w:cnfStyle w:val="001000000000" w:firstRow="0" w:lastRow="0" w:firstColumn="1" w:lastColumn="0" w:oddVBand="0" w:evenVBand="0" w:oddHBand="0" w:evenHBand="0" w:firstRowFirstColumn="0" w:firstRowLastColumn="0" w:lastRowFirstColumn="0" w:lastRowLastColumn="0"/>
-            <w:tcW w:w="2880" w:type="dxa"/>
-          </w:tcPr>
-          <w:p>
-            <w:r>
-              <w:t>25</w:t>
-            </w:r>
-          </w:p>
-        </w:tc>
-        <w:tc>
-          <w:tcPr>
-            <w:tcW w:w="2880" w:type="dxa"/>
-          </w:tcPr>
-          <w:p>
-            <w:pPr>
-              <w:cnfStyle w:val="000000100000" w:firstRow="0" w:lastRow="0" w:firstColumn="0" w:lastColumn="0" w:oddVBand="0" w:evenVBand="0" w:oddHBand="1" w:evenHBand="0" w:firstRowFirstColumn="0" w:firstRowLastColumn="0" w:lastRowFirstColumn="0" w:lastRowLastColumn="0"/>
-            </w:pPr>
-            <w:r>
-              <w:t>HPO</w:t>
-            </w:r>
-          </w:p>
-        </w:tc>
-        <w:tc>
-          <w:tcPr>
-            <w:tcW w:w="2880" w:type="dxa"/>
-          </w:tcPr>
-          <w:p>
-            <w:pPr>
-              <w:cnfStyle w:val="000000100000" w:firstRow="0" w:lastRow="0" w:firstColumn="0" w:lastColumn="0" w:oddVBand="0" w:evenVBand="0" w:oddHBand="1" w:evenHBand="0" w:firstRowFirstColumn="0" w:firstRowLastColumn="0" w:lastRowFirstColumn="0" w:lastRowLastColumn="0"/>
-            </w:pPr>
-            <w:r>
-              <w:t>304K gene-phenotype edges</w:t>
-            </w:r>
-          </w:p>
-        </w:tc>
-      </w:tr>
-      <w:tr>
-        <w:trPr>
-          <w:cnfStyle w:val="000000010000" w:firstRow="0" w:lastRow="0" w:firstColumn="0" w:lastColumn="0" w:oddVBand="0" w:evenVBand="0" w:oddHBand="0" w:evenHBand="1" w:firstRowFirstColumn="0" w:firstRowLastColumn="0" w:lastRowFirstColumn="0" w:lastRowLastColumn="0"/>
-        </w:trPr>
-        <w:tc>
-          <w:tcPr>
-            <w:cnfStyle w:val="001000000000" w:firstRow="0" w:lastRow="0" w:firstColumn="1" w:lastColumn="0" w:oddVBand="0" w:evenVBand="0" w:oddHBand="0" w:evenHBand="0" w:firstRowFirstColumn="0" w:firstRowLastColumn="0" w:lastRowFirstColumn="0" w:lastRowLastColumn="0"/>
-            <w:tcW w:w="2880" w:type="dxa"/>
-          </w:tcPr>
-          <w:p>
-            <w:r>
-              <w:t>26</w:t>
-            </w:r>
-          </w:p>
-        </w:tc>
-        <w:tc>
-          <w:tcPr>
-            <w:tcW w:w="2880" w:type="dxa"/>
-          </w:tcPr>
-          <w:p>
-            <w:pPr>
-              <w:cnfStyle w:val="000000010000" w:firstRow="0" w:lastRow="0" w:firstColumn="0" w:lastColumn="0" w:oddVBand="0" w:evenVBand="0" w:oddHBand="0" w:evenHBand="1" w:firstRowFirstColumn="0" w:firstRowLastColumn="0" w:lastRowFirstColumn="0" w:lastRowLastColumn="0"/>
-            </w:pPr>
-            <w:r>
-              <w:t>Reactome</w:t>
-            </w:r>
-          </w:p>
-        </w:tc>
-        <w:tc>
-          <w:tcPr>
-            <w:tcW w:w="2880" w:type="dxa"/>
-          </w:tcPr>
-          <w:p>
-            <w:pPr>
-              <w:cnfStyle w:val="000000010000" w:firstRow="0" w:lastRow="0" w:firstColumn="0" w:lastColumn="0" w:oddVBand="0" w:evenVBand="0" w:oddHBand="0" w:evenHBand="1" w:firstRowFirstColumn="0" w:firstRowLastColumn="0" w:lastRowFirstColumn="0" w:lastRowLastColumn="0"/>
-            </w:pPr>
-            <w:r>
-              <w:t>193K pathway edges</w:t>
-            </w:r>
-          </w:p>
-        </w:tc>
-      </w:tr>
-      <w:tr>
-        <w:trPr>
-          <w:cnfStyle w:val="000000100000" w:firstRow="0" w:lastRow="0" w:firstColumn="0" w:lastColumn="0" w:oddVBand="0" w:evenVBand="0" w:oddHBand="1" w:evenHBand="0" w:firstRowFirstColumn="0" w:firstRowLastColumn="0" w:lastRowFirstColumn="0" w:lastRowLastColumn="0"/>
-        </w:trPr>
-        <w:tc>
-          <w:tcPr>
-            <w:cnfStyle w:val="001000000000" w:firstRow="0" w:lastRow="0" w:firstColumn="1" w:lastColumn="0" w:oddVBand="0" w:evenVBand="0" w:oddHBand="0" w:evenHBand="0" w:firstRowFirstColumn="0" w:firstRowLastColumn="0" w:lastRowFirstColumn="0" w:lastRowLastColumn="0"/>
-            <w:tcW w:w="2880" w:type="dxa"/>
-          </w:tcPr>
-          <w:p>
-            <w:r>
-              <w:t>27</w:t>
-            </w:r>
-          </w:p>
-        </w:tc>
-        <w:tc>
-          <w:tcPr>
-            <w:tcW w:w="2880" w:type="dxa"/>
-          </w:tcPr>
-          <w:p>
-            <w:pPr>
-              <w:cnfStyle w:val="000000100000" w:firstRow="0" w:lastRow="0" w:firstColumn="0" w:lastColumn="0" w:oddVBand="0" w:evenVBand="0" w:oddHBand="1" w:evenHBand="0" w:firstRowFirstColumn="0" w:firstRowLastColumn="0" w:lastRowFirstColumn="0" w:lastRowLastColumn="0"/>
-            </w:pPr>
-            <w:r>
-              <w:t>WikiPathways</w:t>
-            </w:r>
-          </w:p>
-        </w:tc>
-        <w:tc>
-          <w:tcPr>
-            <w:tcW w:w="2880" w:type="dxa"/>
-          </w:tcPr>
-          <w:p>
-            <w:pPr>
-              <w:cnfStyle w:val="000000100000" w:firstRow="0" w:lastRow="0" w:firstColumn="0" w:lastColumn="0" w:oddVBand="0" w:evenVBand="0" w:oddHBand="1" w:evenHBand="0" w:firstRowFirstColumn="0" w:firstRowLastColumn="0" w:lastRowFirstColumn="0" w:lastRowLastColumn="0"/>
-            </w:pPr>
-            <w:r>
-              <w:t>93K pathway edges</w:t>
-            </w:r>
-          </w:p>
-        </w:tc>
-      </w:tr>
-      <w:tr>
-        <w:trPr>
-          <w:cnfStyle w:val="000000010000" w:firstRow="0" w:lastRow="0" w:firstColumn="0" w:lastColumn="0" w:oddVBand="0" w:evenVBand="0" w:oddHBand="0" w:evenHBand="1" w:firstRowFirstColumn="0" w:firstRowLastColumn="0" w:lastRowFirstColumn="0" w:lastRowLastColumn="0"/>
-        </w:trPr>
-        <w:tc>
-          <w:tcPr>
-            <w:cnfStyle w:val="001000000000" w:firstRow="0" w:lastRow="0" w:firstColumn="1" w:lastColumn="0" w:oddVBand="0" w:evenVBand="0" w:oddHBand="0" w:evenHBand="0" w:firstRowFirstColumn="0" w:firstRowLastColumn="0" w:lastRowFirstColumn="0" w:lastRowLastColumn="0"/>
-            <w:tcW w:w="2880" w:type="dxa"/>
-          </w:tcPr>
-          <w:p>
-            <w:r>
-              <w:t>28</w:t>
-            </w:r>
-          </w:p>
-        </w:tc>
-        <w:tc>
-          <w:tcPr>
-            <w:tcW w:w="2880" w:type="dxa"/>
-          </w:tcPr>
-          <w:p>
-            <w:pPr>
-              <w:cnfStyle w:val="000000010000" w:firstRow="0" w:lastRow="0" w:firstColumn="0" w:lastColumn="0" w:oddVBand="0" w:evenVBand="0" w:oddHBand="0" w:evenHBand="1" w:firstRowFirstColumn="0" w:firstRowLastColumn="0" w:lastRowFirstColumn="0" w:lastRowLastColumn="0"/>
-            </w:pPr>
-            <w:r>
-              <w:t>STRING</w:t>
-            </w:r>
-          </w:p>
-        </w:tc>
-        <w:tc>
-          <w:tcPr>
-            <w:tcW w:w="2880" w:type="dxa"/>
-          </w:tcPr>
-          <w:p>
-            <w:pPr>
-              <w:cnfStyle w:val="000000010000" w:firstRow="0" w:lastRow="0" w:firstColumn="0" w:lastColumn="0" w:oddVBand="0" w:evenVBand="0" w:oddHBand="0" w:evenHBand="1" w:firstRowFirstColumn="0" w:firstRowLastColumn="0" w:lastRowFirstColumn="0" w:lastRowLastColumn="0"/>
-            </w:pPr>
-            <w:r>
-              <w:t>229K protein interaction edges</w:t>
-            </w:r>
-          </w:p>
-        </w:tc>
-      </w:tr>
-      <w:tr>
-        <w:trPr>
-          <w:cnfStyle w:val="000000100000" w:firstRow="0" w:lastRow="0" w:firstColumn="0" w:lastColumn="0" w:oddVBand="0" w:evenVBand="0" w:oddHBand="1" w:evenHBand="0" w:firstRowFirstColumn="0" w:firstRowLastColumn="0" w:lastRowFirstColumn="0" w:lastRowLastColumn="0"/>
-        </w:trPr>
-        <w:tc>
-          <w:tcPr>
-            <w:cnfStyle w:val="001000000000" w:firstRow="0" w:lastRow="0" w:firstColumn="1" w:lastColumn="0" w:oddVBand="0" w:evenVBand="0" w:oddHBand="0" w:evenHBand="0" w:firstRowFirstColumn="0" w:firstRowLastColumn="0" w:lastRowFirstColumn="0" w:lastRowLastColumn="0"/>
-            <w:tcW w:w="2880" w:type="dxa"/>
-          </w:tcPr>
-          <w:p>
-            <w:r>
-              <w:t>29</w:t>
-            </w:r>
-          </w:p>
-        </w:tc>
-        <w:tc>
-          <w:tcPr>
-            <w:tcW w:w="2880" w:type="dxa"/>
-          </w:tcPr>
-          <w:p>
-            <w:pPr>
-              <w:cnfStyle w:val="000000100000" w:firstRow="0" w:lastRow="0" w:firstColumn="0" w:lastColumn="0" w:oddVBand="0" w:evenVBand="0" w:oddHBand="1" w:evenHBand="0" w:firstRowFirstColumn="0" w:firstRowLastColumn="0" w:lastRowFirstColumn="0" w:lastRowLastColumn="0"/>
-            </w:pPr>
-            <w:r>
-              <w:t>OpenTargets</w:t>
-            </w:r>
-          </w:p>
-        </w:tc>
-        <w:tc>
-          <w:tcPr>
-            <w:tcW w:w="2880" w:type="dxa"/>
-          </w:tcPr>
-          <w:p>
-            <w:pPr>
-              <w:cnfStyle w:val="000000100000" w:firstRow="0" w:lastRow="0" w:firstColumn="0" w:lastColumn="0" w:oddVBand="0" w:evenVBand="0" w:oddHBand="1" w:evenHBand="0" w:firstRowFirstColumn="0" w:firstRowLastColumn="0" w:lastRowFirstColumn="0" w:lastRowLastColumn="0"/>
-            </w:pPr>
-            <w:r>
-              <w:t>2.4M gene-disease edges</w:t>
+              <w:t>SQL dump or MySQL, adverse outcome pathways</w:t>
             </w:r>
           </w:p>
         </w:tc>
@@ -2359,11 +703,8 @@
     </w:tbl>
     <w:p/>
     <w:p>
-      <w:pPr>
-        <w:pStyle w:val="Heading3"/>
-      </w:pPr>
-      <w:r>
-        <w:t>Phase 3: Agent-Generated Parsers (7 sources)</w:t>
+      <w:r>
+        <w:t>Phase 2 — Hetionet Component Parsers (21):</w:t>
       </w:r>
     </w:p>
     <w:tbl>
@@ -2388,7 +729,7 @@
           </w:tcPr>
           <w:p>
             <w:r>
-              <w:t>#</w:t>
+              <w:t>Source</w:t>
             </w:r>
           </w:p>
         </w:tc>
@@ -2401,7 +742,7 @@
               <w:cnfStyle w:val="100000000000" w:firstRow="1" w:lastRow="0" w:firstColumn="0" w:lastColumn="0" w:oddVBand="0" w:evenVBand="0" w:oddHBand="0" w:evenHBand="0" w:firstRowFirstColumn="0" w:firstRowLastColumn="0" w:lastRowFirstColumn="0" w:lastRowLastColumn="0"/>
             </w:pPr>
             <w:r>
-              <w:t>Source</w:t>
+              <w:t>Key Contribution</w:t>
             </w:r>
           </w:p>
         </w:tc>
@@ -2414,7 +755,7 @@
               <w:cnfStyle w:val="100000000000" w:firstRow="1" w:lastRow="0" w:firstColumn="0" w:lastColumn="0" w:oddVBand="0" w:evenVBand="0" w:oddHBand="0" w:evenHBand="0" w:firstRowFirstColumn="0" w:firstRowLastColumn="0" w:lastRowFirstColumn="0" w:lastRowLastColumn="0"/>
             </w:pPr>
             <w:r>
-              <w:t>Key Data</w:t>
+              <w:t>Edge Count</w:t>
             </w:r>
           </w:p>
         </w:tc>
@@ -2430,7 +771,7 @@
           </w:tcPr>
           <w:p>
             <w:r>
-              <w:t>30</w:t>
+              <w:t>Disease Ontology</w:t>
             </w:r>
           </w:p>
         </w:tc>
@@ -2443,17 +784,20 @@
               <w:cnfStyle w:val="000000100000" w:firstRow="0" w:lastRow="0" w:firstColumn="0" w:lastColumn="0" w:oddVBand="0" w:evenVBand="0" w:oddHBand="1" w:evenHBand="0" w:firstRowFirstColumn="0" w:firstRowLastColumn="0" w:lastRowFirstColumn="0" w:lastRowLastColumn="0"/>
             </w:pPr>
             <w:r>
-              <w:t>HGNC</w:t>
-            </w:r>
-          </w:p>
-        </w:tc>
-        <w:tc>
-          <w:tcPr>
-            <w:tcW w:w="2880" w:type="dxa"/>
-          </w:tcPr>
-          <w:p>
-            <w:r>
-              <w:t>194,726 gene nodes enriched with HGNC cross-references</w:t>
+              <w:t>19K disease nodes + ontology structure</w:t>
+            </w:r>
+          </w:p>
+        </w:tc>
+        <w:tc>
+          <w:tcPr>
+            <w:tcW w:w="2880" w:type="dxa"/>
+          </w:tcPr>
+          <w:p>
+            <w:pPr>
+              <w:cnfStyle w:val="000000100000" w:firstRow="0" w:lastRow="0" w:firstColumn="0" w:lastColumn="0" w:oddVBand="0" w:evenVBand="0" w:oddHBand="1" w:evenHBand="0" w:firstRowFirstColumn="0" w:firstRowLastColumn="0" w:lastRowFirstColumn="0" w:lastRowLastColumn="0"/>
+            </w:pPr>
+            <w:r>
+              <w:t>Nodes only</w:t>
             </w:r>
           </w:p>
         </w:tc>
@@ -2469,7 +813,7 @@
           </w:tcPr>
           <w:p>
             <w:r>
-              <w:t>31</w:t>
+              <w:t>Gene Ontology</w:t>
             </w:r>
           </w:p>
         </w:tc>
@@ -2482,7 +826,7 @@
               <w:cnfStyle w:val="000000010000" w:firstRow="0" w:lastRow="0" w:firstColumn="0" w:lastColumn="0" w:oddVBand="0" w:evenVBand="0" w:oddHBand="0" w:evenHBand="1" w:firstRowFirstColumn="0" w:firstRowLastColumn="0" w:lastRowFirstColumn="0" w:lastRowLastColumn="0"/>
             </w:pPr>
             <w:r>
-              <w:t>HGNC Gene Families</w:t>
+              <w:t>BP + MF + CC annotations</w:t>
             </w:r>
           </w:p>
         </w:tc>
@@ -2495,7 +839,7 @@
               <w:cnfStyle w:val="000000010000" w:firstRow="0" w:lastRow="0" w:firstColumn="0" w:lastColumn="0" w:oddVBand="0" w:evenVBand="0" w:oddHBand="0" w:evenHBand="1" w:firstRowFirstColumn="0" w:firstRowLastColumn="0" w:lastRowFirstColumn="0" w:lastRowLastColumn="0"/>
             </w:pPr>
             <w:r>
-              <w:t>1,934 families, 34K geneInFamily edges</w:t>
+              <w:t>322K edges</w:t>
             </w:r>
           </w:p>
         </w:tc>
@@ -2511,7 +855,7 @@
           </w:tcPr>
           <w:p>
             <w:r>
-              <w:t>32</w:t>
+              <w:t>Uberon</w:t>
             </w:r>
           </w:p>
         </w:tc>
@@ -2524,7 +868,7 @@
               <w:cnfStyle w:val="000000100000" w:firstRow="0" w:lastRow="0" w:firstColumn="0" w:lastColumn="0" w:oddVBand="0" w:evenVBand="0" w:oddHBand="1" w:evenHBand="0" w:firstRowFirstColumn="0" w:firstRowLastColumn="0" w:lastRowFirstColumn="0" w:lastRowLastColumn="0"/>
             </w:pPr>
             <w:r>
-              <w:t>ClinVar</w:t>
+              <w:t>14.9K anatomy nodes</w:t>
             </w:r>
           </w:p>
         </w:tc>
@@ -2537,7 +881,7 @@
               <w:cnfStyle w:val="000000100000" w:firstRow="0" w:lastRow="0" w:firstColumn="0" w:lastColumn="0" w:oddVBand="0" w:evenVBand="0" w:oddHBand="1" w:evenHBand="0" w:firstRowFirstColumn="0" w:firstRowLastColumn="0" w:lastRowFirstColumn="0" w:lastRowLastColumn="0"/>
             </w:pPr>
             <w:r>
-              <w:t>4.49M variants, 12.6M edges</w:t>
+              <w:t>Nodes only</w:t>
             </w:r>
           </w:p>
         </w:tc>
@@ -2553,7 +897,7 @@
           </w:tcPr>
           <w:p>
             <w:r>
-              <w:t>33</w:t>
+              <w:t>MeSH</w:t>
             </w:r>
           </w:p>
         </w:tc>
@@ -2566,7 +910,7 @@
               <w:cnfStyle w:val="000000010000" w:firstRow="0" w:lastRow="0" w:firstColumn="0" w:lastColumn="0" w:oddVBand="0" w:evenVBand="0" w:oddHBand="0" w:evenHBand="1" w:firstRowFirstColumn="0" w:firstRowLastColumn="0" w:lastRowFirstColumn="0" w:lastRowLastColumn="0"/>
             </w:pPr>
             <w:r>
-              <w:t>DrugAge</w:t>
+              <w:t>966 symptom nodes</w:t>
             </w:r>
           </w:p>
         </w:tc>
@@ -2579,7 +923,7 @@
               <w:cnfStyle w:val="000000010000" w:firstRow="0" w:lastRow="0" w:firstColumn="0" w:lastColumn="0" w:oddVBand="0" w:evenVBand="0" w:oddHBand="0" w:evenHBand="1" w:firstRowFirstColumn="0" w:firstRowLastColumn="0" w:lastRowFirstColumn="0" w:lastRowLastColumn="0"/>
             </w:pPr>
             <w:r>
-              <w:t>866 gene-aging association edges</w:t>
+              <w:t>Nodes only</w:t>
             </w:r>
           </w:p>
         </w:tc>
@@ -2595,7 +939,7 @@
           </w:tcPr>
           <w:p>
             <w:r>
-              <w:t>34</w:t>
+              <w:t>SIDER</w:t>
             </w:r>
           </w:p>
         </w:tc>
@@ -2608,7 +952,7 @@
               <w:cnfStyle w:val="000000100000" w:firstRow="0" w:lastRow="0" w:firstColumn="0" w:lastColumn="0" w:oddVBand="0" w:evenVBand="0" w:oddHBand="1" w:evenHBand="0" w:firstRowFirstColumn="0" w:firstRowLastColumn="0" w:lastRowFirstColumn="0" w:lastRowLastColumn="0"/>
             </w:pPr>
             <w:r>
-              <w:t>CellAge</w:t>
+              <w:t>Drug side effects</w:t>
             </w:r>
           </w:p>
         </w:tc>
@@ -2621,7 +965,7 @@
               <w:cnfStyle w:val="000000100000" w:firstRow="0" w:lastRow="0" w:firstColumn="0" w:lastColumn="0" w:oddVBand="0" w:evenVBand="0" w:oddHBand="1" w:evenHBand="0" w:firstRowFirstColumn="0" w:firstRowLastColumn="0" w:lastRowFirstColumn="0" w:lastRowLastColumn="0"/>
             </w:pPr>
             <w:r>
-              <w:t>Senescence gene nodes</w:t>
+              <w:t>148K edges</w:t>
             </w:r>
           </w:p>
         </w:tc>
@@ -2637,7 +981,7 @@
           </w:tcPr>
           <w:p>
             <w:r>
-              <w:t>35</w:t>
+              <w:t>LINCS L1000</w:t>
             </w:r>
           </w:p>
         </w:tc>
@@ -2650,17 +994,20 @@
               <w:cnfStyle w:val="000000010000" w:firstRow="0" w:lastRow="0" w:firstColumn="0" w:lastColumn="0" w:oddVBand="0" w:evenVBand="0" w:oddHBand="0" w:evenHBand="1" w:firstRowFirstColumn="0" w:firstRowLastColumn="0" w:lastRowFirstColumn="0" w:lastRowLastColumn="0"/>
             </w:pPr>
             <w:r>
-              <w:t>AnAge</w:t>
-            </w:r>
-          </w:p>
-        </w:tc>
-        <w:tc>
-          <w:tcPr>
-            <w:tcW w:w="2880" w:type="dxa"/>
-          </w:tcPr>
-          <w:p>
-            <w:r>
-              <w:t>4,645 species longevity nodes</w:t>
+              <w:t>Compound regulation + gene regulation</w:t>
+            </w:r>
+          </w:p>
+        </w:tc>
+        <w:tc>
+          <w:tcPr>
+            <w:tcW w:w="2880" w:type="dxa"/>
+          </w:tcPr>
+          <w:p>
+            <w:pPr>
+              <w:cnfStyle w:val="000000010000" w:firstRow="0" w:lastRow="0" w:firstColumn="0" w:lastColumn="0" w:oddVBand="0" w:evenVBand="0" w:oddHBand="0" w:evenHBand="1" w:firstRowFirstColumn="0" w:firstRowLastColumn="0" w:lastRowFirstColumn="0" w:lastRowLastColumn="0"/>
+            </w:pPr>
+            <w:r>
+              <w:t>16.7K edges (w/ zScore)</w:t>
             </w:r>
           </w:p>
         </w:tc>
@@ -2676,7 +1023,7 @@
           </w:tcPr>
           <w:p>
             <w:r>
-              <w:t>36</w:t>
+              <w:t>MEDLINE</w:t>
             </w:r>
           </w:p>
         </w:tc>
@@ -2689,7 +1036,7 @@
               <w:cnfStyle w:val="000000100000" w:firstRow="0" w:lastRow="0" w:firstColumn="0" w:lastColumn="0" w:oddVBand="0" w:evenVBand="0" w:oddHBand="1" w:evenHBand="0" w:firstRowFirstColumn="0" w:firstRowLastColumn="0" w:lastRowFirstColumn="0" w:lastRowLastColumn="0"/>
             </w:pPr>
             <w:r>
-              <w:t>GenAge</w:t>
+              <w:t>Literature cooccurrence (disease-symptom, disease-anatomy)</w:t>
             </w:r>
           </w:p>
         </w:tc>
@@ -2702,7 +1049,596 @@
               <w:cnfStyle w:val="000000100000" w:firstRow="0" w:lastRow="0" w:firstColumn="0" w:lastColumn="0" w:oddVBand="0" w:evenVBand="0" w:oddHBand="1" w:evenHBand="0" w:firstRowFirstColumn="0" w:firstRowLastColumn="0" w:lastRowFirstColumn="0" w:lastRowLastColumn="0"/>
             </w:pPr>
             <w:r>
-              <w:t>Aging-associated gene nodes</w:t>
+              <w:t>1.3K edges</w:t>
+            </w:r>
+          </w:p>
+        </w:tc>
+      </w:tr>
+      <w:tr>
+        <w:trPr>
+          <w:cnfStyle w:val="000000010000" w:firstRow="0" w:lastRow="0" w:firstColumn="0" w:lastColumn="0" w:oddVBand="0" w:evenVBand="0" w:oddHBand="0" w:evenHBand="1" w:firstRowFirstColumn="0" w:firstRowLastColumn="0" w:lastRowFirstColumn="0" w:lastRowLastColumn="0"/>
+        </w:trPr>
+        <w:tc>
+          <w:tcPr>
+            <w:cnfStyle w:val="001000000000" w:firstRow="0" w:lastRow="0" w:firstColumn="1" w:lastColumn="0" w:oddVBand="0" w:evenVBand="0" w:oddHBand="0" w:evenHBand="0" w:firstRowFirstColumn="0" w:firstRowLastColumn="0" w:lastRowFirstColumn="0" w:lastRowLastColumn="0"/>
+            <w:tcW w:w="2880" w:type="dxa"/>
+          </w:tcPr>
+          <w:p>
+            <w:r>
+              <w:lastRenderedPageBreak/>
+              <w:t>DrugCentral</w:t>
+            </w:r>
+          </w:p>
+        </w:tc>
+        <w:tc>
+          <w:tcPr>
+            <w:tcW w:w="2880" w:type="dxa"/>
+          </w:tcPr>
+          <w:p>
+            <w:pPr>
+              <w:cnfStyle w:val="000000010000" w:firstRow="0" w:lastRow="0" w:firstColumn="0" w:lastColumn="0" w:oddVBand="0" w:evenVBand="0" w:oddHBand="0" w:evenHBand="1" w:firstRowFirstColumn="0" w:firstRowLastColumn="0" w:lastRowFirstColumn="0" w:lastRowLastColumn="0"/>
+            </w:pPr>
+            <w:r>
+              <w:t>Drug-disease treatment + palliation + pharmacologic classes</w:t>
+            </w:r>
+          </w:p>
+        </w:tc>
+        <w:tc>
+          <w:tcPr>
+            <w:tcW w:w="2880" w:type="dxa"/>
+          </w:tcPr>
+          <w:p>
+            <w:pPr>
+              <w:cnfStyle w:val="000000010000" w:firstRow="0" w:lastRow="0" w:firstColumn="0" w:lastColumn="0" w:oddVBand="0" w:evenVBand="0" w:oddHBand="0" w:evenHBand="1" w:firstRowFirstColumn="0" w:firstRowLastColumn="0" w:lastRowFirstColumn="0" w:lastRowLastColumn="0"/>
+            </w:pPr>
+            <w:r>
+              <w:t>18K edges</w:t>
+            </w:r>
+          </w:p>
+        </w:tc>
+      </w:tr>
+      <w:tr>
+        <w:trPr>
+          <w:cnfStyle w:val="000000100000" w:firstRow="0" w:lastRow="0" w:firstColumn="0" w:lastColumn="0" w:oddVBand="0" w:evenVBand="0" w:oddHBand="1" w:evenHBand="0" w:firstRowFirstColumn="0" w:firstRowLastColumn="0" w:lastRowFirstColumn="0" w:lastRowLastColumn="0"/>
+        </w:trPr>
+        <w:tc>
+          <w:tcPr>
+            <w:cnfStyle w:val="001000000000" w:firstRow="0" w:lastRow="0" w:firstColumn="1" w:lastColumn="0" w:oddVBand="0" w:evenVBand="0" w:oddHBand="0" w:evenHBand="0" w:firstRowFirstColumn="0" w:firstRowLastColumn="0" w:lastRowFirstColumn="0" w:lastRowLastColumn="0"/>
+            <w:tcW w:w="2880" w:type="dxa"/>
+          </w:tcPr>
+          <w:p>
+            <w:r>
+              <w:t>GWAS Catalog</w:t>
+            </w:r>
+          </w:p>
+        </w:tc>
+        <w:tc>
+          <w:tcPr>
+            <w:tcW w:w="2880" w:type="dxa"/>
+          </w:tcPr>
+          <w:p>
+            <w:pPr>
+              <w:cnfStyle w:val="000000100000" w:firstRow="0" w:lastRow="0" w:firstColumn="0" w:lastColumn="0" w:oddVBand="0" w:evenVBand="0" w:oddHBand="1" w:evenHBand="0" w:firstRowFirstColumn="0" w:firstRowLastColumn="0" w:lastRowFirstColumn="0" w:lastRowLastColumn="0"/>
+            </w:pPr>
+            <w:r>
+              <w:t>Genome-wide association gene-disease links</w:t>
+            </w:r>
+          </w:p>
+        </w:tc>
+        <w:tc>
+          <w:tcPr>
+            <w:tcW w:w="2880" w:type="dxa"/>
+          </w:tcPr>
+          <w:p>
+            <w:pPr>
+              <w:cnfStyle w:val="000000100000" w:firstRow="0" w:lastRow="0" w:firstColumn="0" w:lastColumn="0" w:oddVBand="0" w:evenVBand="0" w:oddHBand="1" w:evenHBand="0" w:firstRowFirstColumn="0" w:firstRowLastColumn="0" w:lastRowFirstColumn="0" w:lastRowLastColumn="0"/>
+            </w:pPr>
+            <w:r>
+              <w:t>45.5K edges</w:t>
+            </w:r>
+          </w:p>
+        </w:tc>
+      </w:tr>
+      <w:tr>
+        <w:trPr>
+          <w:cnfStyle w:val="000000010000" w:firstRow="0" w:lastRow="0" w:firstColumn="0" w:lastColumn="0" w:oddVBand="0" w:evenVBand="0" w:oddHBand="0" w:evenHBand="1" w:firstRowFirstColumn="0" w:firstRowLastColumn="0" w:lastRowFirstColumn="0" w:lastRowLastColumn="0"/>
+        </w:trPr>
+        <w:tc>
+          <w:tcPr>
+            <w:cnfStyle w:val="001000000000" w:firstRow="0" w:lastRow="0" w:firstColumn="1" w:lastColumn="0" w:oddVBand="0" w:evenVBand="0" w:oddHBand="0" w:evenHBand="0" w:firstRowFirstColumn="0" w:firstRowLastColumn="0" w:lastRowFirstColumn="0" w:lastRowLastColumn="0"/>
+            <w:tcW w:w="2880" w:type="dxa"/>
+          </w:tcPr>
+          <w:p>
+            <w:r>
+              <w:t>BindingDB</w:t>
+            </w:r>
+          </w:p>
+        </w:tc>
+        <w:tc>
+          <w:tcPr>
+            <w:tcW w:w="2880" w:type="dxa"/>
+          </w:tcPr>
+          <w:p>
+            <w:pPr>
+              <w:cnfStyle w:val="000000010000" w:firstRow="0" w:lastRow="0" w:firstColumn="0" w:lastColumn="0" w:oddVBand="0" w:evenVBand="0" w:oddHBand="0" w:evenHBand="1" w:firstRowFirstColumn="0" w:firstRowLastColumn="0" w:lastRowFirstColumn="0" w:lastRowLastColumn="0"/>
+            </w:pPr>
+            <w:r>
+              <w:t>Chemical-gene binding</w:t>
+            </w:r>
+          </w:p>
+        </w:tc>
+        <w:tc>
+          <w:tcPr>
+            <w:tcW w:w="2880" w:type="dxa"/>
+          </w:tcPr>
+          <w:p>
+            <w:pPr>
+              <w:cnfStyle w:val="000000010000" w:firstRow="0" w:lastRow="0" w:firstColumn="0" w:lastColumn="0" w:oddVBand="0" w:evenVBand="0" w:oddHBand="0" w:evenHBand="1" w:firstRowFirstColumn="0" w:firstRowLastColumn="0" w:lastRowFirstColumn="0" w:lastRowLastColumn="0"/>
+            </w:pPr>
+            <w:r>
+              <w:t>4.2K edges</w:t>
+            </w:r>
+          </w:p>
+        </w:tc>
+      </w:tr>
+      <w:tr>
+        <w:trPr>
+          <w:cnfStyle w:val="000000100000" w:firstRow="0" w:lastRow="0" w:firstColumn="0" w:lastColumn="0" w:oddVBand="0" w:evenVBand="0" w:oddHBand="1" w:evenHBand="0" w:firstRowFirstColumn="0" w:firstRowLastColumn="0" w:lastRowFirstColumn="0" w:lastRowLastColumn="0"/>
+        </w:trPr>
+        <w:tc>
+          <w:tcPr>
+            <w:cnfStyle w:val="001000000000" w:firstRow="0" w:lastRow="0" w:firstColumn="1" w:lastColumn="0" w:oddVBand="0" w:evenVBand="0" w:oddHBand="0" w:evenHBand="0" w:firstRowFirstColumn="0" w:firstRowLastColumn="0" w:lastRowFirstColumn="0" w:lastRowLastColumn="0"/>
+            <w:tcW w:w="2880" w:type="dxa"/>
+          </w:tcPr>
+          <w:p>
+            <w:r>
+              <w:t>PubTator Central</w:t>
+            </w:r>
+          </w:p>
+        </w:tc>
+        <w:tc>
+          <w:tcPr>
+            <w:tcW w:w="2880" w:type="dxa"/>
+          </w:tcPr>
+          <w:p>
+            <w:pPr>
+              <w:cnfStyle w:val="000000100000" w:firstRow="0" w:lastRow="0" w:firstColumn="0" w:lastColumn="0" w:oddVBand="0" w:evenVBand="0" w:oddHBand="1" w:evenHBand="0" w:firstRowFirstColumn="0" w:firstRowLastColumn="0" w:lastRowFirstColumn="0" w:lastRowLastColumn="0"/>
+            </w:pPr>
+            <w:r>
+              <w:t>Literature-mined gene-disease + disease-disease</w:t>
+            </w:r>
+          </w:p>
+        </w:tc>
+        <w:tc>
+          <w:tcPr>
+            <w:tcW w:w="2880" w:type="dxa"/>
+          </w:tcPr>
+          <w:p>
+            <w:pPr>
+              <w:cnfStyle w:val="000000100000" w:firstRow="0" w:lastRow="0" w:firstColumn="0" w:lastColumn="0" w:oddVBand="0" w:evenVBand="0" w:oddHBand="1" w:evenHBand="0" w:firstRowFirstColumn="0" w:firstRowLastColumn="0" w:lastRowFirstColumn="0" w:lastRowLastColumn="0"/>
+            </w:pPr>
+            <w:r>
+              <w:t>3.4M edges</w:t>
+            </w:r>
+          </w:p>
+        </w:tc>
+      </w:tr>
+      <w:tr>
+        <w:trPr>
+          <w:cnfStyle w:val="000000010000" w:firstRow="0" w:lastRow="0" w:firstColumn="0" w:lastColumn="0" w:oddVBand="0" w:evenVBand="0" w:oddHBand="0" w:evenHBand="1" w:firstRowFirstColumn="0" w:firstRowLastColumn="0" w:lastRowFirstColumn="0" w:lastRowLastColumn="0"/>
+        </w:trPr>
+        <w:tc>
+          <w:tcPr>
+            <w:cnfStyle w:val="001000000000" w:firstRow="0" w:lastRow="0" w:firstColumn="1" w:lastColumn="0" w:oddVBand="0" w:evenVBand="0" w:oddHBand="0" w:evenHBand="0" w:firstRowFirstColumn="0" w:firstRowLastColumn="0" w:lastRowFirstColumn="0" w:lastRowLastColumn="0"/>
+            <w:tcW w:w="2880" w:type="dxa"/>
+          </w:tcPr>
+          <w:p>
+            <w:r>
+              <w:t>CTD</w:t>
+            </w:r>
+          </w:p>
+        </w:tc>
+        <w:tc>
+          <w:tcPr>
+            <w:tcW w:w="2880" w:type="dxa"/>
+          </w:tcPr>
+          <w:p>
+            <w:pPr>
+              <w:cnfStyle w:val="000000010000" w:firstRow="0" w:lastRow="0" w:firstColumn="0" w:lastColumn="0" w:oddVBand="0" w:evenVBand="0" w:oddHBand="0" w:evenHBand="1" w:firstRowFirstColumn="0" w:firstRowLastColumn="0" w:lastRowFirstColumn="0" w:lastRowLastColumn="0"/>
+            </w:pPr>
+            <w:r>
+              <w:t>Chemical increases/decreases gene expression</w:t>
+            </w:r>
+          </w:p>
+        </w:tc>
+        <w:tc>
+          <w:tcPr>
+            <w:tcW w:w="2880" w:type="dxa"/>
+          </w:tcPr>
+          <w:p>
+            <w:pPr>
+              <w:cnfStyle w:val="000000010000" w:firstRow="0" w:lastRow="0" w:firstColumn="0" w:lastColumn="0" w:oddVBand="0" w:evenVBand="0" w:oddHBand="0" w:evenHBand="1" w:firstRowFirstColumn="0" w:firstRowLastColumn="0" w:lastRowFirstColumn="0" w:lastRowLastColumn="0"/>
+            </w:pPr>
+            <w:r>
+              <w:t>431K edges</w:t>
+            </w:r>
+          </w:p>
+        </w:tc>
+      </w:tr>
+      <w:tr>
+        <w:trPr>
+          <w:cnfStyle w:val="000000100000" w:firstRow="0" w:lastRow="0" w:firstColumn="0" w:lastColumn="0" w:oddVBand="0" w:evenVBand="0" w:oddHBand="1" w:evenHBand="0" w:firstRowFirstColumn="0" w:firstRowLastColumn="0" w:lastRowFirstColumn="0" w:lastRowLastColumn="0"/>
+        </w:trPr>
+        <w:tc>
+          <w:tcPr>
+            <w:cnfStyle w:val="001000000000" w:firstRow="0" w:lastRow="0" w:firstColumn="1" w:lastColumn="0" w:oddVBand="0" w:evenVBand="0" w:oddHBand="0" w:evenHBand="0" w:firstRowFirstColumn="0" w:firstRowLastColumn="0" w:lastRowFirstColumn="0" w:lastRowLastColumn="0"/>
+            <w:tcW w:w="2880" w:type="dxa"/>
+          </w:tcPr>
+          <w:p>
+            <w:r>
+              <w:t>Bgee</w:t>
+            </w:r>
+          </w:p>
+        </w:tc>
+        <w:tc>
+          <w:tcPr>
+            <w:tcW w:w="2880" w:type="dxa"/>
+          </w:tcPr>
+          <w:p>
+            <w:pPr>
+              <w:cnfStyle w:val="000000100000" w:firstRow="0" w:lastRow="0" w:firstColumn="0" w:lastColumn="0" w:oddVBand="0" w:evenVBand="0" w:oddHBand="1" w:evenHBand="0" w:firstRowFirstColumn="0" w:firstRowLastColumn="0" w:lastRowFirstColumn="0" w:lastRowLastColumn="0"/>
+            </w:pPr>
+            <w:r>
+              <w:t>Tissue over/underexpression</w:t>
+            </w:r>
+          </w:p>
+        </w:tc>
+        <w:tc>
+          <w:tcPr>
+            <w:tcW w:w="2880" w:type="dxa"/>
+          </w:tcPr>
+          <w:p>
+            <w:pPr>
+              <w:cnfStyle w:val="000000100000" w:firstRow="0" w:lastRow="0" w:firstColumn="0" w:lastColumn="0" w:oddVBand="0" w:evenVBand="0" w:oddHBand="1" w:evenHBand="0" w:firstRowFirstColumn="0" w:firstRowLastColumn="0" w:lastRowFirstColumn="0" w:lastRowLastColumn="0"/>
+            </w:pPr>
+            <w:r>
+              <w:t>5.3M edges (w/ expressionScore)</w:t>
+            </w:r>
+          </w:p>
+        </w:tc>
+      </w:tr>
+      <w:tr>
+        <w:trPr>
+          <w:cnfStyle w:val="000000010000" w:firstRow="0" w:lastRow="0" w:firstColumn="0" w:lastColumn="0" w:oddVBand="0" w:evenVBand="0" w:oddHBand="0" w:evenHBand="1" w:firstRowFirstColumn="0" w:firstRowLastColumn="0" w:lastRowFirstColumn="0" w:lastRowLastColumn="0"/>
+        </w:trPr>
+        <w:tc>
+          <w:tcPr>
+            <w:cnfStyle w:val="001000000000" w:firstRow="0" w:lastRow="0" w:firstColumn="1" w:lastColumn="0" w:oddVBand="0" w:evenVBand="0" w:oddHBand="0" w:evenHBand="0" w:firstRowFirstColumn="0" w:firstRowLastColumn="0" w:lastRowFirstColumn="0" w:lastRowLastColumn="0"/>
+            <w:tcW w:w="2880" w:type="dxa"/>
+          </w:tcPr>
+          <w:p>
+            <w:r>
+              <w:t>Hetionet (precomputed)</w:t>
+            </w:r>
+          </w:p>
+        </w:tc>
+        <w:tc>
+          <w:tcPr>
+            <w:tcW w:w="2880" w:type="dxa"/>
+          </w:tcPr>
+          <w:p>
+            <w:pPr>
+              <w:cnfStyle w:val="000000010000" w:firstRow="0" w:lastRow="0" w:firstColumn="0" w:lastColumn="0" w:oddVBand="0" w:evenVBand="0" w:oddHBand="0" w:evenHBand="1" w:firstRowFirstColumn="0" w:firstRowLastColumn="0" w:lastRowFirstColumn="0" w:lastRowLastColumn="0"/>
+            </w:pPr>
+            <w:r>
+              <w:t>Side effects, gene interactions, covariance</w:t>
+            </w:r>
+          </w:p>
+        </w:tc>
+        <w:tc>
+          <w:tcPr>
+            <w:tcW w:w="2880" w:type="dxa"/>
+          </w:tcPr>
+          <w:p>
+            <w:pPr>
+              <w:cnfStyle w:val="000000010000" w:firstRow="0" w:lastRow="0" w:firstColumn="0" w:lastColumn="0" w:oddVBand="0" w:evenVBand="0" w:oddHBand="0" w:evenHBand="1" w:firstRowFirstColumn="0" w:firstRowLastColumn="0" w:lastRowFirstColumn="0" w:lastRowLastColumn="0"/>
+            </w:pPr>
+            <w:r>
+              <w:t>143K edges</w:t>
+            </w:r>
+          </w:p>
+        </w:tc>
+      </w:tr>
+      <w:tr>
+        <w:trPr>
+          <w:cnfStyle w:val="000000100000" w:firstRow="0" w:lastRow="0" w:firstColumn="0" w:lastColumn="0" w:oddVBand="0" w:evenVBand="0" w:oddHBand="1" w:evenHBand="0" w:firstRowFirstColumn="0" w:firstRowLastColumn="0" w:lastRowFirstColumn="0" w:lastRowLastColumn="0"/>
+        </w:trPr>
+        <w:tc>
+          <w:tcPr>
+            <w:cnfStyle w:val="001000000000" w:firstRow="0" w:lastRow="0" w:firstColumn="1" w:lastColumn="0" w:oddVBand="0" w:evenVBand="0" w:oddHBand="0" w:evenHBand="0" w:firstRowFirstColumn="0" w:firstRowLastColumn="0" w:lastRowFirstColumn="0" w:lastRowLastColumn="0"/>
+            <w:tcW w:w="2880" w:type="dxa"/>
+          </w:tcPr>
+          <w:p>
+            <w:r>
+              <w:t>Jensen DISEASES</w:t>
+            </w:r>
+          </w:p>
+        </w:tc>
+        <w:tc>
+          <w:tcPr>
+            <w:tcW w:w="2880" w:type="dxa"/>
+          </w:tcPr>
+          <w:p>
+            <w:pPr>
+              <w:cnfStyle w:val="000000100000" w:firstRow="0" w:lastRow="0" w:firstColumn="0" w:lastColumn="0" w:oddVBand="0" w:evenVBand="0" w:oddHBand="1" w:evenHBand="0" w:firstRowFirstColumn="0" w:firstRowLastColumn="0" w:lastRowFirstColumn="0" w:lastRowLastColumn="0"/>
+            </w:pPr>
+            <w:r>
+              <w:t>Text-mined gene-disease</w:t>
+            </w:r>
+          </w:p>
+        </w:tc>
+        <w:tc>
+          <w:tcPr>
+            <w:tcW w:w="2880" w:type="dxa"/>
+          </w:tcPr>
+          <w:p>
+            <w:pPr>
+              <w:cnfStyle w:val="000000100000" w:firstRow="0" w:lastRow="0" w:firstColumn="0" w:lastColumn="0" w:oddVBand="0" w:evenVBand="0" w:oddHBand="1" w:evenHBand="0" w:firstRowFirstColumn="0" w:firstRowLastColumn="0" w:lastRowFirstColumn="0" w:lastRowLastColumn="0"/>
+            </w:pPr>
+            <w:r>
+              <w:t>20.5K edges</w:t>
+            </w:r>
+          </w:p>
+        </w:tc>
+      </w:tr>
+      <w:tr>
+        <w:trPr>
+          <w:cnfStyle w:val="000000010000" w:firstRow="0" w:lastRow="0" w:firstColumn="0" w:lastColumn="0" w:oddVBand="0" w:evenVBand="0" w:oddHBand="0" w:evenHBand="1" w:firstRowFirstColumn="0" w:firstRowLastColumn="0" w:lastRowFirstColumn="0" w:lastRowLastColumn="0"/>
+        </w:trPr>
+        <w:tc>
+          <w:tcPr>
+            <w:cnfStyle w:val="001000000000" w:firstRow="0" w:lastRow="0" w:firstColumn="1" w:lastColumn="0" w:oddVBand="0" w:evenVBand="0" w:oddHBand="0" w:evenHBand="0" w:firstRowFirstColumn="0" w:firstRowLastColumn="0" w:lastRowFirstColumn="0" w:lastRowLastColumn="0"/>
+            <w:tcW w:w="2880" w:type="dxa"/>
+          </w:tcPr>
+          <w:p>
+            <w:r>
+              <w:t>Jensen TISSUES</w:t>
+            </w:r>
+          </w:p>
+        </w:tc>
+        <w:tc>
+          <w:tcPr>
+            <w:tcW w:w="2880" w:type="dxa"/>
+          </w:tcPr>
+          <w:p>
+            <w:pPr>
+              <w:cnfStyle w:val="000000010000" w:firstRow="0" w:lastRow="0" w:firstColumn="0" w:lastColumn="0" w:oddVBand="0" w:evenVBand="0" w:oddHBand="0" w:evenHBand="1" w:firstRowFirstColumn="0" w:firstRowLastColumn="0" w:lastRowFirstColumn="0" w:lastRowLastColumn="0"/>
+            </w:pPr>
+            <w:r>
+              <w:t>Text-mined gene-tissue expression</w:t>
+            </w:r>
+          </w:p>
+        </w:tc>
+        <w:tc>
+          <w:tcPr>
+            <w:tcW w:w="2880" w:type="dxa"/>
+          </w:tcPr>
+          <w:p>
+            <w:pPr>
+              <w:cnfStyle w:val="000000010000" w:firstRow="0" w:lastRow="0" w:firstColumn="0" w:lastColumn="0" w:oddVBand="0" w:evenVBand="0" w:oddHBand="0" w:evenHBand="1" w:firstRowFirstColumn="0" w:firstRowLastColumn="0" w:lastRowFirstColumn="0" w:lastRowLastColumn="0"/>
+            </w:pPr>
+            <w:r>
+              <w:t>982K edges</w:t>
+            </w:r>
+          </w:p>
+        </w:tc>
+      </w:tr>
+      <w:tr>
+        <w:trPr>
+          <w:cnfStyle w:val="000000100000" w:firstRow="0" w:lastRow="0" w:firstColumn="0" w:lastColumn="0" w:oddVBand="0" w:evenVBand="0" w:oddHBand="1" w:evenHBand="0" w:firstRowFirstColumn="0" w:firstRowLastColumn="0" w:lastRowFirstColumn="0" w:lastRowLastColumn="0"/>
+        </w:trPr>
+        <w:tc>
+          <w:tcPr>
+            <w:cnfStyle w:val="001000000000" w:firstRow="0" w:lastRow="0" w:firstColumn="1" w:lastColumn="0" w:oddVBand="0" w:evenVBand="0" w:oddHBand="0" w:evenHBand="0" w:firstRowFirstColumn="0" w:firstRowLastColumn="0" w:lastRowFirstColumn="0" w:lastRowLastColumn="0"/>
+            <w:tcW w:w="2880" w:type="dxa"/>
+          </w:tcPr>
+          <w:p>
+            <w:r>
+              <w:t>HPO</w:t>
+            </w:r>
+          </w:p>
+        </w:tc>
+        <w:tc>
+          <w:tcPr>
+            <w:tcW w:w="2880" w:type="dxa"/>
+          </w:tcPr>
+          <w:p>
+            <w:pPr>
+              <w:cnfStyle w:val="000000100000" w:firstRow="0" w:lastRow="0" w:firstColumn="0" w:lastColumn="0" w:oddVBand="0" w:evenVBand="0" w:oddHBand="1" w:evenHBand="0" w:firstRowFirstColumn="0" w:firstRowLastColumn="0" w:lastRowFirstColumn="0" w:lastRowLastColumn="0"/>
+            </w:pPr>
+            <w:r>
+              <w:t>19K phenotypes, gene-phenotype associations</w:t>
+            </w:r>
+          </w:p>
+        </w:tc>
+        <w:tc>
+          <w:tcPr>
+            <w:tcW w:w="2880" w:type="dxa"/>
+          </w:tcPr>
+          <w:p>
+            <w:pPr>
+              <w:cnfStyle w:val="000000100000" w:firstRow="0" w:lastRow="0" w:firstColumn="0" w:lastColumn="0" w:oddVBand="0" w:evenVBand="0" w:oddHBand="1" w:evenHBand="0" w:firstRowFirstColumn="0" w:firstRowLastColumn="0" w:lastRowFirstColumn="0" w:lastRowLastColumn="0"/>
+            </w:pPr>
+            <w:r>
+              <w:t>30.5K edges</w:t>
+            </w:r>
+          </w:p>
+        </w:tc>
+      </w:tr>
+      <w:tr>
+        <w:trPr>
+          <w:cnfStyle w:val="000000010000" w:firstRow="0" w:lastRow="0" w:firstColumn="0" w:lastColumn="0" w:oddVBand="0" w:evenVBand="0" w:oddHBand="0" w:evenHBand="1" w:firstRowFirstColumn="0" w:firstRowLastColumn="0" w:lastRowFirstColumn="0" w:lastRowLastColumn="0"/>
+        </w:trPr>
+        <w:tc>
+          <w:tcPr>
+            <w:cnfStyle w:val="001000000000" w:firstRow="0" w:lastRow="0" w:firstColumn="1" w:lastColumn="0" w:oddVBand="0" w:evenVBand="0" w:oddHBand="0" w:evenHBand="0" w:firstRowFirstColumn="0" w:firstRowLastColumn="0" w:lastRowFirstColumn="0" w:lastRowLastColumn="0"/>
+            <w:tcW w:w="2880" w:type="dxa"/>
+          </w:tcPr>
+          <w:p>
+            <w:r>
+              <w:t>Reactome</w:t>
+            </w:r>
+          </w:p>
+        </w:tc>
+        <w:tc>
+          <w:tcPr>
+            <w:tcW w:w="2880" w:type="dxa"/>
+          </w:tcPr>
+          <w:p>
+            <w:pPr>
+              <w:cnfStyle w:val="000000010000" w:firstRow="0" w:lastRow="0" w:firstColumn="0" w:lastColumn="0" w:oddVBand="0" w:evenVBand="0" w:oddHBand="0" w:evenHBand="1" w:firstRowFirstColumn="0" w:firstRowLastColumn="0" w:lastRowFirstColumn="0" w:lastRowLastColumn="0"/>
+            </w:pPr>
+            <w:r>
+              <w:t>Curated pathway membership</w:t>
+            </w:r>
+          </w:p>
+        </w:tc>
+        <w:tc>
+          <w:tcPr>
+            <w:tcW w:w="2880" w:type="dxa"/>
+          </w:tcPr>
+          <w:p>
+            <w:pPr>
+              <w:cnfStyle w:val="000000010000" w:firstRow="0" w:lastRow="0" w:firstColumn="0" w:lastColumn="0" w:oddVBand="0" w:evenVBand="0" w:oddHBand="0" w:evenHBand="1" w:firstRowFirstColumn="0" w:firstRowLastColumn="0" w:lastRowFirstColumn="0" w:lastRowLastColumn="0"/>
+            </w:pPr>
+            <w:r>
+              <w:t>32.6K edges (bidirectional)</w:t>
+            </w:r>
+          </w:p>
+        </w:tc>
+      </w:tr>
+      <w:tr>
+        <w:trPr>
+          <w:cnfStyle w:val="000000100000" w:firstRow="0" w:lastRow="0" w:firstColumn="0" w:lastColumn="0" w:oddVBand="0" w:evenVBand="0" w:oddHBand="1" w:evenHBand="0" w:firstRowFirstColumn="0" w:firstRowLastColumn="0" w:lastRowFirstColumn="0" w:lastRowLastColumn="0"/>
+        </w:trPr>
+        <w:tc>
+          <w:tcPr>
+            <w:cnfStyle w:val="001000000000" w:firstRow="0" w:lastRow="0" w:firstColumn="1" w:lastColumn="0" w:oddVBand="0" w:evenVBand="0" w:oddHBand="0" w:evenHBand="0" w:firstRowFirstColumn="0" w:firstRowLastColumn="0" w:lastRowFirstColumn="0" w:lastRowLastColumn="0"/>
+            <w:tcW w:w="2880" w:type="dxa"/>
+          </w:tcPr>
+          <w:p>
+            <w:r>
+              <w:t>WikiPathways</w:t>
+            </w:r>
+          </w:p>
+        </w:tc>
+        <w:tc>
+          <w:tcPr>
+            <w:tcW w:w="2880" w:type="dxa"/>
+          </w:tcPr>
+          <w:p>
+            <w:pPr>
+              <w:cnfStyle w:val="000000100000" w:firstRow="0" w:lastRow="0" w:firstColumn="0" w:lastColumn="0" w:oddVBand="0" w:evenVBand="0" w:oddHBand="1" w:evenHBand="0" w:firstRowFirstColumn="0" w:firstRowLastColumn="0" w:lastRowFirstColumn="0" w:lastRowLastColumn="0"/>
+            </w:pPr>
+            <w:r>
+              <w:t>Community-curated pathway membership</w:t>
+            </w:r>
+          </w:p>
+        </w:tc>
+        <w:tc>
+          <w:tcPr>
+            <w:tcW w:w="2880" w:type="dxa"/>
+          </w:tcPr>
+          <w:p>
+            <w:pPr>
+              <w:cnfStyle w:val="000000100000" w:firstRow="0" w:lastRow="0" w:firstColumn="0" w:lastColumn="0" w:oddVBand="0" w:evenVBand="0" w:oddHBand="1" w:evenHBand="0" w:firstRowFirstColumn="0" w:firstRowLastColumn="0" w:lastRowFirstColumn="0" w:lastRowLastColumn="0"/>
+            </w:pPr>
+            <w:r>
+              <w:t>17.1K edges (bidirectional)</w:t>
+            </w:r>
+          </w:p>
+        </w:tc>
+      </w:tr>
+      <w:tr>
+        <w:trPr>
+          <w:cnfStyle w:val="000000010000" w:firstRow="0" w:lastRow="0" w:firstColumn="0" w:lastColumn="0" w:oddVBand="0" w:evenVBand="0" w:oddHBand="0" w:evenHBand="1" w:firstRowFirstColumn="0" w:firstRowLastColumn="0" w:lastRowFirstColumn="0" w:lastRowLastColumn="0"/>
+        </w:trPr>
+        <w:tc>
+          <w:tcPr>
+            <w:cnfStyle w:val="001000000000" w:firstRow="0" w:lastRow="0" w:firstColumn="1" w:lastColumn="0" w:oddVBand="0" w:evenVBand="0" w:oddHBand="0" w:evenHBand="0" w:firstRowFirstColumn="0" w:firstRowLastColumn="0" w:lastRowFirstColumn="0" w:lastRowLastColumn="0"/>
+            <w:tcW w:w="2880" w:type="dxa"/>
+          </w:tcPr>
+          <w:p>
+            <w:r>
+              <w:t>STRING</w:t>
+            </w:r>
+          </w:p>
+        </w:tc>
+        <w:tc>
+          <w:tcPr>
+            <w:tcW w:w="2880" w:type="dxa"/>
+          </w:tcPr>
+          <w:p>
+            <w:pPr>
+              <w:cnfStyle w:val="000000010000" w:firstRow="0" w:lastRow="0" w:firstColumn="0" w:lastColumn="0" w:oddVBand="0" w:evenVBand="0" w:oddHBand="0" w:evenHBand="1" w:firstRowFirstColumn="0" w:firstRowLastColumn="0" w:lastRowFirstColumn="0" w:lastRowLastColumn="0"/>
+            </w:pPr>
+            <w:r>
+              <w:t>Protein-protein interactions (confidence &gt; 700)</w:t>
+            </w:r>
+          </w:p>
+        </w:tc>
+        <w:tc>
+          <w:tcPr>
+            <w:tcW w:w="2880" w:type="dxa"/>
+          </w:tcPr>
+          <w:p>
+            <w:pPr>
+              <w:cnfStyle w:val="000000010000" w:firstRow="0" w:lastRow="0" w:firstColumn="0" w:lastColumn="0" w:oddVBand="0" w:evenVBand="0" w:oddHBand="0" w:evenHBand="1" w:firstRowFirstColumn="0" w:firstRowLastColumn="0" w:lastRowFirstColumn="0" w:lastRowLastColumn="0"/>
+            </w:pPr>
+            <w:r>
+              <w:t>229K edges</w:t>
+            </w:r>
+          </w:p>
+        </w:tc>
+      </w:tr>
+      <w:tr>
+        <w:trPr>
+          <w:cnfStyle w:val="000000100000" w:firstRow="0" w:lastRow="0" w:firstColumn="0" w:lastColumn="0" w:oddVBand="0" w:evenVBand="0" w:oddHBand="1" w:evenHBand="0" w:firstRowFirstColumn="0" w:firstRowLastColumn="0" w:lastRowFirstColumn="0" w:lastRowLastColumn="0"/>
+        </w:trPr>
+        <w:tc>
+          <w:tcPr>
+            <w:cnfStyle w:val="001000000000" w:firstRow="0" w:lastRow="0" w:firstColumn="1" w:lastColumn="0" w:oddVBand="0" w:evenVBand="0" w:oddHBand="0" w:evenHBand="0" w:firstRowFirstColumn="0" w:firstRowLastColumn="0" w:lastRowFirstColumn="0" w:lastRowLastColumn="0"/>
+            <w:tcW w:w="2880" w:type="dxa"/>
+          </w:tcPr>
+          <w:p>
+            <w:r>
+              <w:t>OpenTargets</w:t>
+            </w:r>
+          </w:p>
+        </w:tc>
+        <w:tc>
+          <w:tcPr>
+            <w:tcW w:w="2880" w:type="dxa"/>
+          </w:tcPr>
+          <w:p>
+            <w:pPr>
+              <w:cnfStyle w:val="000000100000" w:firstRow="0" w:lastRow="0" w:firstColumn="0" w:lastColumn="0" w:oddVBand="0" w:evenVBand="0" w:oddHBand="1" w:evenHBand="0" w:firstRowFirstColumn="0" w:firstRowLastColumn="0" w:lastRowFirstColumn="0" w:lastRowLastColumn="0"/>
+            </w:pPr>
+            <w:r>
+              <w:t>Evidence-scored gene-disease associations</w:t>
+            </w:r>
+          </w:p>
+        </w:tc>
+        <w:tc>
+          <w:tcPr>
+            <w:tcW w:w="2880" w:type="dxa"/>
+          </w:tcPr>
+          <w:p>
+            <w:pPr>
+              <w:cnfStyle w:val="000000100000" w:firstRow="0" w:lastRow="0" w:firstColumn="0" w:lastColumn="0" w:oddVBand="0" w:evenVBand="0" w:oddHBand="1" w:evenHBand="0" w:firstRowFirstColumn="0" w:firstRowLastColumn="0" w:lastRowFirstColumn="0" w:lastRowLastColumn="0"/>
+            </w:pPr>
+            <w:r>
+              <w:t>2.4M edges</w:t>
             </w:r>
           </w:p>
         </w:tc>
@@ -2710,12 +1646,855 @@
     </w:tbl>
     <w:p/>
     <w:p>
-      <w:pPr>
-        <w:pStyle w:val="Heading3"/>
+      <w:r>
+        <w:t>Phase 3 — Agent-Generated Parsers (7):</w:t>
+      </w:r>
+    </w:p>
+    <w:p>
+      <w:r>
+        <w:t>These were generated entirely by the DatabaseAgent from just a name + URL: HGNC (gene enrichment), HGNC Families (34K edges), ClinVar (4.5M variants, 12.6M edges), DrugAge (866 aging edges), CellAge (senescence genes), AnAge (4.6K species), GenAge (aging genes).</w:t>
+      </w:r>
+    </w:p>
+    <w:p>
+      <w:r>
+        <w:t>ID Mapping &amp; Cross-Reference Resolution:</w:t>
+      </w:r>
+    </w:p>
+    <w:p>
+      <w:r>
+        <w:t>src/id_mapping.py handles the fundamental challenge of data integration: different sources use different identifiers. It registers 20 ID systems (NCBI Gene, Ensembl, gene symbols, DOID, UMLS CUI, MeSH, DrugBank IDs, etc.) and provides validate_mapping(), suggest_mapping(), and create_missing_nodes() for gap repair. Two critical post-processing remaps run before Neo4j loading: PubTator MeSH→DOID (via Disease Ontology xrefs) and GWAS trait→DOID (3-level strategy: name match, curated trait match, ontology URI extraction).</w:t>
+      </w:r>
+    </w:p>
+    <w:p>
+      <w:pPr>
+        <w:pStyle w:val="Heading2"/>
       </w:pPr>
       <w:r>
         <w:lastRenderedPageBreak/>
-        <w:t>Credential-Gated Sources</w:t>
+        <w:t>2.2. AI Agents</w:t>
+      </w:r>
+    </w:p>
+    <w:p>
+      <w:r>
+        <w:t>DatabaseAgent (src/database_agent.py):</w:t>
+      </w:r>
+    </w:p>
+    <w:p>
+      <w:r>
+        <w:t>Autonomously generates new parsers from just a name and URL. Downloads first 64KB to detect format, sends sample + BaseParser source to Claude, generates parser + ontology configs, validates column references, checks for performance anti-patterns, registers in the pipeline, runs the parser, validates ID mappings, and loads into Neo4j. 7 production parsers were created this way. Uses Claude Haiku 4.5 by default.</w:t>
+      </w:r>
+    </w:p>
+    <w:p>
+      <w:r>
+        <w:t>DiseaseQueryAgent (src/disease_agent.py):</w:t>
+      </w:r>
+    </w:p>
+    <w:p>
+      <w:r>
+        <w:t>On-demand disease enrichment via the web UI. Standardizes disease names via Claude (handles abbreviations like "AF" → "Atrial Fibrillation"), checks Neo4j cache, fetches DisGeNET gene-disease associations + ClinicalTrials.gov trials, loads into Neo4j, caches results. Capped at 200 disease IDs and 500 trials per query for performance.</w:t>
+      </w:r>
+    </w:p>
+    <w:p>
+      <w:pPr>
+        <w:pStyle w:val="Heading2"/>
+      </w:pPr>
+      <w:r>
+        <w:t>2.3. Web Interface</w:t>
+      </w:r>
+    </w:p>
+    <w:p>
+      <w:r>
+        <w:t>Single-page app (interface/index.html) backed by Flask (src/api.py, port 5050) with 15 REST + SSE endpoints:</w:t>
+      </w:r>
+    </w:p>
+    <w:p>
+      <w:pPr>
+        <w:pStyle w:val="ListBullet"/>
+      </w:pPr>
+      <w:r>
+        <w:rPr>
+          <w:b/>
+        </w:rPr>
+        <w:t xml:space="preserve">Explore tab: </w:t>
+      </w:r>
+      <w:r>
+        <w:t>Vis.js graph visualization with Core/Discovery layer toggle, node-type filter chips, specificity ranking, CSV/JSON export</w:t>
+      </w:r>
+    </w:p>
+    <w:p>
+      <w:pPr>
+        <w:pStyle w:val="ListBullet"/>
+      </w:pPr>
+      <w:r>
+        <w:rPr>
+          <w:b/>
+        </w:rPr>
+        <w:t xml:space="preserve">Query tab: </w:t>
+      </w:r>
+      <w:r>
+        <w:t>Neo4j Browser-style multi-panel Cypher interface with query templates, read-only enforcement, table + graph result views</w:t>
+      </w:r>
+    </w:p>
+    <w:p>
+      <w:pPr>
+        <w:pStyle w:val="ListBullet"/>
+      </w:pPr>
+      <w:r>
+        <w:rPr>
+          <w:b/>
+        </w:rPr>
+        <w:t xml:space="preserve">Build Knowledge Graph (sidebar): </w:t>
+      </w:r>
+      <w:r>
+        <w:t>AI-driven disease enrichment (DisGeNET + ClinicalTrials.gov) with SSE progress</w:t>
+      </w:r>
+    </w:p>
+    <w:p>
+      <w:pPr>
+        <w:pStyle w:val="ListBullet"/>
+      </w:pPr>
+      <w:r>
+        <w:rPr>
+          <w:b/>
+        </w:rPr>
+        <w:t xml:space="preserve">Extract Disease Subgraph (sidebar): </w:t>
+      </w:r>
+      <w:r>
+        <w:t>Variable-hop (1–3) subgraph extraction with stats and JSON/CSV export</w:t>
+      </w:r>
+    </w:p>
+    <w:p>
+      <w:pPr>
+        <w:pStyle w:val="ListBullet"/>
+      </w:pPr>
+      <w:r>
+        <w:rPr>
+          <w:b/>
+        </w:rPr>
+        <w:t xml:space="preserve">Admin panel (password-protected): </w:t>
+      </w:r>
+      <w:r>
+        <w:t>Parser status, health check charts, ID mapping report, pipeline execution</w:t>
+      </w:r>
+    </w:p>
+    <w:p>
+      <w:pPr>
+        <w:pStyle w:val="ListBullet"/>
+      </w:pPr>
+      <w:r>
+        <w:rPr>
+          <w:b/>
+        </w:rPr>
+        <w:t xml:space="preserve">Advanced: </w:t>
+      </w:r>
+      <w:r>
+        <w:t>Add New Database (DatabaseAgent UI, password-protected)</w:t>
+      </w:r>
+    </w:p>
+    <w:p>
+      <w:pPr>
+        <w:pStyle w:val="Heading2"/>
+      </w:pPr>
+      <w:r>
+        <w:t>2.4. Post-Processing &amp; Scoring</w:t>
+      </w:r>
+    </w:p>
+    <w:p>
+      <w:pPr>
+        <w:pStyle w:val="ListBullet"/>
+      </w:pPr>
+      <w:r>
+        <w:rPr>
+          <w:b/>
+        </w:rPr>
+        <w:t xml:space="preserve">specificityScore: </w:t>
+      </w:r>
+      <w:r>
+        <w:t>1.0 / (distinct Disease neighbor count). Stored as node property. Genes connected to 5 diseases score 0.2; genes connected to 20K score 0.00005. Disease nodes get 0.0. Computed in batches of 50K to respect Neo4j memory limits.</w:t>
+      </w:r>
+    </w:p>
+    <w:p>
+      <w:pPr>
+        <w:pStyle w:val="ListBullet"/>
+      </w:pPr>
+      <w:r>
+        <w:rPr>
+          <w:b/>
+        </w:rPr>
+        <w:t xml:space="preserve">Edge weights: </w:t>
+      </w:r>
+      <w:r>
+        <w:t>All 26.3M edges now carry a normalized weight ∈ [0, 1]. Seven sources use real score normalization (STRING combinedScore/1000, OpenTargets score, Jensen min-max, Bgee expressionScore min-max, LINCS abs(zScore) min-max, DoRothEA confidence letter × morScore). Binary edges get 0.9 (DrugBank) or 0.8 (all others).</w:t>
+      </w:r>
+    </w:p>
+    <w:p>
+      <w:pPr>
+        <w:pStyle w:val="ListBullet"/>
+      </w:pPr>
+      <w:r>
+        <w:rPr>
+          <w:b/>
+        </w:rPr>
+        <w:t xml:space="preserve">Monitoring: </w:t>
+      </w:r>
+      <w:r>
+        <w:t>Pipeline health check (src/orchestrator.py) dynamically detects parser status from Neo4j source labels. ID mapping validation report cached at reports/id_mapping_report.json.</w:t>
+      </w:r>
+    </w:p>
+    <w:p>
+      <w:r>
+        <w:br w:type="page"/>
+      </w:r>
+    </w:p>
+    <w:p>
+      <w:pPr>
+        <w:pStyle w:val="Heading1"/>
+      </w:pPr>
+      <w:r>
+        <w:lastRenderedPageBreak/>
+        <w:t>3. What Is Planned or Partially Implemented</w:t>
+      </w:r>
+    </w:p>
+    <w:p>
+      <w:pPr>
+        <w:pStyle w:val="Heading2"/>
+      </w:pPr>
+      <w:r>
+        <w:t>Working but needs extension</w:t>
+      </w:r>
+    </w:p>
+    <w:p>
+      <w:pPr>
+        <w:pStyle w:val="ListBullet"/>
+      </w:pPr>
+      <w:r>
+        <w:t>Link prediction (Common Neighbors + Weighted Adamic-Adar) is demonstrated in notebook_class/cardiokb_link_prediction.ipynb for SCN5A and atrial fibrillation. The notebook normalizes all edge weights and produces ranked gene-disease predictions. Not yet automated or integrated into the web UI.</w:t>
+      </w:r>
+    </w:p>
+    <w:p>
+      <w:pPr>
+        <w:pStyle w:val="ListBullet"/>
+      </w:pPr>
+      <w:r>
+        <w:t>Disease scoping exists for 5 disease areas (CVD, Alzheimer's, cancer, asthma, diabetes) but only CVD has been used in production pipeline runs.</w:t>
+      </w:r>
+      <w:r>
+        <w:t xml:space="preserve"> </w:t>
+      </w:r>
+      <w:proofErr w:type="gramStart"/>
+      <w:r>
+        <w:t>In order to</w:t>
+      </w:r>
+      <w:proofErr w:type="gramEnd"/>
+      <w:r>
+        <w:t xml:space="preserve"> load </w:t>
+      </w:r>
+      <w:proofErr w:type="spellStart"/>
+      <w:r>
+        <w:t>DisGeNet</w:t>
+      </w:r>
+      <w:proofErr w:type="spellEnd"/>
+      <w:r>
+        <w:t xml:space="preserve"> or clinical trial info for other diseases, the ontology config must be changed to vocabulary for other diseases (files exist already).</w:t>
+      </w:r>
+    </w:p>
+    <w:p>
+      <w:pPr>
+        <w:pStyle w:val="ListBullet"/>
+      </w:pPr>
+      <w:r>
+        <w:t>The DiseaseQueryAgent enriches for any disease interactively, but only sources DisGeNET + ClinicalTrials.gov. It cannot trigger parser re-runs for the other 34 sources.</w:t>
+      </w:r>
+      <w:r>
+        <w:t xml:space="preserve"> This is because the other sources parse disease-agnostically.</w:t>
+      </w:r>
+    </w:p>
+    <w:p>
+      <w:pPr>
+        <w:pStyle w:val="Heading2"/>
+      </w:pPr>
+      <w:r>
+        <w:t>Designed but not started</w:t>
+      </w:r>
+    </w:p>
+    <w:p>
+      <w:pPr>
+        <w:pStyle w:val="ListBullet"/>
+      </w:pPr>
+      <w:r>
+        <w:t>Graph embeddings (node2vec, TransE) for downstream ML</w:t>
+      </w:r>
+      <w:r>
+        <w:t xml:space="preserve">: </w:t>
+      </w:r>
+      <w:r>
+        <w:t>no code exists yet. The edge weight infrastructure is in place.</w:t>
+      </w:r>
+    </w:p>
+    <w:p>
+      <w:pPr>
+        <w:pStyle w:val="ListBullet"/>
+      </w:pPr>
+      <w:r>
+        <w:t>Supervised link prediction classifiers using graph features + embeddings as input. The notebook demonstrates topological features (CN, Adamic-Adar) but no classifier is trained.</w:t>
+      </w:r>
+    </w:p>
+    <w:p>
+      <w:pPr>
+        <w:pStyle w:val="ListBullet"/>
+      </w:pPr>
+      <w:r>
+        <w:t>Drug repurposing pipeline: use link prediction scores to rank novel drug-disease associations and validate against known treatments. Schema supports this (drugTreatsDisease from DrugCentral provides ground truth).</w:t>
+      </w:r>
+    </w:p>
+    <w:p>
+      <w:pPr>
+        <w:pStyle w:val="ListBullet"/>
+      </w:pPr>
+      <w:r>
+        <w:t>Automated pipeline scheduling with change detection.</w:t>
+      </w:r>
+    </w:p>
+    <w:p>
+      <w:pPr>
+        <w:pStyle w:val="ListBullet"/>
+      </w:pPr>
+      <w:r>
+        <w:t>Graph versioning and diff tracking between runs.</w:t>
+      </w:r>
+    </w:p>
+    <w:p>
+      <w:pPr>
+        <w:pStyle w:val="ListBullet"/>
+      </w:pPr>
+      <w:r>
+        <w:t>Multi-user web deployment with authentication (currently local-only).</w:t>
+      </w:r>
+    </w:p>
+    <w:p>
+      <w:pPr>
+        <w:pStyle w:val="Heading2"/>
+      </w:pPr>
+      <w:r>
+        <w:t>Known gaps in data coverage</w:t>
+      </w:r>
+    </w:p>
+    <w:p>
+      <w:pPr>
+        <w:pStyle w:val="ListBullet"/>
+      </w:pPr>
+      <w:proofErr w:type="spellStart"/>
+      <w:r>
+        <w:t>UniProt</w:t>
+      </w:r>
+      <w:proofErr w:type="spellEnd"/>
+      <w:r>
+        <w:t xml:space="preserve"> protein data</w:t>
+      </w:r>
+      <w:r>
+        <w:t>:</w:t>
+      </w:r>
+      <w:r>
+        <w:t xml:space="preserve"> would connect genes to protein structure and function.</w:t>
+      </w:r>
+    </w:p>
+    <w:p>
+      <w:pPr>
+        <w:pStyle w:val="ListBullet"/>
+      </w:pPr>
+      <w:proofErr w:type="spellStart"/>
+      <w:r>
+        <w:t>IntAct</w:t>
+      </w:r>
+      <w:proofErr w:type="spellEnd"/>
+      <w:r>
+        <w:t>:</w:t>
+      </w:r>
+      <w:r>
+        <w:t xml:space="preserve"> curated protein interactions, would complement STRING's computational scores.</w:t>
+      </w:r>
+    </w:p>
+    <w:p>
+      <w:pPr>
+        <w:pStyle w:val="ListBullet"/>
+      </w:pPr>
+      <w:proofErr w:type="spellStart"/>
+      <w:r>
+        <w:t>ChEMBL</w:t>
+      </w:r>
+      <w:proofErr w:type="spellEnd"/>
+      <w:r>
+        <w:t xml:space="preserve">: </w:t>
+      </w:r>
+      <w:r>
+        <w:t>bioactivity data, would strengthen drug-target evidence.</w:t>
+      </w:r>
+    </w:p>
+    <w:p>
+      <w:pPr>
+        <w:pStyle w:val="ListBullet"/>
+      </w:pPr>
+      <w:r>
+        <w:t>FDA FAERS</w:t>
+      </w:r>
+      <w:r>
+        <w:t xml:space="preserve">: </w:t>
+      </w:r>
+      <w:r>
+        <w:t>adverse event reports, would complement SIDER's side effect data.</w:t>
+      </w:r>
+    </w:p>
+    <w:p>
+      <w:pPr>
+        <w:pStyle w:val="ListBullet"/>
+      </w:pPr>
+      <w:r>
+        <w:t>CTD chemical-to-drug matching is partial (~41% match rate due to MeSH ID coverage). Improving this would recover ~250K additional drug-gene expression edges.</w:t>
+      </w:r>
+    </w:p>
+    <w:p>
+      <w:r>
+        <w:br w:type="page"/>
+      </w:r>
+    </w:p>
+    <w:p>
+      <w:pPr>
+        <w:pStyle w:val="Heading1"/>
+      </w:pPr>
+      <w:r>
+        <w:lastRenderedPageBreak/>
+        <w:t>4. What Is Explicitly Out of Scope</w:t>
+      </w:r>
+    </w:p>
+    <w:p>
+      <w:r>
+        <w:t>These decisions are intentional and should not be revisited without a compelling reason:</w:t>
+      </w:r>
+    </w:p>
+    <w:p>
+      <w:pPr>
+        <w:pStyle w:val="ListBullet"/>
+      </w:pPr>
+      <w:r>
+        <w:t>The graph is stored in Neo4j, not RDF/SPARQL. The AlzKB predecessor used RDF but was migrated to Cypher for performance and simpler tooling. No SPARQL endpoint is planned.</w:t>
+      </w:r>
+    </w:p>
+    <w:p>
+      <w:pPr>
+        <w:pStyle w:val="ListBullet"/>
+      </w:pPr>
+      <w:r>
+        <w:t>The system builds a general-purpose biomedical graph, not a CVD-specific one. Disease filtering is done at query time (specificity scores, subgraph extraction) and by 3 disease-aware parsers. The remaining 33 parsers load everything.</w:t>
+      </w:r>
+    </w:p>
+    <w:p>
+      <w:pPr>
+        <w:pStyle w:val="ListBullet"/>
+      </w:pPr>
+      <w:r>
+        <w:t>Real-time streaming ingestion. This is a batch system; the pipeline runs to completion and the graph is queried after. The DiseaseQueryAgent provides near-real-time enrichment for individual diseases, but it's additive, not streaming.</w:t>
+      </w:r>
+    </w:p>
+    <w:p>
+      <w:pPr>
+        <w:pStyle w:val="ListBullet"/>
+      </w:pPr>
+      <w:r>
+        <w:t>Production multi-tenant deployment. The web dashboard is single-user, local. Admin operations (pipeline runs, database agent) are password-gated but there's no user management.</w:t>
+      </w:r>
+    </w:p>
+    <w:p>
+      <w:pPr>
+        <w:pStyle w:val="ListBullet"/>
+      </w:pPr>
+      <w:r>
+        <w:t>Natural language querying. The Query tab accepts Cypher directly. A Claude-powered NL-to-Cypher translator could be built but is not planned for the 12-week rotation.</w:t>
+      </w:r>
+    </w:p>
+    <w:p>
+      <w:pPr>
+        <w:pStyle w:val="ListBullet"/>
+      </w:pPr>
+      <w:r>
+        <w:t>Graph neural networks (GNNs). The ML strategy focuses on topological features and shallow embeddings (node2vec), not deep learning on graphs. The graph is too large for full-graph GNN training without sampling infrastructure.</w:t>
+      </w:r>
+    </w:p>
+    <w:p>
+      <w:r>
+        <w:br w:type="page"/>
+      </w:r>
+    </w:p>
+    <w:p>
+      <w:pPr>
+        <w:pStyle w:val="Heading1"/>
+      </w:pPr>
+      <w:r>
+        <w:lastRenderedPageBreak/>
+        <w:t>5. Proposed Work Division: Agent Layer vs. Data Layer</w:t>
+      </w:r>
+    </w:p>
+    <w:p>
+      <w:r>
+        <w:t>The system naturally divides into four workstreams that can be developed semi-independently. This section defines ownership boundaries, interfaces between layers, and what each person needs to know.</w:t>
+      </w:r>
+    </w:p>
+    <w:p>
+      <w:pPr>
+        <w:pStyle w:val="Heading2"/>
+      </w:pPr>
+      <w:r>
+        <w:t>5.1. Data/Parser Layer</w:t>
+      </w:r>
+    </w:p>
+    <w:p>
+      <w:r>
+        <w:rPr>
+          <w:b/>
+        </w:rPr>
+        <w:t xml:space="preserve">Owns: </w:t>
+      </w:r>
+      <w:r>
+        <w:t>src/parsers/, src/ontology_configs.py, src/neo4j_loader.py, src/id_mapping.py, src/main.py, data/, ontology/</w:t>
+      </w:r>
+    </w:p>
+    <w:p>
+      <w:r>
+        <w:rPr>
+          <w:b/>
+        </w:rPr>
+        <w:t>Responsibilities:</w:t>
+      </w:r>
+    </w:p>
+    <w:p>
+      <w:pPr>
+        <w:pStyle w:val="ListBullet"/>
+      </w:pPr>
+      <w:r>
+        <w:t>Adding new data source parsers (extend BaseParser, add ontology config)</w:t>
+      </w:r>
+    </w:p>
+    <w:p>
+      <w:pPr>
+        <w:pStyle w:val="ListBullet"/>
+      </w:pPr>
+      <w:r>
+        <w:t>Fixing ID mapping gaps (improving match rates, adding remap strategies)</w:t>
+      </w:r>
+    </w:p>
+    <w:p>
+      <w:pPr>
+        <w:pStyle w:val="ListBullet"/>
+      </w:pPr>
+      <w:r>
+        <w:t>Maintaining the ontology config schema (column mappings, source labels)</w:t>
+      </w:r>
+    </w:p>
+    <w:p>
+      <w:pPr>
+        <w:pStyle w:val="ListBullet"/>
+      </w:pPr>
+      <w:r>
+        <w:t>Schema evolution (adding new node/relationship types)</w:t>
+      </w:r>
+    </w:p>
+    <w:p>
+      <w:pPr>
+        <w:pStyle w:val="ListBullet"/>
+      </w:pPr>
+      <w:r>
+        <w:t>Expanding disease filter files (new disease areas beyond the 5 existing)</w:t>
+      </w:r>
+    </w:p>
+    <w:p>
+      <w:pPr>
+        <w:pStyle w:val="ListBullet"/>
+      </w:pPr>
+      <w:r>
+        <w:t>Pipeline reliability (error handling, partial failure recovery)</w:t>
+      </w:r>
+    </w:p>
+    <w:p>
+      <w:r>
+        <w:rPr>
+          <w:b/>
+        </w:rPr>
+        <w:t xml:space="preserve">Interface contract: </w:t>
+      </w:r>
+      <w:r>
+        <w:t>Parsers produce Dict[str, DataFrame]. Config keys must match parser output keys. Every relationship config must include source_label. Node types and relationship types are defined here and consumed by every other layer.</w:t>
+      </w:r>
+    </w:p>
+    <w:p>
+      <w:r>
+        <w:rPr>
+          <w:b/>
+        </w:rPr>
+        <w:t xml:space="preserve">What you need to know: </w:t>
+      </w:r>
+      <w:r>
+        <w:t>pandas, Neo4j Cypher basics, the ontology config format (read src/ontology_configs.py header comments), and the ID mapping system.</w:t>
+      </w:r>
+    </w:p>
+    <w:p>
+      <w:pPr>
+        <w:pStyle w:val="Heading2"/>
+      </w:pPr>
+      <w:r>
+        <w:t>5.2. Agent/Orchestration Layer</w:t>
+      </w:r>
+    </w:p>
+    <w:p>
+      <w:r>
+        <w:rPr>
+          <w:b/>
+        </w:rPr>
+        <w:t xml:space="preserve">Owns: </w:t>
+      </w:r>
+      <w:r>
+        <w:t>src/database_agent.py, src/disease_agent.py, src/agent.py, src/orchestrator.py</w:t>
+      </w:r>
+    </w:p>
+    <w:p>
+      <w:r>
+        <w:rPr>
+          <w:b/>
+        </w:rPr>
+        <w:t>Responsibilities:</w:t>
+      </w:r>
+    </w:p>
+    <w:p>
+      <w:pPr>
+        <w:pStyle w:val="ListBullet"/>
+      </w:pPr>
+      <w:r>
+        <w:t>DatabaseAgent improvements (better column detection, handling XML/JSON sources, multi-file datasets)</w:t>
+      </w:r>
+    </w:p>
+    <w:p>
+      <w:pPr>
+        <w:pStyle w:val="ListBullet"/>
+      </w:pPr>
+      <w:r>
+        <w:t>DiseaseQueryAgent expansion (new data sources beyond DisGeNET + ClinicalTrials.gov)</w:t>
+      </w:r>
+    </w:p>
+    <w:p>
+      <w:pPr>
+        <w:pStyle w:val="ListBullet"/>
+      </w:pPr>
+      <w:r>
+        <w:t>Pipeline health monitoring and automated recovery</w:t>
+      </w:r>
+    </w:p>
+    <w:p>
+      <w:pPr>
+        <w:pStyle w:val="ListBullet"/>
+      </w:pPr>
+      <w:r>
+        <w:t>Prompt engineering for Claude calls (standardization, code generation)</w:t>
+      </w:r>
+    </w:p>
+    <w:p>
+      <w:pPr>
+        <w:pStyle w:val="ListBullet"/>
+      </w:pPr>
+      <w:r>
+        <w:t>Caching strategy (DiseaseCache nodes, file-level caching)</w:t>
+      </w:r>
+    </w:p>
+    <w:p>
+      <w:r>
+        <w:rPr>
+          <w:b/>
+        </w:rPr>
+        <w:t xml:space="preserve">Interface contract: </w:t>
+      </w:r>
+      <w:r>
+        <w:t>Agents produce parsers that conform to the BaseParser interface. DiseaseQueryAgent loads data using the same Neo4jLoader and MERGE semantics as the batch pipeline. SSE events follow the format {type, message, data?} for the API layer.</w:t>
+      </w:r>
+    </w:p>
+    <w:p>
+      <w:r>
+        <w:rPr>
+          <w:b/>
+        </w:rPr>
+        <w:t xml:space="preserve">What you need to know: </w:t>
+      </w:r>
+      <w:r>
+        <w:t>Claude API (tool use, structured outputs), the BaseParser interface, Neo4j MERGE semantics, SSE streaming.</w:t>
+      </w:r>
+    </w:p>
+    <w:p>
+      <w:pPr>
+        <w:pStyle w:val="Heading2"/>
+      </w:pPr>
+      <w:r>
+        <w:lastRenderedPageBreak/>
+        <w:t>5.3. ML/Analysis Layer</w:t>
+      </w:r>
+    </w:p>
+    <w:p>
+      <w:r>
+        <w:rPr>
+          <w:b/>
+        </w:rPr>
+        <w:t xml:space="preserve">Owns: </w:t>
+      </w:r>
+      <w:r>
+        <w:t>notebook_class/, models/, scripts/compute_specificity.py</w:t>
+      </w:r>
+    </w:p>
+    <w:p>
+      <w:r>
+        <w:rPr>
+          <w:b/>
+        </w:rPr>
+        <w:t>Responsibilities:</w:t>
+      </w:r>
+    </w:p>
+    <w:p>
+      <w:pPr>
+        <w:pStyle w:val="ListBullet"/>
+      </w:pPr>
+      <w:r>
+        <w:t>Graph embedding generation (node2vec, TransE, or similar)</w:t>
+      </w:r>
+    </w:p>
+    <w:p>
+      <w:pPr>
+        <w:pStyle w:val="ListBullet"/>
+      </w:pPr>
+      <w:r>
+        <w:t>Link prediction model development (beyond the current notebook proof-of-concept)</w:t>
+      </w:r>
+    </w:p>
+    <w:p>
+      <w:pPr>
+        <w:pStyle w:val="ListBullet"/>
+      </w:pPr>
+      <w:r>
+        <w:t>Drug repurposing scoring and validation</w:t>
+      </w:r>
+    </w:p>
+    <w:p>
+      <w:pPr>
+        <w:pStyle w:val="ListBullet"/>
+      </w:pPr>
+      <w:r>
+        <w:t>Feature engineering from graph topology + edge weights</w:t>
+      </w:r>
+    </w:p>
+    <w:p>
+      <w:pPr>
+        <w:pStyle w:val="ListBullet"/>
+      </w:pPr>
+      <w:r>
+        <w:t>Evaluation framework (hold-out edges, time-split validation)</w:t>
+      </w:r>
+    </w:p>
+    <w:p>
+      <w:r>
+        <w:rPr>
+          <w:b/>
+        </w:rPr>
+        <w:t xml:space="preserve">Interface contract: </w:t>
+      </w:r>
+      <w:r>
+        <w:t>ML code reads from Neo4j via the Python driver. Edge weights are pre-normalized to [0, 1] and stored as r.weight. Specificity scores are on nodes as n.specificityScore. Predictions should produce ranked (gene, disease, score) triples that can be loaded back into Neo4j as a new relationship type or exposed via the API.</w:t>
+      </w:r>
+    </w:p>
+    <w:p>
+      <w:r>
+        <w:rPr>
+          <w:b/>
+        </w:rPr>
+        <w:t xml:space="preserve">What you need to know: </w:t>
+      </w:r>
+      <w:r>
+        <w:t>Neo4j Python driver, the edge weight normalization scheme (see notebook section 3), which relationship types are curated vs. text-mined (important for training/validation splits).</w:t>
+      </w:r>
+    </w:p>
+    <w:p>
+      <w:pPr>
+        <w:pStyle w:val="Heading2"/>
+      </w:pPr>
+      <w:r>
+        <w:t>5.4. Interface Layer</w:t>
+      </w:r>
+    </w:p>
+    <w:p>
+      <w:r>
+        <w:rPr>
+          <w:b/>
+        </w:rPr>
+        <w:t xml:space="preserve">Owns: </w:t>
+      </w:r>
+      <w:r>
+        <w:t>interface/index.html, src/api.py</w:t>
+      </w:r>
+    </w:p>
+    <w:p>
+      <w:r>
+        <w:rPr>
+          <w:b/>
+        </w:rPr>
+        <w:t>Responsibilities:</w:t>
+      </w:r>
+    </w:p>
+    <w:p>
+      <w:pPr>
+        <w:pStyle w:val="ListBullet"/>
+      </w:pPr>
+      <w:r>
+        <w:t>New API endpoints for ML predictions (e.g., /api/predictions?gene=SCN5A)</w:t>
+      </w:r>
+    </w:p>
+    <w:p>
+      <w:pPr>
+        <w:pStyle w:val="ListBullet"/>
+      </w:pPr>
+      <w:r>
+        <w:t>Visualization of prediction results in the Explore tab</w:t>
+      </w:r>
+    </w:p>
+    <w:p>
+      <w:pPr>
+        <w:pStyle w:val="ListBullet"/>
+      </w:pPr>
+      <w:r>
+        <w:t>Query template expansion</w:t>
+      </w:r>
+    </w:p>
+    <w:p>
+      <w:pPr>
+        <w:pStyle w:val="ListBullet"/>
+      </w:pPr>
+      <w:r>
+        <w:t>Export improvements (subgraph formats for ML tools)</w:t>
+      </w:r>
+    </w:p>
+    <w:p>
+      <w:r>
+        <w:rPr>
+          <w:b/>
+        </w:rPr>
+        <w:t xml:space="preserve">Interface contract: </w:t>
+      </w:r>
+      <w:r>
+        <w:t>Flask endpoints return JSON. SSE streams use EventSource. The frontend is a single HTML file with inline JS/CSS. vis.js DataSets must use clear()/add(), never destroy()/new Network() for refreshes.</w:t>
+      </w:r>
+    </w:p>
+    <w:p>
+      <w:pPr>
+        <w:pStyle w:val="Heading2"/>
+      </w:pPr>
+      <w:r>
+        <w:t>5.5. Dependency Map</w:t>
+      </w:r>
+    </w:p>
+    <w:p>
+      <w:r>
+        <w:t>Who blocks whom:</w:t>
       </w:r>
     </w:p>
     <w:tbl>
@@ -2740,7 +2519,7 @@
           </w:tcPr>
           <w:p>
             <w:r>
-              <w:t>Parser</w:t>
+              <w:t>Task</w:t>
             </w:r>
           </w:p>
         </w:tc>
@@ -2753,7 +2532,7 @@
               <w:cnfStyle w:val="100000000000" w:firstRow="1" w:lastRow="0" w:firstColumn="0" w:lastColumn="0" w:oddVBand="0" w:evenVBand="0" w:oddHBand="0" w:evenHBand="0" w:firstRowFirstColumn="0" w:firstRowLastColumn="0" w:lastRowFirstColumn="0" w:lastRowLastColumn="0"/>
             </w:pPr>
             <w:r>
-              <w:t>Required Credentials</w:t>
+              <w:t>Depends On</w:t>
             </w:r>
           </w:p>
         </w:tc>
@@ -2766,7 +2545,7 @@
               <w:cnfStyle w:val="100000000000" w:firstRow="1" w:lastRow="0" w:firstColumn="0" w:lastColumn="0" w:oddVBand="0" w:evenVBand="0" w:oddHBand="0" w:evenHBand="0" w:firstRowFirstColumn="0" w:firstRowLastColumn="0" w:lastRowFirstColumn="0" w:lastRowLastColumn="0"/>
             </w:pPr>
             <w:r>
-              <w:t>Fallback</w:t>
+              <w:t>Blocks</w:t>
             </w:r>
           </w:p>
         </w:tc>
@@ -2782,7 +2561,7 @@
           </w:tcPr>
           <w:p>
             <w:r>
-              <w:t>OMIM</w:t>
+              <w:t>New parser (Data layer)</w:t>
             </w:r>
           </w:p>
         </w:tc>
@@ -2795,7 +2574,7 @@
               <w:cnfStyle w:val="000000100000" w:firstRow="0" w:lastRow="0" w:firstColumn="0" w:lastColumn="0" w:oddVBand="0" w:evenVBand="0" w:oddHBand="1" w:evenHBand="0" w:firstRowFirstColumn="0" w:firstRowLastColumn="0" w:lastRowFirstColumn="0" w:lastRowLastColumn="0"/>
             </w:pPr>
             <w:r>
-              <w:t>OMIM_API_KEY</w:t>
+              <w:t>Nothing</w:t>
             </w:r>
           </w:p>
         </w:tc>
@@ -2808,7 +2587,7 @@
               <w:cnfStyle w:val="000000100000" w:firstRow="0" w:lastRow="0" w:firstColumn="0" w:lastColumn="0" w:oddVBand="0" w:evenVBand="0" w:oddHBand="1" w:evenHBand="0" w:firstRowFirstColumn="0" w:firstRowLastColumn="0" w:lastRowFirstColumn="0" w:lastRowLastColumn="0"/>
             </w:pPr>
             <w:r>
-              <w:t>Skipped if missing</w:t>
+              <w:t>ML layer (more edges = better predictions)</w:t>
             </w:r>
           </w:p>
         </w:tc>
@@ -2824,7 +2603,7 @@
           </w:tcPr>
           <w:p>
             <w:r>
-              <w:t>DisGeNET</w:t>
+              <w:t>Schema changes (Data layer)</w:t>
             </w:r>
           </w:p>
         </w:tc>
@@ -2837,7 +2616,7 @@
               <w:cnfStyle w:val="000000010000" w:firstRow="0" w:lastRow="0" w:firstColumn="0" w:lastColumn="0" w:oddVBand="0" w:evenVBand="0" w:oddHBand="0" w:evenHBand="1" w:firstRowFirstColumn="0" w:firstRowLastColumn="0" w:lastRowFirstColumn="0" w:lastRowLastColumn="0"/>
             </w:pPr>
             <w:r>
-              <w:t>DISGENET_API_KEY</w:t>
+              <w:t>Nothing</w:t>
             </w:r>
           </w:p>
         </w:tc>
@@ -2850,7 +2629,7 @@
               <w:cnfStyle w:val="000000010000" w:firstRow="0" w:lastRow="0" w:firstColumn="0" w:lastColumn="0" w:oddVBand="0" w:evenVBand="0" w:oddHBand="0" w:evenHBand="1" w:firstRowFirstColumn="0" w:firstRowLastColumn="0" w:lastRowFirstColumn="0" w:lastRowLastColumn="0"/>
             </w:pPr>
             <w:r>
-              <w:t>Skipped if missing</w:t>
+              <w:t>All layers (node/rel types are the shared vocabulary)</w:t>
             </w:r>
           </w:p>
         </w:tc>
@@ -2866,7 +2645,7 @@
           </w:tcPr>
           <w:p>
             <w:r>
-              <w:t>DrugBank</w:t>
+              <w:t>ID mapping improvements (Data layer)</w:t>
             </w:r>
           </w:p>
         </w:tc>
@@ -2879,7 +2658,7 @@
               <w:cnfStyle w:val="000000100000" w:firstRow="0" w:lastRow="0" w:firstColumn="0" w:lastColumn="0" w:oddVBand="0" w:evenVBand="0" w:oddHBand="1" w:evenHBand="0" w:firstRowFirstColumn="0" w:firstRowLastColumn="0" w:lastRowFirstColumn="0" w:lastRowLastColumn="0"/>
             </w:pPr>
             <w:r>
-              <w:t>DRUGBANK_USERNAME + PASSWORD</w:t>
+              <w:t>Nothing</w:t>
             </w:r>
           </w:p>
         </w:tc>
@@ -2892,7 +2671,7 @@
               <w:cnfStyle w:val="000000100000" w:firstRow="0" w:lastRow="0" w:firstColumn="0" w:lastColumn="0" w:oddVBand="0" w:evenVBand="0" w:oddHBand="1" w:evenHBand="0" w:firstRowFirstColumn="0" w:firstRowLastColumn="0" w:lastRowFirstColumn="0" w:lastRowLastColumn="0"/>
             </w:pPr>
             <w:r>
-              <w:t>Auto-detects local XML file</w:t>
+              <w:t>ML layer (higher match rates = more training data)</w:t>
             </w:r>
           </w:p>
         </w:tc>
@@ -2908,7 +2687,7 @@
           </w:tcPr>
           <w:p>
             <w:r>
-              <w:t>AOP-DB</w:t>
+              <w:t>Graph embeddings (ML layer)</w:t>
             </w:r>
           </w:p>
         </w:tc>
@@ -2921,7 +2700,7 @@
               <w:cnfStyle w:val="000000010000" w:firstRow="0" w:lastRow="0" w:firstColumn="0" w:lastColumn="0" w:oddVBand="0" w:evenVBand="0" w:oddHBand="0" w:evenHBand="1" w:firstRowFirstColumn="0" w:firstRowLastColumn="0" w:lastRowFirstColumn="0" w:lastRowLastColumn="0"/>
             </w:pPr>
             <w:r>
-              <w:t>MYSQL_USERNAME + PASSWORD</w:t>
+              <w:t>Stable schema + edge weights</w:t>
             </w:r>
           </w:p>
         </w:tc>
@@ -2934,7 +2713,218 @@
               <w:cnfStyle w:val="000000010000" w:firstRow="0" w:lastRow="0" w:firstColumn="0" w:lastColumn="0" w:oddVBand="0" w:evenVBand="0" w:oddHBand="0" w:evenHBand="1" w:firstRowFirstColumn="0" w:firstRowLastColumn="0" w:lastRowFirstColumn="0" w:lastRowLastColumn="0"/>
             </w:pPr>
             <w:r>
-              <w:t>Auto-detects local SQL dump</w:t>
+              <w:t>Prediction models, drug repurposing</w:t>
+            </w:r>
+          </w:p>
+        </w:tc>
+      </w:tr>
+      <w:tr>
+        <w:trPr>
+          <w:cnfStyle w:val="000000100000" w:firstRow="0" w:lastRow="0" w:firstColumn="0" w:lastColumn="0" w:oddVBand="0" w:evenVBand="0" w:oddHBand="1" w:evenHBand="0" w:firstRowFirstColumn="0" w:firstRowLastColumn="0" w:lastRowFirstColumn="0" w:lastRowLastColumn="0"/>
+        </w:trPr>
+        <w:tc>
+          <w:tcPr>
+            <w:cnfStyle w:val="001000000000" w:firstRow="0" w:lastRow="0" w:firstColumn="1" w:lastColumn="0" w:oddVBand="0" w:evenVBand="0" w:oddHBand="0" w:evenHBand="0" w:firstRowFirstColumn="0" w:firstRowLastColumn="0" w:lastRowFirstColumn="0" w:lastRowLastColumn="0"/>
+            <w:tcW w:w="2880" w:type="dxa"/>
+          </w:tcPr>
+          <w:p>
+            <w:r>
+              <w:lastRenderedPageBreak/>
+              <w:t>Link prediction model (ML layer)</w:t>
+            </w:r>
+          </w:p>
+        </w:tc>
+        <w:tc>
+          <w:tcPr>
+            <w:tcW w:w="2880" w:type="dxa"/>
+          </w:tcPr>
+          <w:p>
+            <w:pPr>
+              <w:cnfStyle w:val="000000100000" w:firstRow="0" w:lastRow="0" w:firstColumn="0" w:lastColumn="0" w:oddVBand="0" w:evenVBand="0" w:oddHBand="1" w:evenHBand="0" w:firstRowFirstColumn="0" w:firstRowLastColumn="0" w:lastRowFirstColumn="0" w:lastRowLastColumn="0"/>
+            </w:pPr>
+            <w:r>
+              <w:t>Embeddings OR topological features</w:t>
+            </w:r>
+          </w:p>
+        </w:tc>
+        <w:tc>
+          <w:tcPr>
+            <w:tcW w:w="2880" w:type="dxa"/>
+          </w:tcPr>
+          <w:p>
+            <w:pPr>
+              <w:cnfStyle w:val="000000100000" w:firstRow="0" w:lastRow="0" w:firstColumn="0" w:lastColumn="0" w:oddVBand="0" w:evenVBand="0" w:oddHBand="1" w:evenHBand="0" w:firstRowFirstColumn="0" w:firstRowLastColumn="0" w:lastRowFirstColumn="0" w:lastRowLastColumn="0"/>
+            </w:pPr>
+            <w:r>
+              <w:t>API predictions endpoint, drug repurposing</w:t>
+            </w:r>
+          </w:p>
+        </w:tc>
+      </w:tr>
+      <w:tr>
+        <w:trPr>
+          <w:cnfStyle w:val="000000010000" w:firstRow="0" w:lastRow="0" w:firstColumn="0" w:lastColumn="0" w:oddVBand="0" w:evenVBand="0" w:oddHBand="0" w:evenHBand="1" w:firstRowFirstColumn="0" w:firstRowLastColumn="0" w:lastRowFirstColumn="0" w:lastRowLastColumn="0"/>
+        </w:trPr>
+        <w:tc>
+          <w:tcPr>
+            <w:cnfStyle w:val="001000000000" w:firstRow="0" w:lastRow="0" w:firstColumn="1" w:lastColumn="0" w:oddVBand="0" w:evenVBand="0" w:oddHBand="0" w:evenHBand="0" w:firstRowFirstColumn="0" w:firstRowLastColumn="0" w:lastRowFirstColumn="0" w:lastRowLastColumn="0"/>
+            <w:tcW w:w="2880" w:type="dxa"/>
+          </w:tcPr>
+          <w:p>
+            <w:r>
+              <w:t>Drug repurposing (ML layer)</w:t>
+            </w:r>
+          </w:p>
+        </w:tc>
+        <w:tc>
+          <w:tcPr>
+            <w:tcW w:w="2880" w:type="dxa"/>
+          </w:tcPr>
+          <w:p>
+            <w:pPr>
+              <w:cnfStyle w:val="000000010000" w:firstRow="0" w:lastRow="0" w:firstColumn="0" w:lastColumn="0" w:oddVBand="0" w:evenVBand="0" w:oddHBand="0" w:evenHBand="1" w:firstRowFirstColumn="0" w:firstRowLastColumn="0" w:lastRowFirstColumn="0" w:lastRowLastColumn="0"/>
+            </w:pPr>
+            <w:r>
+              <w:t>Link prediction model + drugTreatsDisease ground truth</w:t>
+            </w:r>
+          </w:p>
+        </w:tc>
+        <w:tc>
+          <w:tcPr>
+            <w:tcW w:w="2880" w:type="dxa"/>
+          </w:tcPr>
+          <w:p>
+            <w:pPr>
+              <w:cnfStyle w:val="000000010000" w:firstRow="0" w:lastRow="0" w:firstColumn="0" w:lastColumn="0" w:oddVBand="0" w:evenVBand="0" w:oddHBand="0" w:evenHBand="1" w:firstRowFirstColumn="0" w:firstRowLastColumn="0" w:lastRowFirstColumn="0" w:lastRowLastColumn="0"/>
+            </w:pPr>
+            <w:r>
+              <w:t>Nothing (end goal)</w:t>
+            </w:r>
+          </w:p>
+        </w:tc>
+      </w:tr>
+      <w:tr>
+        <w:trPr>
+          <w:cnfStyle w:val="000000100000" w:firstRow="0" w:lastRow="0" w:firstColumn="0" w:lastColumn="0" w:oddVBand="0" w:evenVBand="0" w:oddHBand="1" w:evenHBand="0" w:firstRowFirstColumn="0" w:firstRowLastColumn="0" w:lastRowFirstColumn="0" w:lastRowLastColumn="0"/>
+        </w:trPr>
+        <w:tc>
+          <w:tcPr>
+            <w:cnfStyle w:val="001000000000" w:firstRow="0" w:lastRow="0" w:firstColumn="1" w:lastColumn="0" w:oddVBand="0" w:evenVBand="0" w:oddHBand="0" w:evenHBand="0" w:firstRowFirstColumn="0" w:firstRowLastColumn="0" w:lastRowFirstColumn="0" w:lastRowLastColumn="0"/>
+            <w:tcW w:w="2880" w:type="dxa"/>
+          </w:tcPr>
+          <w:p>
+            <w:r>
+              <w:t>DatabaseAgent improvements (Agent layer)</w:t>
+            </w:r>
+          </w:p>
+        </w:tc>
+        <w:tc>
+          <w:tcPr>
+            <w:tcW w:w="2880" w:type="dxa"/>
+          </w:tcPr>
+          <w:p>
+            <w:pPr>
+              <w:cnfStyle w:val="000000100000" w:firstRow="0" w:lastRow="0" w:firstColumn="0" w:lastColumn="0" w:oddVBand="0" w:evenVBand="0" w:oddHBand="1" w:evenHBand="0" w:firstRowFirstColumn="0" w:firstRowLastColumn="0" w:lastRowFirstColumn="0" w:lastRowLastColumn="0"/>
+            </w:pPr>
+            <w:r>
+              <w:t>BaseParser interface (stable)</w:t>
+            </w:r>
+          </w:p>
+        </w:tc>
+        <w:tc>
+          <w:tcPr>
+            <w:tcW w:w="2880" w:type="dxa"/>
+          </w:tcPr>
+          <w:p>
+            <w:pPr>
+              <w:cnfStyle w:val="000000100000" w:firstRow="0" w:lastRow="0" w:firstColumn="0" w:lastColumn="0" w:oddVBand="0" w:evenVBand="0" w:oddHBand="1" w:evenHBand="0" w:firstRowFirstColumn="0" w:firstRowLastColumn="0" w:lastRowFirstColumn="0" w:lastRowLastColumn="0"/>
+            </w:pPr>
+            <w:r>
+              <w:t>Faster source onboarding</w:t>
+            </w:r>
+          </w:p>
+        </w:tc>
+      </w:tr>
+      <w:tr>
+        <w:trPr>
+          <w:cnfStyle w:val="000000010000" w:firstRow="0" w:lastRow="0" w:firstColumn="0" w:lastColumn="0" w:oddVBand="0" w:evenVBand="0" w:oddHBand="0" w:evenHBand="1" w:firstRowFirstColumn="0" w:firstRowLastColumn="0" w:lastRowFirstColumn="0" w:lastRowLastColumn="0"/>
+        </w:trPr>
+        <w:tc>
+          <w:tcPr>
+            <w:cnfStyle w:val="001000000000" w:firstRow="0" w:lastRow="0" w:firstColumn="1" w:lastColumn="0" w:oddVBand="0" w:evenVBand="0" w:oddHBand="0" w:evenHBand="0" w:firstRowFirstColumn="0" w:firstRowLastColumn="0" w:lastRowFirstColumn="0" w:lastRowLastColumn="0"/>
+            <w:tcW w:w="2880" w:type="dxa"/>
+          </w:tcPr>
+          <w:p>
+            <w:r>
+              <w:t>DiseaseQueryAgent expansion (Agent layer)</w:t>
+            </w:r>
+          </w:p>
+        </w:tc>
+        <w:tc>
+          <w:tcPr>
+            <w:tcW w:w="2880" w:type="dxa"/>
+          </w:tcPr>
+          <w:p>
+            <w:pPr>
+              <w:cnfStyle w:val="000000010000" w:firstRow="0" w:lastRow="0" w:firstColumn="0" w:lastColumn="0" w:oddVBand="0" w:evenVBand="0" w:oddHBand="0" w:evenHBand="1" w:firstRowFirstColumn="0" w:firstRowLastColumn="0" w:lastRowFirstColumn="0" w:lastRowLastColumn="0"/>
+            </w:pPr>
+            <w:r>
+              <w:t>New parsers for target sources</w:t>
+            </w:r>
+          </w:p>
+        </w:tc>
+        <w:tc>
+          <w:tcPr>
+            <w:tcW w:w="2880" w:type="dxa"/>
+          </w:tcPr>
+          <w:p>
+            <w:pPr>
+              <w:cnfStyle w:val="000000010000" w:firstRow="0" w:lastRow="0" w:firstColumn="0" w:lastColumn="0" w:oddVBand="0" w:evenVBand="0" w:oddHBand="0" w:evenHBand="1" w:firstRowFirstColumn="0" w:firstRowLastColumn="0" w:lastRowFirstColumn="0" w:lastRowLastColumn="0"/>
+            </w:pPr>
+            <w:r>
+              <w:t>Interactive enrichment for more data types</w:t>
+            </w:r>
+          </w:p>
+        </w:tc>
+      </w:tr>
+      <w:tr>
+        <w:trPr>
+          <w:cnfStyle w:val="000000100000" w:firstRow="0" w:lastRow="0" w:firstColumn="0" w:lastColumn="0" w:oddVBand="0" w:evenVBand="0" w:oddHBand="1" w:evenHBand="0" w:firstRowFirstColumn="0" w:firstRowLastColumn="0" w:lastRowFirstColumn="0" w:lastRowLastColumn="0"/>
+        </w:trPr>
+        <w:tc>
+          <w:tcPr>
+            <w:cnfStyle w:val="001000000000" w:firstRow="0" w:lastRow="0" w:firstColumn="1" w:lastColumn="0" w:oddVBand="0" w:evenVBand="0" w:oddHBand="0" w:evenHBand="0" w:firstRowFirstColumn="0" w:firstRowLastColumn="0" w:lastRowFirstColumn="0" w:lastRowLastColumn="0"/>
+            <w:tcW w:w="2880" w:type="dxa"/>
+          </w:tcPr>
+          <w:p>
+            <w:r>
+              <w:t>Prediction API (Interface layer)</w:t>
+            </w:r>
+          </w:p>
+        </w:tc>
+        <w:tc>
+          <w:tcPr>
+            <w:tcW w:w="2880" w:type="dxa"/>
+          </w:tcPr>
+          <w:p>
+            <w:pPr>
+              <w:cnfStyle w:val="000000100000" w:firstRow="0" w:lastRow="0" w:firstColumn="0" w:lastColumn="0" w:oddVBand="0" w:evenVBand="0" w:oddHBand="1" w:evenHBand="0" w:firstRowFirstColumn="0" w:firstRowLastColumn="0" w:lastRowFirstColumn="0" w:lastRowLastColumn="0"/>
+            </w:pPr>
+            <w:r>
+              <w:t>Link prediction model output</w:t>
+            </w:r>
+          </w:p>
+        </w:tc>
+        <w:tc>
+          <w:tcPr>
+            <w:tcW w:w="2880" w:type="dxa"/>
+          </w:tcPr>
+          <w:p>
+            <w:pPr>
+              <w:cnfStyle w:val="000000100000" w:firstRow="0" w:lastRow="0" w:firstColumn="0" w:lastColumn="0" w:oddVBand="0" w:evenVBand="0" w:oddHBand="1" w:evenHBand="0" w:firstRowFirstColumn="0" w:firstRowLastColumn="0" w:lastRowFirstColumn="0" w:lastRowLastColumn="0"/>
+            </w:pPr>
+            <w:r>
+              <w:t>Nothing (end-user feature)</w:t>
             </w:r>
           </w:p>
         </w:tc>
@@ -2942,77 +2932,40 @@
     </w:tbl>
     <w:p/>
     <w:p>
+      <w:r>
+        <w:br w:type="page"/>
+      </w:r>
+    </w:p>
+    <w:p>
+      <w:pPr>
+        <w:pStyle w:val="Heading1"/>
+      </w:pPr>
+      <w:r>
+        <w:lastRenderedPageBreak/>
+        <w:t>6. Schema Decisions &amp; Edge Merge Recommendations</w:t>
+      </w:r>
+    </w:p>
+    <w:p>
+      <w:r>
+        <w:t>The graph has 20 node types and 43 relationship types. Some edge types overlap semantically and should be evaluated for merging. Others look similar but carry different semantics that matter for ML. This section flags each case with a recommendation.</w:t>
+      </w:r>
+    </w:p>
+    <w:p>
       <w:pPr>
         <w:pStyle w:val="Heading2"/>
       </w:pPr>
       <w:r>
-        <w:t>4.2. Parser Framework</w:t>
-      </w:r>
-    </w:p>
-    <w:p>
-      <w:r>
-        <w:t>All 36 parsers inherit from BaseParser (src/parsers/base_parser.py), which provides:</w:t>
-      </w:r>
-    </w:p>
-    <w:p>
-      <w:pPr>
-        <w:pStyle w:val="ListBullet"/>
-      </w:pPr>
-      <w:r>
-        <w:t>download_data() — Abstract method; each parser implements its own download logic (HTTP, FTP, API pagination, local file detection)</w:t>
-      </w:r>
-    </w:p>
-    <w:p>
-      <w:pPr>
-        <w:pStyle w:val="ListBullet"/>
-      </w:pPr>
-      <w:r>
-        <w:t>parse_data() -&gt; Dict[str, DataFrame] — Abstract method; returns parsed data keyed by entity type</w:t>
-      </w:r>
-    </w:p>
-    <w:p>
-      <w:pPr>
-        <w:pStyle w:val="ListBullet"/>
-      </w:pPr>
-      <w:r>
-        <w:t>get_schema() -&gt; Dict — Abstract method; returns column schema for validation</w:t>
-      </w:r>
-    </w:p>
-    <w:p>
-      <w:pPr>
-        <w:pStyle w:val="ListBullet"/>
-      </w:pPr>
-      <w:r>
-        <w:t>download_file(url, filename) — Shared HTTP download with caching (skips if file exists)</w:t>
-      </w:r>
-    </w:p>
-    <w:p>
-      <w:pPr>
-        <w:pStyle w:val="ListBullet"/>
-      </w:pPr>
-      <w:r>
-        <w:t>extract_gzip(path) — Shared gzip extraction with caching</w:t>
-      </w:r>
-    </w:p>
-    <w:p>
-      <w:pPr>
-        <w:pStyle w:val="ListBullet"/>
-      </w:pPr>
-      <w:r>
-        <w:t>read_tsv() / read_csv() — Shared file readers with logging</w:t>
-      </w:r>
-    </w:p>
-    <w:p>
-      <w:pPr>
-        <w:pStyle w:val="ListBullet"/>
-      </w:pPr>
-      <w:r>
-        <w:t>validate_data(df, required_columns) — Column presence validation</w:t>
-      </w:r>
-    </w:p>
-    <w:p>
-      <w:r>
-        <w:t>The parser returns a dictionary of DataFrames. The keys must match the source_filename values in ontology_configs.py so the loader can find the right config for each DataFrame. For example, the DisGeNET parser returns {"gene_disease_associations": df, "diseases": df, ...}.</w:t>
+        <w:t>6.1. Current Schema Overview</w:t>
+      </w:r>
+    </w:p>
+    <w:p>
+      <w:r>
+        <w:t>20 node types: Gene (194K), Variant (4.5M), Disease (19K), Drug (41K), ClinicalTrial (82K), BiologicalProcess (24K), Phenotype (19K), BodyPart (14K), MolecularFunction (10K), Pathway (6.5K), SideEffect (5.7K), Species (4.6K), CellularComponent (4K), GeneFamily (1.9K), PharmacologicClass (1.6K), Symptom (966), DrugLabel (378), TranscriptionFactor (367), AgeingProperty (3), _Metadata (1).</w:t>
+      </w:r>
+    </w:p>
+    <w:p>
+      <w:r>
+        <w:t>43 relationship types across 28 source labels. The top 5 by edge count are: bodyPartUnderexpressesGene (5.3M, Bgee), variantInGene/hasVariant (4.4M each, ClinVar), geneAssociatesWithDisease (3.7M, 6 sources), diseaseAssociatesWithDisease (2.1M, PubTator).</w:t>
       </w:r>
     </w:p>
     <w:p>
@@ -3020,12 +2973,128 @@
         <w:pStyle w:val="Heading2"/>
       </w:pPr>
       <w:r>
-        <w:t>4.3. Ontology Configuration System</w:t>
-      </w:r>
-    </w:p>
-    <w:p>
-      <w:r>
-        <w:t>The ontology configuration system (src/ontology_configs.py) is the central schema mapping layer. It contains 85 configuration entries that declaratively define how parsed DataFrames map to Neo4j nodes and relationships. Each config specifies:</w:t>
+        <w:t>6.2. Edges That Should Be Merged</w:t>
+      </w:r>
+    </w:p>
+    <w:p>
+      <w:r>
+        <w:rPr>
+          <w:b/>
+        </w:rPr>
+        <w:t>MERGE: drugCausesSideEffect + compoundCausesSideEffect → drugCausesSideEffect</w:t>
+      </w:r>
+    </w:p>
+    <w:p>
+      <w:r>
+        <w:t>drugCausesSideEffect (138K edges, Hetionet) and compoundCausesSideEffect (148K edges, SIDER) describe the exact same relationship: a drug/compound causes a side effect. The only reason they have different names is that they were loaded from different sources at different times. Recommendation: Rename compoundCausesSideEffect to drugCausesSideEffect in the SIDER config. The r.source property already distinguishes Hetionet vs. SIDER provenance. This is the clearest merge candidate in the schema.</w:t>
+      </w:r>
+    </w:p>
+    <w:p>
+      <w:r>
+        <w:rPr>
+          <w:b/>
+        </w:rPr>
+        <w:t>MERGE: chemicalBindsGene + drugBindsGene → drugBindsGene</w:t>
+      </w:r>
+    </w:p>
+    <w:p>
+      <w:r>
+        <w:t>chemicalBindsGene (4.2K edges, BindingDB) and drugBindsGene (19K edges, DrugBank) both represent drug/chemical-to-gene binding events. Both connect Drug nodes to Gene nodes. BindingDB uses "chemical" in its name because its identifiers include non-drug chemicals, but in CardioKB these are all mapped to Drug nodes. Recommendation: Merge into drugBindsGene. r.source distinguishes BindingDB vs. DrugBank.</w:t>
+      </w:r>
+    </w:p>
+    <w:p>
+      <w:r>
+        <w:rPr>
+          <w:b/>
+        </w:rPr>
+        <w:t>CONSIDER MERGING: chemical{Increases,Decreases}Expression + compound{Up,Down}regulatesGene</w:t>
+      </w:r>
+    </w:p>
+    <w:p>
+      <w:r>
+        <w:t xml:space="preserve">CTD contributes chemicalIncreasesExpression (218K) and chemicalDecreasesExpression (213K). LINCS L1000 contributes compoundUpregulatesGene (4.7K) and compoundDownregulatesGene (5.8K). These describe the same biology: a chemical/drug changes gene expression levels. The naming differs because CTD uses "expression" language while LINCS uses "regulation" language. Recommendation: Merge each pair (increases→up, decreases→down) into a single relationship type: drugUpregulatesGene and </w:t>
+      </w:r>
+      <w:r>
+        <w:lastRenderedPageBreak/>
+        <w:t>drugDownregulatesGene. LINCS edges carry zScore properties that CTD edges lack, which is fine — not all edges need the same properties. This reduces 4 relationship types to 2.</w:t>
+      </w:r>
+    </w:p>
+    <w:p>
+      <w:pPr>
+        <w:pStyle w:val="Heading2"/>
+      </w:pPr>
+      <w:r>
+        <w:t>6.3. Edges That Should Stay Separate</w:t>
+      </w:r>
+    </w:p>
+    <w:p>
+      <w:r>
+        <w:rPr>
+          <w:b/>
+        </w:rPr>
+        <w:t>KEEP SEPARATE: drugTreatsDisease vs. drugPalliatesDisease</w:t>
+      </w:r>
+    </w:p>
+    <w:p>
+      <w:r>
+        <w:t>Both come from DrugCentral. drugTreatsDisease (1.3K edges) represents curated treatment relationships. drugPalliatesDisease (292 edges) represents symptom alleviation without treating the underlying disease. This distinction matters for drug repurposing: a palliative drug is not a treatment candidate. Keep both; they serve different ML targets.</w:t>
+      </w:r>
+    </w:p>
+    <w:p>
+      <w:r>
+        <w:rPr>
+          <w:b/>
+        </w:rPr>
+        <w:t>KEEP SEPARATE: geneInteractsWithGene vs. geneRegulatesGene vs. geneCovariesWithGene</w:t>
+      </w:r>
+    </w:p>
+    <w:p>
+      <w:r>
+        <w:t>geneInteractsWithGene (234K, STRING + Hetionet) represents physical protein-protein interactions. geneRegulatesGene (6.3K, LINCS L1000) represents directional regulatory relationships. geneCovariesWithGene (127, Hetionet) represents coexpression patterns. These are biologically distinct: interaction ≠ regulation ≠ coexpression. Keep all three.</w:t>
+      </w:r>
+    </w:p>
+    <w:p>
+      <w:r>
+        <w:rPr>
+          <w:b/>
+        </w:rPr>
+        <w:t>KEEP SEPARATE: geneAssociatesWithDisease (6 sources)</w:t>
+      </w:r>
+    </w:p>
+    <w:p>
+      <w:r>
+        <w:t>This single relationship type aggregates 3.7M edges from PubTator (literature-mined), OpenTargets (evidence-scored), GWAS Catalog (statistical association), DisGeNET (curated + text-mined), OMIM (Mendelian), and Jensen DISEASES (text-mined). These should NOT be split into separate relationship types — they represent the same semantic relationship from different evidence sources. The r.source property and per-source scores/weights provide evidence stratification. For ML, use r.source as a feature or filter by evidence type.</w:t>
+      </w:r>
+    </w:p>
+    <w:p>
+      <w:r>
+        <w:rPr>
+          <w:b/>
+        </w:rPr>
+        <w:t>KEEP SEPARATE: diseaseAssociatesWithDisease vs. diseaseResemblesDisease</w:t>
+      </w:r>
+    </w:p>
+    <w:p>
+      <w:r>
+        <w:t>diseaseAssociatesWithDisease (2.1M, PubTator) is literature cooccurrence: "these diseases appear in the same papers." diseaseResemblesDisease (109, MEDLINE) is semantic similarity. Different signals, keep both.</w:t>
+      </w:r>
+    </w:p>
+    <w:p>
+      <w:pPr>
+        <w:pStyle w:val="Heading2"/>
+      </w:pPr>
+      <w:r>
+        <w:t>6.4. Naming Convention Cleanup</w:t>
+      </w:r>
+    </w:p>
+    <w:p>
+      <w:r>
+        <w:t>The schema mixes naming conventions from different eras of development. Some relationships use SCREAMING_SNAKE (STUDIES_CONDITION, TESTS_INTERVENTION, VARIANT_IN, AFFECTS_RESPONSE_TO) while most use camelCase. This happened because the ClinicalTrials.gov and ClinPGx parsers were added later with a different convention.</w:t>
+      </w:r>
+    </w:p>
+    <w:p>
+      <w:r>
+        <w:t>Recommendation: Rename for consistency (requires config + data migration):</w:t>
       </w:r>
     </w:p>
     <w:tbl>
@@ -3050,7 +3119,7 @@
           </w:tcPr>
           <w:p>
             <w:r>
-              <w:t>Field</w:t>
+              <w:t>Current</w:t>
             </w:r>
           </w:p>
         </w:tc>
@@ -3063,7 +3132,7 @@
               <w:cnfStyle w:val="100000000000" w:firstRow="1" w:lastRow="0" w:firstColumn="0" w:lastColumn="0" w:oddVBand="0" w:evenVBand="0" w:oddHBand="0" w:evenHBand="0" w:firstRowFirstColumn="0" w:firstRowLastColumn="0" w:lastRowFirstColumn="0" w:lastRowLastColumn="0"/>
             </w:pPr>
             <w:r>
-              <w:t>Description</w:t>
+              <w:t>Proposed</w:t>
             </w:r>
           </w:p>
         </w:tc>
@@ -3076,7 +3145,7 @@
               <w:cnfStyle w:val="100000000000" w:firstRow="1" w:lastRow="0" w:firstColumn="0" w:lastColumn="0" w:oddVBand="0" w:evenVBand="0" w:oddHBand="0" w:evenHBand="0" w:firstRowFirstColumn="0" w:firstRowLastColumn="0" w:lastRowFirstColumn="0" w:lastRowLastColumn="0"/>
             </w:pPr>
             <w:r>
-              <w:t>Example</w:t>
+              <w:t>Source</w:t>
             </w:r>
           </w:p>
         </w:tc>
@@ -3092,7 +3161,7 @@
           </w:tcPr>
           <w:p>
             <w:r>
-              <w:t>type</w:t>
+              <w:t>STUDIES_CONDITION</w:t>
             </w:r>
           </w:p>
         </w:tc>
@@ -3105,7 +3174,7 @@
               <w:cnfStyle w:val="000000100000" w:firstRow="0" w:lastRow="0" w:firstColumn="0" w:lastColumn="0" w:oddVBand="0" w:evenVBand="0" w:oddHBand="1" w:evenHBand="0" w:firstRowFirstColumn="0" w:firstRowLastColumn="0" w:lastRowFirstColumn="0" w:lastRowLastColumn="0"/>
             </w:pPr>
             <w:r>
-              <w:t>node or relationship</w:t>
+              <w:t>trialStudiesCondition</w:t>
             </w:r>
           </w:p>
         </w:tc>
@@ -3118,7 +3187,7 @@
               <w:cnfStyle w:val="000000100000" w:firstRow="0" w:lastRow="0" w:firstColumn="0" w:lastColumn="0" w:oddVBand="0" w:evenVBand="0" w:oddHBand="1" w:evenHBand="0" w:firstRowFirstColumn="0" w:firstRowLastColumn="0" w:lastRowFirstColumn="0" w:lastRowLastColumn="0"/>
             </w:pPr>
             <w:r>
-              <w:t>relationship</w:t>
+              <w:t>ClinicalTrials.gov</w:t>
             </w:r>
           </w:p>
         </w:tc>
@@ -3134,7 +3203,7 @@
           </w:tcPr>
           <w:p>
             <w:r>
-              <w:t>source_filename</w:t>
+              <w:t>TESTS_INTERVENTION</w:t>
             </w:r>
           </w:p>
         </w:tc>
@@ -3147,7 +3216,7 @@
               <w:cnfStyle w:val="000000010000" w:firstRow="0" w:lastRow="0" w:firstColumn="0" w:lastColumn="0" w:oddVBand="0" w:evenVBand="0" w:oddHBand="0" w:evenHBand="1" w:firstRowFirstColumn="0" w:firstRowLastColumn="0" w:lastRowFirstColumn="0" w:lastRowLastColumn="0"/>
             </w:pPr>
             <w:r>
-              <w:t>Key matching parser output dict</w:t>
+              <w:t>trialTestsIntervention</w:t>
             </w:r>
           </w:p>
         </w:tc>
@@ -3160,7 +3229,7 @@
               <w:cnfStyle w:val="000000010000" w:firstRow="0" w:lastRow="0" w:firstColumn="0" w:lastColumn="0" w:oddVBand="0" w:evenVBand="0" w:oddHBand="0" w:evenHBand="1" w:firstRowFirstColumn="0" w:firstRowLastColumn="0" w:lastRowFirstColumn="0" w:lastRowLastColumn="0"/>
             </w:pPr>
             <w:r>
-              <w:t>gene_disease_associations</w:t>
+              <w:t>ClinicalTrials.gov</w:t>
             </w:r>
           </w:p>
         </w:tc>
@@ -3176,7 +3245,7 @@
           </w:tcPr>
           <w:p>
             <w:r>
-              <w:t>node_label / rel_type</w:t>
+              <w:t>VARIANT_IN</w:t>
             </w:r>
           </w:p>
         </w:tc>
@@ -3189,7 +3258,7 @@
               <w:cnfStyle w:val="000000100000" w:firstRow="0" w:lastRow="0" w:firstColumn="0" w:lastColumn="0" w:oddVBand="0" w:evenVBand="0" w:oddHBand="1" w:evenHBand="0" w:firstRowFirstColumn="0" w:firstRowLastColumn="0" w:lastRowFirstColumn="0" w:lastRowLastColumn="0"/>
             </w:pPr>
             <w:r>
-              <w:t>Neo4j label or relationship type</w:t>
+              <w:t>variantInGene</w:t>
             </w:r>
           </w:p>
         </w:tc>
@@ -3202,7 +3271,11 @@
               <w:cnfStyle w:val="000000100000" w:firstRow="0" w:lastRow="0" w:firstColumn="0" w:lastColumn="0" w:oddVBand="0" w:evenVBand="0" w:oddHBand="1" w:evenHBand="0" w:firstRowFirstColumn="0" w:firstRowLastColumn="0" w:lastRowFirstColumn="0" w:lastRowLastColumn="0"/>
             </w:pPr>
             <w:r>
-              <w:t>geneAssociatesWithDisease</w:t>
+              <w:t xml:space="preserve">ClinPGx (note: ClinVar </w:t>
+            </w:r>
+            <w:r>
+              <w:lastRenderedPageBreak/>
+              <w:t>already uses variantInGene)</w:t>
             </w:r>
           </w:p>
         </w:tc>
@@ -3218,7 +3291,8 @@
           </w:tcPr>
           <w:p>
             <w:r>
-              <w:t>primary_key</w:t>
+              <w:lastRenderedPageBreak/>
+              <w:t>AFFECTS_RESPONSE_TO</w:t>
             </w:r>
           </w:p>
         </w:tc>
@@ -3231,7 +3305,7 @@
               <w:cnfStyle w:val="000000010000" w:firstRow="0" w:lastRow="0" w:firstColumn="0" w:lastColumn="0" w:oddVBand="0" w:evenVBand="0" w:oddHBand="0" w:evenHBand="1" w:firstRowFirstColumn="0" w:firstRowLastColumn="0" w:lastRowFirstColumn="0" w:lastRowLastColumn="0"/>
             </w:pPr>
             <w:r>
-              <w:t>Property used for MERGE dedup (nodes)</w:t>
+              <w:t>geneAffectsResponseTo</w:t>
             </w:r>
           </w:p>
         </w:tc>
@@ -3244,264 +3318,7 @@
               <w:cnfStyle w:val="000000010000" w:firstRow="0" w:lastRow="0" w:firstColumn="0" w:lastColumn="0" w:oddVBand="0" w:evenVBand="0" w:oddHBand="0" w:evenHBand="1" w:firstRowFirstColumn="0" w:firstRowLastColumn="0" w:lastRowFirstColumn="0" w:lastRowLastColumn="0"/>
             </w:pPr>
             <w:r>
-              <w:t>geneSymbol</w:t>
-            </w:r>
-          </w:p>
-        </w:tc>
-      </w:tr>
-      <w:tr>
-        <w:trPr>
-          <w:cnfStyle w:val="000000100000" w:firstRow="0" w:lastRow="0" w:firstColumn="0" w:lastColumn="0" w:oddVBand="0" w:evenVBand="0" w:oddHBand="1" w:evenHBand="0" w:firstRowFirstColumn="0" w:firstRowLastColumn="0" w:lastRowFirstColumn="0" w:lastRowLastColumn="0"/>
-        </w:trPr>
-        <w:tc>
-          <w:tcPr>
-            <w:cnfStyle w:val="001000000000" w:firstRow="0" w:lastRow="0" w:firstColumn="1" w:lastColumn="0" w:oddVBand="0" w:evenVBand="0" w:oddHBand="0" w:evenHBand="0" w:firstRowFirstColumn="0" w:firstRowLastColumn="0" w:lastRowFirstColumn="0" w:lastRowLastColumn="0"/>
-            <w:tcW w:w="2880" w:type="dxa"/>
-          </w:tcPr>
-          <w:p>
-            <w:r>
-              <w:t>subject_node_type</w:t>
-            </w:r>
-          </w:p>
-        </w:tc>
-        <w:tc>
-          <w:tcPr>
-            <w:tcW w:w="2880" w:type="dxa"/>
-          </w:tcPr>
-          <w:p>
-            <w:pPr>
-              <w:cnfStyle w:val="000000100000" w:firstRow="0" w:lastRow="0" w:firstColumn="0" w:lastColumn="0" w:oddVBand="0" w:evenVBand="0" w:oddHBand="1" w:evenHBand="0" w:firstRowFirstColumn="0" w:firstRowLastColumn="0" w:lastRowFirstColumn="0" w:lastRowLastColumn="0"/>
-            </w:pPr>
-            <w:r>
-              <w:t>Source node label (relationships)</w:t>
-            </w:r>
-          </w:p>
-        </w:tc>
-        <w:tc>
-          <w:tcPr>
-            <w:tcW w:w="2880" w:type="dxa"/>
-          </w:tcPr>
-          <w:p>
-            <w:pPr>
-              <w:cnfStyle w:val="000000100000" w:firstRow="0" w:lastRow="0" w:firstColumn="0" w:lastColumn="0" w:oddVBand="0" w:evenVBand="0" w:oddHBand="1" w:evenHBand="0" w:firstRowFirstColumn="0" w:firstRowLastColumn="0" w:lastRowFirstColumn="0" w:lastRowLastColumn="0"/>
-            </w:pPr>
-            <w:r>
-              <w:t>Gene</w:t>
-            </w:r>
-          </w:p>
-        </w:tc>
-      </w:tr>
-      <w:tr>
-        <w:trPr>
-          <w:cnfStyle w:val="000000010000" w:firstRow="0" w:lastRow="0" w:firstColumn="0" w:lastColumn="0" w:oddVBand="0" w:evenVBand="0" w:oddHBand="0" w:evenHBand="1" w:firstRowFirstColumn="0" w:firstRowLastColumn="0" w:lastRowFirstColumn="0" w:lastRowLastColumn="0"/>
-        </w:trPr>
-        <w:tc>
-          <w:tcPr>
-            <w:cnfStyle w:val="001000000000" w:firstRow="0" w:lastRow="0" w:firstColumn="1" w:lastColumn="0" w:oddVBand="0" w:evenVBand="0" w:oddHBand="0" w:evenHBand="0" w:firstRowFirstColumn="0" w:firstRowLastColumn="0" w:lastRowFirstColumn="0" w:lastRowLastColumn="0"/>
-            <w:tcW w:w="2880" w:type="dxa"/>
-          </w:tcPr>
-          <w:p>
-            <w:r>
-              <w:t>subject_key</w:t>
-            </w:r>
-          </w:p>
-        </w:tc>
-        <w:tc>
-          <w:tcPr>
-            <w:tcW w:w="2880" w:type="dxa"/>
-          </w:tcPr>
-          <w:p>
-            <w:pPr>
-              <w:cnfStyle w:val="000000010000" w:firstRow="0" w:lastRow="0" w:firstColumn="0" w:lastColumn="0" w:oddVBand="0" w:evenVBand="0" w:oddHBand="0" w:evenHBand="1" w:firstRowFirstColumn="0" w:firstRowLastColumn="0" w:lastRowFirstColumn="0" w:lastRowLastColumn="0"/>
-            </w:pPr>
-            <w:r>
-              <w:t>Source node match property</w:t>
-            </w:r>
-          </w:p>
-        </w:tc>
-        <w:tc>
-          <w:tcPr>
-            <w:tcW w:w="2880" w:type="dxa"/>
-          </w:tcPr>
-          <w:p>
-            <w:pPr>
-              <w:cnfStyle w:val="000000010000" w:firstRow="0" w:lastRow="0" w:firstColumn="0" w:lastColumn="0" w:oddVBand="0" w:evenVBand="0" w:oddHBand="0" w:evenHBand="1" w:firstRowFirstColumn="0" w:firstRowLastColumn="0" w:lastRowFirstColumn="0" w:lastRowLastColumn="0"/>
-            </w:pPr>
-            <w:r>
-              <w:t>geneSymbol</w:t>
-            </w:r>
-          </w:p>
-        </w:tc>
-      </w:tr>
-      <w:tr>
-        <w:trPr>
-          <w:cnfStyle w:val="000000100000" w:firstRow="0" w:lastRow="0" w:firstColumn="0" w:lastColumn="0" w:oddVBand="0" w:evenVBand="0" w:oddHBand="1" w:evenHBand="0" w:firstRowFirstColumn="0" w:firstRowLastColumn="0" w:lastRowFirstColumn="0" w:lastRowLastColumn="0"/>
-        </w:trPr>
-        <w:tc>
-          <w:tcPr>
-            <w:cnfStyle w:val="001000000000" w:firstRow="0" w:lastRow="0" w:firstColumn="1" w:lastColumn="0" w:oddVBand="0" w:evenVBand="0" w:oddHBand="0" w:evenHBand="0" w:firstRowFirstColumn="0" w:firstRowLastColumn="0" w:lastRowFirstColumn="0" w:lastRowLastColumn="0"/>
-            <w:tcW w:w="2880" w:type="dxa"/>
-          </w:tcPr>
-          <w:p>
-            <w:r>
-              <w:t>object_node_type</w:t>
-            </w:r>
-          </w:p>
-        </w:tc>
-        <w:tc>
-          <w:tcPr>
-            <w:tcW w:w="2880" w:type="dxa"/>
-          </w:tcPr>
-          <w:p>
-            <w:pPr>
-              <w:cnfStyle w:val="000000100000" w:firstRow="0" w:lastRow="0" w:firstColumn="0" w:lastColumn="0" w:oddVBand="0" w:evenVBand="0" w:oddHBand="1" w:evenHBand="0" w:firstRowFirstColumn="0" w:firstRowLastColumn="0" w:lastRowFirstColumn="0" w:lastRowLastColumn="0"/>
-            </w:pPr>
-            <w:r>
-              <w:t xml:space="preserve">Target node label </w:t>
-            </w:r>
-            <w:r>
-              <w:lastRenderedPageBreak/>
-              <w:t>(relationships)</w:t>
-            </w:r>
-          </w:p>
-        </w:tc>
-        <w:tc>
-          <w:tcPr>
-            <w:tcW w:w="2880" w:type="dxa"/>
-          </w:tcPr>
-          <w:p>
-            <w:pPr>
-              <w:cnfStyle w:val="000000100000" w:firstRow="0" w:lastRow="0" w:firstColumn="0" w:lastColumn="0" w:oddVBand="0" w:evenVBand="0" w:oddHBand="1" w:evenHBand="0" w:firstRowFirstColumn="0" w:firstRowLastColumn="0" w:lastRowFirstColumn="0" w:lastRowLastColumn="0"/>
-            </w:pPr>
-            <w:r>
-              <w:lastRenderedPageBreak/>
-              <w:t>Disease</w:t>
-            </w:r>
-          </w:p>
-        </w:tc>
-      </w:tr>
-      <w:tr>
-        <w:trPr>
-          <w:cnfStyle w:val="000000010000" w:firstRow="0" w:lastRow="0" w:firstColumn="0" w:lastColumn="0" w:oddVBand="0" w:evenVBand="0" w:oddHBand="0" w:evenHBand="1" w:firstRowFirstColumn="0" w:firstRowLastColumn="0" w:lastRowFirstColumn="0" w:lastRowLastColumn="0"/>
-        </w:trPr>
-        <w:tc>
-          <w:tcPr>
-            <w:cnfStyle w:val="001000000000" w:firstRow="0" w:lastRow="0" w:firstColumn="1" w:lastColumn="0" w:oddVBand="0" w:evenVBand="0" w:oddHBand="0" w:evenHBand="0" w:firstRowFirstColumn="0" w:firstRowLastColumn="0" w:lastRowFirstColumn="0" w:lastRowLastColumn="0"/>
-            <w:tcW w:w="2880" w:type="dxa"/>
-          </w:tcPr>
-          <w:p>
-            <w:r>
-              <w:t>object_key</w:t>
-            </w:r>
-          </w:p>
-        </w:tc>
-        <w:tc>
-          <w:tcPr>
-            <w:tcW w:w="2880" w:type="dxa"/>
-          </w:tcPr>
-          <w:p>
-            <w:pPr>
-              <w:cnfStyle w:val="000000010000" w:firstRow="0" w:lastRow="0" w:firstColumn="0" w:lastColumn="0" w:oddVBand="0" w:evenVBand="0" w:oddHBand="0" w:evenHBand="1" w:firstRowFirstColumn="0" w:firstRowLastColumn="0" w:lastRowFirstColumn="0" w:lastRowLastColumn="0"/>
-            </w:pPr>
-            <w:r>
-              <w:t>Target node match property</w:t>
-            </w:r>
-          </w:p>
-        </w:tc>
-        <w:tc>
-          <w:tcPr>
-            <w:tcW w:w="2880" w:type="dxa"/>
-          </w:tcPr>
-          <w:p>
-            <w:pPr>
-              <w:cnfStyle w:val="000000010000" w:firstRow="0" w:lastRow="0" w:firstColumn="0" w:lastColumn="0" w:oddVBand="0" w:evenVBand="0" w:oddHBand="0" w:evenHBand="1" w:firstRowFirstColumn="0" w:firstRowLastColumn="0" w:lastRowFirstColumn="0" w:lastRowLastColumn="0"/>
-            </w:pPr>
-            <w:r>
-              <w:t>xrefUmlsCUI</w:t>
-            </w:r>
-          </w:p>
-        </w:tc>
-      </w:tr>
-      <w:tr>
-        <w:trPr>
-          <w:cnfStyle w:val="000000100000" w:firstRow="0" w:lastRow="0" w:firstColumn="0" w:lastColumn="0" w:oddVBand="0" w:evenVBand="0" w:oddHBand="1" w:evenHBand="0" w:firstRowFirstColumn="0" w:firstRowLastColumn="0" w:lastRowFirstColumn="0" w:lastRowLastColumn="0"/>
-        </w:trPr>
-        <w:tc>
-          <w:tcPr>
-            <w:cnfStyle w:val="001000000000" w:firstRow="0" w:lastRow="0" w:firstColumn="1" w:lastColumn="0" w:oddVBand="0" w:evenVBand="0" w:oddHBand="0" w:evenHBand="0" w:firstRowFirstColumn="0" w:firstRowLastColumn="0" w:lastRowFirstColumn="0" w:lastRowLastColumn="0"/>
-            <w:tcW w:w="2880" w:type="dxa"/>
-          </w:tcPr>
-          <w:p>
-            <w:r>
-              <w:t>source_label</w:t>
-            </w:r>
-          </w:p>
-        </w:tc>
-        <w:tc>
-          <w:tcPr>
-            <w:tcW w:w="2880" w:type="dxa"/>
-          </w:tcPr>
-          <w:p>
-            <w:pPr>
-              <w:cnfStyle w:val="000000100000" w:firstRow="0" w:lastRow="0" w:firstColumn="0" w:lastColumn="0" w:oddVBand="0" w:evenVBand="0" w:oddHBand="1" w:evenHBand="0" w:firstRowFirstColumn="0" w:firstRowLastColumn="0" w:lastRowFirstColumn="0" w:lastRowLastColumn="0"/>
-            </w:pPr>
-            <w:r>
-              <w:t>Provenance label set on r.source</w:t>
-            </w:r>
-          </w:p>
-        </w:tc>
-        <w:tc>
-          <w:tcPr>
-            <w:tcW w:w="2880" w:type="dxa"/>
-          </w:tcPr>
-          <w:p>
-            <w:pPr>
-              <w:cnfStyle w:val="000000100000" w:firstRow="0" w:lastRow="0" w:firstColumn="0" w:lastColumn="0" w:oddVBand="0" w:evenVBand="0" w:oddHBand="1" w:evenHBand="0" w:firstRowFirstColumn="0" w:firstRowLastColumn="0" w:lastRowFirstColumn="0" w:lastRowLastColumn="0"/>
-            </w:pPr>
-            <w:r>
-              <w:t>DisGeNET</w:t>
-            </w:r>
-          </w:p>
-        </w:tc>
-      </w:tr>
-      <w:tr>
-        <w:trPr>
-          <w:cnfStyle w:val="000000010000" w:firstRow="0" w:lastRow="0" w:firstColumn="0" w:lastColumn="0" w:oddVBand="0" w:evenVBand="0" w:oddHBand="0" w:evenHBand="1" w:firstRowFirstColumn="0" w:firstRowLastColumn="0" w:lastRowFirstColumn="0" w:lastRowLastColumn="0"/>
-        </w:trPr>
-        <w:tc>
-          <w:tcPr>
-            <w:cnfStyle w:val="001000000000" w:firstRow="0" w:lastRow="0" w:firstColumn="1" w:lastColumn="0" w:oddVBand="0" w:evenVBand="0" w:oddHBand="0" w:evenHBand="0" w:firstRowFirstColumn="0" w:firstRowLastColumn="0" w:lastRowFirstColumn="0" w:lastRowLastColumn="0"/>
-            <w:tcW w:w="2880" w:type="dxa"/>
-          </w:tcPr>
-          <w:p>
-            <w:r>
-              <w:t>column_map</w:t>
-            </w:r>
-          </w:p>
-        </w:tc>
-        <w:tc>
-          <w:tcPr>
-            <w:tcW w:w="2880" w:type="dxa"/>
-          </w:tcPr>
-          <w:p>
-            <w:pPr>
-              <w:cnfStyle w:val="000000010000" w:firstRow="0" w:lastRow="0" w:firstColumn="0" w:lastColumn="0" w:oddVBand="0" w:evenVBand="0" w:oddHBand="0" w:evenHBand="1" w:firstRowFirstColumn="0" w:firstRowLastColumn="0" w:lastRowFirstColumn="0" w:lastRowLastColumn="0"/>
-            </w:pPr>
-            <w:r>
-              <w:t>DataFrame column -&gt; Neo4j property mapping</w:t>
-            </w:r>
-          </w:p>
-        </w:tc>
-        <w:tc>
-          <w:tcPr>
-            <w:tcW w:w="2880" w:type="dxa"/>
-          </w:tcPr>
-          <w:p>
-            <w:pPr>
-              <w:cnfStyle w:val="000000010000" w:firstRow="0" w:lastRow="0" w:firstColumn="0" w:lastColumn="0" w:oddVBand="0" w:evenVBand="0" w:oddHBand="0" w:evenHBand="1" w:firstRowFirstColumn="0" w:firstRowLastColumn="0" w:lastRowFirstColumn="0" w:lastRowLastColumn="0"/>
-            </w:pPr>
-            <w:r>
-              <w:t>{"geneSymbol": "geneSymbol"}</w:t>
+              <w:t>ClinPGx</w:t>
             </w:r>
           </w:p>
         </w:tc>
@@ -3510,7 +3327,26 @@
     <w:p/>
     <w:p>
       <w:r>
-        <w:t>Config keys follow the convention {source_name}.{data_name} (e.g., "disgenet.gene_disease_associations"). The Neo4jLoader iterates all configs in two passes: nodes first, then relationships, ensuring all referenced nodes exist before edges are created.</w:t>
+        <w:t>Priority: Low. These work fine as-is and renaming requires a full pipeline re-run. But if you're doing a schema migration for the merges above, batch these in.</w:t>
+      </w:r>
+    </w:p>
+    <w:p>
+      <w:r>
+        <w:br w:type="page"/>
+      </w:r>
+    </w:p>
+    <w:p>
+      <w:pPr>
+        <w:pStyle w:val="Heading1"/>
+      </w:pPr>
+      <w:r>
+        <w:lastRenderedPageBreak/>
+        <w:t>7. Knowledge Graph → ML: Hypothesis Generation Pipeline</w:t>
+      </w:r>
+    </w:p>
+    <w:p>
+      <w:r>
+        <w:t>The end goal of CardioKB is not the graph itself but what it enables: computational hypothesis generation for drug repurposing, disease mechanism discovery, and biomarker identification. This section describes the pipeline from graph to ML predictions.</w:t>
       </w:r>
     </w:p>
     <w:p>
@@ -3518,17 +3354,95 @@
         <w:pStyle w:val="Heading2"/>
       </w:pPr>
       <w:r>
-        <w:t>4.4. ID Mapping &amp; Cross-Reference Resolution</w:t>
-      </w:r>
-    </w:p>
-    <w:p>
-      <w:r>
-        <w:t>The ID mapping module (src/id_mapping.py) handles the challenge of integrating data sources that use different identifier systems (NCBI Gene IDs, Ensembl IDs, gene symbols, DOID, UMLS CUI, MeSH, DrugBank IDs, etc.).</w:t>
-      </w:r>
-    </w:p>
-    <w:p>
-      <w:r>
-        <w:t>Key capabilities:</w:t>
+        <w:t>7.1. Current State (Working)</w:t>
+      </w:r>
+    </w:p>
+    <w:p>
+      <w:r>
+        <w:t>The link prediction notebook (notebook_class/cardiokb_link_prediction.ipynb) demonstrates the full workflow:</w:t>
+      </w:r>
+    </w:p>
+    <w:p>
+      <w:pPr>
+        <w:pStyle w:val="ListNumber"/>
+      </w:pPr>
+      <w:r>
+        <w:rPr>
+          <w:b/>
+        </w:rPr>
+        <w:t xml:space="preserve">Edge weight normalization: </w:t>
+      </w:r>
+      <w:r>
+        <w:t>All 26.3M edges normalized to weight ∈ [0, 1] using source-specific rules</w:t>
+      </w:r>
+    </w:p>
+    <w:p>
+      <w:pPr>
+        <w:pStyle w:val="ListNumber"/>
+      </w:pPr>
+      <w:r>
+        <w:rPr>
+          <w:b/>
+        </w:rPr>
+        <w:t xml:space="preserve">Common Neighbors: </w:t>
+      </w:r>
+      <w:r>
+        <w:t>Count shared neighbors between query node and target. Applied to SCN5A → CVD diseases; top hit: cerebrovascular disease (22 shared neighbors)</w:t>
+      </w:r>
+    </w:p>
+    <w:p>
+      <w:pPr>
+        <w:pStyle w:val="ListNumber"/>
+      </w:pPr>
+      <w:r>
+        <w:rPr>
+          <w:b/>
+        </w:rPr>
+        <w:t xml:space="preserve">Weighted Adamic-Adar: </w:t>
+      </w:r>
+      <w:r>
+        <w:t>Weight shared neighbors inversely by degree and scale by edge weights. Applied to SCN5A → arrhythmia diseases; identifies arrhythmogenic cardiomyopathies</w:t>
+      </w:r>
+    </w:p>
+    <w:p>
+      <w:pPr>
+        <w:pStyle w:val="ListNumber"/>
+      </w:pPr>
+      <w:r>
+        <w:rPr>
+          <w:b/>
+        </w:rPr>
+        <w:t xml:space="preserve">Disease-anchored gene prediction: </w:t>
+      </w:r>
+      <w:r>
+        <w:t>Flipped perspective: given atrial fibrillation, predict missing gene associations. Top predictions: FAU, PRKACG, PRKACB, calmodulin-like genes (CALML3/4/5/6)</w:t>
+      </w:r>
+    </w:p>
+    <w:p>
+      <w:pPr>
+        <w:pStyle w:val="ListNumber"/>
+      </w:pPr>
+      <w:r>
+        <w:rPr>
+          <w:b/>
+        </w:rPr>
+        <w:t xml:space="preserve">Known-relationship validation: </w:t>
+      </w:r>
+      <w:r>
+        <w:t>Confirmed Long QT Syndrome → SCN5A is already directly linked (14 edges from OMIM + OpenTargets), validating the graph captures known biology</w:t>
+      </w:r>
+    </w:p>
+    <w:p>
+      <w:pPr>
+        <w:pStyle w:val="Heading2"/>
+      </w:pPr>
+      <w:r>
+        <w:t>7.2. Planned: Embedding-Based Approaches</w:t>
+      </w:r>
+    </w:p>
+    <w:p>
+      <w:r>
+        <w:t>The next step is generating node embeddings that capture graph structure in dense vectors. These serve as features for any downstream ML task.</w:t>
       </w:r>
     </w:p>
     <w:p>
@@ -3536,7 +3450,13 @@
         <w:pStyle w:val="ListBullet"/>
       </w:pPr>
       <w:r>
-        <w:t>ID_SYSTEMS registry — Maps 17 identifier systems to their (node_label, property_name) pairs in Neo4j</w:t>
+        <w:rPr>
+          <w:b/>
+        </w:rPr>
+        <w:t xml:space="preserve">node2vec: </w:t>
+      </w:r>
+      <w:r>
+        <w:t>Random walks on the weighted graph produce node sequences; Word2Vec trains on sequences to produce d-dimensional node vectors. Captures structural similarity (nodes with similar neighborhoods get similar vectors). The edge weights are already normalized and ready for biased walks.</w:t>
       </w:r>
     </w:p>
     <w:p>
@@ -3544,7 +3464,13 @@
         <w:pStyle w:val="ListBullet"/>
       </w:pPr>
       <w:r>
-        <w:t>IDMapper class — Builds in-memory cross-reference lookups from Neo4j node properties</w:t>
+        <w:rPr>
+          <w:b/>
+        </w:rPr>
+        <w:t xml:space="preserve">TransE / RotatE: </w:t>
+      </w:r>
+      <w:r>
+        <w:t>Knowledge graph embedding that represents entities and relations as vectors. Learns h + r ≈ t for each (head, relation, tail) triple. Better at capturing relation-specific patterns than node2vec. The 43 relationship types provide rich relational signal.</w:t>
       </w:r>
     </w:p>
     <w:p>
@@ -3552,39 +3478,13 @@
         <w:pStyle w:val="ListBullet"/>
       </w:pPr>
       <w:r>
-        <w:t>validate_mapping() — Checks what percentage of source IDs match existing graph nodes</w:t>
-      </w:r>
-    </w:p>
-    <w:p>
-      <w:pPr>
-        <w:pStyle w:val="ListBullet"/>
-      </w:pPr>
-      <w:r>
-        <w:t>suggest_mapping() — When match rate is low, suggests alternative ID properties that might work better</w:t>
-      </w:r>
-    </w:p>
-    <w:p>
-      <w:pPr>
-        <w:pStyle w:val="ListBullet"/>
-      </w:pPr>
-      <w:r>
-        <w:t>create_missing_nodes() — Creates new nodes for unmatched IDs (only if they have &gt;= 10 edges, to avoid noise)</w:t>
-      </w:r>
-    </w:p>
-    <w:p>
-      <w:pPr>
-        <w:pStyle w:val="ListBullet"/>
-      </w:pPr>
-      <w:r>
-        <w:t>Post-processing remaps — PubTator MeSH-to-DOID and GWAS trait-to-DOID remapping during pipeline parsing</w:t>
-      </w:r>
-    </w:p>
-    <w:p>
-      <w:pPr>
-        <w:pStyle w:val="Heading1"/>
-      </w:pPr>
-      <w:r>
-        <w:t>5. Storage Layer: Neo4j Knowledge Graph</w:t>
+        <w:rPr>
+          <w:b/>
+        </w:rPr>
+        <w:t xml:space="preserve">Storage: </w:t>
+      </w:r>
+      <w:r>
+        <w:t>models/ directory (currently empty) should store trained embedding files, model checkpoints, and evaluation metrics.</w:t>
       </w:r>
     </w:p>
     <w:p>
@@ -3592,2674 +3492,12 @@
         <w:pStyle w:val="Heading2"/>
       </w:pPr>
       <w:r>
-        <w:t>5.1. Graph Schema</w:t>
-      </w:r>
-    </w:p>
-    <w:p>
-      <w:r>
-        <w:t>The Neo4j graph uses a labeled property graph model. Nodes have one or more labels (e.g., :Gene, :Disease) and properties (e.g., geneSymbol, commonName). Relationships are typed (e.g., geneAssociatesWithDisease) and carry properties including the mandatory source field for provenance.</w:t>
-      </w:r>
-    </w:p>
-    <w:p>
-      <w:pPr>
-        <w:pStyle w:val="Heading2"/>
-      </w:pPr>
-      <w:r>
-        <w:t>5.2. Node Types (20)</w:t>
-      </w:r>
-    </w:p>
-    <w:tbl>
-      <w:tblPr>
-        <w:tblStyle w:val="LightGrid-Accent1"/>
-        <w:tblW w:w="0" w:type="auto"/>
-        <w:tblLook w:val="04A0" w:firstRow="1" w:lastRow="0" w:firstColumn="1" w:lastColumn="0" w:noHBand="0" w:noVBand="1"/>
-      </w:tblPr>
-      <w:tblGrid>
-        <w:gridCol w:w="2160"/>
-        <w:gridCol w:w="2160"/>
-        <w:gridCol w:w="2160"/>
-        <w:gridCol w:w="2160"/>
-      </w:tblGrid>
-      <w:tr>
-        <w:trPr>
-          <w:cnfStyle w:val="100000000000" w:firstRow="1" w:lastRow="0" w:firstColumn="0" w:lastColumn="0" w:oddVBand="0" w:evenVBand="0" w:oddHBand="0" w:evenHBand="0" w:firstRowFirstColumn="0" w:firstRowLastColumn="0" w:lastRowFirstColumn="0" w:lastRowLastColumn="0"/>
-        </w:trPr>
-        <w:tc>
-          <w:tcPr>
-            <w:cnfStyle w:val="001000000000" w:firstRow="0" w:lastRow="0" w:firstColumn="1" w:lastColumn="0" w:oddVBand="0" w:evenVBand="0" w:oddHBand="0" w:evenHBand="0" w:firstRowFirstColumn="0" w:firstRowLastColumn="0" w:lastRowFirstColumn="0" w:lastRowLastColumn="0"/>
-            <w:tcW w:w="2160" w:type="dxa"/>
-          </w:tcPr>
-          <w:p>
-            <w:r>
-              <w:t>Node Type</w:t>
-            </w:r>
-          </w:p>
-        </w:tc>
-        <w:tc>
-          <w:tcPr>
-            <w:tcW w:w="2160" w:type="dxa"/>
-          </w:tcPr>
-          <w:p>
-            <w:pPr>
-              <w:cnfStyle w:val="100000000000" w:firstRow="1" w:lastRow="0" w:firstColumn="0" w:lastColumn="0" w:oddVBand="0" w:evenVBand="0" w:oddHBand="0" w:evenHBand="0" w:firstRowFirstColumn="0" w:firstRowLastColumn="0" w:lastRowFirstColumn="0" w:lastRowLastColumn="0"/>
-            </w:pPr>
-            <w:r>
-              <w:t>Count</w:t>
-            </w:r>
-          </w:p>
-        </w:tc>
-        <w:tc>
-          <w:tcPr>
-            <w:tcW w:w="2160" w:type="dxa"/>
-          </w:tcPr>
-          <w:p>
-            <w:pPr>
-              <w:cnfStyle w:val="100000000000" w:firstRow="1" w:lastRow="0" w:firstColumn="0" w:lastColumn="0" w:oddVBand="0" w:evenVBand="0" w:oddHBand="0" w:evenHBand="0" w:firstRowFirstColumn="0" w:firstRowLastColumn="0" w:lastRowFirstColumn="0" w:lastRowLastColumn="0"/>
-            </w:pPr>
-            <w:r>
-              <w:t>Primary Key</w:t>
-            </w:r>
-          </w:p>
-        </w:tc>
-        <w:tc>
-          <w:tcPr>
-            <w:tcW w:w="2160" w:type="dxa"/>
-          </w:tcPr>
-          <w:p>
-            <w:pPr>
-              <w:cnfStyle w:val="100000000000" w:firstRow="1" w:lastRow="0" w:firstColumn="0" w:lastColumn="0" w:oddVBand="0" w:evenVBand="0" w:oddHBand="0" w:evenHBand="0" w:firstRowFirstColumn="0" w:firstRowLastColumn="0" w:lastRowFirstColumn="0" w:lastRowLastColumn="0"/>
-            </w:pPr>
-            <w:r>
-              <w:t>Description</w:t>
-            </w:r>
-          </w:p>
-        </w:tc>
-      </w:tr>
-      <w:tr>
-        <w:trPr>
-          <w:cnfStyle w:val="000000100000" w:firstRow="0" w:lastRow="0" w:firstColumn="0" w:lastColumn="0" w:oddVBand="0" w:evenVBand="0" w:oddHBand="1" w:evenHBand="0" w:firstRowFirstColumn="0" w:firstRowLastColumn="0" w:lastRowFirstColumn="0" w:lastRowLastColumn="0"/>
-        </w:trPr>
-        <w:tc>
-          <w:tcPr>
-            <w:cnfStyle w:val="001000000000" w:firstRow="0" w:lastRow="0" w:firstColumn="1" w:lastColumn="0" w:oddVBand="0" w:evenVBand="0" w:oddHBand="0" w:evenHBand="0" w:firstRowFirstColumn="0" w:firstRowLastColumn="0" w:lastRowFirstColumn="0" w:lastRowLastColumn="0"/>
-            <w:tcW w:w="2160" w:type="dxa"/>
-          </w:tcPr>
-          <w:p>
-            <w:r>
-              <w:t>Variant</w:t>
-            </w:r>
-          </w:p>
-        </w:tc>
-        <w:tc>
-          <w:tcPr>
-            <w:tcW w:w="2160" w:type="dxa"/>
-          </w:tcPr>
-          <w:p>
-            <w:r>
-              <w:t>4,488,042</w:t>
-            </w:r>
-          </w:p>
-        </w:tc>
-        <w:tc>
-          <w:tcPr>
-            <w:tcW w:w="2160" w:type="dxa"/>
-          </w:tcPr>
-          <w:p>
-            <w:pPr>
-              <w:cnfStyle w:val="000000100000" w:firstRow="0" w:lastRow="0" w:firstColumn="0" w:lastColumn="0" w:oddVBand="0" w:evenVBand="0" w:oddHBand="1" w:evenHBand="0" w:firstRowFirstColumn="0" w:firstRowLastColumn="0" w:lastRowFirstColumn="0" w:lastRowLastColumn="0"/>
-            </w:pPr>
-            <w:r>
-              <w:t>variantId</w:t>
-            </w:r>
-          </w:p>
-        </w:tc>
-        <w:tc>
-          <w:tcPr>
-            <w:tcW w:w="2160" w:type="dxa"/>
-          </w:tcPr>
-          <w:p>
-            <w:pPr>
-              <w:cnfStyle w:val="000000100000" w:firstRow="0" w:lastRow="0" w:firstColumn="0" w:lastColumn="0" w:oddVBand="0" w:evenVBand="0" w:oddHBand="1" w:evenHBand="0" w:firstRowFirstColumn="0" w:firstRowLastColumn="0" w:lastRowFirstColumn="0" w:lastRowLastColumn="0"/>
-            </w:pPr>
-            <w:r>
-              <w:t>Genetic variants (ClinVar)</w:t>
-            </w:r>
-          </w:p>
-        </w:tc>
-      </w:tr>
-      <w:tr>
-        <w:trPr>
-          <w:cnfStyle w:val="000000010000" w:firstRow="0" w:lastRow="0" w:firstColumn="0" w:lastColumn="0" w:oddVBand="0" w:evenVBand="0" w:oddHBand="0" w:evenHBand="1" w:firstRowFirstColumn="0" w:firstRowLastColumn="0" w:lastRowFirstColumn="0" w:lastRowLastColumn="0"/>
-        </w:trPr>
-        <w:tc>
-          <w:tcPr>
-            <w:cnfStyle w:val="001000000000" w:firstRow="0" w:lastRow="0" w:firstColumn="1" w:lastColumn="0" w:oddVBand="0" w:evenVBand="0" w:oddHBand="0" w:evenHBand="0" w:firstRowFirstColumn="0" w:firstRowLastColumn="0" w:lastRowFirstColumn="0" w:lastRowLastColumn="0"/>
-            <w:tcW w:w="2160" w:type="dxa"/>
-          </w:tcPr>
-          <w:p>
-            <w:r>
-              <w:lastRenderedPageBreak/>
-              <w:t>ClinicalTrial</w:t>
-            </w:r>
-          </w:p>
-        </w:tc>
-        <w:tc>
-          <w:tcPr>
-            <w:tcW w:w="2160" w:type="dxa"/>
-          </w:tcPr>
-          <w:p>
-            <w:r>
-              <w:t>82,070</w:t>
-            </w:r>
-          </w:p>
-        </w:tc>
-        <w:tc>
-          <w:tcPr>
-            <w:tcW w:w="2160" w:type="dxa"/>
-          </w:tcPr>
-          <w:p>
-            <w:pPr>
-              <w:cnfStyle w:val="000000010000" w:firstRow="0" w:lastRow="0" w:firstColumn="0" w:lastColumn="0" w:oddVBand="0" w:evenVBand="0" w:oddHBand="0" w:evenHBand="1" w:firstRowFirstColumn="0" w:firstRowLastColumn="0" w:lastRowFirstColumn="0" w:lastRowLastColumn="0"/>
-            </w:pPr>
-            <w:r>
-              <w:t>trialId</w:t>
-            </w:r>
-          </w:p>
-        </w:tc>
-        <w:tc>
-          <w:tcPr>
-            <w:tcW w:w="2160" w:type="dxa"/>
-          </w:tcPr>
-          <w:p>
-            <w:pPr>
-              <w:cnfStyle w:val="000000010000" w:firstRow="0" w:lastRow="0" w:firstColumn="0" w:lastColumn="0" w:oddVBand="0" w:evenVBand="0" w:oddHBand="0" w:evenHBand="1" w:firstRowFirstColumn="0" w:firstRowLastColumn="0" w:lastRowFirstColumn="0" w:lastRowLastColumn="0"/>
-            </w:pPr>
-            <w:r>
-              <w:t>Clinical trials (ClinicalTrials.gov)</w:t>
-            </w:r>
-          </w:p>
-        </w:tc>
-      </w:tr>
-      <w:tr>
-        <w:trPr>
-          <w:cnfStyle w:val="000000100000" w:firstRow="0" w:lastRow="0" w:firstColumn="0" w:lastColumn="0" w:oddVBand="0" w:evenVBand="0" w:oddHBand="1" w:evenHBand="0" w:firstRowFirstColumn="0" w:firstRowLastColumn="0" w:lastRowFirstColumn="0" w:lastRowLastColumn="0"/>
-        </w:trPr>
-        <w:tc>
-          <w:tcPr>
-            <w:cnfStyle w:val="001000000000" w:firstRow="0" w:lastRow="0" w:firstColumn="1" w:lastColumn="0" w:oddVBand="0" w:evenVBand="0" w:oddHBand="0" w:evenHBand="0" w:firstRowFirstColumn="0" w:firstRowLastColumn="0" w:lastRowFirstColumn="0" w:lastRowLastColumn="0"/>
-            <w:tcW w:w="2160" w:type="dxa"/>
-          </w:tcPr>
-          <w:p>
-            <w:r>
-              <w:t>Gene</w:t>
-            </w:r>
-          </w:p>
-        </w:tc>
-        <w:tc>
-          <w:tcPr>
-            <w:tcW w:w="2160" w:type="dxa"/>
-          </w:tcPr>
-          <w:p>
-            <w:r>
-              <w:t>194,726</w:t>
-            </w:r>
-          </w:p>
-        </w:tc>
-        <w:tc>
-          <w:tcPr>
-            <w:tcW w:w="2160" w:type="dxa"/>
-          </w:tcPr>
-          <w:p>
-            <w:pPr>
-              <w:cnfStyle w:val="000000100000" w:firstRow="0" w:lastRow="0" w:firstColumn="0" w:lastColumn="0" w:oddVBand="0" w:evenVBand="0" w:oddHBand="1" w:evenHBand="0" w:firstRowFirstColumn="0" w:firstRowLastColumn="0" w:lastRowFirstColumn="0" w:lastRowLastColumn="0"/>
-            </w:pPr>
-            <w:r>
-              <w:t>geneSymbol</w:t>
-            </w:r>
-          </w:p>
-        </w:tc>
-        <w:tc>
-          <w:tcPr>
-            <w:tcW w:w="2160" w:type="dxa"/>
-          </w:tcPr>
-          <w:p>
-            <w:pPr>
-              <w:cnfStyle w:val="000000100000" w:firstRow="0" w:lastRow="0" w:firstColumn="0" w:lastColumn="0" w:oddVBand="0" w:evenVBand="0" w:oddHBand="1" w:evenHBand="0" w:firstRowFirstColumn="0" w:firstRowLastColumn="0" w:lastRowFirstColumn="0" w:lastRowLastColumn="0"/>
-            </w:pPr>
-            <w:r>
-              <w:t>Human genes (NCBI Gene, HGNC)</w:t>
-            </w:r>
-          </w:p>
-        </w:tc>
-      </w:tr>
-      <w:tr>
-        <w:trPr>
-          <w:cnfStyle w:val="000000010000" w:firstRow="0" w:lastRow="0" w:firstColumn="0" w:lastColumn="0" w:oddVBand="0" w:evenVBand="0" w:oddHBand="0" w:evenHBand="1" w:firstRowFirstColumn="0" w:firstRowLastColumn="0" w:lastRowFirstColumn="0" w:lastRowLastColumn="0"/>
-        </w:trPr>
-        <w:tc>
-          <w:tcPr>
-            <w:cnfStyle w:val="001000000000" w:firstRow="0" w:lastRow="0" w:firstColumn="1" w:lastColumn="0" w:oddVBand="0" w:evenVBand="0" w:oddHBand="0" w:evenHBand="0" w:firstRowFirstColumn="0" w:firstRowLastColumn="0" w:lastRowFirstColumn="0" w:lastRowLastColumn="0"/>
-            <w:tcW w:w="2160" w:type="dxa"/>
-          </w:tcPr>
-          <w:p>
-            <w:r>
-              <w:t>Drug</w:t>
-            </w:r>
-          </w:p>
-        </w:tc>
-        <w:tc>
-          <w:tcPr>
-            <w:tcW w:w="2160" w:type="dxa"/>
-          </w:tcPr>
-          <w:p>
-            <w:r>
-              <w:t>41,566</w:t>
-            </w:r>
-          </w:p>
-        </w:tc>
-        <w:tc>
-          <w:tcPr>
-            <w:tcW w:w="2160" w:type="dxa"/>
-          </w:tcPr>
-          <w:p>
-            <w:pPr>
-              <w:cnfStyle w:val="000000010000" w:firstRow="0" w:lastRow="0" w:firstColumn="0" w:lastColumn="0" w:oddVBand="0" w:evenVBand="0" w:oddHBand="0" w:evenHBand="1" w:firstRowFirstColumn="0" w:firstRowLastColumn="0" w:lastRowFirstColumn="0" w:lastRowLastColumn="0"/>
-            </w:pPr>
-            <w:r>
-              <w:t>commonName / xrefDrugbank</w:t>
-            </w:r>
-          </w:p>
-        </w:tc>
-        <w:tc>
-          <w:tcPr>
-            <w:tcW w:w="2160" w:type="dxa"/>
-          </w:tcPr>
-          <w:p>
-            <w:pPr>
-              <w:cnfStyle w:val="000000010000" w:firstRow="0" w:lastRow="0" w:firstColumn="0" w:lastColumn="0" w:oddVBand="0" w:evenVBand="0" w:oddHBand="0" w:evenHBand="1" w:firstRowFirstColumn="0" w:firstRowLastColumn="0" w:lastRowFirstColumn="0" w:lastRowLastColumn="0"/>
-            </w:pPr>
-            <w:r>
-              <w:t>Drugs and chemicals</w:t>
-            </w:r>
-          </w:p>
-        </w:tc>
-      </w:tr>
-      <w:tr>
-        <w:trPr>
-          <w:cnfStyle w:val="000000100000" w:firstRow="0" w:lastRow="0" w:firstColumn="0" w:lastColumn="0" w:oddVBand="0" w:evenVBand="0" w:oddHBand="1" w:evenHBand="0" w:firstRowFirstColumn="0" w:firstRowLastColumn="0" w:lastRowFirstColumn="0" w:lastRowLastColumn="0"/>
-        </w:trPr>
-        <w:tc>
-          <w:tcPr>
-            <w:cnfStyle w:val="001000000000" w:firstRow="0" w:lastRow="0" w:firstColumn="1" w:lastColumn="0" w:oddVBand="0" w:evenVBand="0" w:oddHBand="0" w:evenHBand="0" w:firstRowFirstColumn="0" w:firstRowLastColumn="0" w:lastRowFirstColumn="0" w:lastRowLastColumn="0"/>
-            <w:tcW w:w="2160" w:type="dxa"/>
-          </w:tcPr>
-          <w:p>
-            <w:r>
-              <w:t>Disease</w:t>
-            </w:r>
-          </w:p>
-        </w:tc>
-        <w:tc>
-          <w:tcPr>
-            <w:tcW w:w="2160" w:type="dxa"/>
-          </w:tcPr>
-          <w:p>
-            <w:r>
-              <w:t>19,450</w:t>
-            </w:r>
-          </w:p>
-        </w:tc>
-        <w:tc>
-          <w:tcPr>
-            <w:tcW w:w="2160" w:type="dxa"/>
-          </w:tcPr>
-          <w:p>
-            <w:pPr>
-              <w:cnfStyle w:val="000000100000" w:firstRow="0" w:lastRow="0" w:firstColumn="0" w:lastColumn="0" w:oddVBand="0" w:evenVBand="0" w:oddHBand="1" w:evenHBand="0" w:firstRowFirstColumn="0" w:firstRowLastColumn="0" w:lastRowFirstColumn="0" w:lastRowLastColumn="0"/>
-            </w:pPr>
-            <w:r>
-              <w:t>commonName / xrefDiseaseOntology</w:t>
-            </w:r>
-          </w:p>
-        </w:tc>
-        <w:tc>
-          <w:tcPr>
-            <w:tcW w:w="2160" w:type="dxa"/>
-          </w:tcPr>
-          <w:p>
-            <w:pPr>
-              <w:cnfStyle w:val="000000100000" w:firstRow="0" w:lastRow="0" w:firstColumn="0" w:lastColumn="0" w:oddVBand="0" w:evenVBand="0" w:oddHBand="1" w:evenHBand="0" w:firstRowFirstColumn="0" w:firstRowLastColumn="0" w:lastRowFirstColumn="0" w:lastRowLastColumn="0"/>
-            </w:pPr>
-            <w:r>
-              <w:t>Diseases (Disease Ontology, OMIM, DisGeNET)</w:t>
-            </w:r>
-          </w:p>
-        </w:tc>
-      </w:tr>
-      <w:tr>
-        <w:trPr>
-          <w:cnfStyle w:val="000000010000" w:firstRow="0" w:lastRow="0" w:firstColumn="0" w:lastColumn="0" w:oddVBand="0" w:evenVBand="0" w:oddHBand="0" w:evenHBand="1" w:firstRowFirstColumn="0" w:firstRowLastColumn="0" w:lastRowFirstColumn="0" w:lastRowLastColumn="0"/>
-        </w:trPr>
-        <w:tc>
-          <w:tcPr>
-            <w:cnfStyle w:val="001000000000" w:firstRow="0" w:lastRow="0" w:firstColumn="1" w:lastColumn="0" w:oddVBand="0" w:evenVBand="0" w:oddHBand="0" w:evenHBand="0" w:firstRowFirstColumn="0" w:firstRowLastColumn="0" w:lastRowFirstColumn="0" w:lastRowLastColumn="0"/>
-            <w:tcW w:w="2160" w:type="dxa"/>
-          </w:tcPr>
-          <w:p>
-            <w:r>
-              <w:t>BiologicalProcess</w:t>
-            </w:r>
-          </w:p>
-        </w:tc>
-        <w:tc>
-          <w:tcPr>
-            <w:tcW w:w="2160" w:type="dxa"/>
-          </w:tcPr>
-          <w:p>
-            <w:r>
-              <w:t>24,547</w:t>
-            </w:r>
-          </w:p>
-        </w:tc>
-        <w:tc>
-          <w:tcPr>
-            <w:tcW w:w="2160" w:type="dxa"/>
-          </w:tcPr>
-          <w:p>
-            <w:pPr>
-              <w:cnfStyle w:val="000000010000" w:firstRow="0" w:lastRow="0" w:firstColumn="0" w:lastColumn="0" w:oddVBand="0" w:evenVBand="0" w:oddHBand="0" w:evenHBand="1" w:firstRowFirstColumn="0" w:firstRowLastColumn="0" w:lastRowFirstColumn="0" w:lastRowLastColumn="0"/>
-            </w:pPr>
-            <w:r>
-              <w:t>geneOntologyId</w:t>
-            </w:r>
-          </w:p>
-        </w:tc>
-        <w:tc>
-          <w:tcPr>
-            <w:tcW w:w="2160" w:type="dxa"/>
-          </w:tcPr>
-          <w:p>
-            <w:pPr>
-              <w:cnfStyle w:val="000000010000" w:firstRow="0" w:lastRow="0" w:firstColumn="0" w:lastColumn="0" w:oddVBand="0" w:evenVBand="0" w:oddHBand="0" w:evenHBand="1" w:firstRowFirstColumn="0" w:firstRowLastColumn="0" w:lastRowFirstColumn="0" w:lastRowLastColumn="0"/>
-            </w:pPr>
-            <w:r>
-              <w:t>GO biological processes</w:t>
-            </w:r>
-          </w:p>
-        </w:tc>
-      </w:tr>
-      <w:tr>
-        <w:trPr>
-          <w:cnfStyle w:val="000000100000" w:firstRow="0" w:lastRow="0" w:firstColumn="0" w:lastColumn="0" w:oddVBand="0" w:evenVBand="0" w:oddHBand="1" w:evenHBand="0" w:firstRowFirstColumn="0" w:firstRowLastColumn="0" w:lastRowFirstColumn="0" w:lastRowLastColumn="0"/>
-        </w:trPr>
-        <w:tc>
-          <w:tcPr>
-            <w:cnfStyle w:val="001000000000" w:firstRow="0" w:lastRow="0" w:firstColumn="1" w:lastColumn="0" w:oddVBand="0" w:evenVBand="0" w:oddHBand="0" w:evenHBand="0" w:firstRowFirstColumn="0" w:firstRowLastColumn="0" w:lastRowFirstColumn="0" w:lastRowLastColumn="0"/>
-            <w:tcW w:w="2160" w:type="dxa"/>
-          </w:tcPr>
-          <w:p>
-            <w:r>
-              <w:t>Phenotype</w:t>
-            </w:r>
-          </w:p>
-        </w:tc>
-        <w:tc>
-          <w:tcPr>
-            <w:tcW w:w="2160" w:type="dxa"/>
-          </w:tcPr>
-          <w:p>
-            <w:r>
-              <w:t>19,389</w:t>
-            </w:r>
-          </w:p>
-        </w:tc>
-        <w:tc>
-          <w:tcPr>
-            <w:tcW w:w="2160" w:type="dxa"/>
-          </w:tcPr>
-          <w:p>
-            <w:pPr>
-              <w:cnfStyle w:val="000000100000" w:firstRow="0" w:lastRow="0" w:firstColumn="0" w:lastColumn="0" w:oddVBand="0" w:evenVBand="0" w:oddHBand="1" w:evenHBand="0" w:firstRowFirstColumn="0" w:firstRowLastColumn="0" w:lastRowFirstColumn="0" w:lastRowLastColumn="0"/>
-            </w:pPr>
-            <w:r>
-              <w:t>xrefHPO</w:t>
-            </w:r>
-          </w:p>
-        </w:tc>
-        <w:tc>
-          <w:tcPr>
-            <w:tcW w:w="2160" w:type="dxa"/>
-          </w:tcPr>
-          <w:p>
-            <w:pPr>
-              <w:cnfStyle w:val="000000100000" w:firstRow="0" w:lastRow="0" w:firstColumn="0" w:lastColumn="0" w:oddVBand="0" w:evenVBand="0" w:oddHBand="1" w:evenHBand="0" w:firstRowFirstColumn="0" w:firstRowLastColumn="0" w:lastRowFirstColumn="0" w:lastRowLastColumn="0"/>
-            </w:pPr>
-            <w:r>
-              <w:t>Human phenotypes (HPO)</w:t>
-            </w:r>
-          </w:p>
-        </w:tc>
-      </w:tr>
-      <w:tr>
-        <w:trPr>
-          <w:cnfStyle w:val="000000010000" w:firstRow="0" w:lastRow="0" w:firstColumn="0" w:lastColumn="0" w:oddVBand="0" w:evenVBand="0" w:oddHBand="0" w:evenHBand="1" w:firstRowFirstColumn="0" w:firstRowLastColumn="0" w:lastRowFirstColumn="0" w:lastRowLastColumn="0"/>
-        </w:trPr>
-        <w:tc>
-          <w:tcPr>
-            <w:cnfStyle w:val="001000000000" w:firstRow="0" w:lastRow="0" w:firstColumn="1" w:lastColumn="0" w:oddVBand="0" w:evenVBand="0" w:oddHBand="0" w:evenHBand="0" w:firstRowFirstColumn="0" w:firstRowLastColumn="0" w:lastRowFirstColumn="0" w:lastRowLastColumn="0"/>
-            <w:tcW w:w="2160" w:type="dxa"/>
-          </w:tcPr>
-          <w:p>
-            <w:r>
-              <w:t>BodyPart</w:t>
-            </w:r>
-          </w:p>
-        </w:tc>
-        <w:tc>
-          <w:tcPr>
-            <w:tcW w:w="2160" w:type="dxa"/>
-          </w:tcPr>
-          <w:p>
-            <w:r>
-              <w:t>14,937</w:t>
-            </w:r>
-          </w:p>
-        </w:tc>
-        <w:tc>
-          <w:tcPr>
-            <w:tcW w:w="2160" w:type="dxa"/>
-          </w:tcPr>
-          <w:p>
-            <w:pPr>
-              <w:cnfStyle w:val="000000010000" w:firstRow="0" w:lastRow="0" w:firstColumn="0" w:lastColumn="0" w:oddVBand="0" w:evenVBand="0" w:oddHBand="0" w:evenHBand="1" w:firstRowFirstColumn="0" w:firstRowLastColumn="0" w:lastRowFirstColumn="0" w:lastRowLastColumn="0"/>
-            </w:pPr>
-            <w:r>
-              <w:t>xrefUberon</w:t>
-            </w:r>
-          </w:p>
-        </w:tc>
-        <w:tc>
-          <w:tcPr>
-            <w:tcW w:w="2160" w:type="dxa"/>
-          </w:tcPr>
-          <w:p>
-            <w:pPr>
-              <w:cnfStyle w:val="000000010000" w:firstRow="0" w:lastRow="0" w:firstColumn="0" w:lastColumn="0" w:oddVBand="0" w:evenVBand="0" w:oddHBand="0" w:evenHBand="1" w:firstRowFirstColumn="0" w:firstRowLastColumn="0" w:lastRowFirstColumn="0" w:lastRowLastColumn="0"/>
-            </w:pPr>
-            <w:r>
-              <w:t>Anatomical structures (Uberon)</w:t>
-            </w:r>
-          </w:p>
-        </w:tc>
-      </w:tr>
-      <w:tr>
-        <w:trPr>
-          <w:cnfStyle w:val="000000100000" w:firstRow="0" w:lastRow="0" w:firstColumn="0" w:lastColumn="0" w:oddVBand="0" w:evenVBand="0" w:oddHBand="1" w:evenHBand="0" w:firstRowFirstColumn="0" w:firstRowLastColumn="0" w:lastRowFirstColumn="0" w:lastRowLastColumn="0"/>
-        </w:trPr>
-        <w:tc>
-          <w:tcPr>
-            <w:cnfStyle w:val="001000000000" w:firstRow="0" w:lastRow="0" w:firstColumn="1" w:lastColumn="0" w:oddVBand="0" w:evenVBand="0" w:oddHBand="0" w:evenHBand="0" w:firstRowFirstColumn="0" w:firstRowLastColumn="0" w:lastRowFirstColumn="0" w:lastRowLastColumn="0"/>
-            <w:tcW w:w="2160" w:type="dxa"/>
-          </w:tcPr>
-          <w:p>
-            <w:r>
-              <w:t>MolecularFunction</w:t>
-            </w:r>
-          </w:p>
-        </w:tc>
-        <w:tc>
-          <w:tcPr>
-            <w:tcW w:w="2160" w:type="dxa"/>
-          </w:tcPr>
-          <w:p>
-            <w:r>
-              <w:t>10,123</w:t>
-            </w:r>
-          </w:p>
-        </w:tc>
-        <w:tc>
-          <w:tcPr>
-            <w:tcW w:w="2160" w:type="dxa"/>
-          </w:tcPr>
-          <w:p>
-            <w:pPr>
-              <w:cnfStyle w:val="000000100000" w:firstRow="0" w:lastRow="0" w:firstColumn="0" w:lastColumn="0" w:oddVBand="0" w:evenVBand="0" w:oddHBand="1" w:evenHBand="0" w:firstRowFirstColumn="0" w:firstRowLastColumn="0" w:lastRowFirstColumn="0" w:lastRowLastColumn="0"/>
-            </w:pPr>
-            <w:r>
-              <w:t>geneOntologyId</w:t>
-            </w:r>
-          </w:p>
-        </w:tc>
-        <w:tc>
-          <w:tcPr>
-            <w:tcW w:w="2160" w:type="dxa"/>
-          </w:tcPr>
-          <w:p>
-            <w:pPr>
-              <w:cnfStyle w:val="000000100000" w:firstRow="0" w:lastRow="0" w:firstColumn="0" w:lastColumn="0" w:oddVBand="0" w:evenVBand="0" w:oddHBand="1" w:evenHBand="0" w:firstRowFirstColumn="0" w:firstRowLastColumn="0" w:lastRowFirstColumn="0" w:lastRowLastColumn="0"/>
-            </w:pPr>
-            <w:r>
-              <w:t>GO molecular functions</w:t>
-            </w:r>
-          </w:p>
-        </w:tc>
-      </w:tr>
-      <w:tr>
-        <w:trPr>
-          <w:cnfStyle w:val="000000010000" w:firstRow="0" w:lastRow="0" w:firstColumn="0" w:lastColumn="0" w:oddVBand="0" w:evenVBand="0" w:oddHBand="0" w:evenHBand="1" w:firstRowFirstColumn="0" w:firstRowLastColumn="0" w:lastRowFirstColumn="0" w:lastRowLastColumn="0"/>
-        </w:trPr>
-        <w:tc>
-          <w:tcPr>
-            <w:cnfStyle w:val="001000000000" w:firstRow="0" w:lastRow="0" w:firstColumn="1" w:lastColumn="0" w:oddVBand="0" w:evenVBand="0" w:oddHBand="0" w:evenHBand="0" w:firstRowFirstColumn="0" w:firstRowLastColumn="0" w:lastRowFirstColumn="0" w:lastRowLastColumn="0"/>
-            <w:tcW w:w="2160" w:type="dxa"/>
-          </w:tcPr>
-          <w:p>
-            <w:r>
-              <w:t>Species</w:t>
-            </w:r>
-          </w:p>
-        </w:tc>
-        <w:tc>
-          <w:tcPr>
-            <w:tcW w:w="2160" w:type="dxa"/>
-          </w:tcPr>
-          <w:p>
-            <w:r>
-              <w:t>4,645</w:t>
-            </w:r>
-          </w:p>
-        </w:tc>
-        <w:tc>
-          <w:tcPr>
-            <w:tcW w:w="2160" w:type="dxa"/>
-          </w:tcPr>
-          <w:p>
-            <w:pPr>
-              <w:cnfStyle w:val="000000010000" w:firstRow="0" w:lastRow="0" w:firstColumn="0" w:lastColumn="0" w:oddVBand="0" w:evenVBand="0" w:oddHBand="0" w:evenHBand="1" w:firstRowFirstColumn="0" w:firstRowLastColumn="0" w:lastRowFirstColumn="0" w:lastRowLastColumn="0"/>
-            </w:pPr>
-            <w:r>
-              <w:t>speciesName</w:t>
-            </w:r>
-          </w:p>
-        </w:tc>
-        <w:tc>
-          <w:tcPr>
-            <w:tcW w:w="2160" w:type="dxa"/>
-          </w:tcPr>
-          <w:p>
-            <w:pPr>
-              <w:cnfStyle w:val="000000010000" w:firstRow="0" w:lastRow="0" w:firstColumn="0" w:lastColumn="0" w:oddVBand="0" w:evenVBand="0" w:oddHBand="0" w:evenHBand="1" w:firstRowFirstColumn="0" w:firstRowLastColumn="0" w:lastRowFirstColumn="0" w:lastRowLastColumn="0"/>
-            </w:pPr>
-            <w:r>
-              <w:t>Species (AnAge longevity data)</w:t>
-            </w:r>
-          </w:p>
-        </w:tc>
-      </w:tr>
-      <w:tr>
-        <w:trPr>
-          <w:cnfStyle w:val="000000100000" w:firstRow="0" w:lastRow="0" w:firstColumn="0" w:lastColumn="0" w:oddVBand="0" w:evenVBand="0" w:oddHBand="1" w:evenHBand="0" w:firstRowFirstColumn="0" w:firstRowLastColumn="0" w:lastRowFirstColumn="0" w:lastRowLastColumn="0"/>
-        </w:trPr>
-        <w:tc>
-          <w:tcPr>
-            <w:cnfStyle w:val="001000000000" w:firstRow="0" w:lastRow="0" w:firstColumn="1" w:lastColumn="0" w:oddVBand="0" w:evenVBand="0" w:oddHBand="0" w:evenHBand="0" w:firstRowFirstColumn="0" w:firstRowLastColumn="0" w:lastRowFirstColumn="0" w:lastRowLastColumn="0"/>
-            <w:tcW w:w="2160" w:type="dxa"/>
-          </w:tcPr>
-          <w:p>
-            <w:r>
-              <w:t>Pathway</w:t>
-            </w:r>
-          </w:p>
-        </w:tc>
-        <w:tc>
-          <w:tcPr>
-            <w:tcW w:w="2160" w:type="dxa"/>
-          </w:tcPr>
-          <w:p>
-            <w:r>
-              <w:t>6,469</w:t>
-            </w:r>
-          </w:p>
-        </w:tc>
-        <w:tc>
-          <w:tcPr>
-            <w:tcW w:w="2160" w:type="dxa"/>
-          </w:tcPr>
-          <w:p>
-            <w:pPr>
-              <w:cnfStyle w:val="000000100000" w:firstRow="0" w:lastRow="0" w:firstColumn="0" w:lastColumn="0" w:oddVBand="0" w:evenVBand="0" w:oddHBand="1" w:evenHBand="0" w:firstRowFirstColumn="0" w:firstRowLastColumn="0" w:lastRowFirstColumn="0" w:lastRowLastColumn="0"/>
-            </w:pPr>
-            <w:r>
-              <w:t>pathwayName</w:t>
-            </w:r>
-          </w:p>
-        </w:tc>
-        <w:tc>
-          <w:tcPr>
-            <w:tcW w:w="2160" w:type="dxa"/>
-          </w:tcPr>
-          <w:p>
-            <w:pPr>
-              <w:cnfStyle w:val="000000100000" w:firstRow="0" w:lastRow="0" w:firstColumn="0" w:lastColumn="0" w:oddVBand="0" w:evenVBand="0" w:oddHBand="1" w:evenHBand="0" w:firstRowFirstColumn="0" w:firstRowLastColumn="0" w:lastRowFirstColumn="0" w:lastRowLastColumn="0"/>
-            </w:pPr>
-            <w:r>
-              <w:t>Biological pathways (Reactome, WikiPathways, AOP-DB)</w:t>
-            </w:r>
-          </w:p>
-        </w:tc>
-      </w:tr>
-      <w:tr>
-        <w:trPr>
-          <w:cnfStyle w:val="000000010000" w:firstRow="0" w:lastRow="0" w:firstColumn="0" w:lastColumn="0" w:oddVBand="0" w:evenVBand="0" w:oddHBand="0" w:evenHBand="1" w:firstRowFirstColumn="0" w:firstRowLastColumn="0" w:lastRowFirstColumn="0" w:lastRowLastColumn="0"/>
-        </w:trPr>
-        <w:tc>
-          <w:tcPr>
-            <w:cnfStyle w:val="001000000000" w:firstRow="0" w:lastRow="0" w:firstColumn="1" w:lastColumn="0" w:oddVBand="0" w:evenVBand="0" w:oddHBand="0" w:evenHBand="0" w:firstRowFirstColumn="0" w:firstRowLastColumn="0" w:lastRowFirstColumn="0" w:lastRowLastColumn="0"/>
-            <w:tcW w:w="2160" w:type="dxa"/>
-          </w:tcPr>
-          <w:p>
-            <w:r>
-              <w:t>SideEffect</w:t>
-            </w:r>
-          </w:p>
-        </w:tc>
-        <w:tc>
-          <w:tcPr>
-            <w:tcW w:w="2160" w:type="dxa"/>
-          </w:tcPr>
-          <w:p>
-            <w:r>
-              <w:t>5,734</w:t>
-            </w:r>
-          </w:p>
-        </w:tc>
-        <w:tc>
-          <w:tcPr>
-            <w:tcW w:w="2160" w:type="dxa"/>
-          </w:tcPr>
-          <w:p>
-            <w:pPr>
-              <w:cnfStyle w:val="000000010000" w:firstRow="0" w:lastRow="0" w:firstColumn="0" w:lastColumn="0" w:oddVBand="0" w:evenVBand="0" w:oddHBand="0" w:evenHBand="1" w:firstRowFirstColumn="0" w:firstRowLastColumn="0" w:lastRowFirstColumn="0" w:lastRowLastColumn="0"/>
-            </w:pPr>
-            <w:r>
-              <w:t>xrefUmlsCUI</w:t>
-            </w:r>
-          </w:p>
-        </w:tc>
-        <w:tc>
-          <w:tcPr>
-            <w:tcW w:w="2160" w:type="dxa"/>
-          </w:tcPr>
-          <w:p>
-            <w:pPr>
-              <w:cnfStyle w:val="000000010000" w:firstRow="0" w:lastRow="0" w:firstColumn="0" w:lastColumn="0" w:oddVBand="0" w:evenVBand="0" w:oddHBand="0" w:evenHBand="1" w:firstRowFirstColumn="0" w:firstRowLastColumn="0" w:lastRowFirstColumn="0" w:lastRowLastColumn="0"/>
-            </w:pPr>
-            <w:r>
-              <w:t>Drug side effects (SIDER)</w:t>
-            </w:r>
-          </w:p>
-        </w:tc>
-      </w:tr>
-      <w:tr>
-        <w:trPr>
-          <w:cnfStyle w:val="000000100000" w:firstRow="0" w:lastRow="0" w:firstColumn="0" w:lastColumn="0" w:oddVBand="0" w:evenVBand="0" w:oddHBand="1" w:evenHBand="0" w:firstRowFirstColumn="0" w:firstRowLastColumn="0" w:lastRowFirstColumn="0" w:lastRowLastColumn="0"/>
-        </w:trPr>
-        <w:tc>
-          <w:tcPr>
-            <w:cnfStyle w:val="001000000000" w:firstRow="0" w:lastRow="0" w:firstColumn="1" w:lastColumn="0" w:oddVBand="0" w:evenVBand="0" w:oddHBand="0" w:evenHBand="0" w:firstRowFirstColumn="0" w:firstRowLastColumn="0" w:lastRowFirstColumn="0" w:lastRowLastColumn="0"/>
-            <w:tcW w:w="2160" w:type="dxa"/>
-          </w:tcPr>
-          <w:p>
-            <w:r>
-              <w:t>CellularComponent</w:t>
-            </w:r>
-          </w:p>
-        </w:tc>
-        <w:tc>
-          <w:tcPr>
-            <w:tcW w:w="2160" w:type="dxa"/>
-          </w:tcPr>
-          <w:p>
-            <w:r>
-              <w:t>4,069</w:t>
-            </w:r>
-          </w:p>
-        </w:tc>
-        <w:tc>
-          <w:tcPr>
-            <w:tcW w:w="2160" w:type="dxa"/>
-          </w:tcPr>
-          <w:p>
-            <w:pPr>
-              <w:cnfStyle w:val="000000100000" w:firstRow="0" w:lastRow="0" w:firstColumn="0" w:lastColumn="0" w:oddVBand="0" w:evenVBand="0" w:oddHBand="1" w:evenHBand="0" w:firstRowFirstColumn="0" w:firstRowLastColumn="0" w:lastRowFirstColumn="0" w:lastRowLastColumn="0"/>
-            </w:pPr>
-            <w:r>
-              <w:t>geneOntologyId</w:t>
-            </w:r>
-          </w:p>
-        </w:tc>
-        <w:tc>
-          <w:tcPr>
-            <w:tcW w:w="2160" w:type="dxa"/>
-          </w:tcPr>
-          <w:p>
-            <w:pPr>
-              <w:cnfStyle w:val="000000100000" w:firstRow="0" w:lastRow="0" w:firstColumn="0" w:lastColumn="0" w:oddVBand="0" w:evenVBand="0" w:oddHBand="1" w:evenHBand="0" w:firstRowFirstColumn="0" w:firstRowLastColumn="0" w:lastRowFirstColumn="0" w:lastRowLastColumn="0"/>
-            </w:pPr>
-            <w:r>
-              <w:t>GO cellular components</w:t>
-            </w:r>
-          </w:p>
-        </w:tc>
-      </w:tr>
-      <w:tr>
-        <w:trPr>
-          <w:cnfStyle w:val="000000010000" w:firstRow="0" w:lastRow="0" w:firstColumn="0" w:lastColumn="0" w:oddVBand="0" w:evenVBand="0" w:oddHBand="0" w:evenHBand="1" w:firstRowFirstColumn="0" w:firstRowLastColumn="0" w:lastRowFirstColumn="0" w:lastRowLastColumn="0"/>
-        </w:trPr>
-        <w:tc>
-          <w:tcPr>
-            <w:cnfStyle w:val="001000000000" w:firstRow="0" w:lastRow="0" w:firstColumn="1" w:lastColumn="0" w:oddVBand="0" w:evenVBand="0" w:oddHBand="0" w:evenHBand="0" w:firstRowFirstColumn="0" w:firstRowLastColumn="0" w:lastRowFirstColumn="0" w:lastRowLastColumn="0"/>
-            <w:tcW w:w="2160" w:type="dxa"/>
-          </w:tcPr>
-          <w:p>
-            <w:r>
-              <w:t>GeneFamily</w:t>
-            </w:r>
-          </w:p>
-        </w:tc>
-        <w:tc>
-          <w:tcPr>
-            <w:tcW w:w="2160" w:type="dxa"/>
-          </w:tcPr>
-          <w:p>
-            <w:r>
-              <w:t>1,934</w:t>
-            </w:r>
-          </w:p>
-        </w:tc>
-        <w:tc>
-          <w:tcPr>
-            <w:tcW w:w="2160" w:type="dxa"/>
-          </w:tcPr>
-          <w:p>
-            <w:pPr>
-              <w:cnfStyle w:val="000000010000" w:firstRow="0" w:lastRow="0" w:firstColumn="0" w:lastColumn="0" w:oddVBand="0" w:evenVBand="0" w:oddHBand="0" w:evenHBand="1" w:firstRowFirstColumn="0" w:firstRowLastColumn="0" w:lastRowFirstColumn="0" w:lastRowLastColumn="0"/>
-            </w:pPr>
-            <w:r>
-              <w:t>familyId</w:t>
-            </w:r>
-          </w:p>
-        </w:tc>
-        <w:tc>
-          <w:tcPr>
-            <w:tcW w:w="2160" w:type="dxa"/>
-          </w:tcPr>
-          <w:p>
-            <w:pPr>
-              <w:cnfStyle w:val="000000010000" w:firstRow="0" w:lastRow="0" w:firstColumn="0" w:lastColumn="0" w:oddVBand="0" w:evenVBand="0" w:oddHBand="0" w:evenHBand="1" w:firstRowFirstColumn="0" w:firstRowLastColumn="0" w:lastRowFirstColumn="0" w:lastRowLastColumn="0"/>
-            </w:pPr>
-            <w:r>
-              <w:t>Gene families (HGNC)</w:t>
-            </w:r>
-          </w:p>
-        </w:tc>
-      </w:tr>
-      <w:tr>
-        <w:trPr>
-          <w:cnfStyle w:val="000000100000" w:firstRow="0" w:lastRow="0" w:firstColumn="0" w:lastColumn="0" w:oddVBand="0" w:evenVBand="0" w:oddHBand="1" w:evenHBand="0" w:firstRowFirstColumn="0" w:firstRowLastColumn="0" w:lastRowFirstColumn="0" w:lastRowLastColumn="0"/>
-        </w:trPr>
-        <w:tc>
-          <w:tcPr>
-            <w:cnfStyle w:val="001000000000" w:firstRow="0" w:lastRow="0" w:firstColumn="1" w:lastColumn="0" w:oddVBand="0" w:evenVBand="0" w:oddHBand="0" w:evenHBand="0" w:firstRowFirstColumn="0" w:firstRowLastColumn="0" w:lastRowFirstColumn="0" w:lastRowLastColumn="0"/>
-            <w:tcW w:w="2160" w:type="dxa"/>
-          </w:tcPr>
-          <w:p>
-            <w:r>
-              <w:t>PharmacologicClass</w:t>
-            </w:r>
-          </w:p>
-        </w:tc>
-        <w:tc>
-          <w:tcPr>
-            <w:tcW w:w="2160" w:type="dxa"/>
-          </w:tcPr>
-          <w:p>
-            <w:r>
-              <w:t>1,646</w:t>
-            </w:r>
-          </w:p>
-        </w:tc>
-        <w:tc>
-          <w:tcPr>
-            <w:tcW w:w="2160" w:type="dxa"/>
-          </w:tcPr>
-          <w:p>
-            <w:pPr>
-              <w:cnfStyle w:val="000000100000" w:firstRow="0" w:lastRow="0" w:firstColumn="0" w:lastColumn="0" w:oddVBand="0" w:evenVBand="0" w:oddHBand="1" w:evenHBand="0" w:firstRowFirstColumn="0" w:firstRowLastColumn="0" w:lastRowFirstColumn="0" w:lastRowLastColumn="0"/>
-            </w:pPr>
-            <w:r>
-              <w:t>classId</w:t>
-            </w:r>
-          </w:p>
-        </w:tc>
-        <w:tc>
-          <w:tcPr>
-            <w:tcW w:w="2160" w:type="dxa"/>
-          </w:tcPr>
-          <w:p>
-            <w:pPr>
-              <w:cnfStyle w:val="000000100000" w:firstRow="0" w:lastRow="0" w:firstColumn="0" w:lastColumn="0" w:oddVBand="0" w:evenVBand="0" w:oddHBand="1" w:evenHBand="0" w:firstRowFirstColumn="0" w:firstRowLastColumn="0" w:lastRowFirstColumn="0" w:lastRowLastColumn="0"/>
-            </w:pPr>
-            <w:r>
-              <w:t>Drug classes (DrugCentral)</w:t>
-            </w:r>
-          </w:p>
-        </w:tc>
-      </w:tr>
-      <w:tr>
-        <w:trPr>
-          <w:cnfStyle w:val="000000010000" w:firstRow="0" w:lastRow="0" w:firstColumn="0" w:lastColumn="0" w:oddVBand="0" w:evenVBand="0" w:oddHBand="0" w:evenHBand="1" w:firstRowFirstColumn="0" w:firstRowLastColumn="0" w:lastRowFirstColumn="0" w:lastRowLastColumn="0"/>
-        </w:trPr>
-        <w:tc>
-          <w:tcPr>
-            <w:cnfStyle w:val="001000000000" w:firstRow="0" w:lastRow="0" w:firstColumn="1" w:lastColumn="0" w:oddVBand="0" w:evenVBand="0" w:oddHBand="0" w:evenHBand="0" w:firstRowFirstColumn="0" w:firstRowLastColumn="0" w:lastRowFirstColumn="0" w:lastRowLastColumn="0"/>
-            <w:tcW w:w="2160" w:type="dxa"/>
-          </w:tcPr>
-          <w:p>
-            <w:r>
-              <w:t>Symptom</w:t>
-            </w:r>
-          </w:p>
-        </w:tc>
-        <w:tc>
-          <w:tcPr>
-            <w:tcW w:w="2160" w:type="dxa"/>
-          </w:tcPr>
-          <w:p>
-            <w:r>
-              <w:t>966</w:t>
-            </w:r>
-          </w:p>
-        </w:tc>
-        <w:tc>
-          <w:tcPr>
-            <w:tcW w:w="2160" w:type="dxa"/>
-          </w:tcPr>
-          <w:p>
-            <w:pPr>
-              <w:cnfStyle w:val="000000010000" w:firstRow="0" w:lastRow="0" w:firstColumn="0" w:lastColumn="0" w:oddVBand="0" w:evenVBand="0" w:oddHBand="0" w:evenHBand="1" w:firstRowFirstColumn="0" w:firstRowLastColumn="0" w:lastRowFirstColumn="0" w:lastRowLastColumn="0"/>
-            </w:pPr>
-            <w:r>
-              <w:t>xrefMeSH</w:t>
-            </w:r>
-          </w:p>
-        </w:tc>
-        <w:tc>
-          <w:tcPr>
-            <w:tcW w:w="2160" w:type="dxa"/>
-          </w:tcPr>
-          <w:p>
-            <w:pPr>
-              <w:cnfStyle w:val="000000010000" w:firstRow="0" w:lastRow="0" w:firstColumn="0" w:lastColumn="0" w:oddVBand="0" w:evenVBand="0" w:oddHBand="0" w:evenHBand="1" w:firstRowFirstColumn="0" w:firstRowLastColumn="0" w:lastRowFirstColumn="0" w:lastRowLastColumn="0"/>
-            </w:pPr>
-            <w:r>
-              <w:t>Disease symptoms (MeSH)</w:t>
-            </w:r>
-          </w:p>
-        </w:tc>
-      </w:tr>
-      <w:tr>
-        <w:trPr>
-          <w:cnfStyle w:val="000000100000" w:firstRow="0" w:lastRow="0" w:firstColumn="0" w:lastColumn="0" w:oddVBand="0" w:evenVBand="0" w:oddHBand="1" w:evenHBand="0" w:firstRowFirstColumn="0" w:firstRowLastColumn="0" w:lastRowFirstColumn="0" w:lastRowLastColumn="0"/>
-        </w:trPr>
-        <w:tc>
-          <w:tcPr>
-            <w:cnfStyle w:val="001000000000" w:firstRow="0" w:lastRow="0" w:firstColumn="1" w:lastColumn="0" w:oddVBand="0" w:evenVBand="0" w:oddHBand="0" w:evenHBand="0" w:firstRowFirstColumn="0" w:firstRowLastColumn="0" w:lastRowFirstColumn="0" w:lastRowLastColumn="0"/>
-            <w:tcW w:w="2160" w:type="dxa"/>
-          </w:tcPr>
-          <w:p>
-            <w:r>
-              <w:t>DrugLabel</w:t>
-            </w:r>
-          </w:p>
-        </w:tc>
-        <w:tc>
-          <w:tcPr>
-            <w:tcW w:w="2160" w:type="dxa"/>
-          </w:tcPr>
-          <w:p>
-            <w:r>
-              <w:t>378</w:t>
-            </w:r>
-          </w:p>
-        </w:tc>
-        <w:tc>
-          <w:tcPr>
-            <w:tcW w:w="2160" w:type="dxa"/>
-          </w:tcPr>
-          <w:p>
-            <w:pPr>
-              <w:cnfStyle w:val="000000100000" w:firstRow="0" w:lastRow="0" w:firstColumn="0" w:lastColumn="0" w:oddVBand="0" w:evenVBand="0" w:oddHBand="1" w:evenHBand="0" w:firstRowFirstColumn="0" w:firstRowLastColumn="0" w:lastRowFirstColumn="0" w:lastRowLastColumn="0"/>
-            </w:pPr>
-            <w:r>
-              <w:t>labelId</w:t>
-            </w:r>
-          </w:p>
-        </w:tc>
-        <w:tc>
-          <w:tcPr>
-            <w:tcW w:w="2160" w:type="dxa"/>
-          </w:tcPr>
-          <w:p>
-            <w:pPr>
-              <w:cnfStyle w:val="000000100000" w:firstRow="0" w:lastRow="0" w:firstColumn="0" w:lastColumn="0" w:oddVBand="0" w:evenVBand="0" w:oddHBand="1" w:evenHBand="0" w:firstRowFirstColumn="0" w:firstRowLastColumn="0" w:lastRowFirstColumn="0" w:lastRowLastColumn="0"/>
-            </w:pPr>
-            <w:r>
-              <w:t>FDA drug labels (ClinPGx)</w:t>
-            </w:r>
-          </w:p>
-        </w:tc>
-      </w:tr>
-      <w:tr>
-        <w:trPr>
-          <w:cnfStyle w:val="000000010000" w:firstRow="0" w:lastRow="0" w:firstColumn="0" w:lastColumn="0" w:oddVBand="0" w:evenVBand="0" w:oddHBand="0" w:evenHBand="1" w:firstRowFirstColumn="0" w:firstRowLastColumn="0" w:lastRowFirstColumn="0" w:lastRowLastColumn="0"/>
-        </w:trPr>
-        <w:tc>
-          <w:tcPr>
-            <w:cnfStyle w:val="001000000000" w:firstRow="0" w:lastRow="0" w:firstColumn="1" w:lastColumn="0" w:oddVBand="0" w:evenVBand="0" w:oddHBand="0" w:evenHBand="0" w:firstRowFirstColumn="0" w:firstRowLastColumn="0" w:lastRowFirstColumn="0" w:lastRowLastColumn="0"/>
-            <w:tcW w:w="2160" w:type="dxa"/>
-          </w:tcPr>
-          <w:p>
-            <w:r>
-              <w:t>TranscriptionFactor</w:t>
-            </w:r>
-          </w:p>
-        </w:tc>
-        <w:tc>
-          <w:tcPr>
-            <w:tcW w:w="2160" w:type="dxa"/>
-          </w:tcPr>
-          <w:p>
-            <w:r>
-              <w:t>367</w:t>
-            </w:r>
-          </w:p>
-        </w:tc>
-        <w:tc>
-          <w:tcPr>
-            <w:tcW w:w="2160" w:type="dxa"/>
-          </w:tcPr>
-          <w:p>
-            <w:pPr>
-              <w:cnfStyle w:val="000000010000" w:firstRow="0" w:lastRow="0" w:firstColumn="0" w:lastColumn="0" w:oddVBand="0" w:evenVBand="0" w:oddHBand="0" w:evenHBand="1" w:firstRowFirstColumn="0" w:firstRowLastColumn="0" w:lastRowFirstColumn="0" w:lastRowLastColumn="0"/>
-            </w:pPr>
-            <w:r>
-              <w:t>TF</w:t>
-            </w:r>
-          </w:p>
-        </w:tc>
-        <w:tc>
-          <w:tcPr>
-            <w:tcW w:w="2160" w:type="dxa"/>
-          </w:tcPr>
-          <w:p>
-            <w:pPr>
-              <w:cnfStyle w:val="000000010000" w:firstRow="0" w:lastRow="0" w:firstColumn="0" w:lastColumn="0" w:oddVBand="0" w:evenVBand="0" w:oddHBand="0" w:evenHBand="1" w:firstRowFirstColumn="0" w:firstRowLastColumn="0" w:lastRowFirstColumn="0" w:lastRowLastColumn="0"/>
-            </w:pPr>
-            <w:r>
-              <w:t>Transcription factors (DoRothEA)</w:t>
-            </w:r>
-          </w:p>
-        </w:tc>
-      </w:tr>
-      <w:tr>
-        <w:trPr>
-          <w:cnfStyle w:val="000000100000" w:firstRow="0" w:lastRow="0" w:firstColumn="0" w:lastColumn="0" w:oddVBand="0" w:evenVBand="0" w:oddHBand="1" w:evenHBand="0" w:firstRowFirstColumn="0" w:firstRowLastColumn="0" w:lastRowFirstColumn="0" w:lastRowLastColumn="0"/>
-        </w:trPr>
-        <w:tc>
-          <w:tcPr>
-            <w:cnfStyle w:val="001000000000" w:firstRow="0" w:lastRow="0" w:firstColumn="1" w:lastColumn="0" w:oddVBand="0" w:evenVBand="0" w:oddHBand="0" w:evenHBand="0" w:firstRowFirstColumn="0" w:firstRowLastColumn="0" w:lastRowFirstColumn="0" w:lastRowLastColumn="0"/>
-            <w:tcW w:w="2160" w:type="dxa"/>
-          </w:tcPr>
-          <w:p>
-            <w:r>
-              <w:t>AgeingProperty</w:t>
-            </w:r>
-          </w:p>
-        </w:tc>
-        <w:tc>
-          <w:tcPr>
-            <w:tcW w:w="2160" w:type="dxa"/>
-          </w:tcPr>
-          <w:p>
-            <w:r>
-              <w:t>3</w:t>
-            </w:r>
-          </w:p>
-        </w:tc>
-        <w:tc>
-          <w:tcPr>
-            <w:tcW w:w="2160" w:type="dxa"/>
-          </w:tcPr>
-          <w:p>
-            <w:pPr>
-              <w:cnfStyle w:val="000000100000" w:firstRow="0" w:lastRow="0" w:firstColumn="0" w:lastColumn="0" w:oddVBand="0" w:evenVBand="0" w:oddHBand="1" w:evenHBand="0" w:firstRowFirstColumn="0" w:firstRowLastColumn="0" w:lastRowFirstColumn="0" w:lastRowLastColumn="0"/>
-            </w:pPr>
-            <w:r>
-              <w:t>propertyName</w:t>
-            </w:r>
-          </w:p>
-        </w:tc>
-        <w:tc>
-          <w:tcPr>
-            <w:tcW w:w="2160" w:type="dxa"/>
-          </w:tcPr>
-          <w:p>
-            <w:pPr>
-              <w:cnfStyle w:val="000000100000" w:firstRow="0" w:lastRow="0" w:firstColumn="0" w:lastColumn="0" w:oddVBand="0" w:evenVBand="0" w:oddHBand="1" w:evenHBand="0" w:firstRowFirstColumn="0" w:firstRowLastColumn="0" w:lastRowFirstColumn="0" w:lastRowLastColumn="0"/>
-            </w:pPr>
-            <w:r>
-              <w:t>Aging properties (DrugAge)</w:t>
-            </w:r>
-          </w:p>
-        </w:tc>
-      </w:tr>
-      <w:tr>
-        <w:trPr>
-          <w:cnfStyle w:val="000000100000" w:firstRow="0" w:lastRow="0" w:firstColumn="0" w:lastColumn="0" w:oddVBand="0" w:evenVBand="0" w:oddHBand="1" w:evenHBand="0" w:firstRowFirstColumn="0" w:firstRowLastColumn="0" w:lastRowFirstColumn="0" w:lastRowLastColumn="0"/>
-        </w:trPr>
-        <w:tc>
-          <w:tcPr>
-            <w:cnfStyle w:val="001000000000" w:firstRow="0" w:lastRow="0" w:firstColumn="1" w:lastColumn="0" w:oddVBand="0" w:evenVBand="0" w:oddHBand="0" w:evenHBand="0" w:firstRowFirstColumn="0" w:firstRowLastColumn="0" w:lastRowFirstColumn="0" w:lastRowLastColumn="0"/>
-            <w:tcW w:w="2160" w:type="dxa"/>
-          </w:tcPr>
-          <w:p>
-            <w:r>
-              <w:t>_Metadata</w:t>
-            </w:r>
-          </w:p>
-        </w:tc>
-        <w:tc>
-          <w:tcPr>
-            <w:tcW w:w="2160" w:type="dxa"/>
-          </w:tcPr>
-          <w:p>
-            <w:r>
-              <w:t>1</w:t>
-            </w:r>
-          </w:p>
-        </w:tc>
-        <w:tc>
-          <w:tcPr>
-            <w:tcW w:w="2160" w:type="dxa"/>
-          </w:tcPr>
-          <w:p>
-            <w:pPr>
-              <w:cnfStyle w:val="000000100000" w:firstRow="0" w:lastRow="0" w:firstColumn="0" w:lastColumn="0" w:oddVBand="0" w:evenVBand="0" w:oddHBand="1" w:evenHBand="0" w:firstRowFirstColumn="0" w:firstRowLastColumn="0" w:lastRowFirstColumn="0" w:lastRowLastColumn="0"/>
-            </w:pPr>
-            <w:r>
-              <w:t>key</w:t>
-            </w:r>
-          </w:p>
-        </w:tc>
-        <w:tc>
-          <w:tcPr>
-            <w:tcW w:w="2160" w:type="dxa"/>
-          </w:tcPr>
-          <w:p>
-            <w:pPr>
-              <w:cnfStyle w:val="000000100000" w:firstRow="0" w:lastRow="0" w:firstColumn="0" w:lastColumn="0" w:oddVBand="0" w:evenVBand="0" w:oddHBand="1" w:evenHBand="0" w:firstRowFirstColumn="0" w:firstRowLastColumn="0" w:lastRowFirstColumn="0" w:lastRowLastColumn="0"/>
-            </w:pPr>
-            <w:r>
-              <w:t>System metadata (specificity timestamp)</w:t>
-            </w:r>
-          </w:p>
-        </w:tc>
-      </w:tr>
-    </w:tbl>
-    <w:p/>
-    <w:p>
-      <w:pPr>
-        <w:pStyle w:val="Heading2"/>
-      </w:pPr>
-      <w:r>
-        <w:t>5.3. Relationship Types (43)</w:t>
-      </w:r>
-    </w:p>
-    <w:p>
-      <w:r>
-        <w:t>All relationships carry a source property identifying the originating database. The same relationship type can come from multiple sources (e.g., geneAssociatesWithDisease has edges from PubTator, OpenTargets, GWAS, DisGeNET, OMIM, and Jensen DISEASES). There are 28 unique source labels across 43 relationship types totaling 26.3M edges.</w:t>
-      </w:r>
-    </w:p>
-    <w:tbl>
-      <w:tblPr>
-        <w:tblStyle w:val="LightGrid-Accent1"/>
-        <w:tblW w:w="0" w:type="auto"/>
-        <w:tblLook w:val="04A0" w:firstRow="1" w:lastRow="0" w:firstColumn="1" w:lastColumn="0" w:noHBand="0" w:noVBand="1"/>
-      </w:tblPr>
-      <w:tblGrid>
-        <w:gridCol w:w="3862"/>
-        <w:gridCol w:w="2577"/>
-        <w:gridCol w:w="2417"/>
-      </w:tblGrid>
-      <w:tr>
-        <w:trPr>
-          <w:cnfStyle w:val="100000000000" w:firstRow="1" w:lastRow="0" w:firstColumn="0" w:lastColumn="0" w:oddVBand="0" w:evenVBand="0" w:oddHBand="0" w:evenHBand="0" w:firstRowFirstColumn="0" w:firstRowLastColumn="0" w:lastRowFirstColumn="0" w:lastRowLastColumn="0"/>
-        </w:trPr>
-        <w:tc>
-          <w:tcPr>
-            <w:cnfStyle w:val="001000000000" w:firstRow="0" w:lastRow="0" w:firstColumn="1" w:lastColumn="0" w:oddVBand="0" w:evenVBand="0" w:oddHBand="0" w:evenHBand="0" w:firstRowFirstColumn="0" w:firstRowLastColumn="0" w:lastRowFirstColumn="0" w:lastRowLastColumn="0"/>
-            <w:tcW w:w="2880" w:type="dxa"/>
-          </w:tcPr>
-          <w:p>
-            <w:r>
-              <w:t>Relationship Type</w:t>
-            </w:r>
-          </w:p>
-        </w:tc>
-        <w:tc>
-          <w:tcPr>
-            <w:tcW w:w="2880" w:type="dxa"/>
-          </w:tcPr>
-          <w:p>
-            <w:pPr>
-              <w:cnfStyle w:val="100000000000" w:firstRow="1" w:lastRow="0" w:firstColumn="0" w:lastColumn="0" w:oddVBand="0" w:evenVBand="0" w:oddHBand="0" w:evenHBand="0" w:firstRowFirstColumn="0" w:firstRowLastColumn="0" w:lastRowFirstColumn="0" w:lastRowLastColumn="0"/>
-            </w:pPr>
-            <w:r>
-              <w:t>Source(s)</w:t>
-            </w:r>
-          </w:p>
-        </w:tc>
-        <w:tc>
-          <w:tcPr>
-            <w:tcW w:w="2880" w:type="dxa"/>
-          </w:tcPr>
-          <w:p>
-            <w:pPr>
-              <w:cnfStyle w:val="100000000000" w:firstRow="1" w:lastRow="0" w:firstColumn="0" w:lastColumn="0" w:oddVBand="0" w:evenVBand="0" w:oddHBand="0" w:evenHBand="0" w:firstRowFirstColumn="0" w:firstRowLastColumn="0" w:lastRowFirstColumn="0" w:lastRowLastColumn="0"/>
-            </w:pPr>
-            <w:r>
-              <w:t>Total Edges</w:t>
-            </w:r>
-          </w:p>
-        </w:tc>
-      </w:tr>
-      <w:tr>
-        <w:trPr>
-          <w:cnfStyle w:val="000000100000" w:firstRow="0" w:lastRow="0" w:firstColumn="0" w:lastColumn="0" w:oddVBand="0" w:evenVBand="0" w:oddHBand="1" w:evenHBand="0" w:firstRowFirstColumn="0" w:firstRowLastColumn="0" w:lastRowFirstColumn="0" w:lastRowLastColumn="0"/>
-        </w:trPr>
-        <w:tc>
-          <w:tcPr>
-            <w:cnfStyle w:val="001000000000" w:firstRow="0" w:lastRow="0" w:firstColumn="1" w:lastColumn="0" w:oddVBand="0" w:evenVBand="0" w:oddHBand="0" w:evenHBand="0" w:firstRowFirstColumn="0" w:firstRowLastColumn="0" w:lastRowFirstColumn="0" w:lastRowLastColumn="0"/>
-            <w:tcW w:w="2880" w:type="dxa"/>
-          </w:tcPr>
-          <w:p>
-            <w:r>
-              <w:t>geneAssociatesWithDisease</w:t>
-            </w:r>
-          </w:p>
-        </w:tc>
-        <w:tc>
-          <w:tcPr>
-            <w:tcW w:w="2880" w:type="dxa"/>
-          </w:tcPr>
-          <w:p>
-            <w:pPr>
-              <w:cnfStyle w:val="000000100000" w:firstRow="0" w:lastRow="0" w:firstColumn="0" w:lastColumn="0" w:oddVBand="0" w:evenVBand="0" w:oddHBand="1" w:evenHBand="0" w:firstRowFirstColumn="0" w:firstRowLastColumn="0" w:lastRowFirstColumn="0" w:lastRowLastColumn="0"/>
-            </w:pPr>
-            <w:r>
-              <w:t>PubTator, OpenTargets, GWAS, DisGeNET, Jensen, OMIM</w:t>
-            </w:r>
-          </w:p>
-        </w:tc>
-        <w:tc>
-          <w:tcPr>
-            <w:tcW w:w="2880" w:type="dxa"/>
-          </w:tcPr>
-          <w:p>
-            <w:r>
-              <w:t>3,706,670</w:t>
-            </w:r>
-          </w:p>
-        </w:tc>
-      </w:tr>
-      <w:tr>
-        <w:trPr>
-          <w:cnfStyle w:val="000000010000" w:firstRow="0" w:lastRow="0" w:firstColumn="0" w:lastColumn="0" w:oddVBand="0" w:evenVBand="0" w:oddHBand="0" w:evenHBand="1" w:firstRowFirstColumn="0" w:firstRowLastColumn="0" w:lastRowFirstColumn="0" w:lastRowLastColumn="0"/>
-        </w:trPr>
-        <w:tc>
-          <w:tcPr>
-            <w:cnfStyle w:val="001000000000" w:firstRow="0" w:lastRow="0" w:firstColumn="1" w:lastColumn="0" w:oddVBand="0" w:evenVBand="0" w:oddHBand="0" w:evenHBand="0" w:firstRowFirstColumn="0" w:firstRowLastColumn="0" w:lastRowFirstColumn="0" w:lastRowLastColumn="0"/>
-            <w:tcW w:w="2880" w:type="dxa"/>
-          </w:tcPr>
-          <w:p>
-            <w:r>
-              <w:t>bodyPartUnderexpressesGene</w:t>
-            </w:r>
-          </w:p>
-        </w:tc>
-        <w:tc>
-          <w:tcPr>
-            <w:tcW w:w="2880" w:type="dxa"/>
-          </w:tcPr>
-          <w:p>
-            <w:pPr>
-              <w:cnfStyle w:val="000000010000" w:firstRow="0" w:lastRow="0" w:firstColumn="0" w:lastColumn="0" w:oddVBand="0" w:evenVBand="0" w:oddHBand="0" w:evenHBand="1" w:firstRowFirstColumn="0" w:firstRowLastColumn="0" w:lastRowFirstColumn="0" w:lastRowLastColumn="0"/>
-            </w:pPr>
-            <w:r>
-              <w:t>Bgee</w:t>
-            </w:r>
-          </w:p>
-        </w:tc>
-        <w:tc>
-          <w:tcPr>
-            <w:tcW w:w="2880" w:type="dxa"/>
-          </w:tcPr>
-          <w:p>
-            <w:r>
-              <w:t>5,334,316</w:t>
-            </w:r>
-          </w:p>
-        </w:tc>
-      </w:tr>
-      <w:tr>
-        <w:trPr>
-          <w:cnfStyle w:val="000000100000" w:firstRow="0" w:lastRow="0" w:firstColumn="0" w:lastColumn="0" w:oddVBand="0" w:evenVBand="0" w:oddHBand="1" w:evenHBand="0" w:firstRowFirstColumn="0" w:firstRowLastColumn="0" w:lastRowFirstColumn="0" w:lastRowLastColumn="0"/>
-        </w:trPr>
-        <w:tc>
-          <w:tcPr>
-            <w:cnfStyle w:val="001000000000" w:firstRow="0" w:lastRow="0" w:firstColumn="1" w:lastColumn="0" w:oddVBand="0" w:evenVBand="0" w:oddHBand="0" w:evenHBand="0" w:firstRowFirstColumn="0" w:firstRowLastColumn="0" w:lastRowFirstColumn="0" w:lastRowLastColumn="0"/>
-            <w:tcW w:w="2880" w:type="dxa"/>
-          </w:tcPr>
-          <w:p>
-            <w:r>
-              <w:t>hasVariant / variantInGene</w:t>
-            </w:r>
-          </w:p>
-        </w:tc>
-        <w:tc>
-          <w:tcPr>
-            <w:tcW w:w="2880" w:type="dxa"/>
-          </w:tcPr>
-          <w:p>
-            <w:pPr>
-              <w:cnfStyle w:val="000000100000" w:firstRow="0" w:lastRow="0" w:firstColumn="0" w:lastColumn="0" w:oddVBand="0" w:evenVBand="0" w:oddHBand="1" w:evenHBand="0" w:firstRowFirstColumn="0" w:firstRowLastColumn="0" w:lastRowFirstColumn="0" w:lastRowLastColumn="0"/>
-            </w:pPr>
-            <w:r>
-              <w:t>ClinVar</w:t>
-            </w:r>
-          </w:p>
-        </w:tc>
-        <w:tc>
-          <w:tcPr>
-            <w:tcW w:w="2880" w:type="dxa"/>
-          </w:tcPr>
-          <w:p>
-            <w:r>
-              <w:t>4,439,480 each</w:t>
-            </w:r>
-          </w:p>
-        </w:tc>
-      </w:tr>
-      <w:tr>
-        <w:trPr>
-          <w:cnfStyle w:val="000000010000" w:firstRow="0" w:lastRow="0" w:firstColumn="0" w:lastColumn="0" w:oddVBand="0" w:evenVBand="0" w:oddHBand="0" w:evenHBand="1" w:firstRowFirstColumn="0" w:firstRowLastColumn="0" w:lastRowFirstColumn="0" w:lastRowLastColumn="0"/>
-        </w:trPr>
-        <w:tc>
-          <w:tcPr>
-            <w:cnfStyle w:val="001000000000" w:firstRow="0" w:lastRow="0" w:firstColumn="1" w:lastColumn="0" w:oddVBand="0" w:evenVBand="0" w:oddHBand="0" w:evenHBand="0" w:firstRowFirstColumn="0" w:firstRowLastColumn="0" w:lastRowFirstColumn="0" w:lastRowLastColumn="0"/>
-            <w:tcW w:w="2880" w:type="dxa"/>
-          </w:tcPr>
-          <w:p>
-            <w:r>
-              <w:t>associatedWithVariant / variantAssociatedWithDisease</w:t>
-            </w:r>
-          </w:p>
-        </w:tc>
-        <w:tc>
-          <w:tcPr>
-            <w:tcW w:w="2880" w:type="dxa"/>
-          </w:tcPr>
-          <w:p>
-            <w:pPr>
-              <w:cnfStyle w:val="000000010000" w:firstRow="0" w:lastRow="0" w:firstColumn="0" w:lastColumn="0" w:oddVBand="0" w:evenVBand="0" w:oddHBand="0" w:evenHBand="1" w:firstRowFirstColumn="0" w:firstRowLastColumn="0" w:lastRowFirstColumn="0" w:lastRowLastColumn="0"/>
-            </w:pPr>
-            <w:r>
-              <w:t>ClinVar</w:t>
-            </w:r>
-          </w:p>
-        </w:tc>
-        <w:tc>
-          <w:tcPr>
-            <w:tcW w:w="2880" w:type="dxa"/>
-          </w:tcPr>
-          <w:p>
-            <w:r>
-              <w:t>1,862,448 each</w:t>
-            </w:r>
-          </w:p>
-        </w:tc>
-      </w:tr>
-      <w:tr>
-        <w:trPr>
-          <w:cnfStyle w:val="000000100000" w:firstRow="0" w:lastRow="0" w:firstColumn="0" w:lastColumn="0" w:oddVBand="0" w:evenVBand="0" w:oddHBand="1" w:evenHBand="0" w:firstRowFirstColumn="0" w:firstRowLastColumn="0" w:lastRowFirstColumn="0" w:lastRowLastColumn="0"/>
-        </w:trPr>
-        <w:tc>
-          <w:tcPr>
-            <w:cnfStyle w:val="001000000000" w:firstRow="0" w:lastRow="0" w:firstColumn="1" w:lastColumn="0" w:oddVBand="0" w:evenVBand="0" w:oddHBand="0" w:evenHBand="0" w:firstRowFirstColumn="0" w:firstRowLastColumn="0" w:lastRowFirstColumn="0" w:lastRowLastColumn="0"/>
-            <w:tcW w:w="2880" w:type="dxa"/>
-          </w:tcPr>
-          <w:p>
-            <w:r>
-              <w:t>geneExpressedInBodyPart</w:t>
-            </w:r>
-          </w:p>
-        </w:tc>
-        <w:tc>
-          <w:tcPr>
-            <w:tcW w:w="2880" w:type="dxa"/>
-          </w:tcPr>
-          <w:p>
-            <w:pPr>
-              <w:cnfStyle w:val="000000100000" w:firstRow="0" w:lastRow="0" w:firstColumn="0" w:lastColumn="0" w:oddVBand="0" w:evenVBand="0" w:oddHBand="1" w:evenHBand="0" w:firstRowFirstColumn="0" w:firstRowLastColumn="0" w:lastRowFirstColumn="0" w:lastRowLastColumn="0"/>
-            </w:pPr>
-            <w:r>
-              <w:t>Jensen TISSUES</w:t>
-            </w:r>
-          </w:p>
-        </w:tc>
-        <w:tc>
-          <w:tcPr>
-            <w:tcW w:w="2880" w:type="dxa"/>
-          </w:tcPr>
-          <w:p>
-            <w:r>
-              <w:t>982,039</w:t>
-            </w:r>
-          </w:p>
-        </w:tc>
-      </w:tr>
-      <w:tr>
-        <w:trPr>
-          <w:cnfStyle w:val="000000010000" w:firstRow="0" w:lastRow="0" w:firstColumn="0" w:lastColumn="0" w:oddVBand="0" w:evenVBand="0" w:oddHBand="0" w:evenHBand="1" w:firstRowFirstColumn="0" w:firstRowLastColumn="0" w:lastRowFirstColumn="0" w:lastRowLastColumn="0"/>
-        </w:trPr>
-        <w:tc>
-          <w:tcPr>
-            <w:cnfStyle w:val="001000000000" w:firstRow="0" w:lastRow="0" w:firstColumn="1" w:lastColumn="0" w:oddVBand="0" w:evenVBand="0" w:oddHBand="0" w:evenHBand="0" w:firstRowFirstColumn="0" w:firstRowLastColumn="0" w:lastRowFirstColumn="0" w:lastRowLastColumn="0"/>
-            <w:tcW w:w="2880" w:type="dxa"/>
-          </w:tcPr>
-          <w:p>
-            <w:r>
-              <w:t>STUDIES_CONDITION</w:t>
-            </w:r>
-          </w:p>
-        </w:tc>
-        <w:tc>
-          <w:tcPr>
-            <w:tcW w:w="2880" w:type="dxa"/>
-          </w:tcPr>
-          <w:p>
-            <w:pPr>
-              <w:cnfStyle w:val="000000010000" w:firstRow="0" w:lastRow="0" w:firstColumn="0" w:lastColumn="0" w:oddVBand="0" w:evenVBand="0" w:oddHBand="0" w:evenHBand="1" w:firstRowFirstColumn="0" w:firstRowLastColumn="0" w:lastRowFirstColumn="0" w:lastRowLastColumn="0"/>
-            </w:pPr>
-            <w:r>
-              <w:t>ClinicalTrials.gov</w:t>
-            </w:r>
-          </w:p>
-        </w:tc>
-        <w:tc>
-          <w:tcPr>
-            <w:tcW w:w="2880" w:type="dxa"/>
-          </w:tcPr>
-          <w:p>
-            <w:r>
-              <w:t>674</w:t>
-            </w:r>
-          </w:p>
-        </w:tc>
-      </w:tr>
-      <w:tr>
-        <w:trPr>
-          <w:cnfStyle w:val="000000100000" w:firstRow="0" w:lastRow="0" w:firstColumn="0" w:lastColumn="0" w:oddVBand="0" w:evenVBand="0" w:oddHBand="1" w:evenHBand="0" w:firstRowFirstColumn="0" w:firstRowLastColumn="0" w:lastRowFirstColumn="0" w:lastRowLastColumn="0"/>
-        </w:trPr>
-        <w:tc>
-          <w:tcPr>
-            <w:cnfStyle w:val="001000000000" w:firstRow="0" w:lastRow="0" w:firstColumn="1" w:lastColumn="0" w:oddVBand="0" w:evenVBand="0" w:oddHBand="0" w:evenHBand="0" w:firstRowFirstColumn="0" w:firstRowLastColumn="0" w:lastRowFirstColumn="0" w:lastRowLastColumn="0"/>
-            <w:tcW w:w="2880" w:type="dxa"/>
-          </w:tcPr>
-          <w:p>
-            <w:r>
-              <w:t>geneInteractsWithGene</w:t>
-            </w:r>
-          </w:p>
-        </w:tc>
-        <w:tc>
-          <w:tcPr>
-            <w:tcW w:w="2880" w:type="dxa"/>
-          </w:tcPr>
-          <w:p>
-            <w:pPr>
-              <w:cnfStyle w:val="000000100000" w:firstRow="0" w:lastRow="0" w:firstColumn="0" w:lastColumn="0" w:oddVBand="0" w:evenVBand="0" w:oddHBand="1" w:evenHBand="0" w:firstRowFirstColumn="0" w:firstRowLastColumn="0" w:lastRowFirstColumn="0" w:lastRowLastColumn="0"/>
-            </w:pPr>
-            <w:r>
-              <w:t>STRING, Hetionet</w:t>
-            </w:r>
-          </w:p>
-        </w:tc>
-        <w:tc>
-          <w:tcPr>
-            <w:tcW w:w="2880" w:type="dxa"/>
-          </w:tcPr>
-          <w:p>
-            <w:r>
-              <w:t>234,533</w:t>
-            </w:r>
-          </w:p>
-        </w:tc>
-      </w:tr>
-      <w:tr>
-        <w:trPr>
-          <w:cnfStyle w:val="000000010000" w:firstRow="0" w:lastRow="0" w:firstColumn="0" w:lastColumn="0" w:oddVBand="0" w:evenVBand="0" w:oddHBand="0" w:evenHBand="1" w:firstRowFirstColumn="0" w:firstRowLastColumn="0" w:lastRowFirstColumn="0" w:lastRowLastColumn="0"/>
-        </w:trPr>
-        <w:tc>
-          <w:tcPr>
-            <w:cnfStyle w:val="001000000000" w:firstRow="0" w:lastRow="0" w:firstColumn="1" w:lastColumn="0" w:oddVBand="0" w:evenVBand="0" w:oddHBand="0" w:evenHBand="0" w:firstRowFirstColumn="0" w:firstRowLastColumn="0" w:lastRowFirstColumn="0" w:lastRowLastColumn="0"/>
-            <w:tcW w:w="2880" w:type="dxa"/>
-          </w:tcPr>
-          <w:p>
-            <w:r>
-              <w:t>TESTS_INTERVENTION</w:t>
-            </w:r>
-          </w:p>
-        </w:tc>
-        <w:tc>
-          <w:tcPr>
-            <w:tcW w:w="2880" w:type="dxa"/>
-          </w:tcPr>
-          <w:p>
-            <w:pPr>
-              <w:cnfStyle w:val="000000010000" w:firstRow="0" w:lastRow="0" w:firstColumn="0" w:lastColumn="0" w:oddVBand="0" w:evenVBand="0" w:oddHBand="0" w:evenHBand="1" w:firstRowFirstColumn="0" w:firstRowLastColumn="0" w:lastRowFirstColumn="0" w:lastRowLastColumn="0"/>
-            </w:pPr>
-            <w:r>
-              <w:t>ClinicalTrials.gov</w:t>
-            </w:r>
-          </w:p>
-        </w:tc>
-        <w:tc>
-          <w:tcPr>
-            <w:tcW w:w="2880" w:type="dxa"/>
-          </w:tcPr>
-          <w:p>
-            <w:r>
-              <w:t>18,145</w:t>
-            </w:r>
-          </w:p>
-        </w:tc>
-      </w:tr>
-      <w:tr>
-        <w:trPr>
-          <w:cnfStyle w:val="000000100000" w:firstRow="0" w:lastRow="0" w:firstColumn="0" w:lastColumn="0" w:oddVBand="0" w:evenVBand="0" w:oddHBand="1" w:evenHBand="0" w:firstRowFirstColumn="0" w:firstRowLastColumn="0" w:lastRowFirstColumn="0" w:lastRowLastColumn="0"/>
-        </w:trPr>
-        <w:tc>
-          <w:tcPr>
-            <w:cnfStyle w:val="001000000000" w:firstRow="0" w:lastRow="0" w:firstColumn="1" w:lastColumn="0" w:oddVBand="0" w:evenVBand="0" w:oddHBand="0" w:evenHBand="0" w:firstRowFirstColumn="0" w:firstRowLastColumn="0" w:lastRowFirstColumn="0" w:lastRowLastColumn="0"/>
-            <w:tcW w:w="2880" w:type="dxa"/>
-          </w:tcPr>
-          <w:p>
-            <w:r>
-              <w:t>geneInPathway / pathwayContainsGene</w:t>
-            </w:r>
-          </w:p>
-        </w:tc>
-        <w:tc>
-          <w:tcPr>
-            <w:tcW w:w="2880" w:type="dxa"/>
-          </w:tcPr>
-          <w:p>
-            <w:pPr>
-              <w:cnfStyle w:val="000000100000" w:firstRow="0" w:lastRow="0" w:firstColumn="0" w:lastColumn="0" w:oddVBand="0" w:evenVBand="0" w:oddHBand="1" w:evenHBand="0" w:firstRowFirstColumn="0" w:firstRowLastColumn="0" w:lastRowFirstColumn="0" w:lastRowLastColumn="0"/>
-            </w:pPr>
-            <w:r>
-              <w:t>AOP-DB, Reactome, WikiPathways</w:t>
-            </w:r>
-          </w:p>
-        </w:tc>
-        <w:tc>
-          <w:tcPr>
-            <w:tcW w:w="2880" w:type="dxa"/>
-          </w:tcPr>
-          <w:p>
-            <w:r>
-              <w:t>43,383 each</w:t>
-            </w:r>
-          </w:p>
-        </w:tc>
-      </w:tr>
-      <w:tr>
-        <w:trPr>
-          <w:cnfStyle w:val="000000010000" w:firstRow="0" w:lastRow="0" w:firstColumn="0" w:lastColumn="0" w:oddVBand="0" w:evenVBand="0" w:oddHBand="0" w:evenHBand="1" w:firstRowFirstColumn="0" w:firstRowLastColumn="0" w:lastRowFirstColumn="0" w:lastRowLastColumn="0"/>
-        </w:trPr>
-        <w:tc>
-          <w:tcPr>
-            <w:cnfStyle w:val="001000000000" w:firstRow="0" w:lastRow="0" w:firstColumn="1" w:lastColumn="0" w:oddVBand="0" w:evenVBand="0" w:oddHBand="0" w:evenHBand="0" w:firstRowFirstColumn="0" w:firstRowLastColumn="0" w:lastRowFirstColumn="0" w:lastRowLastColumn="0"/>
-            <w:tcW w:w="2880" w:type="dxa"/>
-          </w:tcPr>
-          <w:p>
-            <w:r>
-              <w:t>geneAssociatesWithPhenotype</w:t>
-            </w:r>
-          </w:p>
-        </w:tc>
-        <w:tc>
-          <w:tcPr>
-            <w:tcW w:w="2880" w:type="dxa"/>
-          </w:tcPr>
-          <w:p>
-            <w:pPr>
-              <w:cnfStyle w:val="000000010000" w:firstRow="0" w:lastRow="0" w:firstColumn="0" w:lastColumn="0" w:oddVBand="0" w:evenVBand="0" w:oddHBand="0" w:evenHBand="1" w:firstRowFirstColumn="0" w:firstRowLastColumn="0" w:lastRowFirstColumn="0" w:lastRowLastColumn="0"/>
-            </w:pPr>
-            <w:r>
-              <w:t>HPO</w:t>
-            </w:r>
-          </w:p>
-        </w:tc>
-        <w:tc>
-          <w:tcPr>
-            <w:tcW w:w="2880" w:type="dxa"/>
-          </w:tcPr>
-          <w:p>
-            <w:r>
-              <w:t>30,488</w:t>
-            </w:r>
-          </w:p>
-        </w:tc>
-      </w:tr>
-      <w:tr>
-        <w:trPr>
-          <w:cnfStyle w:val="000000100000" w:firstRow="0" w:lastRow="0" w:firstColumn="0" w:lastColumn="0" w:oddVBand="0" w:evenVBand="0" w:oddHBand="1" w:evenHBand="0" w:firstRowFirstColumn="0" w:firstRowLastColumn="0" w:lastRowFirstColumn="0" w:lastRowLastColumn="0"/>
-        </w:trPr>
-        <w:tc>
-          <w:tcPr>
-            <w:cnfStyle w:val="001000000000" w:firstRow="0" w:lastRow="0" w:firstColumn="1" w:lastColumn="0" w:oddVBand="0" w:evenVBand="0" w:oddHBand="0" w:evenHBand="0" w:firstRowFirstColumn="0" w:firstRowLastColumn="0" w:lastRowFirstColumn="0" w:lastRowLastColumn="0"/>
-            <w:tcW w:w="2880" w:type="dxa"/>
-          </w:tcPr>
-          <w:p>
-            <w:r>
-              <w:t>geneRegulatesGene</w:t>
-            </w:r>
-          </w:p>
-        </w:tc>
-        <w:tc>
-          <w:tcPr>
-            <w:tcW w:w="2880" w:type="dxa"/>
-          </w:tcPr>
-          <w:p>
-            <w:pPr>
-              <w:cnfStyle w:val="000000100000" w:firstRow="0" w:lastRow="0" w:firstColumn="0" w:lastColumn="0" w:oddVBand="0" w:evenVBand="0" w:oddHBand="1" w:evenHBand="0" w:firstRowFirstColumn="0" w:firstRowLastColumn="0" w:lastRowFirstColumn="0" w:lastRowLastColumn="0"/>
-            </w:pPr>
-            <w:r>
-              <w:t>LINCS L1000</w:t>
-            </w:r>
-          </w:p>
-        </w:tc>
-        <w:tc>
-          <w:tcPr>
-            <w:tcW w:w="2880" w:type="dxa"/>
-          </w:tcPr>
-          <w:p>
-            <w:r>
-              <w:t>6,262</w:t>
-            </w:r>
-          </w:p>
-        </w:tc>
-      </w:tr>
-      <w:tr>
-        <w:trPr>
-          <w:cnfStyle w:val="000000010000" w:firstRow="0" w:lastRow="0" w:firstColumn="0" w:lastColumn="0" w:oddVBand="0" w:evenVBand="0" w:oddHBand="0" w:evenHBand="1" w:firstRowFirstColumn="0" w:firstRowLastColumn="0" w:lastRowFirstColumn="0" w:lastRowLastColumn="0"/>
-        </w:trPr>
-        <w:tc>
-          <w:tcPr>
-            <w:cnfStyle w:val="001000000000" w:firstRow="0" w:lastRow="0" w:firstColumn="1" w:lastColumn="0" w:oddVBand="0" w:evenVBand="0" w:oddHBand="0" w:evenHBand="0" w:firstRowFirstColumn="0" w:firstRowLastColumn="0" w:lastRowFirstColumn="0" w:lastRowLastColumn="0"/>
-            <w:tcW w:w="2880" w:type="dxa"/>
-          </w:tcPr>
-          <w:p>
-            <w:r>
-              <w:t>chemicalIncreasesExpression</w:t>
-            </w:r>
-          </w:p>
-        </w:tc>
-        <w:tc>
-          <w:tcPr>
-            <w:tcW w:w="2880" w:type="dxa"/>
-          </w:tcPr>
-          <w:p>
-            <w:pPr>
-              <w:cnfStyle w:val="000000010000" w:firstRow="0" w:lastRow="0" w:firstColumn="0" w:lastColumn="0" w:oddVBand="0" w:evenVBand="0" w:oddHBand="0" w:evenHBand="1" w:firstRowFirstColumn="0" w:firstRowLastColumn="0" w:lastRowFirstColumn="0" w:lastRowLastColumn="0"/>
-            </w:pPr>
-            <w:r>
-              <w:t>CTD</w:t>
-            </w:r>
-          </w:p>
-        </w:tc>
-        <w:tc>
-          <w:tcPr>
-            <w:tcW w:w="2880" w:type="dxa"/>
-          </w:tcPr>
-          <w:p>
-            <w:r>
-              <w:t>218,140</w:t>
-            </w:r>
-          </w:p>
-        </w:tc>
-      </w:tr>
-      <w:tr>
-        <w:trPr>
-          <w:cnfStyle w:val="000000100000" w:firstRow="0" w:lastRow="0" w:firstColumn="0" w:lastColumn="0" w:oddVBand="0" w:evenVBand="0" w:oddHBand="1" w:evenHBand="0" w:firstRowFirstColumn="0" w:firstRowLastColumn="0" w:lastRowFirstColumn="0" w:lastRowLastColumn="0"/>
-        </w:trPr>
-        <w:tc>
-          <w:tcPr>
-            <w:cnfStyle w:val="001000000000" w:firstRow="0" w:lastRow="0" w:firstColumn="1" w:lastColumn="0" w:oddVBand="0" w:evenVBand="0" w:oddHBand="0" w:evenHBand="0" w:firstRowFirstColumn="0" w:firstRowLastColumn="0" w:lastRowFirstColumn="0" w:lastRowLastColumn="0"/>
-            <w:tcW w:w="2880" w:type="dxa"/>
-          </w:tcPr>
-          <w:p>
-            <w:r>
-              <w:t>chemicalDecreasesExpression</w:t>
-            </w:r>
-          </w:p>
-        </w:tc>
-        <w:tc>
-          <w:tcPr>
-            <w:tcW w:w="2880" w:type="dxa"/>
-          </w:tcPr>
-          <w:p>
-            <w:pPr>
-              <w:cnfStyle w:val="000000100000" w:firstRow="0" w:lastRow="0" w:firstColumn="0" w:lastColumn="0" w:oddVBand="0" w:evenVBand="0" w:oddHBand="1" w:evenHBand="0" w:firstRowFirstColumn="0" w:firstRowLastColumn="0" w:lastRowFirstColumn="0" w:lastRowLastColumn="0"/>
-            </w:pPr>
-            <w:r>
-              <w:t>CTD</w:t>
-            </w:r>
-          </w:p>
-        </w:tc>
-        <w:tc>
-          <w:tcPr>
-            <w:tcW w:w="2880" w:type="dxa"/>
-          </w:tcPr>
-          <w:p>
-            <w:r>
-              <w:t>213,581</w:t>
-            </w:r>
-          </w:p>
-        </w:tc>
-      </w:tr>
-      <w:tr>
-        <w:trPr>
-          <w:cnfStyle w:val="000000010000" w:firstRow="0" w:lastRow="0" w:firstColumn="0" w:lastColumn="0" w:oddVBand="0" w:evenVBand="0" w:oddHBand="0" w:evenHBand="1" w:firstRowFirstColumn="0" w:firstRowLastColumn="0" w:lastRowFirstColumn="0" w:lastRowLastColumn="0"/>
-        </w:trPr>
-        <w:tc>
-          <w:tcPr>
-            <w:cnfStyle w:val="001000000000" w:firstRow="0" w:lastRow="0" w:firstColumn="1" w:lastColumn="0" w:oddVBand="0" w:evenVBand="0" w:oddHBand="0" w:evenHBand="0" w:firstRowFirstColumn="0" w:firstRowLastColumn="0" w:lastRowFirstColumn="0" w:lastRowLastColumn="0"/>
-            <w:tcW w:w="2880" w:type="dxa"/>
-          </w:tcPr>
-          <w:p>
-            <w:r>
-              <w:t>diseaseAssociatesWithDisease</w:t>
-            </w:r>
-          </w:p>
-        </w:tc>
-        <w:tc>
-          <w:tcPr>
-            <w:tcW w:w="2880" w:type="dxa"/>
-          </w:tcPr>
-          <w:p>
-            <w:pPr>
-              <w:cnfStyle w:val="000000010000" w:firstRow="0" w:lastRow="0" w:firstColumn="0" w:lastColumn="0" w:oddVBand="0" w:evenVBand="0" w:oddHBand="0" w:evenHBand="1" w:firstRowFirstColumn="0" w:firstRowLastColumn="0" w:lastRowFirstColumn="0" w:lastRowLastColumn="0"/>
-            </w:pPr>
-            <w:r>
-              <w:t>PubTator</w:t>
-            </w:r>
-          </w:p>
-        </w:tc>
-        <w:tc>
-          <w:tcPr>
-            <w:tcW w:w="2880" w:type="dxa"/>
-          </w:tcPr>
-          <w:p>
-            <w:r>
-              <w:t>2,138,895</w:t>
-            </w:r>
-          </w:p>
-        </w:tc>
-      </w:tr>
-      <w:tr>
-        <w:trPr>
-          <w:cnfStyle w:val="000000100000" w:firstRow="0" w:lastRow="0" w:firstColumn="0" w:lastColumn="0" w:oddVBand="0" w:evenVBand="0" w:oddHBand="1" w:evenHBand="0" w:firstRowFirstColumn="0" w:firstRowLastColumn="0" w:lastRowFirstColumn="0" w:lastRowLastColumn="0"/>
-        </w:trPr>
-        <w:tc>
-          <w:tcPr>
-            <w:cnfStyle w:val="001000000000" w:firstRow="0" w:lastRow="0" w:firstColumn="1" w:lastColumn="0" w:oddVBand="0" w:evenVBand="0" w:oddHBand="0" w:evenHBand="0" w:firstRowFirstColumn="0" w:firstRowLastColumn="0" w:lastRowFirstColumn="0" w:lastRowLastColumn="0"/>
-            <w:tcW w:w="2880" w:type="dxa"/>
-          </w:tcPr>
-          <w:p>
-            <w:r>
-              <w:t>compoundCausesSideEffect</w:t>
-            </w:r>
-          </w:p>
-        </w:tc>
-        <w:tc>
-          <w:tcPr>
-            <w:tcW w:w="2880" w:type="dxa"/>
-          </w:tcPr>
-          <w:p>
-            <w:pPr>
-              <w:cnfStyle w:val="000000100000" w:firstRow="0" w:lastRow="0" w:firstColumn="0" w:lastColumn="0" w:oddVBand="0" w:evenVBand="0" w:oddHBand="1" w:evenHBand="0" w:firstRowFirstColumn="0" w:firstRowLastColumn="0" w:lastRowFirstColumn="0" w:lastRowLastColumn="0"/>
-            </w:pPr>
-            <w:r>
-              <w:t>SIDER</w:t>
-            </w:r>
-          </w:p>
-        </w:tc>
-        <w:tc>
-          <w:tcPr>
-            <w:tcW w:w="2880" w:type="dxa"/>
-          </w:tcPr>
-          <w:p>
-            <w:r>
-              <w:t>148,518</w:t>
-            </w:r>
-          </w:p>
-        </w:tc>
-      </w:tr>
-      <w:tr>
-        <w:trPr>
-          <w:cnfStyle w:val="000000010000" w:firstRow="0" w:lastRow="0" w:firstColumn="0" w:lastColumn="0" w:oddVBand="0" w:evenVBand="0" w:oddHBand="0" w:evenHBand="1" w:firstRowFirstColumn="0" w:firstRowLastColumn="0" w:lastRowFirstColumn="0" w:lastRowLastColumn="0"/>
-        </w:trPr>
-        <w:tc>
-          <w:tcPr>
-            <w:cnfStyle w:val="001000000000" w:firstRow="0" w:lastRow="0" w:firstColumn="1" w:lastColumn="0" w:oddVBand="0" w:evenVBand="0" w:oddHBand="0" w:evenHBand="0" w:firstRowFirstColumn="0" w:firstRowLastColumn="0" w:lastRowFirstColumn="0" w:lastRowLastColumn="0"/>
-            <w:tcW w:w="2880" w:type="dxa"/>
-          </w:tcPr>
-          <w:p>
-            <w:r>
-              <w:t>drugCausesSideEffect</w:t>
-            </w:r>
-          </w:p>
-        </w:tc>
-        <w:tc>
-          <w:tcPr>
-            <w:tcW w:w="2880" w:type="dxa"/>
-          </w:tcPr>
-          <w:p>
-            <w:pPr>
-              <w:cnfStyle w:val="000000010000" w:firstRow="0" w:lastRow="0" w:firstColumn="0" w:lastColumn="0" w:oddVBand="0" w:evenVBand="0" w:oddHBand="0" w:evenHBand="1" w:firstRowFirstColumn="0" w:firstRowLastColumn="0" w:lastRowFirstColumn="0" w:lastRowLastColumn="0"/>
-            </w:pPr>
-            <w:r>
-              <w:t>Hetionet</w:t>
-            </w:r>
-          </w:p>
-        </w:tc>
-        <w:tc>
-          <w:tcPr>
-            <w:tcW w:w="2880" w:type="dxa"/>
-          </w:tcPr>
-          <w:p>
-            <w:r>
-              <w:t>138,540</w:t>
-            </w:r>
-          </w:p>
-        </w:tc>
-      </w:tr>
-      <w:tr>
-        <w:trPr>
-          <w:cnfStyle w:val="000000100000" w:firstRow="0" w:lastRow="0" w:firstColumn="0" w:lastColumn="0" w:oddVBand="0" w:evenVBand="0" w:oddHBand="1" w:evenHBand="0" w:firstRowFirstColumn="0" w:firstRowLastColumn="0" w:lastRowFirstColumn="0" w:lastRowLastColumn="0"/>
-        </w:trPr>
-        <w:tc>
-          <w:tcPr>
-            <w:cnfStyle w:val="001000000000" w:firstRow="0" w:lastRow="0" w:firstColumn="1" w:lastColumn="0" w:oddVBand="0" w:evenVBand="0" w:oddHBand="0" w:evenHBand="0" w:firstRowFirstColumn="0" w:firstRowLastColumn="0" w:lastRowFirstColumn="0" w:lastRowLastColumn="0"/>
-            <w:tcW w:w="2880" w:type="dxa"/>
-          </w:tcPr>
-          <w:p>
-            <w:r>
-              <w:t>geneParticipatesInBiologicalProcess</w:t>
-            </w:r>
-          </w:p>
-        </w:tc>
-        <w:tc>
-          <w:tcPr>
-            <w:tcW w:w="2880" w:type="dxa"/>
-          </w:tcPr>
-          <w:p>
-            <w:pPr>
-              <w:cnfStyle w:val="000000100000" w:firstRow="0" w:lastRow="0" w:firstColumn="0" w:lastColumn="0" w:oddVBand="0" w:evenVBand="0" w:oddHBand="1" w:evenHBand="0" w:firstRowFirstColumn="0" w:firstRowLastColumn="0" w:lastRowFirstColumn="0" w:lastRowLastColumn="0"/>
-            </w:pPr>
-            <w:r>
-              <w:t>Gene Ontology</w:t>
-            </w:r>
-          </w:p>
-        </w:tc>
-        <w:tc>
-          <w:tcPr>
-            <w:tcW w:w="2880" w:type="dxa"/>
-          </w:tcPr>
-          <w:p>
-            <w:r>
-              <w:t>135,351</w:t>
-            </w:r>
-          </w:p>
-        </w:tc>
-      </w:tr>
-      <w:tr>
-        <w:trPr>
-          <w:cnfStyle w:val="000000010000" w:firstRow="0" w:lastRow="0" w:firstColumn="0" w:lastColumn="0" w:oddVBand="0" w:evenVBand="0" w:oddHBand="0" w:evenHBand="1" w:firstRowFirstColumn="0" w:firstRowLastColumn="0" w:lastRowFirstColumn="0" w:lastRowLastColumn="0"/>
-        </w:trPr>
-        <w:tc>
-          <w:tcPr>
-            <w:cnfStyle w:val="001000000000" w:firstRow="0" w:lastRow="0" w:firstColumn="1" w:lastColumn="0" w:oddVBand="0" w:evenVBand="0" w:oddHBand="0" w:evenHBand="0" w:firstRowFirstColumn="0" w:firstRowLastColumn="0" w:lastRowFirstColumn="0" w:lastRowLastColumn="0"/>
-            <w:tcW w:w="2880" w:type="dxa"/>
-          </w:tcPr>
-          <w:p>
-            <w:r>
-              <w:t>geneHasMolecularFunction</w:t>
-            </w:r>
-          </w:p>
-        </w:tc>
-        <w:tc>
-          <w:tcPr>
-            <w:tcW w:w="2880" w:type="dxa"/>
-          </w:tcPr>
-          <w:p>
-            <w:pPr>
-              <w:cnfStyle w:val="000000010000" w:firstRow="0" w:lastRow="0" w:firstColumn="0" w:lastColumn="0" w:oddVBand="0" w:evenVBand="0" w:oddHBand="0" w:evenHBand="1" w:firstRowFirstColumn="0" w:firstRowLastColumn="0" w:lastRowFirstColumn="0" w:lastRowLastColumn="0"/>
-            </w:pPr>
-            <w:r>
-              <w:t>Gene Ontology</w:t>
-            </w:r>
-          </w:p>
-        </w:tc>
-        <w:tc>
-          <w:tcPr>
-            <w:tcW w:w="2880" w:type="dxa"/>
-          </w:tcPr>
-          <w:p>
-            <w:r>
-              <w:t>93,564</w:t>
-            </w:r>
-          </w:p>
-        </w:tc>
-      </w:tr>
-      <w:tr>
-        <w:trPr>
-          <w:cnfStyle w:val="000000100000" w:firstRow="0" w:lastRow="0" w:firstColumn="0" w:lastColumn="0" w:oddVBand="0" w:evenVBand="0" w:oddHBand="1" w:evenHBand="0" w:firstRowFirstColumn="0" w:firstRowLastColumn="0" w:lastRowFirstColumn="0" w:lastRowLastColumn="0"/>
-        </w:trPr>
-        <w:tc>
-          <w:tcPr>
-            <w:cnfStyle w:val="001000000000" w:firstRow="0" w:lastRow="0" w:firstColumn="1" w:lastColumn="0" w:oddVBand="0" w:evenVBand="0" w:oddHBand="0" w:evenHBand="0" w:firstRowFirstColumn="0" w:firstRowLastColumn="0" w:lastRowFirstColumn="0" w:lastRowLastColumn="0"/>
-            <w:tcW w:w="2880" w:type="dxa"/>
-          </w:tcPr>
-          <w:p>
-            <w:r>
-              <w:t>geneAssociatedWithCellularComponent</w:t>
-            </w:r>
-          </w:p>
-        </w:tc>
-        <w:tc>
-          <w:tcPr>
-            <w:tcW w:w="2880" w:type="dxa"/>
-          </w:tcPr>
-          <w:p>
-            <w:pPr>
-              <w:cnfStyle w:val="000000100000" w:firstRow="0" w:lastRow="0" w:firstColumn="0" w:lastColumn="0" w:oddVBand="0" w:evenVBand="0" w:oddHBand="1" w:evenHBand="0" w:firstRowFirstColumn="0" w:firstRowLastColumn="0" w:lastRowFirstColumn="0" w:lastRowLastColumn="0"/>
-            </w:pPr>
-            <w:r>
-              <w:t>Gene Ontology</w:t>
-            </w:r>
-          </w:p>
-        </w:tc>
-        <w:tc>
-          <w:tcPr>
-            <w:tcW w:w="2880" w:type="dxa"/>
-          </w:tcPr>
-          <w:p>
-            <w:r>
-              <w:t>93,792</w:t>
-            </w:r>
-          </w:p>
-        </w:tc>
-      </w:tr>
-      <w:tr>
-        <w:trPr>
-          <w:cnfStyle w:val="000000010000" w:firstRow="0" w:lastRow="0" w:firstColumn="0" w:lastColumn="0" w:oddVBand="0" w:evenVBand="0" w:oddHBand="0" w:evenHBand="1" w:firstRowFirstColumn="0" w:firstRowLastColumn="0" w:lastRowFirstColumn="0" w:lastRowLastColumn="0"/>
-        </w:trPr>
-        <w:tc>
-          <w:tcPr>
-            <w:cnfStyle w:val="001000000000" w:firstRow="0" w:lastRow="0" w:firstColumn="1" w:lastColumn="0" w:oddVBand="0" w:evenVBand="0" w:oddHBand="0" w:evenHBand="0" w:firstRowFirstColumn="0" w:firstRowLastColumn="0" w:lastRowFirstColumn="0" w:lastRowLastColumn="0"/>
-            <w:tcW w:w="2880" w:type="dxa"/>
-          </w:tcPr>
-          <w:p>
-            <w:r>
-              <w:t>geneCovariesWithGene</w:t>
-            </w:r>
-          </w:p>
-        </w:tc>
-        <w:tc>
-          <w:tcPr>
-            <w:tcW w:w="2880" w:type="dxa"/>
-          </w:tcPr>
-          <w:p>
-            <w:pPr>
-              <w:cnfStyle w:val="000000010000" w:firstRow="0" w:lastRow="0" w:firstColumn="0" w:lastColumn="0" w:oddVBand="0" w:evenVBand="0" w:oddHBand="0" w:evenHBand="1" w:firstRowFirstColumn="0" w:firstRowLastColumn="0" w:lastRowFirstColumn="0" w:lastRowLastColumn="0"/>
-            </w:pPr>
-            <w:r>
-              <w:t>Hetionet</w:t>
-            </w:r>
-          </w:p>
-        </w:tc>
-        <w:tc>
-          <w:tcPr>
-            <w:tcW w:w="2880" w:type="dxa"/>
-          </w:tcPr>
-          <w:p>
-            <w:r>
-              <w:t>127</w:t>
-            </w:r>
-          </w:p>
-        </w:tc>
-      </w:tr>
-      <w:tr>
-        <w:trPr>
-          <w:cnfStyle w:val="000000100000" w:firstRow="0" w:lastRow="0" w:firstColumn="0" w:lastColumn="0" w:oddVBand="0" w:evenVBand="0" w:oddHBand="1" w:evenHBand="0" w:firstRowFirstColumn="0" w:firstRowLastColumn="0" w:lastRowFirstColumn="0" w:lastRowLastColumn="0"/>
-        </w:trPr>
-        <w:tc>
-          <w:tcPr>
-            <w:cnfStyle w:val="001000000000" w:firstRow="0" w:lastRow="0" w:firstColumn="1" w:lastColumn="0" w:oddVBand="0" w:evenVBand="0" w:oddHBand="0" w:evenHBand="0" w:firstRowFirstColumn="0" w:firstRowLastColumn="0" w:lastRowFirstColumn="0" w:lastRowLastColumn="0"/>
-            <w:tcW w:w="2880" w:type="dxa"/>
-          </w:tcPr>
-          <w:p>
-            <w:r>
-              <w:t>compoundUpregulatesGene</w:t>
-            </w:r>
-          </w:p>
-        </w:tc>
-        <w:tc>
-          <w:tcPr>
-            <w:tcW w:w="2880" w:type="dxa"/>
-          </w:tcPr>
-          <w:p>
-            <w:pPr>
-              <w:cnfStyle w:val="000000100000" w:firstRow="0" w:lastRow="0" w:firstColumn="0" w:lastColumn="0" w:oddVBand="0" w:evenVBand="0" w:oddHBand="1" w:evenHBand="0" w:firstRowFirstColumn="0" w:firstRowLastColumn="0" w:lastRowFirstColumn="0" w:lastRowLastColumn="0"/>
-            </w:pPr>
-            <w:r>
-              <w:t>LINCS L1000</w:t>
-            </w:r>
-          </w:p>
-        </w:tc>
-        <w:tc>
-          <w:tcPr>
-            <w:tcW w:w="2880" w:type="dxa"/>
-          </w:tcPr>
-          <w:p>
-            <w:r>
-              <w:t>4,686</w:t>
-            </w:r>
-          </w:p>
-        </w:tc>
-      </w:tr>
-      <w:tr>
-        <w:trPr>
-          <w:cnfStyle w:val="000000010000" w:firstRow="0" w:lastRow="0" w:firstColumn="0" w:lastColumn="0" w:oddVBand="0" w:evenVBand="0" w:oddHBand="0" w:evenHBand="1" w:firstRowFirstColumn="0" w:firstRowLastColumn="0" w:lastRowFirstColumn="0" w:lastRowLastColumn="0"/>
-        </w:trPr>
-        <w:tc>
-          <w:tcPr>
-            <w:cnfStyle w:val="001000000000" w:firstRow="0" w:lastRow="0" w:firstColumn="1" w:lastColumn="0" w:oddVBand="0" w:evenVBand="0" w:oddHBand="0" w:evenHBand="0" w:firstRowFirstColumn="0" w:firstRowLastColumn="0" w:lastRowFirstColumn="0" w:lastRowLastColumn="0"/>
-            <w:tcW w:w="2880" w:type="dxa"/>
-          </w:tcPr>
-          <w:p>
-            <w:r>
-              <w:t>compoundDownregulatesGene</w:t>
-            </w:r>
-          </w:p>
-        </w:tc>
-        <w:tc>
-          <w:tcPr>
-            <w:tcW w:w="2880" w:type="dxa"/>
-          </w:tcPr>
-          <w:p>
-            <w:pPr>
-              <w:cnfStyle w:val="000000010000" w:firstRow="0" w:lastRow="0" w:firstColumn="0" w:lastColumn="0" w:oddVBand="0" w:evenVBand="0" w:oddHBand="0" w:evenHBand="1" w:firstRowFirstColumn="0" w:firstRowLastColumn="0" w:lastRowFirstColumn="0" w:lastRowLastColumn="0"/>
-            </w:pPr>
-            <w:r>
-              <w:t>LINCS L1000</w:t>
-            </w:r>
-          </w:p>
-        </w:tc>
-        <w:tc>
-          <w:tcPr>
-            <w:tcW w:w="2880" w:type="dxa"/>
-          </w:tcPr>
-          <w:p>
-            <w:r>
-              <w:t>5,765</w:t>
-            </w:r>
-          </w:p>
-        </w:tc>
-      </w:tr>
-      <w:tr>
-        <w:trPr>
-          <w:cnfStyle w:val="000000100000" w:firstRow="0" w:lastRow="0" w:firstColumn="0" w:lastColumn="0" w:oddVBand="0" w:evenVBand="0" w:oddHBand="1" w:evenHBand="0" w:firstRowFirstColumn="0" w:firstRowLastColumn="0" w:lastRowFirstColumn="0" w:lastRowLastColumn="0"/>
-        </w:trPr>
-        <w:tc>
-          <w:tcPr>
-            <w:cnfStyle w:val="001000000000" w:firstRow="0" w:lastRow="0" w:firstColumn="1" w:lastColumn="0" w:oddVBand="0" w:evenVBand="0" w:oddHBand="0" w:evenHBand="0" w:firstRowFirstColumn="0" w:firstRowLastColumn="0" w:lastRowFirstColumn="0" w:lastRowLastColumn="0"/>
-            <w:tcW w:w="2880" w:type="dxa"/>
-          </w:tcPr>
-          <w:p>
-            <w:r>
-              <w:t>geneInFamily / familyContainsGene</w:t>
-            </w:r>
-          </w:p>
-        </w:tc>
-        <w:tc>
-          <w:tcPr>
-            <w:tcW w:w="2880" w:type="dxa"/>
-          </w:tcPr>
-          <w:p>
-            <w:pPr>
-              <w:cnfStyle w:val="000000100000" w:firstRow="0" w:lastRow="0" w:firstColumn="0" w:lastColumn="0" w:oddVBand="0" w:evenVBand="0" w:oddHBand="1" w:evenHBand="0" w:firstRowFirstColumn="0" w:firstRowLastColumn="0" w:lastRowFirstColumn="0" w:lastRowLastColumn="0"/>
-            </w:pPr>
-            <w:r>
-              <w:t>HGNC</w:t>
-            </w:r>
-          </w:p>
-        </w:tc>
-        <w:tc>
-          <w:tcPr>
-            <w:tcW w:w="2880" w:type="dxa"/>
-          </w:tcPr>
-          <w:p>
-            <w:r>
-              <w:t>34,006 each</w:t>
-            </w:r>
-          </w:p>
-        </w:tc>
-      </w:tr>
-      <w:tr>
-        <w:trPr>
-          <w:cnfStyle w:val="000000010000" w:firstRow="0" w:lastRow="0" w:firstColumn="0" w:lastColumn="0" w:oddVBand="0" w:evenVBand="0" w:oddHBand="0" w:evenHBand="1" w:firstRowFirstColumn="0" w:firstRowLastColumn="0" w:lastRowFirstColumn="0" w:lastRowLastColumn="0"/>
-        </w:trPr>
-        <w:tc>
-          <w:tcPr>
-            <w:cnfStyle w:val="001000000000" w:firstRow="0" w:lastRow="0" w:firstColumn="1" w:lastColumn="0" w:oddVBand="0" w:evenVBand="0" w:oddHBand="0" w:evenHBand="0" w:firstRowFirstColumn="0" w:firstRowLastColumn="0" w:lastRowFirstColumn="0" w:lastRowLastColumn="0"/>
-            <w:tcW w:w="2880" w:type="dxa"/>
-          </w:tcPr>
-          <w:p>
-            <w:r>
-              <w:t>chemicalBindsGene</w:t>
-            </w:r>
-          </w:p>
-        </w:tc>
-        <w:tc>
-          <w:tcPr>
-            <w:tcW w:w="2880" w:type="dxa"/>
-          </w:tcPr>
-          <w:p>
-            <w:pPr>
-              <w:cnfStyle w:val="000000010000" w:firstRow="0" w:lastRow="0" w:firstColumn="0" w:lastColumn="0" w:oddVBand="0" w:evenVBand="0" w:oddHBand="0" w:evenHBand="1" w:firstRowFirstColumn="0" w:firstRowLastColumn="0" w:lastRowFirstColumn="0" w:lastRowLastColumn="0"/>
-            </w:pPr>
-            <w:r>
-              <w:t>BindingDB</w:t>
-            </w:r>
-          </w:p>
-        </w:tc>
-        <w:tc>
-          <w:tcPr>
-            <w:tcW w:w="2880" w:type="dxa"/>
-          </w:tcPr>
-          <w:p>
-            <w:r>
-              <w:t>4,205</w:t>
-            </w:r>
-          </w:p>
-        </w:tc>
-      </w:tr>
-      <w:tr>
-        <w:trPr>
-          <w:cnfStyle w:val="000000100000" w:firstRow="0" w:lastRow="0" w:firstColumn="0" w:lastColumn="0" w:oddVBand="0" w:evenVBand="0" w:oddHBand="1" w:evenHBand="0" w:firstRowFirstColumn="0" w:firstRowLastColumn="0" w:lastRowFirstColumn="0" w:lastRowLastColumn="0"/>
-        </w:trPr>
-        <w:tc>
-          <w:tcPr>
-            <w:cnfStyle w:val="001000000000" w:firstRow="0" w:lastRow="0" w:firstColumn="1" w:lastColumn="0" w:oddVBand="0" w:evenVBand="0" w:oddHBand="0" w:evenHBand="0" w:firstRowFirstColumn="0" w:firstRowLastColumn="0" w:lastRowFirstColumn="0" w:lastRowLastColumn="0"/>
-            <w:tcW w:w="2880" w:type="dxa"/>
-          </w:tcPr>
-          <w:p>
-            <w:r>
-              <w:t>drugBindsGene</w:t>
-            </w:r>
-          </w:p>
-        </w:tc>
-        <w:tc>
-          <w:tcPr>
-            <w:tcW w:w="2880" w:type="dxa"/>
-          </w:tcPr>
-          <w:p>
-            <w:pPr>
-              <w:cnfStyle w:val="000000100000" w:firstRow="0" w:lastRow="0" w:firstColumn="0" w:lastColumn="0" w:oddVBand="0" w:evenVBand="0" w:oddHBand="1" w:evenHBand="0" w:firstRowFirstColumn="0" w:firstRowLastColumn="0" w:lastRowFirstColumn="0" w:lastRowLastColumn="0"/>
-            </w:pPr>
-            <w:r>
-              <w:t>DrugBank</w:t>
-            </w:r>
-          </w:p>
-        </w:tc>
-        <w:tc>
-          <w:tcPr>
-            <w:tcW w:w="2880" w:type="dxa"/>
-          </w:tcPr>
-          <w:p>
-            <w:r>
-              <w:t>19,085</w:t>
-            </w:r>
-          </w:p>
-        </w:tc>
-      </w:tr>
-      <w:tr>
-        <w:trPr>
-          <w:cnfStyle w:val="000000010000" w:firstRow="0" w:lastRow="0" w:firstColumn="0" w:lastColumn="0" w:oddVBand="0" w:evenVBand="0" w:oddHBand="0" w:evenHBand="1" w:firstRowFirstColumn="0" w:firstRowLastColumn="0" w:lastRowFirstColumn="0" w:lastRowLastColumn="0"/>
-        </w:trPr>
-        <w:tc>
-          <w:tcPr>
-            <w:cnfStyle w:val="001000000000" w:firstRow="0" w:lastRow="0" w:firstColumn="1" w:lastColumn="0" w:oddVBand="0" w:evenVBand="0" w:oddHBand="0" w:evenHBand="0" w:firstRowFirstColumn="0" w:firstRowLastColumn="0" w:lastRowFirstColumn="0" w:lastRowLastColumn="0"/>
-            <w:tcW w:w="2880" w:type="dxa"/>
-          </w:tcPr>
-          <w:p>
-            <w:r>
-              <w:t>pharmacologicClassIncludesCompound</w:t>
-            </w:r>
-          </w:p>
-        </w:tc>
-        <w:tc>
-          <w:tcPr>
-            <w:tcW w:w="2880" w:type="dxa"/>
-          </w:tcPr>
-          <w:p>
-            <w:pPr>
-              <w:cnfStyle w:val="000000010000" w:firstRow="0" w:lastRow="0" w:firstColumn="0" w:lastColumn="0" w:oddVBand="0" w:evenVBand="0" w:oddHBand="0" w:evenHBand="1" w:firstRowFirstColumn="0" w:firstRowLastColumn="0" w:lastRowFirstColumn="0" w:lastRowLastColumn="0"/>
-            </w:pPr>
-            <w:r>
-              <w:t>DrugCentral</w:t>
-            </w:r>
-          </w:p>
-        </w:tc>
-        <w:tc>
-          <w:tcPr>
-            <w:tcW w:w="2880" w:type="dxa"/>
-          </w:tcPr>
-          <w:p>
-            <w:r>
-              <w:t>16,403</w:t>
-            </w:r>
-          </w:p>
-        </w:tc>
-      </w:tr>
-      <w:tr>
-        <w:trPr>
-          <w:cnfStyle w:val="000000100000" w:firstRow="0" w:lastRow="0" w:firstColumn="0" w:lastColumn="0" w:oddVBand="0" w:evenVBand="0" w:oddHBand="1" w:evenHBand="0" w:firstRowFirstColumn="0" w:firstRowLastColumn="0" w:lastRowFirstColumn="0" w:lastRowLastColumn="0"/>
-        </w:trPr>
-        <w:tc>
-          <w:tcPr>
-            <w:cnfStyle w:val="001000000000" w:firstRow="0" w:lastRow="0" w:firstColumn="1" w:lastColumn="0" w:oddVBand="0" w:evenVBand="0" w:oddHBand="0" w:evenHBand="0" w:firstRowFirstColumn="0" w:firstRowLastColumn="0" w:lastRowFirstColumn="0" w:lastRowLastColumn="0"/>
-            <w:tcW w:w="2880" w:type="dxa"/>
-          </w:tcPr>
-          <w:p>
-            <w:r>
-              <w:t>transcriptionFactorInteractsWithGene</w:t>
-            </w:r>
-          </w:p>
-        </w:tc>
-        <w:tc>
-          <w:tcPr>
-            <w:tcW w:w="2880" w:type="dxa"/>
-          </w:tcPr>
-          <w:p>
-            <w:pPr>
-              <w:cnfStyle w:val="000000100000" w:firstRow="0" w:lastRow="0" w:firstColumn="0" w:lastColumn="0" w:oddVBand="0" w:evenVBand="0" w:oddHBand="1" w:evenHBand="0" w:firstRowFirstColumn="0" w:firstRowLastColumn="0" w:lastRowFirstColumn="0" w:lastRowLastColumn="0"/>
-            </w:pPr>
-            <w:r>
-              <w:t>DoRothEA</w:t>
-            </w:r>
-          </w:p>
-        </w:tc>
-        <w:tc>
-          <w:tcPr>
-            <w:tcW w:w="2880" w:type="dxa"/>
-          </w:tcPr>
-          <w:p>
-            <w:r>
-              <w:t>15,092</w:t>
-            </w:r>
-          </w:p>
-        </w:tc>
-      </w:tr>
-      <w:tr>
-        <w:trPr>
-          <w:cnfStyle w:val="000000010000" w:firstRow="0" w:lastRow="0" w:firstColumn="0" w:lastColumn="0" w:oddVBand="0" w:evenVBand="0" w:oddHBand="0" w:evenHBand="1" w:firstRowFirstColumn="0" w:firstRowLastColumn="0" w:lastRowFirstColumn="0" w:lastRowLastColumn="0"/>
-        </w:trPr>
-        <w:tc>
-          <w:tcPr>
-            <w:cnfStyle w:val="001000000000" w:firstRow="0" w:lastRow="0" w:firstColumn="1" w:lastColumn="0" w:oddVBand="0" w:evenVBand="0" w:oddHBand="0" w:evenHBand="0" w:firstRowFirstColumn="0" w:firstRowLastColumn="0" w:lastRowFirstColumn="0" w:lastRowLastColumn="0"/>
-            <w:tcW w:w="2880" w:type="dxa"/>
-          </w:tcPr>
-          <w:p>
-            <w:r>
-              <w:t>drugTreatsDisease</w:t>
-            </w:r>
-          </w:p>
-        </w:tc>
-        <w:tc>
-          <w:tcPr>
-            <w:tcW w:w="2880" w:type="dxa"/>
-          </w:tcPr>
-          <w:p>
-            <w:pPr>
-              <w:cnfStyle w:val="000000010000" w:firstRow="0" w:lastRow="0" w:firstColumn="0" w:lastColumn="0" w:oddVBand="0" w:evenVBand="0" w:oddHBand="0" w:evenHBand="1" w:firstRowFirstColumn="0" w:firstRowLastColumn="0" w:lastRowFirstColumn="0" w:lastRowLastColumn="0"/>
-            </w:pPr>
-            <w:r>
-              <w:t>DrugCentral</w:t>
-            </w:r>
-          </w:p>
-        </w:tc>
-        <w:tc>
-          <w:tcPr>
-            <w:tcW w:w="2880" w:type="dxa"/>
-          </w:tcPr>
-          <w:p>
-            <w:r>
-              <w:t>1,326</w:t>
-            </w:r>
-          </w:p>
-        </w:tc>
-      </w:tr>
-      <w:tr>
-        <w:trPr>
-          <w:cnfStyle w:val="000000100000" w:firstRow="0" w:lastRow="0" w:firstColumn="0" w:lastColumn="0" w:oddVBand="0" w:evenVBand="0" w:oddHBand="1" w:evenHBand="0" w:firstRowFirstColumn="0" w:firstRowLastColumn="0" w:lastRowFirstColumn="0" w:lastRowLastColumn="0"/>
-        </w:trPr>
-        <w:tc>
-          <w:tcPr>
-            <w:cnfStyle w:val="001000000000" w:firstRow="0" w:lastRow="0" w:firstColumn="1" w:lastColumn="0" w:oddVBand="0" w:evenVBand="0" w:oddHBand="0" w:evenHBand="0" w:firstRowFirstColumn="0" w:firstRowLastColumn="0" w:lastRowFirstColumn="0" w:lastRowLastColumn="0"/>
-            <w:tcW w:w="2880" w:type="dxa"/>
-          </w:tcPr>
-          <w:p>
-            <w:r>
-              <w:t>drugPalliatesDisease</w:t>
-            </w:r>
-          </w:p>
-        </w:tc>
-        <w:tc>
-          <w:tcPr>
-            <w:tcW w:w="2880" w:type="dxa"/>
-          </w:tcPr>
-          <w:p>
-            <w:pPr>
-              <w:cnfStyle w:val="000000100000" w:firstRow="0" w:lastRow="0" w:firstColumn="0" w:lastColumn="0" w:oddVBand="0" w:evenVBand="0" w:oddHBand="1" w:evenHBand="0" w:firstRowFirstColumn="0" w:firstRowLastColumn="0" w:lastRowFirstColumn="0" w:lastRowLastColumn="0"/>
-            </w:pPr>
-            <w:r>
-              <w:t>DrugCentral</w:t>
-            </w:r>
-          </w:p>
-        </w:tc>
-        <w:tc>
-          <w:tcPr>
-            <w:tcW w:w="2880" w:type="dxa"/>
-          </w:tcPr>
-          <w:p>
-            <w:r>
-              <w:t>292</w:t>
-            </w:r>
-          </w:p>
-        </w:tc>
-      </w:tr>
-      <w:tr>
-        <w:trPr>
-          <w:cnfStyle w:val="000000010000" w:firstRow="0" w:lastRow="0" w:firstColumn="0" w:lastColumn="0" w:oddVBand="0" w:evenVBand="0" w:oddHBand="0" w:evenHBand="1" w:firstRowFirstColumn="0" w:firstRowLastColumn="0" w:lastRowFirstColumn="0" w:lastRowLastColumn="0"/>
-        </w:trPr>
-        <w:tc>
-          <w:tcPr>
-            <w:cnfStyle w:val="001000000000" w:firstRow="0" w:lastRow="0" w:firstColumn="1" w:lastColumn="0" w:oddVBand="0" w:evenVBand="0" w:oddHBand="0" w:evenHBand="0" w:firstRowFirstColumn="0" w:firstRowLastColumn="0" w:lastRowFirstColumn="0" w:lastRowLastColumn="0"/>
-            <w:tcW w:w="2880" w:type="dxa"/>
-          </w:tcPr>
-          <w:p>
-            <w:r>
-              <w:t>diseaseLocalizesToAnatomy</w:t>
-            </w:r>
-          </w:p>
-        </w:tc>
-        <w:tc>
-          <w:tcPr>
-            <w:tcW w:w="2880" w:type="dxa"/>
-          </w:tcPr>
-          <w:p>
-            <w:pPr>
-              <w:cnfStyle w:val="000000010000" w:firstRow="0" w:lastRow="0" w:firstColumn="0" w:lastColumn="0" w:oddVBand="0" w:evenVBand="0" w:oddHBand="0" w:evenHBand="1" w:firstRowFirstColumn="0" w:firstRowLastColumn="0" w:lastRowFirstColumn="0" w:lastRowLastColumn="0"/>
-            </w:pPr>
-            <w:r>
-              <w:t>MEDLINE</w:t>
-            </w:r>
-          </w:p>
-        </w:tc>
-        <w:tc>
-          <w:tcPr>
-            <w:tcW w:w="2880" w:type="dxa"/>
-          </w:tcPr>
-          <w:p>
-            <w:r>
-              <w:t>615</w:t>
-            </w:r>
-          </w:p>
-        </w:tc>
-      </w:tr>
-      <w:tr>
-        <w:trPr>
-          <w:cnfStyle w:val="000000100000" w:firstRow="0" w:lastRow="0" w:firstColumn="0" w:lastColumn="0" w:oddVBand="0" w:evenVBand="0" w:oddHBand="1" w:evenHBand="0" w:firstRowFirstColumn="0" w:firstRowLastColumn="0" w:lastRowFirstColumn="0" w:lastRowLastColumn="0"/>
-        </w:trPr>
-        <w:tc>
-          <w:tcPr>
-            <w:cnfStyle w:val="001000000000" w:firstRow="0" w:lastRow="0" w:firstColumn="1" w:lastColumn="0" w:oddVBand="0" w:evenVBand="0" w:oddHBand="0" w:evenHBand="0" w:firstRowFirstColumn="0" w:firstRowLastColumn="0" w:lastRowFirstColumn="0" w:lastRowLastColumn="0"/>
-            <w:tcW w:w="2880" w:type="dxa"/>
-          </w:tcPr>
-          <w:p>
-            <w:r>
-              <w:t>diseasePresentsSymptom</w:t>
-            </w:r>
-          </w:p>
-        </w:tc>
-        <w:tc>
-          <w:tcPr>
-            <w:tcW w:w="2880" w:type="dxa"/>
-          </w:tcPr>
-          <w:p>
-            <w:pPr>
-              <w:cnfStyle w:val="000000100000" w:firstRow="0" w:lastRow="0" w:firstColumn="0" w:lastColumn="0" w:oddVBand="0" w:evenVBand="0" w:oddHBand="1" w:evenHBand="0" w:firstRowFirstColumn="0" w:firstRowLastColumn="0" w:lastRowFirstColumn="0" w:lastRowLastColumn="0"/>
-            </w:pPr>
-            <w:r>
-              <w:t>MEDLINE</w:t>
-            </w:r>
-          </w:p>
-        </w:tc>
-        <w:tc>
-          <w:tcPr>
-            <w:tcW w:w="2880" w:type="dxa"/>
-          </w:tcPr>
-          <w:p>
-            <w:r>
-              <w:t>544</w:t>
-            </w:r>
-          </w:p>
-        </w:tc>
-      </w:tr>
-      <w:tr>
-        <w:trPr>
-          <w:cnfStyle w:val="000000010000" w:firstRow="0" w:lastRow="0" w:firstColumn="0" w:lastColumn="0" w:oddVBand="0" w:evenVBand="0" w:oddHBand="0" w:evenHBand="1" w:firstRowFirstColumn="0" w:firstRowLastColumn="0" w:lastRowFirstColumn="0" w:lastRowLastColumn="0"/>
-        </w:trPr>
-        <w:tc>
-          <w:tcPr>
-            <w:cnfStyle w:val="001000000000" w:firstRow="0" w:lastRow="0" w:firstColumn="1" w:lastColumn="0" w:oddVBand="0" w:evenVBand="0" w:oddHBand="0" w:evenHBand="0" w:firstRowFirstColumn="0" w:firstRowLastColumn="0" w:lastRowFirstColumn="0" w:lastRowLastColumn="0"/>
-            <w:tcW w:w="2880" w:type="dxa"/>
-          </w:tcPr>
-          <w:p>
-            <w:r>
-              <w:t>associatedWithAging</w:t>
-            </w:r>
-          </w:p>
-        </w:tc>
-        <w:tc>
-          <w:tcPr>
-            <w:tcW w:w="2880" w:type="dxa"/>
-          </w:tcPr>
-          <w:p>
-            <w:pPr>
-              <w:cnfStyle w:val="000000010000" w:firstRow="0" w:lastRow="0" w:firstColumn="0" w:lastColumn="0" w:oddVBand="0" w:evenVBand="0" w:oddHBand="0" w:evenHBand="1" w:firstRowFirstColumn="0" w:firstRowLastColumn="0" w:lastRowFirstColumn="0" w:lastRowLastColumn="0"/>
-            </w:pPr>
-            <w:r>
-              <w:t>DrugAge</w:t>
-            </w:r>
-          </w:p>
-        </w:tc>
-        <w:tc>
-          <w:tcPr>
-            <w:tcW w:w="2880" w:type="dxa"/>
-          </w:tcPr>
-          <w:p>
-            <w:r>
-              <w:t>866</w:t>
-            </w:r>
-          </w:p>
-        </w:tc>
-      </w:tr>
-      <w:tr>
-        <w:trPr>
-          <w:cnfStyle w:val="000000100000" w:firstRow="0" w:lastRow="0" w:firstColumn="0" w:lastColumn="0" w:oddVBand="0" w:evenVBand="0" w:oddHBand="1" w:evenHBand="0" w:firstRowFirstColumn="0" w:firstRowLastColumn="0" w:lastRowFirstColumn="0" w:lastRowLastColumn="0"/>
-        </w:trPr>
-        <w:tc>
-          <w:tcPr>
-            <w:cnfStyle w:val="001000000000" w:firstRow="0" w:lastRow="0" w:firstColumn="1" w:lastColumn="0" w:oddVBand="0" w:evenVBand="0" w:oddHBand="0" w:evenHBand="0" w:firstRowFirstColumn="0" w:firstRowLastColumn="0" w:lastRowFirstColumn="0" w:lastRowLastColumn="0"/>
-            <w:tcW w:w="2880" w:type="dxa"/>
-          </w:tcPr>
-          <w:p>
-            <w:r>
-              <w:t>diseaseResemblesDisease</w:t>
-            </w:r>
-          </w:p>
-        </w:tc>
-        <w:tc>
-          <w:tcPr>
-            <w:tcW w:w="2880" w:type="dxa"/>
-          </w:tcPr>
-          <w:p>
-            <w:pPr>
-              <w:cnfStyle w:val="000000100000" w:firstRow="0" w:lastRow="0" w:firstColumn="0" w:lastColumn="0" w:oddVBand="0" w:evenVBand="0" w:oddHBand="1" w:evenHBand="0" w:firstRowFirstColumn="0" w:firstRowLastColumn="0" w:lastRowFirstColumn="0" w:lastRowLastColumn="0"/>
-            </w:pPr>
-            <w:r>
-              <w:t>MEDLINE</w:t>
-            </w:r>
-          </w:p>
-        </w:tc>
-        <w:tc>
-          <w:tcPr>
-            <w:tcW w:w="2880" w:type="dxa"/>
-          </w:tcPr>
-          <w:p>
-            <w:r>
-              <w:t>109</w:t>
-            </w:r>
-          </w:p>
-        </w:tc>
-      </w:tr>
-    </w:tbl>
-    <w:p/>
-    <w:p>
-      <w:pPr>
-        <w:pStyle w:val="Heading2"/>
-      </w:pPr>
-      <w:r>
-        <w:lastRenderedPageBreak/>
-        <w:t>5.4. Loading Strategy</w:t>
-      </w:r>
-    </w:p>
-    <w:p>
-      <w:r>
-        <w:t>The Neo4jLoader (src/neo4j_loader.py) uses UNWIND-based Cypher batching with a batch size of 1,000 rows. All operations use MERGE to ensure idempotency.</w:t>
-      </w:r>
-    </w:p>
-    <w:p>
-      <w:r>
-        <w:t>Node loading pattern:</w:t>
-      </w:r>
-    </w:p>
-    <w:p>
-      <w:pPr>
-        <w:pStyle w:val="NoSpacing"/>
-      </w:pPr>
-      <w:r>
-        <w:t>UNWIND $batch AS row</w:t>
-      </w:r>
-      <w:r>
-        <w:br/>
-        <w:t>MERGE (n:Gene {geneSymbol: row.geneSymbol})</w:t>
-      </w:r>
-      <w:r>
-        <w:br/>
-        <w:t>SET n.xrefNcbiGene = row.xrefNcbiGene, n.xrefEnsembl = row.xrefEnsembl</w:t>
-      </w:r>
-    </w:p>
-    <w:p>
-      <w:r>
-        <w:t>Relationship loading pattern:</w:t>
-      </w:r>
-    </w:p>
-    <w:p>
-      <w:pPr>
-        <w:pStyle w:val="NoSpacing"/>
-      </w:pPr>
-      <w:r>
-        <w:t>UNWIND $batch AS row</w:t>
-      </w:r>
-      <w:r>
-        <w:br/>
-        <w:t>MATCH (s:Gene {geneSymbol: row.geneSymbol})</w:t>
-      </w:r>
-      <w:r>
-        <w:br/>
-        <w:t>MATCH (o:Disease {xrefDiseaseOntology: row.diseaseId})</w:t>
-      </w:r>
-      <w:r>
-        <w:br/>
-        <w:t>MERGE (s)-[r:geneAssociatesWithDisease]-&gt;(o)</w:t>
-      </w:r>
-      <w:r>
-        <w:br/>
-        <w:t>SET r.source = "DisGeNET", r.score = row.score</w:t>
-      </w:r>
-    </w:p>
-    <w:p>
-      <w:r>
-        <w:t>The loader processes configs in two passes: Pass 1 loads all node configs, Pass 2 loads all relationship configs. This ensures referenced nodes exist before edges reference them. Each relationship automatically gets its r.source property set from the config's source_label field.</w:t>
-      </w:r>
-    </w:p>
-    <w:p>
-      <w:pPr>
-        <w:pStyle w:val="Heading2"/>
-      </w:pPr>
-      <w:r>
-        <w:t>5.5. Indexing &amp; Performance</w:t>
-      </w:r>
-    </w:p>
-    <w:p>
-      <w:r>
-        <w:t>Neo4j indexes are critical for MERGE and MATCH performance. The loader creates indexes on primary key properties for each node label (e.g., Gene.geneSymbol, Disease.xrefDiseaseOntology). An additional index exists on Gene.specificityScore for ranked queries. The transaction memory limit is configured at 716.8 MiB, which required batched processing for the specificity score computation across large labels (ClinicalTrial: 576K nodes, Variant: 4.49M nodes).</w:t>
-      </w:r>
-    </w:p>
-    <w:p>
-      <w:pPr>
-        <w:pStyle w:val="Heading1"/>
-      </w:pPr>
-      <w:r>
-        <w:t>6. Application Layer</w:t>
-      </w:r>
-    </w:p>
-    <w:p>
-      <w:pPr>
-        <w:pStyle w:val="Heading2"/>
-      </w:pPr>
-      <w:r>
-        <w:t>6.1. Pipeline Orchestrator</w:t>
-      </w:r>
-    </w:p>
-    <w:p>
-      <w:r>
-        <w:t>The CardioKBPipeline class (src/main.py) orchestrates the end-to-end build process. It supports two flags: --skip-download (reuse cached data files) and --skip-neo4j (parse and export TSV only, no graph loading). The pipeline:</w:t>
-      </w:r>
-    </w:p>
-    <w:p>
-      <w:pPr>
-        <w:pStyle w:val="ListNumber"/>
-      </w:pPr>
-      <w:r>
-        <w:t>Instantiates all 36 parsers with the raw data directory</w:t>
-      </w:r>
-    </w:p>
-    <w:p>
-      <w:pPr>
-        <w:pStyle w:val="ListNumber"/>
-      </w:pPr>
-      <w:r>
-        <w:t>Calls download_data() on each parser (unless --skip-download)</w:t>
-      </w:r>
-    </w:p>
-    <w:p>
-      <w:pPr>
-        <w:pStyle w:val="ListNumber"/>
-      </w:pPr>
-      <w:r>
-        <w:t>Calls parse_data() to get Dict[str, DataFrame] from each</w:t>
-      </w:r>
-    </w:p>
-    <w:p>
-      <w:pPr>
-        <w:pStyle w:val="ListNumber"/>
-      </w:pPr>
-      <w:r>
-        <w:t>Exports all DataFrames to data/processed/&lt;source&gt;/*.tsv</w:t>
-      </w:r>
-    </w:p>
-    <w:p>
-      <w:pPr>
-        <w:pStyle w:val="ListNumber"/>
-      </w:pPr>
-      <w:r>
-        <w:t>Initializes Neo4jLoader with credentials from .env</w:t>
-      </w:r>
-    </w:p>
-    <w:p>
-      <w:pPr>
-        <w:pStyle w:val="ListNumber"/>
-      </w:pPr>
-      <w:r>
-        <w:t>Loads nodes (Pass 1) then relationships (Pass 2) via ontology configs</w:t>
-      </w:r>
-    </w:p>
-    <w:p>
-      <w:pPr>
-        <w:pStyle w:val="ListNumber"/>
-      </w:pPr>
-      <w:r>
-        <w:t>Runs post-load ID mapping validation with gap repair</w:t>
-      </w:r>
-    </w:p>
-    <w:p>
-      <w:pPr>
-        <w:pStyle w:val="ListNumber"/>
-      </w:pPr>
-      <w:r>
-        <w:t>Computes disease-specificity scores for all nodes</w:t>
-      </w:r>
-    </w:p>
-    <w:p>
-      <w:pPr>
-        <w:pStyle w:val="ListNumber"/>
-      </w:pPr>
-      <w:r>
-        <w:t>Tags CVD-relevant Disease nodes (90 whole-word patterns)</w:t>
-      </w:r>
-    </w:p>
-    <w:p>
-      <w:pPr>
-        <w:pStyle w:val="Heading2"/>
-      </w:pPr>
-      <w:r>
-        <w:lastRenderedPageBreak/>
-        <w:t>6.2. Flask Web API</w:t>
-      </w:r>
-    </w:p>
-    <w:p>
-      <w:r>
-        <w:t>The Flask backend (src/api.py, port 5050) provides REST endpoints and SSE streaming:</w:t>
+        <w:t>7.3. Planned: Feature Engineering for Classifiers</w:t>
+      </w:r>
+    </w:p>
+    <w:p>
+      <w:r>
+        <w:t>For a supervised link prediction classifier (e.g., predict whether a gene-disease link exists), combine topological features with embeddings:</w:t>
       </w:r>
     </w:p>
     <w:tbl>
@@ -6284,7 +3522,7 @@
           </w:tcPr>
           <w:p>
             <w:r>
-              <w:t>Endpoint</w:t>
+              <w:t>Feature Type</w:t>
             </w:r>
           </w:p>
         </w:tc>
@@ -6297,7 +3535,7 @@
               <w:cnfStyle w:val="100000000000" w:firstRow="1" w:lastRow="0" w:firstColumn="0" w:lastColumn="0" w:oddVBand="0" w:evenVBand="0" w:oddHBand="0" w:evenHBand="0" w:firstRowFirstColumn="0" w:firstRowLastColumn="0" w:lastRowFirstColumn="0" w:lastRowLastColumn="0"/>
             </w:pPr>
             <w:r>
-              <w:t>Method</w:t>
+              <w:t>Features</w:t>
             </w:r>
           </w:p>
         </w:tc>
@@ -6310,7 +3548,7 @@
               <w:cnfStyle w:val="100000000000" w:firstRow="1" w:lastRow="0" w:firstColumn="0" w:lastColumn="0" w:oddVBand="0" w:evenVBand="0" w:oddHBand="0" w:evenHBand="0" w:firstRowFirstColumn="0" w:firstRowLastColumn="0" w:lastRowFirstColumn="0" w:lastRowLastColumn="0"/>
             </w:pPr>
             <w:r>
-              <w:t>Description</w:t>
+              <w:t>Source</w:t>
             </w:r>
           </w:p>
         </w:tc>
@@ -6326,7 +3564,7 @@
           </w:tcPr>
           <w:p>
             <w:r>
-              <w:t>/api/graph-stats</w:t>
+              <w:t>Topological</w:t>
             </w:r>
           </w:p>
         </w:tc>
@@ -6339,7 +3577,11 @@
               <w:cnfStyle w:val="000000100000" w:firstRow="0" w:lastRow="0" w:firstColumn="0" w:lastColumn="0" w:oddVBand="0" w:evenVBand="0" w:oddHBand="1" w:evenHBand="0" w:firstRowFirstColumn="0" w:firstRowLastColumn="0" w:lastRowFirstColumn="0" w:lastRowLastColumn="0"/>
             </w:pPr>
             <w:r>
-              <w:t>GET</w:t>
+              <w:t xml:space="preserve">Common Neighbors, Adamic-Adar, Jaccard </w:t>
+            </w:r>
+            <w:r>
+              <w:lastRenderedPageBreak/>
+              <w:t>coefficient, preferential attachment, Katz index</w:t>
             </w:r>
           </w:p>
         </w:tc>
@@ -6352,7 +3594,8 @@
               <w:cnfStyle w:val="000000100000" w:firstRow="0" w:lastRow="0" w:firstColumn="0" w:lastColumn="0" w:oddVBand="0" w:evenVBand="0" w:oddHBand="1" w:evenHBand="0" w:firstRowFirstColumn="0" w:firstRowLastColumn="0" w:lastRowFirstColumn="0" w:lastRowLastColumn="0"/>
             </w:pPr>
             <w:r>
-              <w:t>Node/relationship counts, source labels, totals</w:t>
+              <w:lastRenderedPageBreak/>
+              <w:t>Graph structure</w:t>
             </w:r>
           </w:p>
         </w:tc>
@@ -6368,7 +3611,7 @@
           </w:tcPr>
           <w:p>
             <w:r>
-              <w:t>/api/diseases</w:t>
+              <w:t>Node properties</w:t>
             </w:r>
           </w:p>
         </w:tc>
@@ -6381,7 +3624,7 @@
               <w:cnfStyle w:val="000000010000" w:firstRow="0" w:lastRow="0" w:firstColumn="0" w:lastColumn="0" w:oddVBand="0" w:evenVBand="0" w:oddHBand="0" w:evenHBand="1" w:firstRowFirstColumn="0" w:firstRowLastColumn="0" w:lastRowFirstColumn="0" w:lastRowLastColumn="0"/>
             </w:pPr>
             <w:r>
-              <w:t>GET</w:t>
+              <w:t>specificityScore, node degree, degree by relationship type</w:t>
             </w:r>
           </w:p>
         </w:tc>
@@ -6394,7 +3637,7 @@
               <w:cnfStyle w:val="000000010000" w:firstRow="0" w:lastRow="0" w:firstColumn="0" w:lastColumn="0" w:oddVBand="0" w:evenVBand="0" w:oddHBand="0" w:evenHBand="1" w:firstRowFirstColumn="0" w:firstRowLastColumn="0" w:lastRowFirstColumn="0" w:lastRowLastColumn="0"/>
             </w:pPr>
             <w:r>
-              <w:t>Available disease filters</w:t>
+              <w:t>Neo4j node properties</w:t>
             </w:r>
           </w:p>
         </w:tc>
@@ -6410,7 +3653,7 @@
           </w:tcPr>
           <w:p>
             <w:r>
-              <w:t>/api/search</w:t>
+              <w:t>Edge properties</w:t>
             </w:r>
           </w:p>
         </w:tc>
@@ -6423,7 +3666,7 @@
               <w:cnfStyle w:val="000000100000" w:firstRow="0" w:lastRow="0" w:firstColumn="0" w:lastColumn="0" w:oddVBand="0" w:evenVBand="0" w:oddHBand="1" w:evenHBand="0" w:firstRowFirstColumn="0" w:firstRowLastColumn="0" w:lastRowFirstColumn="0" w:lastRowLastColumn="0"/>
             </w:pPr>
             <w:r>
-              <w:t>GET</w:t>
+              <w:t>r.weight, r.source counts, max/mean weight by source</w:t>
             </w:r>
           </w:p>
         </w:tc>
@@ -6436,7 +3679,7 @@
               <w:cnfStyle w:val="000000100000" w:firstRow="0" w:lastRow="0" w:firstColumn="0" w:lastColumn="0" w:oddVBand="0" w:evenVBand="0" w:oddHBand="1" w:evenHBand="0" w:firstRowFirstColumn="0" w:firstRowLastColumn="0" w:lastRowFirstColumn="0" w:lastRowLastColumn="0"/>
             </w:pPr>
             <w:r>
-              <w:t>Search nodes by name/type</w:t>
+              <w:t>Neo4j edge properties</w:t>
             </w:r>
           </w:p>
         </w:tc>
@@ -6452,7 +3695,7 @@
           </w:tcPr>
           <w:p>
             <w:r>
-              <w:t>/api/query</w:t>
+              <w:t>Embeddings</w:t>
             </w:r>
           </w:p>
         </w:tc>
@@ -6465,7 +3708,7 @@
               <w:cnfStyle w:val="000000010000" w:firstRow="0" w:lastRow="0" w:firstColumn="0" w:lastColumn="0" w:oddVBand="0" w:evenVBand="0" w:oddHBand="0" w:evenHBand="1" w:firstRowFirstColumn="0" w:firstRowLastColumn="0" w:lastRowFirstColumn="0" w:lastRowLastColumn="0"/>
             </w:pPr>
             <w:r>
-              <w:t>POST</w:t>
+              <w:t>node2vec vectors, TransE entity vectors</w:t>
             </w:r>
           </w:p>
         </w:tc>
@@ -6478,7 +3721,7 @@
               <w:cnfStyle w:val="000000010000" w:firstRow="0" w:lastRow="0" w:firstColumn="0" w:lastColumn="0" w:oddVBand="0" w:evenVBand="0" w:oddHBand="0" w:evenHBand="1" w:firstRowFirstColumn="0" w:firstRowLastColumn="0" w:lastRowFirstColumn="0" w:lastRowLastColumn="0"/>
             </w:pPr>
             <w:r>
-              <w:t>Execute Cypher query, return results</w:t>
+              <w:t>Trained embedding models</w:t>
             </w:r>
           </w:p>
         </w:tc>
@@ -6494,7 +3737,7 @@
           </w:tcPr>
           <w:p>
             <w:r>
-              <w:t>/api/subgraph</w:t>
+              <w:t>Source diversity</w:t>
             </w:r>
           </w:p>
         </w:tc>
@@ -6507,7 +3750,7 @@
               <w:cnfStyle w:val="000000100000" w:firstRow="0" w:lastRow="0" w:firstColumn="0" w:lastColumn="0" w:oddVBand="0" w:evenVBand="0" w:oddHBand="1" w:evenHBand="0" w:firstRowFirstColumn="0" w:firstRowLastColumn="0" w:lastRowFirstColumn="0" w:lastRowLastColumn="0"/>
             </w:pPr>
             <w:r>
-              <w:t>GET</w:t>
+              <w:t>Number of distinct r.source labels on existing edges, coverage across evidence types</w:t>
             </w:r>
           </w:p>
         </w:tc>
@@ -6520,175 +3763,7 @@
               <w:cnfStyle w:val="000000100000" w:firstRow="0" w:lastRow="0" w:firstColumn="0" w:lastColumn="0" w:oddVBand="0" w:evenVBand="0" w:oddHBand="1" w:evenHBand="0" w:firstRowFirstColumn="0" w:firstRowLastColumn="0" w:lastRowFirstColumn="0" w:lastRowLastColumn="0"/>
             </w:pPr>
             <w:r>
-              <w:t>Extract N-hop disease subgraph</w:t>
-            </w:r>
-          </w:p>
-        </w:tc>
-      </w:tr>
-      <w:tr>
-        <w:trPr>
-          <w:cnfStyle w:val="000000010000" w:firstRow="0" w:lastRow="0" w:firstColumn="0" w:lastColumn="0" w:oddVBand="0" w:evenVBand="0" w:oddHBand="0" w:evenHBand="1" w:firstRowFirstColumn="0" w:firstRowLastColumn="0" w:lastRowFirstColumn="0" w:lastRowLastColumn="0"/>
-        </w:trPr>
-        <w:tc>
-          <w:tcPr>
-            <w:cnfStyle w:val="001000000000" w:firstRow="0" w:lastRow="0" w:firstColumn="1" w:lastColumn="0" w:oddVBand="0" w:evenVBand="0" w:oddHBand="0" w:evenHBand="0" w:firstRowFirstColumn="0" w:firstRowLastColumn="0" w:lastRowFirstColumn="0" w:lastRowLastColumn="0"/>
-            <w:tcW w:w="2880" w:type="dxa"/>
-          </w:tcPr>
-          <w:p>
-            <w:r>
-              <w:t>/api/specificity-info</w:t>
-            </w:r>
-          </w:p>
-        </w:tc>
-        <w:tc>
-          <w:tcPr>
-            <w:tcW w:w="2880" w:type="dxa"/>
-          </w:tcPr>
-          <w:p>
-            <w:pPr>
-              <w:cnfStyle w:val="000000010000" w:firstRow="0" w:lastRow="0" w:firstColumn="0" w:lastColumn="0" w:oddVBand="0" w:evenVBand="0" w:oddHBand="0" w:evenHBand="1" w:firstRowFirstColumn="0" w:firstRowLastColumn="0" w:lastRowFirstColumn="0" w:lastRowLastColumn="0"/>
-            </w:pPr>
-            <w:r>
-              <w:t>GET</w:t>
-            </w:r>
-          </w:p>
-        </w:tc>
-        <w:tc>
-          <w:tcPr>
-            <w:tcW w:w="2880" w:type="dxa"/>
-          </w:tcPr>
-          <w:p>
-            <w:pPr>
-              <w:cnfStyle w:val="000000010000" w:firstRow="0" w:lastRow="0" w:firstColumn="0" w:lastColumn="0" w:oddVBand="0" w:evenVBand="0" w:oddHBand="0" w:evenHBand="1" w:firstRowFirstColumn="0" w:firstRowLastColumn="0" w:lastRowFirstColumn="0" w:lastRowLastColumn="0"/>
-            </w:pPr>
-            <w:r>
-              <w:t>Specificity score metadata</w:t>
-            </w:r>
-          </w:p>
-        </w:tc>
-      </w:tr>
-      <w:tr>
-        <w:trPr>
-          <w:cnfStyle w:val="000000100000" w:firstRow="0" w:lastRow="0" w:firstColumn="0" w:lastColumn="0" w:oddVBand="0" w:evenVBand="0" w:oddHBand="1" w:evenHBand="0" w:firstRowFirstColumn="0" w:firstRowLastColumn="0" w:lastRowFirstColumn="0" w:lastRowLastColumn="0"/>
-        </w:trPr>
-        <w:tc>
-          <w:tcPr>
-            <w:cnfStyle w:val="001000000000" w:firstRow="0" w:lastRow="0" w:firstColumn="1" w:lastColumn="0" w:oddVBand="0" w:evenVBand="0" w:oddHBand="0" w:evenHBand="0" w:firstRowFirstColumn="0" w:firstRowLastColumn="0" w:lastRowFirstColumn="0" w:lastRowLastColumn="0"/>
-            <w:tcW w:w="2880" w:type="dxa"/>
-          </w:tcPr>
-          <w:p>
-            <w:r>
-              <w:t>/api/agent/build-disease-graph</w:t>
-            </w:r>
-          </w:p>
-        </w:tc>
-        <w:tc>
-          <w:tcPr>
-            <w:tcW w:w="2880" w:type="dxa"/>
-          </w:tcPr>
-          <w:p>
-            <w:pPr>
-              <w:cnfStyle w:val="000000100000" w:firstRow="0" w:lastRow="0" w:firstColumn="0" w:lastColumn="0" w:oddVBand="0" w:evenVBand="0" w:oddHBand="1" w:evenHBand="0" w:firstRowFirstColumn="0" w:firstRowLastColumn="0" w:lastRowFirstColumn="0" w:lastRowLastColumn="0"/>
-            </w:pPr>
-            <w:r>
-              <w:t>POST</w:t>
-            </w:r>
-          </w:p>
-        </w:tc>
-        <w:tc>
-          <w:tcPr>
-            <w:tcW w:w="2880" w:type="dxa"/>
-          </w:tcPr>
-          <w:p>
-            <w:pPr>
-              <w:cnfStyle w:val="000000100000" w:firstRow="0" w:lastRow="0" w:firstColumn="0" w:lastColumn="0" w:oddVBand="0" w:evenVBand="0" w:oddHBand="1" w:evenHBand="0" w:firstRowFirstColumn="0" w:firstRowLastColumn="0" w:lastRowFirstColumn="0" w:lastRowLastColumn="0"/>
-            </w:pPr>
-            <w:r>
-              <w:t>Trigger DiseaseQueryAgent (SSE)</w:t>
-            </w:r>
-          </w:p>
-        </w:tc>
-      </w:tr>
-      <w:tr>
-        <w:trPr>
-          <w:cnfStyle w:val="000000010000" w:firstRow="0" w:lastRow="0" w:firstColumn="0" w:lastColumn="0" w:oddVBand="0" w:evenVBand="0" w:oddHBand="0" w:evenHBand="1" w:firstRowFirstColumn="0" w:firstRowLastColumn="0" w:lastRowFirstColumn="0" w:lastRowLastColumn="0"/>
-        </w:trPr>
-        <w:tc>
-          <w:tcPr>
-            <w:cnfStyle w:val="001000000000" w:firstRow="0" w:lastRow="0" w:firstColumn="1" w:lastColumn="0" w:oddVBand="0" w:evenVBand="0" w:oddHBand="0" w:evenHBand="0" w:firstRowFirstColumn="0" w:firstRowLastColumn="0" w:lastRowFirstColumn="0" w:lastRowLastColumn="0"/>
-            <w:tcW w:w="2880" w:type="dxa"/>
-          </w:tcPr>
-          <w:p>
-            <w:r>
-              <w:t>/api/agent/add-database</w:t>
-            </w:r>
-          </w:p>
-        </w:tc>
-        <w:tc>
-          <w:tcPr>
-            <w:tcW w:w="2880" w:type="dxa"/>
-          </w:tcPr>
-          <w:p>
-            <w:pPr>
-              <w:cnfStyle w:val="000000010000" w:firstRow="0" w:lastRow="0" w:firstColumn="0" w:lastColumn="0" w:oddVBand="0" w:evenVBand="0" w:oddHBand="0" w:evenHBand="1" w:firstRowFirstColumn="0" w:firstRowLastColumn="0" w:lastRowFirstColumn="0" w:lastRowLastColumn="0"/>
-            </w:pPr>
-            <w:r>
-              <w:t>POST</w:t>
-            </w:r>
-          </w:p>
-        </w:tc>
-        <w:tc>
-          <w:tcPr>
-            <w:tcW w:w="2880" w:type="dxa"/>
-          </w:tcPr>
-          <w:p>
-            <w:pPr>
-              <w:cnfStyle w:val="000000010000" w:firstRow="0" w:lastRow="0" w:firstColumn="0" w:lastColumn="0" w:oddVBand="0" w:evenVBand="0" w:oddHBand="0" w:evenHBand="1" w:firstRowFirstColumn="0" w:firstRowLastColumn="0" w:lastRowFirstColumn="0" w:lastRowLastColumn="0"/>
-            </w:pPr>
-            <w:r>
-              <w:t>Trigger DatabaseAgent</w:t>
-            </w:r>
-          </w:p>
-        </w:tc>
-      </w:tr>
-      <w:tr>
-        <w:trPr>
-          <w:cnfStyle w:val="000000100000" w:firstRow="0" w:lastRow="0" w:firstColumn="0" w:lastColumn="0" w:oddVBand="0" w:evenVBand="0" w:oddHBand="1" w:evenHBand="0" w:firstRowFirstColumn="0" w:firstRowLastColumn="0" w:lastRowFirstColumn="0" w:lastRowLastColumn="0"/>
-        </w:trPr>
-        <w:tc>
-          <w:tcPr>
-            <w:cnfStyle w:val="001000000000" w:firstRow="0" w:lastRow="0" w:firstColumn="1" w:lastColumn="0" w:oddVBand="0" w:evenVBand="0" w:oddHBand="0" w:evenHBand="0" w:firstRowFirstColumn="0" w:firstRowLastColumn="0" w:lastRowFirstColumn="0" w:lastRowLastColumn="0"/>
-            <w:tcW w:w="2880" w:type="dxa"/>
-          </w:tcPr>
-          <w:p>
-            <w:r>
-              <w:t>/api/health-check</w:t>
-            </w:r>
-          </w:p>
-        </w:tc>
-        <w:tc>
-          <w:tcPr>
-            <w:tcW w:w="2880" w:type="dxa"/>
-          </w:tcPr>
-          <w:p>
-            <w:pPr>
-              <w:cnfStyle w:val="000000100000" w:firstRow="0" w:lastRow="0" w:firstColumn="0" w:lastColumn="0" w:oddVBand="0" w:evenVBand="0" w:oddHBand="1" w:evenHBand="0" w:firstRowFirstColumn="0" w:firstRowLastColumn="0" w:lastRowFirstColumn="0" w:lastRowLastColumn="0"/>
-            </w:pPr>
-            <w:r>
-              <w:t>GET</w:t>
-            </w:r>
-          </w:p>
-        </w:tc>
-        <w:tc>
-          <w:tcPr>
-            <w:tcW w:w="2880" w:type="dxa"/>
-          </w:tcPr>
-          <w:p>
-            <w:pPr>
-              <w:cnfStyle w:val="000000100000" w:firstRow="0" w:lastRow="0" w:firstColumn="0" w:lastColumn="0" w:oddVBand="0" w:evenVBand="0" w:oddHBand="1" w:evenHBand="0" w:firstRowFirstColumn="0" w:firstRowLastColumn="0" w:lastRowFirstColumn="0" w:lastRowLastColumn="0"/>
-            </w:pPr>
-            <w:r>
-              <w:t>Pipeline health check (SSE streaming)</w:t>
+              <w:t>r.source aggregation</w:t>
             </w:r>
           </w:p>
         </w:tc>
@@ -6696,249 +3771,21 @@
     </w:tbl>
     <w:p/>
     <w:p>
+      <w:r>
+        <w:t>Training data: use existing geneAssociatesWithDisease edges as positives, random (gene, disease) pairs with no edge as negatives. For drug repurposing: drugTreatsDisease edges as positives. Use time-split validation if edge timestamps are available (OpenTargets and GWAS provide date fields).</w:t>
+      </w:r>
+    </w:p>
+    <w:p>
       <w:pPr>
         <w:pStyle w:val="Heading2"/>
       </w:pPr>
       <w:r>
-        <w:t>6.3. Web Dashboard</w:t>
-      </w:r>
-    </w:p>
-    <w:p>
-      <w:r>
-        <w:t>The single-page web interface (interface/index.html) provides four main features:</w:t>
-      </w:r>
-    </w:p>
-    <w:p>
-      <w:r>
-        <w:rPr>
-          <w:b/>
-        </w:rPr>
-        <w:t xml:space="preserve">Explore tab: </w:t>
-      </w:r>
-      <w:r>
-        <w:t>Interactive vis.js graph visualization of disease subgraphs. Nodes are ranked by disease-specificity score. Supports Core layer (direct associations) and Discovery layer (2-hop hypothesis generation). Click nodes for detail panels with properties, neighbors, and specificity scores.</w:t>
-      </w:r>
-    </w:p>
-    <w:p>
-      <w:r>
-        <w:rPr>
-          <w:b/>
-        </w:rPr>
-        <w:t xml:space="preserve">Query tab: </w:t>
-      </w:r>
-      <w:r>
-        <w:t>Neo4j Browser-style multi-panel Cypher interface. Each query creates a new result panel (newest at top) with table and graph visualization tabs. Includes query templates and Ctrl+Enter shortcut.</w:t>
-      </w:r>
-    </w:p>
-    <w:p>
-      <w:r>
-        <w:rPr>
-          <w:b/>
-        </w:rPr>
-        <w:t xml:space="preserve">Build Knowledge Graph (sidebar): </w:t>
-      </w:r>
-      <w:r>
-        <w:t>AI-powered disease enrichment. Enter any disease name (abbreviations, synonyms accepted). The DiseaseQueryAgent standardizes via Claude, fetches DisGeNET + ClinicalTrials.gov data, loads into Neo4j, and auto-opens Explore.</w:t>
-      </w:r>
-    </w:p>
-    <w:p>
-      <w:r>
-        <w:rPr>
-          <w:b/>
-        </w:rPr>
-        <w:t xml:space="preserve">Extract Disease Subgraph (sidebar): </w:t>
-      </w:r>
-      <w:r>
-        <w:t>Configurable N-hop subgraph extraction (1-3 hops) with stats and JSON/CSV export for downstream analysis.</w:t>
-      </w:r>
-    </w:p>
-    <w:p>
-      <w:pPr>
-        <w:pStyle w:val="Heading1"/>
-      </w:pPr>
-      <w:r>
-        <w:t>7. AI Agent Layer</w:t>
-      </w:r>
-    </w:p>
-    <w:p>
-      <w:pPr>
-        <w:pStyle w:val="Heading2"/>
-      </w:pPr>
-      <w:r>
-        <w:t>7.1. DatabaseAgent (Autonomous Parser Generation)</w:t>
-      </w:r>
-    </w:p>
-    <w:p>
-      <w:r>
-        <w:t>The DatabaseAgent (src/database_agent.py) uses the Claude API to autonomously generate complete parsers for new biomedical data sources. The user provides only a database name and a download URL.</w:t>
-      </w:r>
-    </w:p>
-    <w:p>
-      <w:r>
-        <w:lastRenderedPageBreak/>
-        <w:t>Workflow:</w:t>
-      </w:r>
-    </w:p>
-    <w:p>
-      <w:pPr>
-        <w:pStyle w:val="ListNumber"/>
-      </w:pPr>
-      <w:r>
-        <w:t>Sample download — Downloads the first 64KB to detect format (TSV, CSV, JSON, XML) and discover actual column names</w:t>
-      </w:r>
-    </w:p>
-    <w:p>
-      <w:pPr>
-        <w:pStyle w:val="ListNumber"/>
-      </w:pPr>
-      <w:r>
-        <w:t>Code generation — Sends file sample, BaseParser source, SKILL.md guide, and example parser to Claude, which generates a complete parser class + ontology configs</w:t>
-      </w:r>
-    </w:p>
-    <w:p>
-      <w:pPr>
-        <w:pStyle w:val="ListNumber"/>
-      </w:pPr>
-      <w:r>
-        <w:t>Pipeline integration — Saves parser to src/parsers/, adds ontology configs, registers in main.py and __init__.py</w:t>
-      </w:r>
-    </w:p>
-    <w:p>
-      <w:pPr>
-        <w:pStyle w:val="ListNumber"/>
-      </w:pPr>
-      <w:r>
-        <w:t>Execute &amp; validate — Runs the parser, validates ID mappings against Neo4j, loads data, verifies edge counts</w:t>
-      </w:r>
-    </w:p>
-    <w:p>
-      <w:r>
-        <w:t>The agent uses Claude Haiku 4.5 (configurable via DATABASE_AGENT_MODEL env var) for cost-effective code generation. Seven parsers in production were generated entirely by this agent: HGNC, HGNC Families, ClinVar, DrugAge, CellAge, AnAge, and GenAge.</w:t>
-      </w:r>
-    </w:p>
-    <w:p>
-      <w:r>
-        <w:t>Key bugs discovered and fixed during development:</w:t>
-      </w:r>
-    </w:p>
-    <w:p>
-      <w:pPr>
-        <w:pStyle w:val="ListBullet"/>
-      </w:pPr>
-      <w:r>
-        <w:t>Column name hallucination — Claude invented column names not in the source. Fixed by injecting actual column names from the sample download.</w:t>
-      </w:r>
-    </w:p>
-    <w:p>
-      <w:pPr>
-        <w:pStyle w:val="ListBullet"/>
-      </w:pPr>
-      <w:r>
-        <w:t>Duplicate configs on re-run — Fixed by detecting and removing existing entries before appending.</w:t>
-      </w:r>
-    </w:p>
-    <w:p>
-      <w:pPr>
-        <w:pStyle w:val="ListBullet"/>
-      </w:pPr>
-      <w:r>
-        <w:t>Gzip partial download failure — Fixed with streaming GzipFile that tolerates truncated data.</w:t>
-      </w:r>
-    </w:p>
-    <w:p>
-      <w:pPr>
-        <w:pStyle w:val="ListBullet"/>
-      </w:pPr>
-      <w:r>
-        <w:t>Comment-line header detection — Files using #-prefixed headers (e.g., ClinVar) were initially skipped. Fixed by treating delimiter-containing # lines as headers.</w:t>
-      </w:r>
-    </w:p>
-    <w:p>
-      <w:pPr>
-        <w:pStyle w:val="Heading2"/>
-      </w:pPr>
-      <w:r>
-        <w:t>7.2. DiseaseQueryAgent (On-Demand Enrichment)</w:t>
-      </w:r>
-    </w:p>
-    <w:p>
-      <w:r>
-        <w:t>The DiseaseQueryAgent (src/disease_agent.py) enriches the knowledge graph for any disease on demand through the web interface.</w:t>
-      </w:r>
-    </w:p>
-    <w:p>
-      <w:r>
-        <w:t>Workflow:</w:t>
-      </w:r>
-    </w:p>
-    <w:p>
-      <w:pPr>
-        <w:pStyle w:val="ListNumber"/>
-      </w:pPr>
-      <w:r>
-        <w:t>Cache check — Returns instantly if disease was previously built (DiseaseCache node in Neo4j)</w:t>
-      </w:r>
-    </w:p>
-    <w:p>
-      <w:pPr>
-        <w:pStyle w:val="ListNumber"/>
-      </w:pPr>
-      <w:r>
-        <w:t>Standardize — Uses Claude to resolve abbreviations and synonyms to canonical form (e.g., "PD" -&gt; "Parkinson's Disease")</w:t>
-      </w:r>
-    </w:p>
-    <w:p>
-      <w:pPr>
-        <w:pStyle w:val="ListNumber"/>
-      </w:pPr>
-      <w:r>
-        <w:t>Coverage query — Queries Neo4j for existing genes, drugs, trials, and pathways connected to the disease</w:t>
-      </w:r>
-    </w:p>
-    <w:p>
-      <w:pPr>
-        <w:pStyle w:val="ListNumber"/>
-      </w:pPr>
-      <w:r>
-        <w:t>DisGeNET fetch — Fetches gene-disease associations via API (max 200 disease IDs, 2-minute timeout)</w:t>
-      </w:r>
-    </w:p>
-    <w:p>
-      <w:pPr>
-        <w:pStyle w:val="ListNumber"/>
-      </w:pPr>
-      <w:r>
-        <w:t>ClinicalTrials.gov fetch — Queries API v2 for relevant trials (max 500 across 5 pages, 1.2s rate limiting)</w:t>
-      </w:r>
-    </w:p>
-    <w:p>
-      <w:pPr>
-        <w:pStyle w:val="ListNumber"/>
-      </w:pPr>
-      <w:r>
-        <w:t>Neo4j load — Loads trial nodes + STUDIES_CONDITION relationships using MERGE</w:t>
-      </w:r>
-    </w:p>
-    <w:p>
-      <w:pPr>
-        <w:pStyle w:val="ListNumber"/>
-      </w:pPr>
-      <w:r>
-        <w:t>Cache + stats — Creates DiseaseCache node and returns subgraph statistics</w:t>
-      </w:r>
-    </w:p>
-    <w:p>
-      <w:pPr>
-        <w:pStyle w:val="Heading1"/>
-      </w:pPr>
-      <w:r>
-        <w:lastRenderedPageBreak/>
-        <w:t>8. Disease Scoping &amp; Filtering</w:t>
-      </w:r>
-    </w:p>
-    <w:p>
-      <w:r>
-        <w:t>Disease term files live in ontology/diseases/ (one term per line, # for comments). The active filter is ontology/disease_filter.txt, a symlink to diseases/cvd.txt.</w:t>
+        <w:t>7.4. Integration Points</w:t>
+      </w:r>
+    </w:p>
+    <w:p>
+      <w:r>
+        <w:t>Where the ML layer connects to the rest of the system:</w:t>
       </w:r>
     </w:p>
     <w:tbl>
@@ -6963,7 +3810,7 @@
           </w:tcPr>
           <w:p>
             <w:r>
-              <w:t>File</w:t>
+              <w:t>Integration Point</w:t>
             </w:r>
           </w:p>
         </w:tc>
@@ -6976,7 +3823,7 @@
               <w:cnfStyle w:val="100000000000" w:firstRow="1" w:lastRow="0" w:firstColumn="0" w:lastColumn="0" w:oddVBand="0" w:evenVBand="0" w:oddHBand="0" w:evenHBand="0" w:firstRowFirstColumn="0" w:firstRowLastColumn="0" w:lastRowFirstColumn="0" w:lastRowLastColumn="0"/>
             </w:pPr>
             <w:r>
-              <w:t>Terms</w:t>
+              <w:t>Direction</w:t>
             </w:r>
           </w:p>
         </w:tc>
@@ -6989,7 +3836,7 @@
               <w:cnfStyle w:val="100000000000" w:firstRow="1" w:lastRow="0" w:firstColumn="0" w:lastColumn="0" w:oddVBand="0" w:evenVBand="0" w:oddHBand="0" w:evenHBand="0" w:firstRowFirstColumn="0" w:firstRowLastColumn="0" w:lastRowFirstColumn="0" w:lastRowLastColumn="0"/>
             </w:pPr>
             <w:r>
-              <w:t>Disease Area</w:t>
+              <w:t>Details</w:t>
             </w:r>
           </w:p>
         </w:tc>
@@ -7005,7 +3852,7 @@
           </w:tcPr>
           <w:p>
             <w:r>
-              <w:t>cvd.txt</w:t>
+              <w:t>Neo4j → ML</w:t>
             </w:r>
           </w:p>
         </w:tc>
@@ -7018,7 +3865,7 @@
               <w:cnfStyle w:val="000000100000" w:firstRow="0" w:lastRow="0" w:firstColumn="0" w:lastColumn="0" w:oddVBand="0" w:evenVBand="0" w:oddHBand="1" w:evenHBand="0" w:firstRowFirstColumn="0" w:firstRowLastColumn="0" w:lastRowFirstColumn="0" w:lastRowLastColumn="0"/>
             </w:pPr>
             <w:r>
-              <w:t>90</w:t>
+              <w:t>Read</w:t>
             </w:r>
           </w:p>
         </w:tc>
@@ -7031,7 +3878,7 @@
               <w:cnfStyle w:val="000000100000" w:firstRow="0" w:lastRow="0" w:firstColumn="0" w:lastColumn="0" w:oddVBand="0" w:evenVBand="0" w:oddHBand="1" w:evenHBand="0" w:firstRowFirstColumn="0" w:firstRowLastColumn="0" w:lastRowFirstColumn="0" w:lastRowLastColumn="0"/>
             </w:pPr>
             <w:r>
-              <w:t>Cardiovascular disease (default)</w:t>
+              <w:t>ML reads graph via Python driver. All edges have r.weight (float, 0–1) and r.source (string). All nodes have n.specificityScore (float, 0–1).</w:t>
             </w:r>
           </w:p>
         </w:tc>
@@ -7047,7 +3894,7 @@
           </w:tcPr>
           <w:p>
             <w:r>
-              <w:t>alzheimers.txt</w:t>
+              <w:t>ML → Neo4j</w:t>
             </w:r>
           </w:p>
         </w:tc>
@@ -7060,7 +3907,7 @@
               <w:cnfStyle w:val="000000010000" w:firstRow="0" w:lastRow="0" w:firstColumn="0" w:lastColumn="0" w:oddVBand="0" w:evenVBand="0" w:oddHBand="0" w:evenHBand="1" w:firstRowFirstColumn="0" w:firstRowLastColumn="0" w:lastRowFirstColumn="0" w:lastRowLastColumn="0"/>
             </w:pPr>
             <w:r>
-              <w:t>35</w:t>
+              <w:t>Write</w:t>
             </w:r>
           </w:p>
         </w:tc>
@@ -7073,7 +3920,7 @@
               <w:cnfStyle w:val="000000010000" w:firstRow="0" w:lastRow="0" w:firstColumn="0" w:lastColumn="0" w:oddVBand="0" w:evenVBand="0" w:oddHBand="0" w:evenHBand="1" w:firstRowFirstColumn="0" w:firstRowLastColumn="0" w:lastRowFirstColumn="0" w:lastRowLastColumn="0"/>
             </w:pPr>
             <w:r>
-              <w:t>Alzheimer's &amp; related dementias</w:t>
+              <w:t>Prediction scores can be loaded as new relationship properties or a new relationship type (e.g., predictedAssociation with score property).</w:t>
             </w:r>
           </w:p>
         </w:tc>
@@ -7089,7 +3936,7 @@
           </w:tcPr>
           <w:p>
             <w:r>
-              <w:t>cancer.txt</w:t>
+              <w:t>ML → API</w:t>
             </w:r>
           </w:p>
         </w:tc>
@@ -7102,7 +3949,7 @@
               <w:cnfStyle w:val="000000100000" w:firstRow="0" w:lastRow="0" w:firstColumn="0" w:lastColumn="0" w:oddVBand="0" w:evenVBand="0" w:oddHBand="1" w:evenHBand="0" w:firstRowFirstColumn="0" w:firstRowLastColumn="0" w:lastRowFirstColumn="0" w:lastRowLastColumn="0"/>
             </w:pPr>
             <w:r>
-              <w:t>70</w:t>
+              <w:t>Via Neo4j</w:t>
             </w:r>
           </w:p>
         </w:tc>
@@ -7115,7 +3962,7 @@
               <w:cnfStyle w:val="000000100000" w:firstRow="0" w:lastRow="0" w:firstColumn="0" w:lastColumn="0" w:oddVBand="0" w:evenVBand="0" w:oddHBand="1" w:evenHBand="0" w:firstRowFirstColumn="0" w:firstRowLastColumn="0" w:lastRowFirstColumn="0" w:lastRowLastColumn="0"/>
             </w:pPr>
             <w:r>
-              <w:t>Cancer / oncology</w:t>
+              <w:t>Once predictions are in the graph, existing API endpoints (/api/graph, /api/query) can serve them. New endpoint /api/predictions could wrap a Cypher query that filters by prediction score.</w:t>
             </w:r>
           </w:p>
         </w:tc>
@@ -7131,7 +3978,7 @@
           </w:tcPr>
           <w:p>
             <w:r>
-              <w:t>asthma.txt</w:t>
+              <w:t>ML → Web UI</w:t>
             </w:r>
           </w:p>
         </w:tc>
@@ -7144,7 +3991,7 @@
               <w:cnfStyle w:val="000000010000" w:firstRow="0" w:lastRow="0" w:firstColumn="0" w:lastColumn="0" w:oddVBand="0" w:evenVBand="0" w:oddHBand="0" w:evenHBand="1" w:firstRowFirstColumn="0" w:firstRowLastColumn="0" w:lastRowFirstColumn="0" w:lastRowLastColumn="0"/>
             </w:pPr>
             <w:r>
-              <w:t>48</w:t>
+              <w:t>Via API</w:t>
             </w:r>
           </w:p>
         </w:tc>
@@ -7157,7 +4004,11 @@
               <w:cnfStyle w:val="000000010000" w:firstRow="0" w:lastRow="0" w:firstColumn="0" w:lastColumn="0" w:oddVBand="0" w:evenVBand="0" w:oddHBand="0" w:evenHBand="1" w:firstRowFirstColumn="0" w:firstRowLastColumn="0" w:lastRowFirstColumn="0" w:lastRowLastColumn="0"/>
             </w:pPr>
             <w:r>
-              <w:t>Asthma &amp; respiratory diseases</w:t>
+              <w:t xml:space="preserve">Predicted edges could appear in the Explore tab with a distinctive </w:t>
+            </w:r>
+            <w:r>
+              <w:lastRenderedPageBreak/>
+              <w:t>color/style. Discovery layer already supports 2-hop exploration.</w:t>
             </w:r>
           </w:p>
         </w:tc>
@@ -7173,7 +4024,8 @@
           </w:tcPr>
           <w:p>
             <w:r>
-              <w:t>diabetes.txt</w:t>
+              <w:lastRenderedPageBreak/>
+              <w:t>Edge weights → ML</w:t>
             </w:r>
           </w:p>
         </w:tc>
@@ -7186,7 +4038,7 @@
               <w:cnfStyle w:val="000000100000" w:firstRow="0" w:lastRow="0" w:firstColumn="0" w:lastColumn="0" w:oddVBand="0" w:evenVBand="0" w:oddHBand="1" w:evenHBand="0" w:firstRowFirstColumn="0" w:firstRowLastColumn="0" w:lastRowFirstColumn="0" w:lastRowLastColumn="0"/>
             </w:pPr>
             <w:r>
-              <w:t>52</w:t>
+              <w:t>Read</w:t>
             </w:r>
           </w:p>
         </w:tc>
@@ -7199,7 +4051,49 @@
               <w:cnfStyle w:val="000000100000" w:firstRow="0" w:lastRow="0" w:firstColumn="0" w:lastColumn="0" w:oddVBand="0" w:evenVBand="0" w:oddHBand="1" w:evenHBand="0" w:firstRowFirstColumn="0" w:firstRowLastColumn="0" w:lastRowFirstColumn="0" w:lastRowLastColumn="0"/>
             </w:pPr>
             <w:r>
-              <w:t>Diabetes &amp; metabolic diseases</w:t>
+              <w:t>Normalization scheme is documented in notebook section 3. Seven sources have real scores; others get flat weights.</w:t>
+            </w:r>
+          </w:p>
+        </w:tc>
+      </w:tr>
+      <w:tr>
+        <w:trPr>
+          <w:cnfStyle w:val="000000010000" w:firstRow="0" w:lastRow="0" w:firstColumn="0" w:lastColumn="0" w:oddVBand="0" w:evenVBand="0" w:oddHBand="0" w:evenHBand="1" w:firstRowFirstColumn="0" w:firstRowLastColumn="0" w:lastRowFirstColumn="0" w:lastRowLastColumn="0"/>
+        </w:trPr>
+        <w:tc>
+          <w:tcPr>
+            <w:cnfStyle w:val="001000000000" w:firstRow="0" w:lastRow="0" w:firstColumn="1" w:lastColumn="0" w:oddVBand="0" w:evenVBand="0" w:oddHBand="0" w:evenHBand="0" w:firstRowFirstColumn="0" w:firstRowLastColumn="0" w:lastRowFirstColumn="0" w:lastRowLastColumn="0"/>
+            <w:tcW w:w="2880" w:type="dxa"/>
+          </w:tcPr>
+          <w:p>
+            <w:r>
+              <w:t>Drug repurposing ground truth</w:t>
+            </w:r>
+          </w:p>
+        </w:tc>
+        <w:tc>
+          <w:tcPr>
+            <w:tcW w:w="2880" w:type="dxa"/>
+          </w:tcPr>
+          <w:p>
+            <w:pPr>
+              <w:cnfStyle w:val="000000010000" w:firstRow="0" w:lastRow="0" w:firstColumn="0" w:lastColumn="0" w:oddVBand="0" w:evenVBand="0" w:oddHBand="0" w:evenHBand="1" w:firstRowFirstColumn="0" w:firstRowLastColumn="0" w:lastRowFirstColumn="0" w:lastRowLastColumn="0"/>
+            </w:pPr>
+            <w:r>
+              <w:t>Read</w:t>
+            </w:r>
+          </w:p>
+        </w:tc>
+        <w:tc>
+          <w:tcPr>
+            <w:tcW w:w="2880" w:type="dxa"/>
+          </w:tcPr>
+          <w:p>
+            <w:pPr>
+              <w:cnfStyle w:val="000000010000" w:firstRow="0" w:lastRow="0" w:firstColumn="0" w:lastColumn="0" w:oddVBand="0" w:evenVBand="0" w:oddHBand="0" w:evenHBand="1" w:firstRowFirstColumn="0" w:firstRowLastColumn="0" w:lastRowFirstColumn="0" w:lastRowLastColumn="0"/>
+            </w:pPr>
+            <w:r>
+              <w:t>drugTreatsDisease (1.3K edges, DrugCentral) and drugPalliatesDisease (292 edges) provide labeled examples for evaluation.</w:t>
             </w:r>
           </w:p>
         </w:tc>
@@ -7208,7 +4102,7 @@
     <w:p/>
     <w:p>
       <w:r>
-        <w:t>Only 3 of 36 parsers use the disease filter: ClinicalTrialsParser (API queries per term), DisGeNETParser (API search per term), and MEDLINECooccurrenceParser (DOID filtering). The remaining 33 parsers are fully disease-agnostic and load complete datasets.</w:t>
+        <w:br w:type="page"/>
       </w:r>
     </w:p>
     <w:p>
@@ -7216,73 +4110,13 @@
         <w:pStyle w:val="Heading1"/>
       </w:pPr>
       <w:r>
-        <w:t>9. Post-Processing</w:t>
-      </w:r>
-    </w:p>
-    <w:p>
-      <w:pPr>
-        <w:pStyle w:val="Heading2"/>
-      </w:pPr>
-      <w:r>
-        <w:t>9.1. Disease-Specificity Scoring</w:t>
-      </w:r>
-    </w:p>
-    <w:p>
-      <w:r>
-        <w:t>After loading, the pipeline computes a specificityScore property on every node in the graph. The formula is: specificityScore = 1.0 / (number of distinct Disease neighbors). A gene connecting to 5 diseases scores 0.2; one connecting to 20,000 scores 0.00005. Disease nodes themselves get 0.0 (they ARE diseases). Nodes with no Disease connections get 1.0.</w:t>
-      </w:r>
-    </w:p>
-    <w:p>
-      <w:r>
-        <w:t>The computation runs in batches of 50,000 nodes per label to stay within Neo4j's transaction memory limit (716.8 MiB). Results are stored as a node property for O(1) lookup during queries. The computation timestamp is stored in a _Metadata node.</w:t>
-      </w:r>
-    </w:p>
-    <w:p>
-      <w:pPr>
-        <w:pStyle w:val="Heading2"/>
-      </w:pPr>
-      <w:r>
-        <w:t>9.2. ID Mapping Validation &amp; Gap Repair</w:t>
-      </w:r>
-    </w:p>
-    <w:p>
-      <w:r>
-        <w:t>After Neo4j loading, the pipeline validates all relationship configs by checking what percentage of source and target IDs in each TSV file match existing graph nodes. Configs with &lt; 50% match rate trigger the suggest_mapping() function, which may recommend alternative ID properties. The create_missing_nodes() function creates new Disease (or other) nodes for unmatched IDs that have &gt;= 10 edges, then re-loads the affected relationship configs to recover orphaned edges.</w:t>
-      </w:r>
-    </w:p>
-    <w:p>
-      <w:r>
-        <w:t>Example: DisGeNET gene-disease edges initially matched only 40.6% of disease IDs. Gap repair created 286 new Disease nodes, recovering 11,907 edges.</w:t>
-      </w:r>
-    </w:p>
-    <w:p>
-      <w:pPr>
-        <w:pStyle w:val="Heading1"/>
-      </w:pPr>
-      <w:r>
         <w:lastRenderedPageBreak/>
-        <w:t>10. Deployment &amp; Operations</w:t>
-      </w:r>
-    </w:p>
-    <w:p>
-      <w:pPr>
-        <w:pStyle w:val="Heading2"/>
-      </w:pPr>
-      <w:r>
-        <w:t>Local Development</w:t>
-      </w:r>
-    </w:p>
-    <w:p>
-      <w:r>
-        <w:t>The system runs locally with conda for Python environment management and a local Neo4j instance. The Flask server runs on port 5050. Environment variables are stored in .env (not committed to version control).</w:t>
-      </w:r>
-    </w:p>
-    <w:p>
-      <w:pPr>
-        <w:pStyle w:val="Heading2"/>
-      </w:pPr>
-      <w:r>
-        <w:t>Pipeline Execution</w:t>
+        <w:t>8. Current Stats (Snapshot)</w:t>
+      </w:r>
+    </w:p>
+    <w:p>
+      <w:r>
+        <w:t>These numbers are from the most recent pipeline run. For live counts, query Neo4j directly or use GET /api/graph-stats.</w:t>
       </w:r>
     </w:p>
     <w:tbl>
@@ -7306,7 +4140,7 @@
           </w:tcPr>
           <w:p>
             <w:r>
-              <w:t>Command</w:t>
+              <w:t>Metric</w:t>
             </w:r>
           </w:p>
         </w:tc>
@@ -7319,7 +4153,7 @@
               <w:cnfStyle w:val="100000000000" w:firstRow="1" w:lastRow="0" w:firstColumn="0" w:lastColumn="0" w:oddVBand="0" w:evenVBand="0" w:oddHBand="0" w:evenHBand="0" w:firstRowFirstColumn="0" w:firstRowLastColumn="0" w:lastRowFirstColumn="0" w:lastRowLastColumn="0"/>
             </w:pPr>
             <w:r>
-              <w:t>Description</w:t>
+              <w:t>Value</w:t>
             </w:r>
           </w:p>
         </w:tc>
@@ -7335,7 +4169,7 @@
           </w:tcPr>
           <w:p>
             <w:r>
-              <w:t>python src/main.py</w:t>
+              <w:t>Total nodes</w:t>
             </w:r>
           </w:p>
         </w:tc>
@@ -7348,7 +4182,7 @@
               <w:cnfStyle w:val="000000100000" w:firstRow="0" w:lastRow="0" w:firstColumn="0" w:lastColumn="0" w:oddVBand="0" w:evenVBand="0" w:oddHBand="1" w:evenHBand="0" w:firstRowFirstColumn="0" w:firstRowLastColumn="0" w:lastRowFirstColumn="0" w:lastRowLastColumn="0"/>
             </w:pPr>
             <w:r>
-              <w:t>Full pipeline: download + parse + TSV + Neo4j + specificity</w:t>
+              <w:t>4,921,062</w:t>
             </w:r>
           </w:p>
         </w:tc>
@@ -7364,7 +4198,7 @@
           </w:tcPr>
           <w:p>
             <w:r>
-              <w:t>python src/main.py --skip-download</w:t>
+              <w:t>Total relationships</w:t>
             </w:r>
           </w:p>
         </w:tc>
@@ -7377,7 +4211,7 @@
               <w:cnfStyle w:val="000000010000" w:firstRow="0" w:lastRow="0" w:firstColumn="0" w:lastColumn="0" w:oddVBand="0" w:evenVBand="0" w:oddHBand="0" w:evenHBand="1" w:firstRowFirstColumn="0" w:firstRowLastColumn="0" w:lastRowFirstColumn="0" w:lastRowLastColumn="0"/>
             </w:pPr>
             <w:r>
-              <w:t>Reparse from cached data</w:t>
+              <w:t>26,344,399</w:t>
             </w:r>
           </w:p>
         </w:tc>
@@ -7393,7 +4227,7 @@
           </w:tcPr>
           <w:p>
             <w:r>
-              <w:t>python src/main.py --skip-neo4j</w:t>
+              <w:t>Node types</w:t>
             </w:r>
           </w:p>
         </w:tc>
@@ -7406,7 +4240,7 @@
               <w:cnfStyle w:val="000000100000" w:firstRow="0" w:lastRow="0" w:firstColumn="0" w:lastColumn="0" w:oddVBand="0" w:evenVBand="0" w:oddHBand="1" w:evenHBand="0" w:firstRowFirstColumn="0" w:firstRowLastColumn="0" w:lastRowFirstColumn="0" w:lastRowLastColumn="0"/>
             </w:pPr>
             <w:r>
-              <w:t>Parse + TSV export only</w:t>
+              <w:t>20</w:t>
             </w:r>
           </w:p>
         </w:tc>
@@ -7422,7 +4256,7 @@
           </w:tcPr>
           <w:p>
             <w:r>
-              <w:t>python src/main.py --skip-download --skip-neo4j</w:t>
+              <w:t>Relationship types</w:t>
             </w:r>
           </w:p>
         </w:tc>
@@ -7435,7 +4269,7 @@
               <w:cnfStyle w:val="000000010000" w:firstRow="0" w:lastRow="0" w:firstColumn="0" w:lastColumn="0" w:oddVBand="0" w:evenVBand="0" w:oddHBand="0" w:evenHBand="1" w:firstRowFirstColumn="0" w:firstRowLastColumn="0" w:lastRowFirstColumn="0" w:lastRowLastColumn="0"/>
             </w:pPr>
             <w:r>
-              <w:t>Reparse cached data, TSV only</w:t>
+              <w:t>43</w:t>
             </w:r>
           </w:p>
         </w:tc>
@@ -7451,7 +4285,7 @@
           </w:tcPr>
           <w:p>
             <w:r>
-              <w:t>bash run.sh</w:t>
+              <w:t>Data sources (parsers)</w:t>
             </w:r>
           </w:p>
         </w:tc>
@@ -7464,7 +4298,7 @@
               <w:cnfStyle w:val="000000100000" w:firstRow="0" w:lastRow="0" w:firstColumn="0" w:lastColumn="0" w:oddVBand="0" w:evenVBand="0" w:oddHBand="1" w:evenHBand="0" w:firstRowFirstColumn="0" w:firstRowLastColumn="0" w:lastRowFirstColumn="0" w:lastRowLastColumn="0"/>
             </w:pPr>
             <w:r>
-              <w:t>Launch Flask + open browser</w:t>
+              <w:t>36</w:t>
             </w:r>
           </w:p>
         </w:tc>
@@ -7480,7 +4314,7 @@
           </w:tcPr>
           <w:p>
             <w:r>
-              <w:t>python src/api.py --port 5050</w:t>
+              <w:t>Relationship source labels</w:t>
             </w:r>
           </w:p>
         </w:tc>
@@ -7493,7 +4327,123 @@
               <w:cnfStyle w:val="000000010000" w:firstRow="0" w:lastRow="0" w:firstColumn="0" w:lastColumn="0" w:oddVBand="0" w:evenVBand="0" w:oddHBand="0" w:evenHBand="1" w:firstRowFirstColumn="0" w:firstRowLastColumn="0" w:lastRowFirstColumn="0" w:lastRowLastColumn="0"/>
             </w:pPr>
             <w:r>
-              <w:t>Start Flask server only</w:t>
+              <w:t>28</w:t>
+            </w:r>
+          </w:p>
+        </w:tc>
+      </w:tr>
+      <w:tr>
+        <w:trPr>
+          <w:cnfStyle w:val="000000100000" w:firstRow="0" w:lastRow="0" w:firstColumn="0" w:lastColumn="0" w:oddVBand="0" w:evenVBand="0" w:oddHBand="1" w:evenHBand="0" w:firstRowFirstColumn="0" w:firstRowLastColumn="0" w:lastRowFirstColumn="0" w:lastRowLastColumn="0"/>
+        </w:trPr>
+        <w:tc>
+          <w:tcPr>
+            <w:cnfStyle w:val="001000000000" w:firstRow="0" w:lastRow="0" w:firstColumn="1" w:lastColumn="0" w:oddVBand="0" w:evenVBand="0" w:oddHBand="0" w:evenHBand="0" w:firstRowFirstColumn="0" w:firstRowLastColumn="0" w:lastRowFirstColumn="0" w:lastRowLastColumn="0"/>
+            <w:tcW w:w="4320" w:type="dxa"/>
+          </w:tcPr>
+          <w:p>
+            <w:r>
+              <w:t>Ontology configs</w:t>
+            </w:r>
+          </w:p>
+        </w:tc>
+        <w:tc>
+          <w:tcPr>
+            <w:tcW w:w="4320" w:type="dxa"/>
+          </w:tcPr>
+          <w:p>
+            <w:pPr>
+              <w:cnfStyle w:val="000000100000" w:firstRow="0" w:lastRow="0" w:firstColumn="0" w:lastColumn="0" w:oddVBand="0" w:evenVBand="0" w:oddHBand="1" w:evenHBand="0" w:firstRowFirstColumn="0" w:firstRowLastColumn="0" w:lastRowFirstColumn="0" w:lastRowLastColumn="0"/>
+            </w:pPr>
+            <w:r>
+              <w:t>85</w:t>
+            </w:r>
+          </w:p>
+        </w:tc>
+      </w:tr>
+      <w:tr>
+        <w:trPr>
+          <w:cnfStyle w:val="000000010000" w:firstRow="0" w:lastRow="0" w:firstColumn="0" w:lastColumn="0" w:oddVBand="0" w:evenVBand="0" w:oddHBand="0" w:evenHBand="1" w:firstRowFirstColumn="0" w:firstRowLastColumn="0" w:lastRowFirstColumn="0" w:lastRowLastColumn="0"/>
+        </w:trPr>
+        <w:tc>
+          <w:tcPr>
+            <w:cnfStyle w:val="001000000000" w:firstRow="0" w:lastRow="0" w:firstColumn="1" w:lastColumn="0" w:oddVBand="0" w:evenVBand="0" w:oddHBand="0" w:evenHBand="0" w:firstRowFirstColumn="0" w:firstRowLastColumn="0" w:lastRowFirstColumn="0" w:lastRowLastColumn="0"/>
+            <w:tcW w:w="4320" w:type="dxa"/>
+          </w:tcPr>
+          <w:p>
+            <w:r>
+              <w:t>Disease filter terms (CVD)</w:t>
+            </w:r>
+          </w:p>
+        </w:tc>
+        <w:tc>
+          <w:tcPr>
+            <w:tcW w:w="4320" w:type="dxa"/>
+          </w:tcPr>
+          <w:p>
+            <w:pPr>
+              <w:cnfStyle w:val="000000010000" w:firstRow="0" w:lastRow="0" w:firstColumn="0" w:lastColumn="0" w:oddVBand="0" w:evenVBand="0" w:oddHBand="0" w:evenHBand="1" w:firstRowFirstColumn="0" w:firstRowLastColumn="0" w:lastRowFirstColumn="0" w:lastRowLastColumn="0"/>
+            </w:pPr>
+            <w:r>
+              <w:t>90</w:t>
+            </w:r>
+          </w:p>
+        </w:tc>
+      </w:tr>
+      <w:tr>
+        <w:trPr>
+          <w:cnfStyle w:val="000000100000" w:firstRow="0" w:lastRow="0" w:firstColumn="0" w:lastColumn="0" w:oddVBand="0" w:evenVBand="0" w:oddHBand="1" w:evenHBand="0" w:firstRowFirstColumn="0" w:firstRowLastColumn="0" w:lastRowFirstColumn="0" w:lastRowLastColumn="0"/>
+        </w:trPr>
+        <w:tc>
+          <w:tcPr>
+            <w:cnfStyle w:val="001000000000" w:firstRow="0" w:lastRow="0" w:firstColumn="1" w:lastColumn="0" w:oddVBand="0" w:evenVBand="0" w:oddHBand="0" w:evenHBand="0" w:firstRowFirstColumn="0" w:firstRowLastColumn="0" w:lastRowFirstColumn="0" w:lastRowLastColumn="0"/>
+            <w:tcW w:w="4320" w:type="dxa"/>
+          </w:tcPr>
+          <w:p>
+            <w:r>
+              <w:t>Agent-generated parsers</w:t>
+            </w:r>
+          </w:p>
+        </w:tc>
+        <w:tc>
+          <w:tcPr>
+            <w:tcW w:w="4320" w:type="dxa"/>
+          </w:tcPr>
+          <w:p>
+            <w:pPr>
+              <w:cnfStyle w:val="000000100000" w:firstRow="0" w:lastRow="0" w:firstColumn="0" w:lastColumn="0" w:oddVBand="0" w:evenVBand="0" w:oddHBand="1" w:evenHBand="0" w:firstRowFirstColumn="0" w:firstRowLastColumn="0" w:lastRowFirstColumn="0" w:lastRowLastColumn="0"/>
+            </w:pPr>
+            <w:r>
+              <w:t>7</w:t>
+            </w:r>
+          </w:p>
+        </w:tc>
+      </w:tr>
+      <w:tr>
+        <w:trPr>
+          <w:cnfStyle w:val="000000010000" w:firstRow="0" w:lastRow="0" w:firstColumn="0" w:lastColumn="0" w:oddVBand="0" w:evenVBand="0" w:oddHBand="0" w:evenHBand="1" w:firstRowFirstColumn="0" w:firstRowLastColumn="0" w:lastRowFirstColumn="0" w:lastRowLastColumn="0"/>
+        </w:trPr>
+        <w:tc>
+          <w:tcPr>
+            <w:cnfStyle w:val="001000000000" w:firstRow="0" w:lastRow="0" w:firstColumn="1" w:lastColumn="0" w:oddVBand="0" w:evenVBand="0" w:oddHBand="0" w:evenHBand="0" w:firstRowFirstColumn="0" w:firstRowLastColumn="0" w:lastRowFirstColumn="0" w:lastRowLastColumn="0"/>
+            <w:tcW w:w="4320" w:type="dxa"/>
+          </w:tcPr>
+          <w:p>
+            <w:r>
+              <w:t>Edge weight coverage</w:t>
+            </w:r>
+          </w:p>
+        </w:tc>
+        <w:tc>
+          <w:tcPr>
+            <w:tcW w:w="4320" w:type="dxa"/>
+          </w:tcPr>
+          <w:p>
+            <w:pPr>
+              <w:cnfStyle w:val="000000010000" w:firstRow="0" w:lastRow="0" w:firstColumn="0" w:lastColumn="0" w:oddVBand="0" w:evenVBand="0" w:oddHBand="0" w:evenHBand="1" w:firstRowFirstColumn="0" w:firstRowLastColumn="0" w:lastRowFirstColumn="0" w:lastRowLastColumn="0"/>
+            </w:pPr>
+            <w:r>
+              <w:t>100% (all edges have r.weight)</w:t>
             </w:r>
           </w:p>
         </w:tc>
@@ -7501,80 +4451,8 @@
     </w:tbl>
     <w:p/>
     <w:p>
-      <w:pPr>
-        <w:pStyle w:val="Heading2"/>
-      </w:pPr>
-      <w:r>
-        <w:t>Monitoring</w:t>
-      </w:r>
-    </w:p>
-    <w:p>
-      <w:r>
-        <w:t>The orchestrator (src/orchestrator.py) provides a health check that dynamically detects parser status from Neo4j by querying r.source values. The web dashboard Admin panel shows parser status, pipeline health (SSE streaming), and ID mapping validation reports. Pipeline logs are written to logs/cardiokb_build.log.</w:t>
-      </w:r>
-    </w:p>
-    <w:p>
-      <w:pPr>
-        <w:pStyle w:val="Heading1"/>
-      </w:pPr>
-      <w:r>
-        <w:t>11. Security Considerations</w:t>
-      </w:r>
-    </w:p>
-    <w:p>
-      <w:pPr>
-        <w:pStyle w:val="ListBullet"/>
-      </w:pPr>
-      <w:r>
-        <w:t>Credentials (.env) are gitignored and never logged, displayed, or included in output</w:t>
-      </w:r>
-    </w:p>
-    <w:p>
-      <w:pPr>
-        <w:pStyle w:val="ListBullet"/>
-      </w:pPr>
-      <w:r>
-        <w:t>Neo4j authentication via Bolt protocol with username/password</w:t>
-      </w:r>
-    </w:p>
-    <w:p>
-      <w:pPr>
-        <w:pStyle w:val="ListBullet"/>
-      </w:pPr>
-      <w:r>
-        <w:t>API keys (OMIM, DisGeNET, Anthropic) stored as environment variables</w:t>
-      </w:r>
-    </w:p>
-    <w:p>
-      <w:pPr>
-        <w:pStyle w:val="ListBullet"/>
-      </w:pPr>
-      <w:r>
-        <w:t>No user authentication on the web dashboard (local development only)</w:t>
-      </w:r>
-    </w:p>
-    <w:p>
-      <w:pPr>
-        <w:pStyle w:val="ListBullet"/>
-      </w:pPr>
-      <w:r>
-        <w:t>Cypher injection is mitigated by parameterized queries in the Neo4j driver</w:t>
-      </w:r>
-    </w:p>
-    <w:p>
-      <w:pPr>
-        <w:pStyle w:val="ListBullet"/>
-      </w:pPr>
-      <w:r>
-        <w:t>The Flask server serves static files from the interface/ directory only</w:t>
-      </w:r>
-    </w:p>
-    <w:p>
-      <w:pPr>
-        <w:pStyle w:val="Heading1"/>
-      </w:pPr>
-      <w:r>
-        <w:t>12. Current Statistics</w:t>
+      <w:r>
+        <w:t>Top 10 relationship types by count:</w:t>
       </w:r>
     </w:p>
     <w:tbl>
@@ -7584,8 +4462,9 @@
         <w:tblLook w:val="04A0" w:firstRow="1" w:lastRow="0" w:firstColumn="1" w:lastColumn="0" w:noHBand="0" w:noVBand="1"/>
       </w:tblPr>
       <w:tblGrid>
-        <w:gridCol w:w="4320"/>
-        <w:gridCol w:w="4320"/>
+        <w:gridCol w:w="2997"/>
+        <w:gridCol w:w="2880"/>
+        <w:gridCol w:w="2880"/>
       </w:tblGrid>
       <w:tr>
         <w:trPr>
@@ -7594,24 +4473,37 @@
         <w:tc>
           <w:tcPr>
             <w:cnfStyle w:val="001000000000" w:firstRow="0" w:lastRow="0" w:firstColumn="1" w:lastColumn="0" w:oddVBand="0" w:evenVBand="0" w:oddHBand="0" w:evenHBand="0" w:firstRowFirstColumn="0" w:firstRowLastColumn="0" w:lastRowFirstColumn="0" w:lastRowLastColumn="0"/>
-            <w:tcW w:w="4320" w:type="dxa"/>
-          </w:tcPr>
-          <w:p>
-            <w:r>
-              <w:t>Metric</w:t>
-            </w:r>
-          </w:p>
-        </w:tc>
-        <w:tc>
-          <w:tcPr>
-            <w:tcW w:w="4320" w:type="dxa"/>
+            <w:tcW w:w="2880" w:type="dxa"/>
+          </w:tcPr>
+          <w:p>
+            <w:r>
+              <w:t>Relationship Type</w:t>
+            </w:r>
+          </w:p>
+        </w:tc>
+        <w:tc>
+          <w:tcPr>
+            <w:tcW w:w="2880" w:type="dxa"/>
           </w:tcPr>
           <w:p>
             <w:pPr>
               <w:cnfStyle w:val="100000000000" w:firstRow="1" w:lastRow="0" w:firstColumn="0" w:lastColumn="0" w:oddVBand="0" w:evenVBand="0" w:oddHBand="0" w:evenHBand="0" w:firstRowFirstColumn="0" w:firstRowLastColumn="0" w:lastRowFirstColumn="0" w:lastRowLastColumn="0"/>
             </w:pPr>
             <w:r>
-              <w:t>Value</w:t>
+              <w:t>Count</w:t>
+            </w:r>
+          </w:p>
+        </w:tc>
+        <w:tc>
+          <w:tcPr>
+            <w:tcW w:w="2880" w:type="dxa"/>
+          </w:tcPr>
+          <w:p>
+            <w:pPr>
+              <w:cnfStyle w:val="100000000000" w:firstRow="1" w:lastRow="0" w:firstColumn="0" w:lastColumn="0" w:oddVBand="0" w:evenVBand="0" w:oddHBand="0" w:evenHBand="0" w:firstRowFirstColumn="0" w:firstRowLastColumn="0" w:lastRowFirstColumn="0" w:lastRowLastColumn="0"/>
+            </w:pPr>
+            <w:r>
+              <w:t>Source(s)</w:t>
             </w:r>
           </w:p>
         </w:tc>
@@ -7623,21 +4515,37 @@
         <w:tc>
           <w:tcPr>
             <w:cnfStyle w:val="001000000000" w:firstRow="0" w:lastRow="0" w:firstColumn="1" w:lastColumn="0" w:oddVBand="0" w:evenVBand="0" w:oddHBand="0" w:evenHBand="0" w:firstRowFirstColumn="0" w:firstRowLastColumn="0" w:lastRowFirstColumn="0" w:lastRowLastColumn="0"/>
-            <w:tcW w:w="4320" w:type="dxa"/>
-          </w:tcPr>
-          <w:p>
-            <w:r>
-              <w:t>Total nodes</w:t>
-            </w:r>
-          </w:p>
-        </w:tc>
-        <w:tc>
-          <w:tcPr>
-            <w:tcW w:w="4320" w:type="dxa"/>
-          </w:tcPr>
-          <w:p>
-            <w:r>
-              <w:t>4,921,062</w:t>
+            <w:tcW w:w="2880" w:type="dxa"/>
+          </w:tcPr>
+          <w:p>
+            <w:r>
+              <w:t>bodyPartUnderexpressesGene</w:t>
+            </w:r>
+          </w:p>
+        </w:tc>
+        <w:tc>
+          <w:tcPr>
+            <w:tcW w:w="2880" w:type="dxa"/>
+          </w:tcPr>
+          <w:p>
+            <w:pPr>
+              <w:cnfStyle w:val="000000100000" w:firstRow="0" w:lastRow="0" w:firstColumn="0" w:lastColumn="0" w:oddVBand="0" w:evenVBand="0" w:oddHBand="1" w:evenHBand="0" w:firstRowFirstColumn="0" w:firstRowLastColumn="0" w:lastRowFirstColumn="0" w:lastRowLastColumn="0"/>
+            </w:pPr>
+            <w:r>
+              <w:t>5,334,316</w:t>
+            </w:r>
+          </w:p>
+        </w:tc>
+        <w:tc>
+          <w:tcPr>
+            <w:tcW w:w="2880" w:type="dxa"/>
+          </w:tcPr>
+          <w:p>
+            <w:pPr>
+              <w:cnfStyle w:val="000000100000" w:firstRow="0" w:lastRow="0" w:firstColumn="0" w:lastColumn="0" w:oddVBand="0" w:evenVBand="0" w:oddHBand="1" w:evenHBand="0" w:firstRowFirstColumn="0" w:firstRowLastColumn="0" w:lastRowFirstColumn="0" w:lastRowLastColumn="0"/>
+            </w:pPr>
+            <w:r>
+              <w:t>Bgee</w:t>
             </w:r>
           </w:p>
         </w:tc>
@@ -7649,21 +4557,37 @@
         <w:tc>
           <w:tcPr>
             <w:cnfStyle w:val="001000000000" w:firstRow="0" w:lastRow="0" w:firstColumn="1" w:lastColumn="0" w:oddVBand="0" w:evenVBand="0" w:oddHBand="0" w:evenHBand="0" w:firstRowFirstColumn="0" w:firstRowLastColumn="0" w:lastRowFirstColumn="0" w:lastRowLastColumn="0"/>
-            <w:tcW w:w="4320" w:type="dxa"/>
-          </w:tcPr>
-          <w:p>
-            <w:r>
-              <w:t>Total relationships</w:t>
-            </w:r>
-          </w:p>
-        </w:tc>
-        <w:tc>
-          <w:tcPr>
-            <w:tcW w:w="4320" w:type="dxa"/>
-          </w:tcPr>
-          <w:p>
-            <w:r>
-              <w:t>26,344,399</w:t>
+            <w:tcW w:w="2880" w:type="dxa"/>
+          </w:tcPr>
+          <w:p>
+            <w:r>
+              <w:t>variantInGene</w:t>
+            </w:r>
+          </w:p>
+        </w:tc>
+        <w:tc>
+          <w:tcPr>
+            <w:tcW w:w="2880" w:type="dxa"/>
+          </w:tcPr>
+          <w:p>
+            <w:pPr>
+              <w:cnfStyle w:val="000000010000" w:firstRow="0" w:lastRow="0" w:firstColumn="0" w:lastColumn="0" w:oddVBand="0" w:evenVBand="0" w:oddHBand="0" w:evenHBand="1" w:firstRowFirstColumn="0" w:firstRowLastColumn="0" w:lastRowFirstColumn="0" w:lastRowLastColumn="0"/>
+            </w:pPr>
+            <w:r>
+              <w:t>4,439,480</w:t>
+            </w:r>
+          </w:p>
+        </w:tc>
+        <w:tc>
+          <w:tcPr>
+            <w:tcW w:w="2880" w:type="dxa"/>
+          </w:tcPr>
+          <w:p>
+            <w:pPr>
+              <w:cnfStyle w:val="000000010000" w:firstRow="0" w:lastRow="0" w:firstColumn="0" w:lastColumn="0" w:oddVBand="0" w:evenVBand="0" w:oddHBand="0" w:evenHBand="1" w:firstRowFirstColumn="0" w:firstRowLastColumn="0" w:lastRowFirstColumn="0" w:lastRowLastColumn="0"/>
+            </w:pPr>
+            <w:r>
+              <w:t>ClinVar</w:t>
             </w:r>
           </w:p>
         </w:tc>
@@ -7675,21 +4599,37 @@
         <w:tc>
           <w:tcPr>
             <w:cnfStyle w:val="001000000000" w:firstRow="0" w:lastRow="0" w:firstColumn="1" w:lastColumn="0" w:oddVBand="0" w:evenVBand="0" w:oddHBand="0" w:evenHBand="0" w:firstRowFirstColumn="0" w:firstRowLastColumn="0" w:lastRowFirstColumn="0" w:lastRowLastColumn="0"/>
-            <w:tcW w:w="4320" w:type="dxa"/>
-          </w:tcPr>
-          <w:p>
-            <w:r>
-              <w:t>Node types</w:t>
-            </w:r>
-          </w:p>
-        </w:tc>
-        <w:tc>
-          <w:tcPr>
-            <w:tcW w:w="4320" w:type="dxa"/>
-          </w:tcPr>
-          <w:p>
-            <w:r>
-              <w:t>20</w:t>
+            <w:tcW w:w="2880" w:type="dxa"/>
+          </w:tcPr>
+          <w:p>
+            <w:r>
+              <w:t>hasVariant</w:t>
+            </w:r>
+          </w:p>
+        </w:tc>
+        <w:tc>
+          <w:tcPr>
+            <w:tcW w:w="2880" w:type="dxa"/>
+          </w:tcPr>
+          <w:p>
+            <w:pPr>
+              <w:cnfStyle w:val="000000100000" w:firstRow="0" w:lastRow="0" w:firstColumn="0" w:lastColumn="0" w:oddVBand="0" w:evenVBand="0" w:oddHBand="1" w:evenHBand="0" w:firstRowFirstColumn="0" w:firstRowLastColumn="0" w:lastRowFirstColumn="0" w:lastRowLastColumn="0"/>
+            </w:pPr>
+            <w:r>
+              <w:t>4,439,480</w:t>
+            </w:r>
+          </w:p>
+        </w:tc>
+        <w:tc>
+          <w:tcPr>
+            <w:tcW w:w="2880" w:type="dxa"/>
+          </w:tcPr>
+          <w:p>
+            <w:pPr>
+              <w:cnfStyle w:val="000000100000" w:firstRow="0" w:lastRow="0" w:firstColumn="0" w:lastColumn="0" w:oddVBand="0" w:evenVBand="0" w:oddHBand="1" w:evenHBand="0" w:firstRowFirstColumn="0" w:firstRowLastColumn="0" w:lastRowFirstColumn="0" w:lastRowLastColumn="0"/>
+            </w:pPr>
+            <w:r>
+              <w:t>ClinVar</w:t>
             </w:r>
           </w:p>
         </w:tc>
@@ -7701,21 +4641,37 @@
         <w:tc>
           <w:tcPr>
             <w:cnfStyle w:val="001000000000" w:firstRow="0" w:lastRow="0" w:firstColumn="1" w:lastColumn="0" w:oddVBand="0" w:evenVBand="0" w:oddHBand="0" w:evenHBand="0" w:firstRowFirstColumn="0" w:firstRowLastColumn="0" w:lastRowFirstColumn="0" w:lastRowLastColumn="0"/>
-            <w:tcW w:w="4320" w:type="dxa"/>
-          </w:tcPr>
-          <w:p>
-            <w:r>
-              <w:t>Relationship types</w:t>
-            </w:r>
-          </w:p>
-        </w:tc>
-        <w:tc>
-          <w:tcPr>
-            <w:tcW w:w="4320" w:type="dxa"/>
-          </w:tcPr>
-          <w:p>
-            <w:r>
-              <w:t>43</w:t>
+            <w:tcW w:w="2880" w:type="dxa"/>
+          </w:tcPr>
+          <w:p>
+            <w:r>
+              <w:t>geneAssociatesWithDisease</w:t>
+            </w:r>
+          </w:p>
+        </w:tc>
+        <w:tc>
+          <w:tcPr>
+            <w:tcW w:w="2880" w:type="dxa"/>
+          </w:tcPr>
+          <w:p>
+            <w:pPr>
+              <w:cnfStyle w:val="000000010000" w:firstRow="0" w:lastRow="0" w:firstColumn="0" w:lastColumn="0" w:oddVBand="0" w:evenVBand="0" w:oddHBand="0" w:evenHBand="1" w:firstRowFirstColumn="0" w:firstRowLastColumn="0" w:lastRowFirstColumn="0" w:lastRowLastColumn="0"/>
+            </w:pPr>
+            <w:r>
+              <w:t>3,706,670</w:t>
+            </w:r>
+          </w:p>
+        </w:tc>
+        <w:tc>
+          <w:tcPr>
+            <w:tcW w:w="2880" w:type="dxa"/>
+          </w:tcPr>
+          <w:p>
+            <w:pPr>
+              <w:cnfStyle w:val="000000010000" w:firstRow="0" w:lastRow="0" w:firstColumn="0" w:lastColumn="0" w:oddVBand="0" w:evenVBand="0" w:oddHBand="0" w:evenHBand="1" w:firstRowFirstColumn="0" w:firstRowLastColumn="0" w:lastRowFirstColumn="0" w:lastRowLastColumn="0"/>
+            </w:pPr>
+            <w:r>
+              <w:t>6 sources</w:t>
             </w:r>
           </w:p>
         </w:tc>
@@ -7727,24 +4683,37 @@
         <w:tc>
           <w:tcPr>
             <w:cnfStyle w:val="001000000000" w:firstRow="0" w:lastRow="0" w:firstColumn="1" w:lastColumn="0" w:oddVBand="0" w:evenVBand="0" w:oddHBand="0" w:evenHBand="0" w:firstRowFirstColumn="0" w:firstRowLastColumn="0" w:lastRowFirstColumn="0" w:lastRowLastColumn="0"/>
-            <w:tcW w:w="4320" w:type="dxa"/>
-          </w:tcPr>
-          <w:p>
-            <w:r>
-              <w:t>Data sources</w:t>
-            </w:r>
-          </w:p>
-        </w:tc>
-        <w:tc>
-          <w:tcPr>
-            <w:tcW w:w="4320" w:type="dxa"/>
+            <w:tcW w:w="2880" w:type="dxa"/>
+          </w:tcPr>
+          <w:p>
+            <w:r>
+              <w:t>diseaseAssociatesWithDisease</w:t>
+            </w:r>
+          </w:p>
+        </w:tc>
+        <w:tc>
+          <w:tcPr>
+            <w:tcW w:w="2880" w:type="dxa"/>
           </w:tcPr>
           <w:p>
             <w:pPr>
               <w:cnfStyle w:val="000000100000" w:firstRow="0" w:lastRow="0" w:firstColumn="0" w:lastColumn="0" w:oddVBand="0" w:evenVBand="0" w:oddHBand="1" w:evenHBand="0" w:firstRowFirstColumn="0" w:firstRowLastColumn="0" w:lastRowFirstColumn="0" w:lastRowLastColumn="0"/>
             </w:pPr>
             <w:r>
-              <w:t>36 (36 parsers)</w:t>
+              <w:t>2,138,895</w:t>
+            </w:r>
+          </w:p>
+        </w:tc>
+        <w:tc>
+          <w:tcPr>
+            <w:tcW w:w="2880" w:type="dxa"/>
+          </w:tcPr>
+          <w:p>
+            <w:pPr>
+              <w:cnfStyle w:val="000000100000" w:firstRow="0" w:lastRow="0" w:firstColumn="0" w:lastColumn="0" w:oddVBand="0" w:evenVBand="0" w:oddHBand="1" w:evenHBand="0" w:firstRowFirstColumn="0" w:firstRowLastColumn="0" w:lastRowFirstColumn="0" w:lastRowLastColumn="0"/>
+            </w:pPr>
+            <w:r>
+              <w:t>PubTator</w:t>
             </w:r>
           </w:p>
         </w:tc>
@@ -7756,24 +4725,37 @@
         <w:tc>
           <w:tcPr>
             <w:cnfStyle w:val="001000000000" w:firstRow="0" w:lastRow="0" w:firstColumn="1" w:lastColumn="0" w:oddVBand="0" w:evenVBand="0" w:oddHBand="0" w:evenHBand="0" w:firstRowFirstColumn="0" w:firstRowLastColumn="0" w:lastRowFirstColumn="0" w:lastRowLastColumn="0"/>
-            <w:tcW w:w="4320" w:type="dxa"/>
-          </w:tcPr>
-          <w:p>
-            <w:r>
-              <w:t>Relationship source labels</w:t>
-            </w:r>
-          </w:p>
-        </w:tc>
-        <w:tc>
-          <w:tcPr>
-            <w:tcW w:w="4320" w:type="dxa"/>
+            <w:tcW w:w="2880" w:type="dxa"/>
+          </w:tcPr>
+          <w:p>
+            <w:r>
+              <w:t>variantAssociatedWithDisease</w:t>
+            </w:r>
+          </w:p>
+        </w:tc>
+        <w:tc>
+          <w:tcPr>
+            <w:tcW w:w="2880" w:type="dxa"/>
           </w:tcPr>
           <w:p>
             <w:pPr>
               <w:cnfStyle w:val="000000010000" w:firstRow="0" w:lastRow="0" w:firstColumn="0" w:lastColumn="0" w:oddVBand="0" w:evenVBand="0" w:oddHBand="0" w:evenHBand="1" w:firstRowFirstColumn="0" w:firstRowLastColumn="0" w:lastRowFirstColumn="0" w:lastRowLastColumn="0"/>
             </w:pPr>
             <w:r>
-              <w:t>28</w:t>
+              <w:t>1,862,448</w:t>
+            </w:r>
+          </w:p>
+        </w:tc>
+        <w:tc>
+          <w:tcPr>
+            <w:tcW w:w="2880" w:type="dxa"/>
+          </w:tcPr>
+          <w:p>
+            <w:pPr>
+              <w:cnfStyle w:val="000000010000" w:firstRow="0" w:lastRow="0" w:firstColumn="0" w:lastColumn="0" w:oddVBand="0" w:evenVBand="0" w:oddHBand="0" w:evenHBand="1" w:firstRowFirstColumn="0" w:firstRowLastColumn="0" w:lastRowFirstColumn="0" w:lastRowLastColumn="0"/>
+            </w:pPr>
+            <w:r>
+              <w:t>ClinVar</w:t>
             </w:r>
           </w:p>
         </w:tc>
@@ -7785,25 +4767,37 @@
         <w:tc>
           <w:tcPr>
             <w:cnfStyle w:val="001000000000" w:firstRow="0" w:lastRow="0" w:firstColumn="1" w:lastColumn="0" w:oddVBand="0" w:evenVBand="0" w:oddHBand="0" w:evenHBand="0" w:firstRowFirstColumn="0" w:firstRowLastColumn="0" w:lastRowFirstColumn="0" w:lastRowLastColumn="0"/>
-            <w:tcW w:w="4320" w:type="dxa"/>
-          </w:tcPr>
-          <w:p>
-            <w:r>
-              <w:lastRenderedPageBreak/>
-              <w:t>Ontology configs</w:t>
-            </w:r>
-          </w:p>
-        </w:tc>
-        <w:tc>
-          <w:tcPr>
-            <w:tcW w:w="4320" w:type="dxa"/>
+            <w:tcW w:w="2880" w:type="dxa"/>
+          </w:tcPr>
+          <w:p>
+            <w:r>
+              <w:t>associatedWithVariant</w:t>
+            </w:r>
+          </w:p>
+        </w:tc>
+        <w:tc>
+          <w:tcPr>
+            <w:tcW w:w="2880" w:type="dxa"/>
           </w:tcPr>
           <w:p>
             <w:pPr>
               <w:cnfStyle w:val="000000100000" w:firstRow="0" w:lastRow="0" w:firstColumn="0" w:lastColumn="0" w:oddVBand="0" w:evenVBand="0" w:oddHBand="1" w:evenHBand="0" w:firstRowFirstColumn="0" w:firstRowLastColumn="0" w:lastRowFirstColumn="0" w:lastRowLastColumn="0"/>
             </w:pPr>
             <w:r>
-              <w:t>85</w:t>
+              <w:t>1,862,448</w:t>
+            </w:r>
+          </w:p>
+        </w:tc>
+        <w:tc>
+          <w:tcPr>
+            <w:tcW w:w="2880" w:type="dxa"/>
+          </w:tcPr>
+          <w:p>
+            <w:pPr>
+              <w:cnfStyle w:val="000000100000" w:firstRow="0" w:lastRow="0" w:firstColumn="0" w:lastColumn="0" w:oddVBand="0" w:evenVBand="0" w:oddHBand="1" w:evenHBand="0" w:firstRowFirstColumn="0" w:firstRowLastColumn="0" w:lastRowFirstColumn="0" w:lastRowLastColumn="0"/>
+            </w:pPr>
+            <w:r>
+              <w:t>ClinVar</w:t>
             </w:r>
           </w:p>
         </w:tc>
@@ -7815,24 +4809,37 @@
         <w:tc>
           <w:tcPr>
             <w:cnfStyle w:val="001000000000" w:firstRow="0" w:lastRow="0" w:firstColumn="1" w:lastColumn="0" w:oddVBand="0" w:evenVBand="0" w:oddHBand="0" w:evenHBand="0" w:firstRowFirstColumn="0" w:firstRowLastColumn="0" w:lastRowFirstColumn="0" w:lastRowLastColumn="0"/>
-            <w:tcW w:w="4320" w:type="dxa"/>
-          </w:tcPr>
-          <w:p>
-            <w:r>
-              <w:t>Node-only sources</w:t>
-            </w:r>
-          </w:p>
-        </w:tc>
-        <w:tc>
-          <w:tcPr>
-            <w:tcW w:w="4320" w:type="dxa"/>
+            <w:tcW w:w="2880" w:type="dxa"/>
+          </w:tcPr>
+          <w:p>
+            <w:r>
+              <w:t>geneExpressedInBodyPart</w:t>
+            </w:r>
+          </w:p>
+        </w:tc>
+        <w:tc>
+          <w:tcPr>
+            <w:tcW w:w="2880" w:type="dxa"/>
           </w:tcPr>
           <w:p>
             <w:pPr>
               <w:cnfStyle w:val="000000010000" w:firstRow="0" w:lastRow="0" w:firstColumn="0" w:lastColumn="0" w:oddVBand="0" w:evenVBand="0" w:oddHBand="0" w:evenHBand="1" w:firstRowFirstColumn="0" w:firstRowLastColumn="0" w:lastRowFirstColumn="0" w:lastRowLastColumn="0"/>
             </w:pPr>
             <w:r>
-              <w:t>8 (Disease Ontology, Uberon, MeSH, NCBI Gene, CellAge, AnAge, GenAge, HGNC base)</w:t>
+              <w:t>982,039</w:t>
+            </w:r>
+          </w:p>
+        </w:tc>
+        <w:tc>
+          <w:tcPr>
+            <w:tcW w:w="2880" w:type="dxa"/>
+          </w:tcPr>
+          <w:p>
+            <w:pPr>
+              <w:cnfStyle w:val="000000010000" w:firstRow="0" w:lastRow="0" w:firstColumn="0" w:lastColumn="0" w:oddVBand="0" w:evenVBand="0" w:oddHBand="0" w:evenHBand="1" w:firstRowFirstColumn="0" w:firstRowLastColumn="0" w:lastRowFirstColumn="0" w:lastRowLastColumn="0"/>
+            </w:pPr>
+            <w:r>
+              <w:t>Jensen TISSUES</w:t>
             </w:r>
           </w:p>
         </w:tc>
@@ -7844,24 +4851,37 @@
         <w:tc>
           <w:tcPr>
             <w:cnfStyle w:val="001000000000" w:firstRow="0" w:lastRow="0" w:firstColumn="1" w:lastColumn="0" w:oddVBand="0" w:evenVBand="0" w:oddHBand="0" w:evenHBand="0" w:firstRowFirstColumn="0" w:firstRowLastColumn="0" w:lastRowFirstColumn="0" w:lastRowLastColumn="0"/>
-            <w:tcW w:w="4320" w:type="dxa"/>
-          </w:tcPr>
-          <w:p>
-            <w:r>
-              <w:t>Disease filter terms (CVD)</w:t>
-            </w:r>
-          </w:p>
-        </w:tc>
-        <w:tc>
-          <w:tcPr>
-            <w:tcW w:w="4320" w:type="dxa"/>
+            <w:tcW w:w="2880" w:type="dxa"/>
+          </w:tcPr>
+          <w:p>
+            <w:r>
+              <w:t>geneInteractsWithGene</w:t>
+            </w:r>
+          </w:p>
+        </w:tc>
+        <w:tc>
+          <w:tcPr>
+            <w:tcW w:w="2880" w:type="dxa"/>
           </w:tcPr>
           <w:p>
             <w:pPr>
               <w:cnfStyle w:val="000000100000" w:firstRow="0" w:lastRow="0" w:firstColumn="0" w:lastColumn="0" w:oddVBand="0" w:evenVBand="0" w:oddHBand="1" w:evenHBand="0" w:firstRowFirstColumn="0" w:firstRowLastColumn="0" w:lastRowFirstColumn="0" w:lastRowLastColumn="0"/>
             </w:pPr>
             <w:r>
-              <w:t>90</w:t>
+              <w:t>234,533</w:t>
+            </w:r>
+          </w:p>
+        </w:tc>
+        <w:tc>
+          <w:tcPr>
+            <w:tcW w:w="2880" w:type="dxa"/>
+          </w:tcPr>
+          <w:p>
+            <w:pPr>
+              <w:cnfStyle w:val="000000100000" w:firstRow="0" w:lastRow="0" w:firstColumn="0" w:lastColumn="0" w:oddVBand="0" w:evenVBand="0" w:oddHBand="1" w:evenHBand="0" w:firstRowFirstColumn="0" w:firstRowLastColumn="0" w:lastRowFirstColumn="0" w:lastRowLastColumn="0"/>
+            </w:pPr>
+            <w:r>
+              <w:t>STRING, Hetionet</w:t>
             </w:r>
           </w:p>
         </w:tc>
@@ -7873,187 +4893,43 @@
         <w:tc>
           <w:tcPr>
             <w:cnfStyle w:val="001000000000" w:firstRow="0" w:lastRow="0" w:firstColumn="1" w:lastColumn="0" w:oddVBand="0" w:evenVBand="0" w:oddHBand="0" w:evenHBand="0" w:firstRowFirstColumn="0" w:firstRowLastColumn="0" w:lastRowFirstColumn="0" w:lastRowLastColumn="0"/>
-            <w:tcW w:w="4320" w:type="dxa"/>
-          </w:tcPr>
-          <w:p>
-            <w:r>
-              <w:t>CVD-tagged Disease nodes</w:t>
-            </w:r>
-          </w:p>
-        </w:tc>
-        <w:tc>
-          <w:tcPr>
-            <w:tcW w:w="4320" w:type="dxa"/>
+            <w:tcW w:w="2880" w:type="dxa"/>
+          </w:tcPr>
+          <w:p>
+            <w:r>
+              <w:t>chemicalIncreasesExpression</w:t>
+            </w:r>
+          </w:p>
+        </w:tc>
+        <w:tc>
+          <w:tcPr>
+            <w:tcW w:w="2880" w:type="dxa"/>
           </w:tcPr>
           <w:p>
             <w:pPr>
               <w:cnfStyle w:val="000000010000" w:firstRow="0" w:lastRow="0" w:firstColumn="0" w:lastColumn="0" w:oddVBand="0" w:evenVBand="0" w:oddHBand="0" w:evenHBand="1" w:firstRowFirstColumn="0" w:firstRowLastColumn="0" w:lastRowFirstColumn="0" w:lastRowLastColumn="0"/>
             </w:pPr>
             <w:r>
-              <w:t>1,374</w:t>
-            </w:r>
-          </w:p>
-        </w:tc>
-      </w:tr>
-      <w:tr>
-        <w:trPr>
-          <w:cnfStyle w:val="000000100000" w:firstRow="0" w:lastRow="0" w:firstColumn="0" w:lastColumn="0" w:oddVBand="0" w:evenVBand="0" w:oddHBand="1" w:evenHBand="0" w:firstRowFirstColumn="0" w:firstRowLastColumn="0" w:lastRowFirstColumn="0" w:lastRowLastColumn="0"/>
-        </w:trPr>
-        <w:tc>
-          <w:tcPr>
-            <w:cnfStyle w:val="001000000000" w:firstRow="0" w:lastRow="0" w:firstColumn="1" w:lastColumn="0" w:oddVBand="0" w:evenVBand="0" w:oddHBand="0" w:evenHBand="0" w:firstRowFirstColumn="0" w:firstRowLastColumn="0" w:lastRowFirstColumn="0" w:lastRowLastColumn="0"/>
-            <w:tcW w:w="4320" w:type="dxa"/>
-          </w:tcPr>
-          <w:p>
-            <w:r>
-              <w:t>Agent-generated parsers</w:t>
-            </w:r>
-          </w:p>
-        </w:tc>
-        <w:tc>
-          <w:tcPr>
-            <w:tcW w:w="4320" w:type="dxa"/>
+              <w:t>218,140</w:t>
+            </w:r>
+          </w:p>
+        </w:tc>
+        <w:tc>
+          <w:tcPr>
+            <w:tcW w:w="2880" w:type="dxa"/>
           </w:tcPr>
           <w:p>
             <w:pPr>
-              <w:cnfStyle w:val="000000100000" w:firstRow="0" w:lastRow="0" w:firstColumn="0" w:lastColumn="0" w:oddVBand="0" w:evenVBand="0" w:oddHBand="1" w:evenHBand="0" w:firstRowFirstColumn="0" w:firstRowLastColumn="0" w:lastRowFirstColumn="0" w:lastRowLastColumn="0"/>
+              <w:cnfStyle w:val="000000010000" w:firstRow="0" w:lastRow="0" w:firstColumn="0" w:lastColumn="0" w:oddVBand="0" w:evenVBand="0" w:oddHBand="0" w:evenHBand="1" w:firstRowFirstColumn="0" w:firstRowLastColumn="0" w:lastRowFirstColumn="0" w:lastRowLastColumn="0"/>
             </w:pPr>
             <w:r>
-              <w:t>7</w:t>
+              <w:t>CTD</w:t>
             </w:r>
           </w:p>
         </w:tc>
       </w:tr>
     </w:tbl>
     <w:p/>
-    <w:p>
-      <w:pPr>
-        <w:pStyle w:val="Heading1"/>
-      </w:pPr>
-      <w:r>
-        <w:t>13. Limitations &amp; Future Work</w:t>
-      </w:r>
-    </w:p>
-    <w:p>
-      <w:pPr>
-        <w:pStyle w:val="Heading2"/>
-      </w:pPr>
-      <w:r>
-        <w:t>Current Limitations</w:t>
-      </w:r>
-    </w:p>
-    <w:p>
-      <w:pPr>
-        <w:pStyle w:val="ListBullet"/>
-      </w:pPr>
-      <w:r>
-        <w:t>Neo4j transaction memory (716.8 MiB) constrains query complexity on high-degree nodes; batched processing required for large operations</w:t>
-      </w:r>
-    </w:p>
-    <w:p>
-      <w:pPr>
-        <w:pStyle w:val="ListBullet"/>
-      </w:pPr>
-      <w:r>
-        <w:t>DiseaseQueryAgent is limited to DisGeNET + ClinicalTrials.gov; other sources require full pipeline re-run</w:t>
-      </w:r>
-    </w:p>
-    <w:p>
-      <w:pPr>
-        <w:pStyle w:val="ListBullet"/>
-      </w:pPr>
-      <w:r>
-        <w:t>Broad disease categories (e.g., "cancer") are capped at 200 disease IDs in the DiseaseQueryAgent to keep response times under 2 minutes</w:t>
-      </w:r>
-    </w:p>
-    <w:p>
-      <w:pPr>
-        <w:pStyle w:val="ListBullet"/>
-      </w:pPr>
-      <w:r>
-        <w:t>MeSH parser produces nodes only (no relationship data)</w:t>
-      </w:r>
-    </w:p>
-    <w:p>
-      <w:pPr>
-        <w:pStyle w:val="ListBullet"/>
-      </w:pPr>
-      <w:r>
-        <w:t>No automated scheduling — pipeline runs are manual</w:t>
-      </w:r>
-    </w:p>
-    <w:p>
-      <w:pPr>
-        <w:pStyle w:val="ListBullet"/>
-      </w:pPr>
-      <w:r>
-        <w:t>Web dashboard has no user authentication (local use only)</w:t>
-      </w:r>
-    </w:p>
-    <w:p>
-      <w:pPr>
-        <w:pStyle w:val="ListBullet"/>
-      </w:pPr>
-      <w:r>
-        <w:t>CTD chemical-to-drug matching is partial (~41% match rate due to MeSH ID coverage)</w:t>
-      </w:r>
-    </w:p>
-    <w:p>
-      <w:pPr>
-        <w:pStyle w:val="Heading2"/>
-      </w:pPr>
-      <w:r>
-        <w:t>Future Work</w:t>
-      </w:r>
-    </w:p>
-    <w:p>
-      <w:pPr>
-        <w:pStyle w:val="ListBullet"/>
-      </w:pPr>
-      <w:r>
-        <w:t>Machine learning models for link prediction and drug repurposing using the knowledge graph</w:t>
-      </w:r>
-    </w:p>
-    <w:p>
-      <w:pPr>
-        <w:pStyle w:val="ListBullet"/>
-      </w:pPr>
-      <w:r>
-        <w:t>Automated pipeline scheduling with change detection</w:t>
-      </w:r>
-    </w:p>
-    <w:p>
-      <w:pPr>
-        <w:pStyle w:val="ListBullet"/>
-      </w:pPr>
-      <w:r>
-        <w:t>Graph embedding generation (node2vec, TransE) for downstream ML tasks</w:t>
-      </w:r>
-    </w:p>
-    <w:p>
-      <w:pPr>
-        <w:pStyle w:val="ListBullet"/>
-      </w:pPr>
-      <w:r>
-        <w:t>Additional data sources (UniProt, IntAct, ChEMBL, FDA adverse events)</w:t>
-      </w:r>
-    </w:p>
-    <w:p>
-      <w:pPr>
-        <w:pStyle w:val="ListBullet"/>
-      </w:pPr>
-      <w:r>
-        <w:t>Multi-user web deployment with authentication</w:t>
-      </w:r>
-    </w:p>
-    <w:p>
-      <w:pPr>
-        <w:pStyle w:val="ListBullet"/>
-      </w:pPr>
-      <w:r>
-        <w:t>Graph versioning and diff tracking between pipeline runs</w:t>
-      </w:r>
-    </w:p>
     <w:sectPr>
       <w:pgSz w:w="12240" w:h="15840"/>
       <w:pgMar w:top="1440" w:right="1800" w:bottom="1440" w:left="1800" w:header="720" w:footer="720" w:gutter="0"/>
@@ -8237,31 +5113,31 @@
       </w:rPr>
     </w:lvl>
   </w:abstractNum>
-  <w:num w:numId="1" w16cid:durableId="35740990">
+  <w:num w:numId="1" w16cid:durableId="2082092730">
     <w:abstractNumId w:val="8"/>
   </w:num>
-  <w:num w:numId="2" w16cid:durableId="1877280275">
+  <w:num w:numId="2" w16cid:durableId="1236664621">
     <w:abstractNumId w:val="6"/>
   </w:num>
-  <w:num w:numId="3" w16cid:durableId="1297024186">
+  <w:num w:numId="3" w16cid:durableId="647712084">
     <w:abstractNumId w:val="5"/>
   </w:num>
-  <w:num w:numId="4" w16cid:durableId="1559706548">
+  <w:num w:numId="4" w16cid:durableId="116992613">
     <w:abstractNumId w:val="4"/>
   </w:num>
-  <w:num w:numId="5" w16cid:durableId="673336564">
+  <w:num w:numId="5" w16cid:durableId="1455446474">
     <w:abstractNumId w:val="7"/>
   </w:num>
-  <w:num w:numId="6" w16cid:durableId="851067378">
+  <w:num w:numId="6" w16cid:durableId="1716656961">
     <w:abstractNumId w:val="3"/>
   </w:num>
-  <w:num w:numId="7" w16cid:durableId="1505441112">
+  <w:num w:numId="7" w16cid:durableId="1559316636">
     <w:abstractNumId w:val="2"/>
   </w:num>
-  <w:num w:numId="8" w16cid:durableId="1564020088">
+  <w:num w:numId="8" w16cid:durableId="2001275913">
     <w:abstractNumId w:val="1"/>
   </w:num>
-  <w:num w:numId="9" w16cid:durableId="1611668038">
+  <w:num w:numId="9" w16cid:durableId="459954929">
     <w:abstractNumId w:val="0"/>
   </w:num>
 </w:numbering>
